--- a/static/post/mhtpdisadvantage/MHTP.docx
+++ b/static/post/mhtpdisadvantage/MHTP.docx
@@ -74,6 +74,54 @@
         <w:t xml:space="preserve">2025-05-29</w:t>
       </w:r>
     </w:p>
+    <w:p>
+      <w:pPr>
+        <w:pStyle w:val="AbstractTitle"/>
+      </w:pPr>
+      <w:r>
+        <w:t xml:space="preserve">Abstract</w:t>
+      </w:r>
+    </w:p>
+    <w:p>
+      <w:pPr>
+        <w:pStyle w:val="Abstract"/>
+      </w:pPr>
+      <w:r>
+        <w:t xml:space="preserve">Cohealth, a community health organisation serving inner-urban Melbourne, provides primary care to a population with a markedly higher prevalence of both high- and low- prevalence mental health conditions. Despite the high burden of mental illness, only 15.5% of eligible cohealth patients had an up-to-date general practitioner Mental Health Treatment Plan (MHTP), compared to 21.3% nationally. This paradox — high clinical need but low service uptake — prompts an investigation into the barriers to MHTP provision in this setting.</w:t>
+      </w:r>
+    </w:p>
+    <w:p>
+      <w:pPr>
+        <w:pStyle w:val="Abstract"/>
+      </w:pPr>
+      <w:r>
+        <w:t xml:space="preserve">Using clinical and billing data, this study explores factors affecting the delivery of MHTPs, including socioeconomic disadvantage (proxied by concession card status), illness severity (low- vs high-prevalence mental health disorders). Logistic regression analysis reveals that patients with a mental health condition and a concession card are less likely to be billed an MHTP than patients with a mental health condition and without a concession card. Patients with low-prevalence (and typically more severe or lifelong) mental health conditions were no more likely to be billed an MHTP than patients with a high-prevalence mental health conditions.</w:t>
+      </w:r>
+    </w:p>
+    <w:p>
+      <w:pPr>
+        <w:pStyle w:val="Abstract"/>
+      </w:pPr>
+      <w:r>
+        <w:t xml:space="preserve">By contrast, patients with a mental health condition and concession card were more likely to be billed a chronic disease management plan and tended to have higher rates of mental health consultations than a patient with a mental health condition and without a concession card. Patients with a low-prevalence condition were more likely to be billed a mental health consultation and tended to have rates of chronic disease management plan billing than patients with a high-prevalence condition.</w:t>
+      </w:r>
+    </w:p>
+    <w:p>
+      <w:pPr>
+        <w:pStyle w:val="Abstract"/>
+      </w:pPr>
+      <w:r>
+        <w:t xml:space="preserve">General practitioners may perceive limited utility in preparing MHTPs for patients unable to afford private psychological care due to high out-of-pocket costs. Patients with severe and persistent mental illness may instead access mental health care through alternative funding pathways that do not depend on an MHTP as a mechanism for care access.</w:t>
+      </w:r>
+    </w:p>
+    <w:p>
+      <w:pPr>
+        <w:pStyle w:val="Abstract"/>
+      </w:pPr>
+      <w:r>
+        <w:t xml:space="preserve">The findings raise questions about equity, access, and the appropriateness of MHTP billing as a proxy for mental health service provision in community health settings or other settings with high levels of patient complexity.</w:t>
+      </w:r>
+    </w:p>
     <w:bookmarkStart w:id="48" w:name="introduction"/>
     <w:p>
       <w:pPr>
@@ -126,12 +174,12 @@
       <w:r>
         <w:t xml:space="preserve"> </w:t>
       </w:r>
-      <w:hyperlink w:anchor="sec-appendix-mhtpeligible">
+      <w:hyperlink w:anchor="sec-appendix-mhtpgroups">
         <w:r>
           <w:rPr>
             <w:rStyle w:val="Hyperlink"/>
           </w:rPr>
-          <w:t xml:space="preserve">Section 6.1</w:t>
+          <w:t xml:space="preserve">Section 6.2</w:t>
         </w:r>
       </w:hyperlink>
       <w:r>
@@ -150,7 +198,7 @@
         <w:t xml:space="preserve"> </w:t>
       </w:r>
       <w:r>
-        <w:t xml:space="preserve">patient numbers were determined using PenCS) are with patients who have a recorded low-frequency mental health condition (schizophrenia or bipolar affective disorder) compared to the Australian general practice average of 0.5%</w:t>
+        <w:t xml:space="preserve">patient numbers were determined using PenCS) are with patients who have a recorded low-prevalence mental health condition (schizophrenia or bipolar affective disorder) compared to the Australian general practice average of 0.5%</w:t>
       </w:r>
       <w:r>
         <w:rPr>
@@ -632,7 +680,7 @@
         <w:pStyle w:val="BodyText"/>
       </w:pPr>
       <w:r>
-        <w:t xml:space="preserve">When asked, cohealth general practitioners suggested reasons which can be broadly summarised as:</w:t>
+        <w:t xml:space="preserve">cohealth general practitioners suggested the following reasons, broadly summarised as:</w:t>
       </w:r>
     </w:p>
     <w:p>
@@ -644,7 +692,7 @@
         </w:numPr>
       </w:pPr>
       <w:r>
-        <w:t xml:space="preserve">Some patients benefit more from mental health treatment plans than others</w:t>
+        <w:t xml:space="preserve">Some patients benefit more from mental health treatment plans than others.</w:t>
       </w:r>
     </w:p>
     <w:p>
@@ -656,7 +704,7 @@
         </w:numPr>
       </w:pPr>
       <w:r>
-        <w:t xml:space="preserve">Patients at cohealth, particularly those with lower socio-economic resources, might not enjoy as many benefits from mental health treatment plans as others</w:t>
+        <w:t xml:space="preserve">Patients at cohealth, particularly those with lower socio-economic resources, might not benefit from mental health treatment plans as much as patients with financial resources to pay for private psychological services.</w:t>
       </w:r>
     </w:p>
     <w:p>
@@ -668,7 +716,7 @@
         </w:numPr>
       </w:pPr>
       <w:r>
-        <w:t xml:space="preserve">Mental health treatment plans are cumbersome to prepare, particularly if the patient does not particularly benefit the preparation of a mental health treatment plan</w:t>
+        <w:t xml:space="preserve">Mental health treatment plans are cumbersome to prepare, particularly if the patient does not particularly benefit the preparation of a mental health treatment plan.</w:t>
       </w:r>
     </w:p>
     <w:p>
@@ -680,7 +728,7 @@
         </w:numPr>
       </w:pPr>
       <w:r>
-        <w:t xml:space="preserve">Patients with lower socio-economic resources or more severe mental health illness might have lower access to care. This includes access to third-party services, and might even include access to cohealth general practice (primary care) and other services.</w:t>
+        <w:t xml:space="preserve">Patients with lower socio-economic resources or more severe mental health illness might have generally lower access to care. This includes access to third-party services, and might even include access to cohealth general practice (primary care) and other services.</w:t>
       </w:r>
     </w:p>
     <w:p>
@@ -849,7 +897,7 @@
         </w:r>
       </w:hyperlink>
       <w:r>
-        <w:t xml:space="preserve">. However, increasing private psychologists charge fees in excess of the Medicare rebate for psychological services, resulting in a large</w:t>
+        <w:t xml:space="preserve">. However, many private psychologists charge fees in excess of the Medicare rebate for psychological services, resulting in a large</w:t>
       </w:r>
       <w:r>
         <w:t xml:space="preserve"> </w:t>
@@ -1054,7 +1102,7 @@
         </w:numPr>
       </w:pPr>
       <w:r>
-        <w:t xml:space="preserve">Are patients with higher-need mental health conditions, e.g. low-frequency disorders (schizophrenia and bipolar affective disorder) more or less likely to have a mental health treatment plan billed?</w:t>
+        <w:t xml:space="preserve">Are patients with higher-need mental health conditions, e.g. low-prevalence disorders (schizophrenia and bipolar affective disorder) more or less likely to have a mental health treatment plan billed?</w:t>
       </w:r>
     </w:p>
     <w:p>
@@ -1066,7 +1114,7 @@
         </w:numPr>
       </w:pPr>
       <w:r>
-        <w:t xml:space="preserve">MHTPs may be perceived to have burdensome time and documentation requirements. Other mental health-related MBS service items may not have as burdensome time and documentation requirements as MHTPs. Are mental health MBS service items with less burdensome requirements more or less commonly used for patients with limited financial resources or those with low-frequency mental health disorders?</w:t>
+        <w:t xml:space="preserve">MHTPs may be perceived to have burdensome time and documentation requirements. Other mental health-related MBS service items may not have as burdensome time and documentation requirements as MHTPs. Are mental health MBS service items with less burdensome requirements more or less commonly used for patients with limited financial resources or those with low-prevalence mental health disorders?</w:t>
       </w:r>
     </w:p>
     <w:p>
@@ -1133,7 +1181,7 @@
         <w:t xml:space="preserve"> </w:t>
       </w:r>
       <w:r>
-        <w:t xml:space="preserve">website). However, none of the practice sites (Kensington, Paisley St, Laverton, Fitzroy and Collingwood) had claimed any of these MBS items in the year prior to 1 May 2025.</w:t>
+        <w:t xml:space="preserve">website). However, none of the practice sites (Kensington, Paisley St, Laverton, Fitzroy and Collingwood) had claimed any of the FPS MBS items in the year prior to 1 May 2025.</w:t>
       </w:r>
     </w:p>
     <w:p>
@@ -1145,7 +1193,7 @@
         </w:numPr>
       </w:pPr>
       <w:r>
-        <w:t xml:space="preserve">If patients living with mental health conditions and low socio-economic resources or low-frequency mental conditions have difficulty with access or provision of co-ordinated care from cohealth general practitioners, they might also receive less care planning for other (e.g. physical) conditions.</w:t>
+        <w:t xml:space="preserve">If patients living with mental health conditions and low socio-economic resources or low-prevalence mental conditions have difficulty with access or provision of co-ordinated care from cohealth general practitioners, they might also receive less care planning for other (e.g. physical) conditions.</w:t>
       </w:r>
     </w:p>
     <w:p>
@@ -1214,7 +1262,7 @@
       </w:r>
     </w:p>
     <w:bookmarkEnd w:id="68"/>
-    <w:bookmarkStart w:id="81" w:name="method"/>
+    <w:bookmarkStart w:id="84" w:name="method"/>
     <w:p>
       <w:pPr>
         <w:pStyle w:val="Heading2"/>
@@ -1223,7 +1271,7 @@
         <w:t xml:space="preserve">3 Method</w:t>
       </w:r>
     </w:p>
-    <w:bookmarkStart w:id="69" w:name="mental-health-treatment-plans"/>
+    <w:bookmarkStart w:id="71" w:name="mental-health-treatment-plans"/>
     <w:p>
       <w:pPr>
         <w:pStyle w:val="Heading3"/>
@@ -1251,11 +1299,32 @@
         </w:numPr>
       </w:pPr>
       <w:r>
-        <w:t xml:space="preserve">Mental health conditions can be broadly divided into low- and high- frequency mental health conditions. High-frequency mental health conditions are the common mental health conditions such as anxiety and depression. Low-frequency mental health conditions are the less common, and often more serious and lifelong conditions, of schizophrenia and bipolar affective disorder. Patients with schizophrenia and bipolar affective disorder can benefit from psychological therapies. If mental health treatment plans were done on the basis of need, it would be expected that more patients with low-prevalence conditions would have mental health treatment plans compared to patients with high-prevalence mental health conditions.</w:t>
+        <w:t xml:space="preserve">Mental health conditions can be broadly divided into low- and high- prevalence mental health conditions. High-prevalence mental health conditions are the common mental health conditions such as anxiety and depression. Low-prevalence mental health conditions are the less common, and often lifelong conditions, of schizophrenia and bipolar affective disorder. Low-prevalence mental health conditions often have a substantial impact on individuals and their family, requiring extensive support</w:t>
+      </w:r>
+      <w:r>
+        <w:rPr>
+          <w:rStyle w:val="FootnoteReference"/>
+        </w:rPr>
+        <w:footnoteReference w:id="69"/>
+      </w:r>
+      <w:r>
+        <w:t xml:space="preserve">. Patients with schizophrenia and bipolar affective disorder can benefit from psychological therapies. If mental health treatment plans were done on the basis of need, it would be expected that more patients with low-prevalence conditions would have mental health treatment plans compared to patients with high-prevalence mental health conditions.</w:t>
       </w:r>
     </w:p>
-    <w:bookmarkEnd w:id="69"/>
-    <w:bookmarkStart w:id="72" w:name="mental-health-consultation-mbs-item-2713"/>
+    <w:p>
+      <w:pPr>
+        <w:pStyle w:val="FirstParagraph"/>
+      </w:pPr>
+      <w:r>
+        <w:rPr>
+          <w:i/>
+          <w:iCs/>
+        </w:rPr>
+        <w:t xml:space="preserve">Are concession card holders, or patients living with low-prevalence mental health disorders, billed the mental health treatment plans (MHTP) the same, more, or less than patients without concession card holders at cohealth clinics?</w:t>
+      </w:r>
+    </w:p>
+    <w:bookmarkEnd w:id="71"/>
+    <w:bookmarkStart w:id="75" w:name="mental-health-consultation-mbs-item-2713"/>
     <w:p>
       <w:pPr>
         <w:pStyle w:val="Heading3"/>
@@ -1462,7 +1531,7 @@
         <w:rPr>
           <w:rStyle w:val="FootnoteReference"/>
         </w:rPr>
-        <w:footnoteReference w:id="70"/>
+        <w:footnoteReference w:id="72"/>
       </w:r>
       <w:r>
         <w:t xml:space="preserve">.</w:t>
@@ -1489,19 +1558,16 @@
         <w:t xml:space="preserve"> </w:t>
       </w:r>
       <w:r>
-        <w:t xml:space="preserve">claim an item 2713. One possible reason is because item 2713 - depending on the duration and content of the consult - can sometimes be</w:t>
-      </w:r>
-      <w:r>
-        <w:t xml:space="preserve"> </w:t>
-      </w:r>
-      <w:r>
-        <w:t xml:space="preserve">‘co-billed’</w:t>
-      </w:r>
-      <w:r>
-        <w:t xml:space="preserve"> </w:t>
-      </w:r>
-      <w:r>
-        <w:t xml:space="preserve">with a standard consult item (such as level B or C consult).</w:t>
+        <w:t xml:space="preserve">claim an item 2713</w:t>
+      </w:r>
+      <w:r>
+        <w:rPr>
+          <w:rStyle w:val="FootnoteReference"/>
+        </w:rPr>
+        <w:footnoteReference w:id="74"/>
+      </w:r>
+      <w:r>
+        <w:t xml:space="preserve">.</w:t>
       </w:r>
     </w:p>
     <w:p>
@@ -1513,7 +1579,7 @@
           <w:i/>
           <w:iCs/>
         </w:rPr>
-        <w:t xml:space="preserve">Are concession card holders, or patients living with low-frequency mental health disorders, billed the general practice mental health item</w:t>
+        <w:t xml:space="preserve">Are concession card holders, or patients living with low-prevalence mental health disorders, billed the general practice mental health item</w:t>
       </w:r>
       <w:r>
         <w:rPr>
@@ -1527,7 +1593,7 @@
           <w:i/>
           <w:iCs/>
         </w:rPr>
-        <w:t xml:space="preserve">‘2713’</w:t>
+        <w:t xml:space="preserve">‘MBS Item 2713’</w:t>
       </w:r>
       <w:r>
         <w:rPr>
@@ -1544,8 +1610,8 @@
         <w:t xml:space="preserve">the same, more, or less than patients without concession card holders at cohealth clinics?</w:t>
       </w:r>
     </w:p>
-    <w:bookmarkEnd w:id="72"/>
-    <w:bookmarkStart w:id="73" w:name="X44eef03e3ab79df54720ddd8e5338172e20f3a5"/>
+    <w:bookmarkEnd w:id="75"/>
+    <w:bookmarkStart w:id="76" w:name="X44eef03e3ab79df54720ddd8e5338172e20f3a5"/>
     <w:p>
       <w:pPr>
         <w:pStyle w:val="Heading3"/>
@@ -1582,11 +1648,51 @@
         </w:r>
       </w:hyperlink>
       <w:r>
-        <w:t xml:space="preserve">. Chronic disease management plans are for the purpose of planning, setting goals, coordinating and reviewing an ongoing chronic condition (present for more than six months or expected to be present for more than six months). People living with mental health conditions, particularly low-frequency mental health conditions and those living with socio-economic disadvantage are more likely to live with both chronic health conditions and experience disability as the result of those conditions.</w:t>
+        <w:t xml:space="preserve">. Chronic disease management plans are for the purpose of planning, setting goals, coordinating and reviewing an ongoing chronic condition (present for more than six months or expected to be present for more than six months). People living with mental health conditions, particularly low-prevalence mental health conditions and those living with socio-economic disadvantage are more likely to live with chronic health conditions and experience disability as the result of those conditions.</w:t>
       </w:r>
     </w:p>
-    <w:bookmarkEnd w:id="73"/>
-    <w:bookmarkStart w:id="80" w:name="data-gathering-and-analysis"/>
+    <w:p>
+      <w:pPr>
+        <w:pStyle w:val="BodyText"/>
+      </w:pPr>
+      <w:r>
+        <w:rPr>
+          <w:i/>
+          <w:iCs/>
+        </w:rPr>
+        <w:t xml:space="preserve">Are concession card holders, or patients living with low-prevalence mental health disorders, billed chronic disease management plans</w:t>
+      </w:r>
+      <w:r>
+        <w:rPr>
+          <w:i/>
+          <w:iCs/>
+        </w:rPr>
+        <w:t xml:space="preserve"> </w:t>
+      </w:r>
+      <w:r>
+        <w:rPr>
+          <w:i/>
+          <w:iCs/>
+        </w:rPr>
+        <w:t xml:space="preserve">‘MBS item 721’</w:t>
+      </w:r>
+      <w:r>
+        <w:rPr>
+          <w:i/>
+          <w:iCs/>
+        </w:rPr>
+        <w:t xml:space="preserve"> </w:t>
+      </w:r>
+      <w:r>
+        <w:rPr>
+          <w:i/>
+          <w:iCs/>
+        </w:rPr>
+        <w:t xml:space="preserve">the same, more, or less than patients without concession card holders at cohealth clinics?</w:t>
+      </w:r>
+    </w:p>
+    <w:bookmarkEnd w:id="76"/>
+    <w:bookmarkStart w:id="83" w:name="data-gathering-and-analysis"/>
     <w:p>
       <w:pPr>
         <w:pStyle w:val="Heading3"/>
@@ -1600,7 +1706,7 @@
         <w:pStyle w:val="FirstParagraph"/>
       </w:pPr>
       <w:r>
-        <w:t xml:space="preserve">The number of mental health treatment plan (MHTP) eligible and active patients at coHealth who were billed MHTPs, mental health consult items (MBS item 2713) or chronic disease management plans (MBS item 721) in the previous twelve months were counted using PenCS, for the one year up to 1st May 2025 (for details of the extraction procedure using PenCS, see</w:t>
+        <w:t xml:space="preserve">The number of active patients at coHealth living with mental health conditions, who were billed MHTPs, mental health consult items (MBS item 2713) or chronic disease management plans (MBS item 721) in the previous twelve months (up to 1st May 2025) were counted using PenCS (for details of the extraction procedure using PenCS, see</w:t>
       </w:r>
       <w:r>
         <w:t xml:space="preserve"> </w:t>
@@ -1639,7 +1745,7 @@
       <w:r>
         <w:t xml:space="preserve"> </w:t>
       </w:r>
-      <w:hyperlink r:id="rId74">
+      <w:hyperlink r:id="rId77">
         <w:r>
           <w:rPr>
             <w:rStyle w:val="Hyperlink"/>
@@ -1654,16 +1760,24 @@
         <w:rPr>
           <w:rStyle w:val="FootnoteReference"/>
         </w:rPr>
-        <w:footnoteReference w:id="75"/>
-      </w:r>
-      <w:r>
-        <w:t xml:space="preserve">. Source code can be viewed on www.github.com/DavidPatShuiFong</w:t>
+        <w:footnoteReference w:id="78"/>
+      </w:r>
+      <w:r>
+        <w:t xml:space="preserve">. Clinic location was used as a random effect because clinicians, support staff (e.g. mental health nurses) availability, and potentially workplace cultures are expected to be different at each clinic site. Some clinic sites are relatively close together geographically, but other sites are located in geographically distinct communities.</w:t>
+      </w:r>
+    </w:p>
+    <w:p>
+      <w:pPr>
+        <w:pStyle w:val="BodyText"/>
+      </w:pPr>
+      <w:r>
+        <w:t xml:space="preserve">Source code can be viewed on www.github.com/DavidPatShuiFong</w:t>
       </w:r>
       <w:r>
         <w:rPr>
           <w:rStyle w:val="FootnoteReference"/>
         </w:rPr>
-        <w:footnoteReference w:id="76"/>
+        <w:footnoteReference w:id="79"/>
       </w:r>
       <w:r>
         <w:t xml:space="preserve"> </w:t>
@@ -1675,15 +1789,15 @@
         <w:rPr>
           <w:rStyle w:val="FootnoteReference"/>
         </w:rPr>
-        <w:footnoteReference w:id="78"/>
+        <w:footnoteReference w:id="81"/>
       </w:r>
       <w:r>
         <w:t xml:space="preserve">.</w:t>
       </w:r>
     </w:p>
-    <w:bookmarkEnd w:id="80"/>
-    <w:bookmarkEnd w:id="81"/>
-    <w:bookmarkStart w:id="102" w:name="results"/>
+    <w:bookmarkEnd w:id="83"/>
+    <w:bookmarkEnd w:id="84"/>
+    <w:bookmarkStart w:id="105" w:name="results"/>
     <w:p>
       <w:pPr>
         <w:pStyle w:val="Heading2"/>
@@ -1705,7 +1819,7 @@
       <w:tr>
         <w:tc>
           <w:tcPr/>
-          <w:bookmarkStart w:id="82" w:name="table-tableone"/>
+          <w:bookmarkStart w:id="85" w:name="table-tableone"/>
           <w:tbl xmlns:w="http://schemas.openxmlformats.org/wordprocessingml/2006/main" xmlns:r="http://schemas.openxmlformats.org/officeDocument/2006/relationships" xmlns:w14="http://schemas.microsoft.com/office/word/2010/wordml" xmlns:wp="http://schemas.openxmlformats.org/drawingml/2006/wordprocessingDrawing" xmlns:a="http://schemas.openxmlformats.org/drawingml/2006/main" xmlns:pic="http://schemas.openxmlformats.org/drawingml/2006/picture">
             <w:tblPr>
               <w:tblLayout w:type="fixed"/>
@@ -5636,10 +5750,10 @@
               <w:pStyle w:val="ImageCaption"/>
             </w:pPr>
             <w:r>
-              <w:t xml:space="preserve">Table 1: Mental health treatment plans (claimed in the previous twelve months), concession card status and High- vs Low- frequency mental health conditions.</w:t>
+              <w:t xml:space="preserve">Table 1: Mental health treatment plans (claimed in the previous twelve months), concession card status and High- vs Low- prevalence mental health conditions.</w:t>
             </w:r>
           </w:p>
-          <w:bookmarkEnd w:id="82"/>
+          <w:bookmarkEnd w:id="85"/>
         </w:tc>
       </w:tr>
     </w:tbl>
@@ -5648,7 +5762,7 @@
         <w:pStyle w:val="BodyText"/>
       </w:pPr>
       <w:r>
-        <w:t xml:space="preserve">A lower proportion of concession card holders (with either high-prevalence or low-prevalence mental health conditions) were billed a mental health treatment plans in the previous year compared to those without a concession card (11.8% vs 16.7%, Odds ratio 0.664, p = 0.004). The proportion of people with low-frequency mental health conditions were billed a mental health treatment plans in the previous year was similar, if lower, to those with high-frequency conditions (11.7% vs 13.0%, Odds ratio 0.910, p = 0.543).</w:t>
+        <w:t xml:space="preserve">A lower proportion of concession card holders (with either high-prevalence or low-prevalence mental health conditions) were billed a mental health treatment plans in the previous year compared to those without a concession card (11.8% vs 16.7%, Odds ratio 0.664, p = 0.004). The proportion of people with low-prevalence mental health conditions were billed a mental health treatment plans in the previous year was similar, if lower, to those with high-prevalence conditions (11.7% vs 13.0%, Odds ratio 0.910, p = 0.543).</w:t>
       </w:r>
     </w:p>
     <w:p>
@@ -5656,7 +5770,7 @@
         <w:pStyle w:val="BodyText"/>
       </w:pPr>
       <w:r>
-        <w:t xml:space="preserve">Relatively few patients are billed mental health GP consults (item 2713), far fewer than those who are billed for mental health treatment plans. A higher proportion of concession cards holders were billed a mental health GP consult (item 2713) in the previous year more than those without a concession card (5.7% vs 6.5%, Odds ratio 1.329, p = 0.193), though the difference is not statistically significant. A higher proportion of people with low-frequency conditions were billed a mental health GP consult (item 2713) in the previous year than those with a high-frequency condition (10.9% vs 6.5%, Odds ratio 1.685, p = 0.002)</w:t>
+        <w:t xml:space="preserve">Relatively few patients are billed mental health GP consults (item 2713), far fewer than those who are billed for mental health treatment plans. A higher proportion of concession cards holders were billed a mental health GP consult (item 2713) in the previous year more than those without a concession card (5.7% vs 6.5%, Odds ratio 1.329, p = 0.193), though the difference is not statistically significant. A higher proportion of people with low-prevalence conditions were billed a mental health GP consult (item 2713) in the previous year than those with a high-prevalence condition (10.9% vs 6.5%, Odds ratio 1.685, p = 0.002)</w:t>
       </w:r>
     </w:p>
     <w:p>
@@ -5664,7 +5778,7 @@
         <w:pStyle w:val="BodyText"/>
       </w:pPr>
       <w:r>
-        <w:t xml:space="preserve">A higher proportion of concession card holders were billed with a chronic disease management plan (item 721) in the previous year than those without a concession card (31.6% vs 21.6%, Odds ratio 1.779, p&lt;0.001). A higher proportion of patients with patients with low-frequency mental health conditions were billed a chronic disease management plan in the previous year than those with a high-frequency mental health condition (33.9% vs 28.6%, Odds ratio = 1.227, p=0.059), though the result is not statistically significant at the 5% level.</w:t>
+        <w:t xml:space="preserve">A higher proportion of concession card holders were billed with a chronic disease management plan (item 721) in the previous year than those without a concession card (31.6% vs 21.6%, Odds ratio 1.779, p&lt;0.001). A higher proportion of patients with patients with low-prevalence mental health conditions were billed a chronic disease management plan in the previous year than those with a high-prevalence mental health condition (33.9% vs 28.6%, Odds ratio = 1.227, p=0.059), though the result is not statistically significant at the 5% level.</w:t>
       </w:r>
     </w:p>
     <w:tbl>
@@ -5680,7 +5794,7 @@
       <w:tr>
         <w:tc>
           <w:tcPr/>
-          <w:bookmarkStart w:id="83" w:name="table-mbs_concession"/>
+          <w:bookmarkStart w:id="86" w:name="table-mbs_concession"/>
           <w:tbl xmlns:w="http://schemas.openxmlformats.org/wordprocessingml/2006/main" xmlns:r="http://schemas.openxmlformats.org/officeDocument/2006/relationships" xmlns:w14="http://schemas.microsoft.com/office/word/2010/wordml" xmlns:wp="http://schemas.openxmlformats.org/drawingml/2006/wordprocessingDrawing" xmlns:a="http://schemas.openxmlformats.org/drawingml/2006/main" xmlns:pic="http://schemas.openxmlformats.org/drawingml/2006/picture">
             <w:tblPr>
               <w:tblLayout w:type="fixed"/>
@@ -7434,7 +7548,7 @@
               <w:t xml:space="preserve">Table 2: MBS items by concession card status</w:t>
             </w:r>
           </w:p>
-          <w:bookmarkEnd w:id="83"/>
+          <w:bookmarkEnd w:id="86"/>
         </w:tc>
       </w:tr>
     </w:tbl>
@@ -7459,7 +7573,7 @@
       <w:tr>
         <w:tc>
           <w:tcPr/>
-          <w:bookmarkStart w:id="84" w:name="table-mbs_condition"/>
+          <w:bookmarkStart w:id="87" w:name="table-mbs_condition"/>
           <w:tbl xmlns:w="http://schemas.openxmlformats.org/wordprocessingml/2006/main" xmlns:r="http://schemas.openxmlformats.org/officeDocument/2006/relationships" xmlns:w14="http://schemas.microsoft.com/office/word/2010/wordml" xmlns:wp="http://schemas.openxmlformats.org/drawingml/2006/wordprocessingDrawing" xmlns:a="http://schemas.openxmlformats.org/drawingml/2006/main" xmlns:pic="http://schemas.openxmlformats.org/drawingml/2006/picture">
             <w:tblPr>
               <w:tblLayout w:type="fixed"/>
@@ -9213,7 +9327,7 @@
               <w:t xml:space="preserve">Table 3: MBS items by high- and low- prevalence mental health conditions</w:t>
             </w:r>
           </w:p>
-          <w:bookmarkEnd w:id="84"/>
+          <w:bookmarkEnd w:id="87"/>
         </w:tc>
       </w:tr>
     </w:tbl>
@@ -9238,7 +9352,7 @@
       <w:tr>
         <w:tc>
           <w:tcPr/>
-          <w:bookmarkStart w:id="88" w:name="figure-mhtp_effects"/>
+          <w:bookmarkStart w:id="91" w:name="figure-mhtp_effects"/>
           <w:p>
             <w:pPr>
               <w:jc w:val="center"/>
@@ -9248,18 +9362,18 @@
                 <wp:inline>
                   <wp:extent cx="4620126" cy="3696101"/>
                   <wp:effectExtent b="0" l="0" r="0" t="0"/>
-                  <wp:docPr descr="" title="" id="86" name="Picture"/>
+                  <wp:docPr descr="" title="" id="89" name="Picture"/>
                   <a:graphic>
                     <a:graphicData uri="http://schemas.openxmlformats.org/drawingml/2006/picture">
                       <pic:pic>
                         <pic:nvPicPr>
-                          <pic:cNvPr descr="MHTP_files/figure-docx/effects_plot_mhtp-1.png" id="87" name="Picture"/>
+                          <pic:cNvPr descr="MHTP_files/figure-docx/effects_plot_mhtp-1.png" id="90" name="Picture"/>
                           <pic:cNvPicPr>
                             <a:picLocks noChangeArrowheads="1" noChangeAspect="1"/>
                           </pic:cNvPicPr>
                         </pic:nvPicPr>
                         <pic:blipFill>
-                          <a:blip r:embed="rId85"/>
+                          <a:blip r:embed="rId88"/>
                           <a:stretch>
                             <a:fillRect/>
                           </a:stretch>
@@ -9296,10 +9410,10 @@
               <w:pStyle w:val="ImageCaption"/>
             </w:pPr>
             <w:r>
-              <w:t xml:space="preserve">Figure 3: Relationship between Mental Health Treatment Plan (MHTP) billing and concession card status or low- vs high- frequency mental health condition</w:t>
+              <w:t xml:space="preserve">Figure 3: Relationship between Mental Health Treatment Plan (MHTP) billing and concession card status or low- vs high- prevalence mental health condition</w:t>
             </w:r>
           </w:p>
-          <w:bookmarkEnd w:id="88"/>
+          <w:bookmarkEnd w:id="91"/>
         </w:tc>
       </w:tr>
     </w:tbl>
@@ -9324,7 +9438,7 @@
       <w:tr>
         <w:tc>
           <w:tcPr/>
-          <w:bookmarkStart w:id="92" w:name="figure-mh2713_effects"/>
+          <w:bookmarkStart w:id="95" w:name="figure-mh2713_effects"/>
           <w:p>
             <w:pPr>
               <w:jc w:val="center"/>
@@ -9334,18 +9448,18 @@
                 <wp:inline>
                   <wp:extent cx="4620126" cy="3696101"/>
                   <wp:effectExtent b="0" l="0" r="0" t="0"/>
-                  <wp:docPr descr="" title="" id="90" name="Picture"/>
+                  <wp:docPr descr="" title="" id="93" name="Picture"/>
                   <a:graphic>
                     <a:graphicData uri="http://schemas.openxmlformats.org/drawingml/2006/picture">
                       <pic:pic>
                         <pic:nvPicPr>
-                          <pic:cNvPr descr="MHTP_files/figure-docx/effects_plot_mh2713-1.png" id="91" name="Picture"/>
+                          <pic:cNvPr descr="MHTP_files/figure-docx/effects_plot_mh2713-1.png" id="94" name="Picture"/>
                           <pic:cNvPicPr>
                             <a:picLocks noChangeArrowheads="1" noChangeAspect="1"/>
                           </pic:cNvPicPr>
                         </pic:nvPicPr>
                         <pic:blipFill>
-                          <a:blip r:embed="rId89"/>
+                          <a:blip r:embed="rId92"/>
                           <a:stretch>
                             <a:fillRect/>
                           </a:stretch>
@@ -9382,10 +9496,10 @@
               <w:pStyle w:val="ImageCaption"/>
             </w:pPr>
             <w:r>
-              <w:t xml:space="preserve">Figure 4: Relationship between GP mental health consultation (MBS item 2713) billing and concession card status or low- vs high- frequency mental health condition</w:t>
+              <w:t xml:space="preserve">Figure 4: Relationship between GP mental health consultation (MBS item 2713) billing and concession card status or low- vs high- prevalence mental health condition</w:t>
             </w:r>
           </w:p>
-          <w:bookmarkEnd w:id="92"/>
+          <w:bookmarkEnd w:id="95"/>
         </w:tc>
       </w:tr>
     </w:tbl>
@@ -9410,7 +9524,7 @@
       <w:tr>
         <w:tc>
           <w:tcPr/>
-          <w:bookmarkStart w:id="96" w:name="figure-gpmp-effects"/>
+          <w:bookmarkStart w:id="99" w:name="figure-gpmp-effects"/>
           <w:p>
             <w:pPr>
               <w:jc w:val="center"/>
@@ -9420,18 +9534,18 @@
                 <wp:inline>
                   <wp:extent cx="4620126" cy="3696101"/>
                   <wp:effectExtent b="0" l="0" r="0" t="0"/>
-                  <wp:docPr descr="" title="" id="94" name="Picture"/>
+                  <wp:docPr descr="" title="" id="97" name="Picture"/>
                   <a:graphic>
                     <a:graphicData uri="http://schemas.openxmlformats.org/drawingml/2006/picture">
                       <pic:pic>
                         <pic:nvPicPr>
-                          <pic:cNvPr descr="MHTP_files/figure-docx/effects_plot_gpmp-1.png" id="95" name="Picture"/>
+                          <pic:cNvPr descr="MHTP_files/figure-docx/effects_plot_gpmp-1.png" id="98" name="Picture"/>
                           <pic:cNvPicPr>
                             <a:picLocks noChangeArrowheads="1" noChangeAspect="1"/>
                           </pic:cNvPicPr>
                         </pic:nvPicPr>
                         <pic:blipFill>
-                          <a:blip r:embed="rId93"/>
+                          <a:blip r:embed="rId96"/>
                           <a:stretch>
                             <a:fillRect/>
                           </a:stretch>
@@ -9468,10 +9582,10 @@
               <w:pStyle w:val="ImageCaption"/>
             </w:pPr>
             <w:r>
-              <w:t xml:space="preserve">Figure 5: Relationship between GP chronic disease management plan (MBS item 721) billing and concession card status or low- vs high- frequency mental health condition</w:t>
+              <w:t xml:space="preserve">Figure 5: Relationship between GP chronic disease management plan (MBS item 721) billing and concession card status or low- vs high- prevalence mental health condition</w:t>
             </w:r>
           </w:p>
-          <w:bookmarkEnd w:id="96"/>
+          <w:bookmarkEnd w:id="99"/>
         </w:tc>
       </w:tr>
     </w:tbl>
@@ -9496,7 +9610,7 @@
       <w:tr>
         <w:tc>
           <w:tcPr/>
-          <w:bookmarkStart w:id="97" w:name="table-logistic"/>
+          <w:bookmarkStart w:id="100" w:name="table-logistic"/>
           <w:tbl xmlns:w="http://schemas.openxmlformats.org/wordprocessingml/2006/main" xmlns:r="http://schemas.openxmlformats.org/officeDocument/2006/relationships" xmlns:w14="http://schemas.microsoft.com/office/word/2010/wordml" xmlns:wp="http://schemas.openxmlformats.org/drawingml/2006/wordprocessingDrawing" xmlns:a="http://schemas.openxmlformats.org/drawingml/2006/main" xmlns:pic="http://schemas.openxmlformats.org/drawingml/2006/picture">
             <w:tblPr>
               <w:tblLayout w:type="fixed"/>
@@ -11365,7 +11479,7 @@
                       <w:szCs w:val="16"/>
                       <w:color w:val="000000"/>
                     </w:rPr>
-                    <w:t xml:space="preserve">Low-frequency condition</w:t>
+                    <w:t xml:space="preserve">Low-prevalence condition</w:t>
                   </w:r>
                 </w:p>
               </w:tc>
@@ -16119,7 +16233,7 @@
               <w:t xml:space="preserve">Table 4: Logistic model, MBS items by concession status and mental health condition</w:t>
             </w:r>
           </w:p>
-          <w:bookmarkEnd w:id="97"/>
+          <w:bookmarkEnd w:id="100"/>
         </w:tc>
       </w:tr>
     </w:tbl>
@@ -16144,7 +16258,7 @@
       <w:tr>
         <w:tc>
           <w:tcPr/>
-          <w:bookmarkStart w:id="101" w:name="figure-oddsratio"/>
+          <w:bookmarkStart w:id="104" w:name="figure-oddsratio"/>
           <w:p>
             <w:pPr>
               <w:jc w:val="center"/>
@@ -16154,18 +16268,18 @@
                 <wp:inline>
                   <wp:extent cx="4620126" cy="3696101"/>
                   <wp:effectExtent b="0" l="0" r="0" t="0"/>
-                  <wp:docPr descr="" title="" id="99" name="Picture"/>
+                  <wp:docPr descr="" title="" id="102" name="Picture"/>
                   <a:graphic>
                     <a:graphicData uri="http://schemas.openxmlformats.org/drawingml/2006/picture">
                       <pic:pic>
                         <pic:nvPicPr>
-                          <pic:cNvPr descr="MHTP_files/figure-docx/unnamed-chunk-8-1.png" id="100" name="Picture"/>
+                          <pic:cNvPr descr="MHTP_files/figure-docx/unnamed-chunk-8-1.png" id="103" name="Picture"/>
                           <pic:cNvPicPr>
                             <a:picLocks noChangeArrowheads="1" noChangeAspect="1"/>
                           </pic:cNvPicPr>
                         </pic:nvPicPr>
                         <pic:blipFill>
-                          <a:blip r:embed="rId98"/>
+                          <a:blip r:embed="rId101"/>
                           <a:stretch>
                             <a:fillRect/>
                           </a:stretch>
@@ -16202,15 +16316,15 @@
               <w:pStyle w:val="ImageCaption"/>
             </w:pPr>
             <w:r>
-              <w:t xml:space="preserve">Figure 6: MHTP, MH2713 and GPMP billed in previous twelve months compared to concession and low- vs high- frequency mental health condition status. Odds ratio estimates.</w:t>
+              <w:t xml:space="preserve">Figure 6: MHTP, MH2713 and GPMP billed in previous twelve months compared to concession and low- vs high- prevalence mental health condition status. Odds ratio estimates.</w:t>
             </w:r>
           </w:p>
-          <w:bookmarkEnd w:id="101"/>
+          <w:bookmarkEnd w:id="104"/>
         </w:tc>
       </w:tr>
     </w:tbl>
-    <w:bookmarkEnd w:id="102"/>
-    <w:bookmarkStart w:id="110" w:name="discussion"/>
+    <w:bookmarkEnd w:id="105"/>
+    <w:bookmarkStart w:id="115" w:name="discussion"/>
     <w:p>
       <w:pPr>
         <w:pStyle w:val="Heading2"/>
@@ -16224,7 +16338,7 @@
         <w:pStyle w:val="FirstParagraph"/>
       </w:pPr>
       <w:r>
-        <w:t xml:space="preserve">A relatively high proportion of coHealth patients have high-frequency and low-frequency mental health conditions</w:t>
+        <w:t xml:space="preserve">A relatively high proportion of coHealth patients have high-prevalence and low-prevalence mental health conditions, but relatively few patients at coHealth with mental health conditions have had a recent billed mental health care plan (MHTP). Significantly fewer patients living with a mental health condition and who have a health concession card have had a MHTP compared to patients living with a mental health condition and who do not have a concession card. This suggests that socio-economic factors have a role in determining MHTP creation and billing. Patients with low-prevalence conditions are no more likely to have an MHTP than patients with high-prevalence conditions, although it is expected that low-prevalence conditions are often more severe and lifelong.</w:t>
       </w:r>
     </w:p>
     <w:p>
@@ -16232,7 +16346,7 @@
         <w:pStyle w:val="BodyText"/>
       </w:pPr>
       <w:r>
-        <w:t xml:space="preserve">Relatively few patients at coHealth with mental health conditions have had a recent billed mental health care plan.</w:t>
+        <w:t xml:space="preserve">Low MHTP billing may reflect low patient demand or need or awareness of mental health treatment plans and/or access to private psychology services. However, patients with mental health conditions and concession cards were no less likely to have mental health consultations with the general practitioner or chronic disease management plans compared to patients without concession cards. Likewise, patients with low-prevalence mental health disorders were no less likely to have mental health consultations with the general practitioner or chronic disease management plans than patients with high-prevalence disorders. This suggests that identified needs exist and are catered for patients with concession cards or low-prevalence conditions, just not with an MHTP.</w:t>
       </w:r>
     </w:p>
     <w:p>
@@ -16240,7 +16354,7 @@
         <w:pStyle w:val="BodyText"/>
       </w:pPr>
       <w:r>
-        <w:t xml:space="preserve">Low MHCP billing may reflect low patient demand or awareness of mental health care plans and/or access to private psychology services.</w:t>
+        <w:t xml:space="preserve">Barriers to doing an using an MHTP for patients with concession cards or low-prevalence mental health conditions may be due to the cost of accessing psychological services through an MHTP and the burden of creating an MHTP.</w:t>
       </w:r>
     </w:p>
     <w:p>
@@ -16248,7 +16362,7 @@
         <w:pStyle w:val="BodyText"/>
       </w:pPr>
       <w:r>
-        <w:t xml:space="preserve">Low access to psychology services may be related to patients having relatively few resources (</w:t>
+        <w:t xml:space="preserve">Low access to psychology services via MHTP may be related to patients having relatively few resources (</w:t>
       </w:r>
       <w:r>
         <w:t xml:space="preserve">‘inverse care law’</w:t>
@@ -16257,7 +16371,7 @@
         <w:rPr>
           <w:rStyle w:val="FootnoteReference"/>
         </w:rPr>
-        <w:footnoteReference w:id="103"/>
+        <w:footnoteReference w:id="106"/>
       </w:r>
       <w:r>
         <w:t xml:space="preserve">) e.g. pensioners and health care card holders. Barriers to access for those with the least resources but greater needs applies not only to mental health services, but also to other Medicare-funded allied health services</w:t>
@@ -16266,74 +16380,112 @@
         <w:rPr>
           <w:rStyle w:val="FootnoteReference"/>
         </w:rPr>
-        <w:footnoteReference w:id="105"/>
+        <w:footnoteReference w:id="108"/>
       </w:r>
       <w:r>
         <w:t xml:space="preserve">.</w:t>
       </w:r>
     </w:p>
+    <w:tbl>
+      <w:tblPr>
+        <w:tblStyle w:val="Table"/>
+        <w:tblW w:type="pct" w:w="5000"/>
+        <w:tblLayout w:type="fixed"/>
+        <w:tblLook w:firstRow="0" w:lastRow="0" w:firstColumn="0" w:lastColumn="0" w:noHBand="0" w:noVBand="0" w:val="0000"/>
+      </w:tblPr>
+      <w:tblGrid>
+        <w:gridCol w:w="7920"/>
+      </w:tblGrid>
+      <w:tr>
+        <w:tc>
+          <w:tcPr/>
+          <w:bookmarkStart w:id="114" w:name="figure-medicare_alliedhealth"/>
+          <w:p>
+            <w:pPr>
+              <w:pStyle w:val="Compact"/>
+              <w:jc w:val="center"/>
+            </w:pPr>
+            <w:r>
+              <w:drawing>
+                <wp:inline>
+                  <wp:extent cx="5334000" cy="2906141"/>
+                  <wp:effectExtent b="0" l="0" r="0" t="0"/>
+                  <wp:docPr descr="" title="" id="111" name="Picture"/>
+                  <a:graphic>
+                    <a:graphicData uri="http://schemas.openxmlformats.org/drawingml/2006/picture">
+                      <pic:pic>
+                        <pic:nvPicPr>
+                          <pic:cNvPr descr="./images/Medicare_funded_alliedhealth.png" id="112" name="Picture"/>
+                          <pic:cNvPicPr>
+                            <a:picLocks noChangeArrowheads="1" noChangeAspect="1"/>
+                          </pic:cNvPicPr>
+                        </pic:nvPicPr>
+                        <pic:blipFill>
+                          <a:blip r:embed="rId110"/>
+                          <a:stretch>
+                            <a:fillRect/>
+                          </a:stretch>
+                        </pic:blipFill>
+                        <pic:spPr bwMode="auto">
+                          <a:xfrm>
+                            <a:off x="0" y="0"/>
+                            <a:ext cx="5334000" cy="2906141"/>
+                          </a:xfrm>
+                          <a:prstGeom prst="rect">
+                            <a:avLst/>
+                          </a:prstGeom>
+                          <a:noFill/>
+                          <a:ln w="9525">
+                            <a:noFill/>
+                            <a:headEnd/>
+                            <a:tailEnd/>
+                          </a:ln>
+                        </pic:spPr>
+                      </pic:pic>
+                    </a:graphicData>
+                  </a:graphic>
+                </wp:inline>
+              </w:drawing>
+            </w:r>
+          </w:p>
+          <w:p>
+            <w:pPr>
+              <w:jc w:val="center"/>
+            </w:pPr>
+            <w:pPr>
+              <w:jc w:val="start"/>
+              <w:spacing w:before="200"/>
+              <w:pStyle w:val="ImageCaption"/>
+            </w:pPr>
+            <w:r>
+              <w:t xml:space="preserve">Figure 7: Medicare-funded allied health services are needed most, but used least, by more disadvantaged Australians.</w:t>
+            </w:r>
+            <w:r>
+              <w:t xml:space="preserve"> </w:t>
+            </w:r>
+            <w:r>
+              <w:t xml:space="preserve">‘A new Medicare: Strengthening general practice’</w:t>
+            </w:r>
+            <w:r>
+              <w:rPr>
+                <w:rStyle w:val="FootnoteReference"/>
+              </w:rPr>
+              <w:footnoteReference w:id="113"/>
+            </w:r>
+            <w:r>
+              <w:t xml:space="preserve">, Grattan Institute, 2022.</w:t>
+            </w:r>
+          </w:p>
+          <w:bookmarkEnd w:id="114"/>
+        </w:tc>
+      </w:tr>
+    </w:tbl>
     <w:p>
       <w:pPr>
-        <w:pStyle w:val="CaptionedFigure"/>
+        <w:pStyle w:val="BodyText"/>
       </w:pPr>
       <w:r>
-        <w:drawing>
-          <wp:inline>
-            <wp:extent cx="5334000" cy="2906141"/>
-            <wp:effectExtent b="0" l="0" r="0" t="0"/>
-            <wp:docPr descr="Medicare-funded allied health services are needed most, but used least, by more disadvantaged Australians. ‘A new Medicare: Strengthening general practice’, Grattan Institute, 2022." title="" id="108" name="Picture"/>
-            <a:graphic>
-              <a:graphicData uri="http://schemas.openxmlformats.org/drawingml/2006/picture">
-                <pic:pic>
-                  <pic:nvPicPr>
-                    <pic:cNvPr descr="./images/Medicare_funded_alliedhealth.png" id="109" name="Picture"/>
-                    <pic:cNvPicPr>
-                      <a:picLocks noChangeArrowheads="1" noChangeAspect="1"/>
-                    </pic:cNvPicPr>
-                  </pic:nvPicPr>
-                  <pic:blipFill>
-                    <a:blip r:embed="rId107"/>
-                    <a:stretch>
-                      <a:fillRect/>
-                    </a:stretch>
-                  </pic:blipFill>
-                  <pic:spPr bwMode="auto">
-                    <a:xfrm>
-                      <a:off x="0" y="0"/>
-                      <a:ext cx="5334000" cy="2906141"/>
-                    </a:xfrm>
-                    <a:prstGeom prst="rect">
-                      <a:avLst/>
-                    </a:prstGeom>
-                    <a:noFill/>
-                    <a:ln w="9525">
-                      <a:noFill/>
-                      <a:headEnd/>
-                      <a:tailEnd/>
-                    </a:ln>
-                  </pic:spPr>
-                </pic:pic>
-              </a:graphicData>
-            </a:graphic>
-          </wp:inline>
-        </w:drawing>
-      </w:r>
-    </w:p>
-    <w:p>
-      <w:pPr>
-        <w:pStyle w:val="ImageCaption"/>
-      </w:pPr>
-      <w:r>
-        <w:t xml:space="preserve">Medicare-funded allied health services are needed most, but used least, by more disadvantaged Australians.</w:t>
-      </w:r>
-      <w:r>
-        <w:t xml:space="preserve"> </w:t>
-      </w:r>
-      <w:r>
-        <w:t xml:space="preserve">‘A new Medicare: Strengthening general practice’</w:t>
-      </w:r>
-      <w:r>
-        <w:t xml:space="preserve">, Grattan Institute, 2022.</w:t>
+        <w:t xml:space="preserve">If mental health care plans offer an opportunity to plan for and review mental health care, including for patients with reduced resources, deliberate actions may need to be considered to improve uptake of mental health care plans among patients who already have reduced access to healthcare.</w:t>
       </w:r>
     </w:p>
     <w:p>
@@ -16341,15 +16493,7 @@
         <w:pStyle w:val="BodyText"/>
       </w:pPr>
       <w:r>
-        <w:t xml:space="preserve">If mental health care plans offer an opportunity to plan for and review mental health care, including for patients with reduced resources, deliberate actions may need to be considered to improve uptake of mental health care plans among patients who already have reduced access to healthcare.</w:t>
-      </w:r>
-    </w:p>
-    <w:p>
-      <w:pPr>
-        <w:pStyle w:val="BodyText"/>
-      </w:pPr>
-      <w:r>
-        <w:t xml:space="preserve">For example, general practitioners at cohealth have suggested:</w:t>
+        <w:t xml:space="preserve">General practitioners at cohealth have suggested:</w:t>
       </w:r>
     </w:p>
     <w:p>
@@ -16360,7 +16504,7 @@
         </w:numPr>
       </w:pPr>
       <w:r>
-        <w:t xml:space="preserve">Is could be possible to document a mental health treatment plan (MHTP) that is worthwhile for the patient and meet the criteria for a mental health treatment plan. If this could be done, then a MHTP could be prepared to many more patients regardless of need for rebated psychology.</w:t>
+        <w:t xml:space="preserve">It could be possible to document a mental health treatment plan (MHTP) that is worthwhile for the patient and meet the criteria for a mental health treatment plan. If this could be done, then an MHTP could be prepared for many more patients, regardless of need for rebated private psychology.</w:t>
       </w:r>
     </w:p>
     <w:p>
@@ -16383,7 +16527,16 @@
         <w:t xml:space="preserve"> </w:t>
       </w:r>
       <w:r>
-        <w:t xml:space="preserve">a mental health care plan could be done after taking care to appropriately document the time and plan. Nevertheless, the effort required would still be considerably more than, for example, general practitioner chronic disease management plans. There may be a role for large-language-model (LLM) assisted plan generation to help reduce the manual workload of MHTP creation.</w:t>
+        <w:t xml:space="preserve">a mental health care plan could be done after taking care to appropriately document the time and plan. Nevertheless, the effort required would still be considerably more than, for example, general practitioner chronic disease management plans. There may be a role for large-language-model (LLM</w:t>
+      </w:r>
+      <w:r>
+        <w:t xml:space="preserve"> </w:t>
+      </w:r>
+      <w:r>
+        <w:t xml:space="preserve">‘AI’</w:t>
+      </w:r>
+      <w:r>
+        <w:t xml:space="preserve">) assisted plan generation to help reduce the manual workload of MHTP creation.</w:t>
       </w:r>
     </w:p>
     <w:p>
@@ -16413,8 +16566,8 @@
         <w:t xml:space="preserve">referred (or at least, will be referred) to the clinic mental health nurse program.</w:t>
       </w:r>
     </w:p>
-    <w:bookmarkEnd w:id="110"/>
-    <w:bookmarkStart w:id="125" w:name="appendices"/>
+    <w:bookmarkEnd w:id="115"/>
+    <w:bookmarkStart w:id="136" w:name="appendices"/>
     <w:p>
       <w:pPr>
         <w:pStyle w:val="Heading2"/>
@@ -16423,7 +16576,7 @@
         <w:t xml:space="preserve">6 Appendices</w:t>
       </w:r>
     </w:p>
-    <w:bookmarkStart w:id="117" w:name="sec-appendix-mhtpeligible"/>
+    <w:bookmarkStart w:id="124" w:name="sec-appendix-mhtpeligible"/>
     <w:p>
       <w:pPr>
         <w:pStyle w:val="Heading3"/>
@@ -16574,118 +16727,174 @@
         <w:t xml:space="preserve">practices, the figure is 2455 + 16839 = 19294, which is 21.3% of patients with mental health conditions.</w:t>
       </w:r>
     </w:p>
+    <w:tbl>
+      <w:tblPr>
+        <w:tblStyle w:val="Table"/>
+        <w:tblW w:type="pct" w:w="5000"/>
+        <w:tblLayout w:type="fixed"/>
+        <w:tblLook w:firstRow="0" w:lastRow="0" w:firstColumn="0" w:lastColumn="0" w:noHBand="0" w:noVBand="0" w:val="0000"/>
+      </w:tblPr>
+      <w:tblGrid>
+        <w:gridCol w:w="7920"/>
+      </w:tblGrid>
+      <w:tr>
+        <w:tc>
+          <w:tcPr/>
+          <w:bookmarkStart w:id="119" w:name="figure-dcp_mhtpeligible"/>
+          <w:p>
+            <w:pPr>
+              <w:pStyle w:val="Compact"/>
+              <w:jc w:val="center"/>
+            </w:pPr>
+            <w:r>
+              <w:drawing>
+                <wp:inline>
+                  <wp:extent cx="5334000" cy="3000375"/>
+                  <wp:effectExtent b="0" l="0" r="0" t="0"/>
+                  <wp:docPr descr="" title="" id="117" name="Picture"/>
+                  <a:graphic>
+                    <a:graphicData uri="http://schemas.openxmlformats.org/drawingml/2006/picture">
+                      <pic:pic>
+                        <pic:nvPicPr>
+                          <pic:cNvPr descr="./images/cohealth_20250428_mhtpeligible.png" id="118" name="Picture"/>
+                          <pic:cNvPicPr>
+                            <a:picLocks noChangeArrowheads="1" noChangeAspect="1"/>
+                          </pic:cNvPicPr>
+                        </pic:nvPicPr>
+                        <pic:blipFill>
+                          <a:blip r:embed="rId116"/>
+                          <a:stretch>
+                            <a:fillRect/>
+                          </a:stretch>
+                        </pic:blipFill>
+                        <pic:spPr bwMode="auto">
+                          <a:xfrm>
+                            <a:off x="0" y="0"/>
+                            <a:ext cx="5334000" cy="3000375"/>
+                          </a:xfrm>
+                          <a:prstGeom prst="rect">
+                            <a:avLst/>
+                          </a:prstGeom>
+                          <a:noFill/>
+                          <a:ln w="9525">
+                            <a:noFill/>
+                            <a:headEnd/>
+                            <a:tailEnd/>
+                          </a:ln>
+                        </pic:spPr>
+                      </pic:pic>
+                    </a:graphicData>
+                  </a:graphic>
+                </wp:inline>
+              </w:drawing>
+            </w:r>
+          </w:p>
+          <w:p>
+            <w:pPr>
+              <w:jc w:val="center"/>
+            </w:pPr>
+            <w:pPr>
+              <w:jc w:val="start"/>
+              <w:spacing w:before="200"/>
+              <w:pStyle w:val="ImageCaption"/>
+            </w:pPr>
+            <w:r>
+              <w:t xml:space="preserve">Figure 8: cohealth, DCP statistics, 28/Apr/2025 to 25/May/2025</w:t>
+            </w:r>
+          </w:p>
+          <w:bookmarkEnd w:id="119"/>
+        </w:tc>
+      </w:tr>
+    </w:tbl>
     <w:p>
       <w:pPr>
-        <w:pStyle w:val="CaptionedFigure"/>
+        <w:pStyle w:val="BodyText"/>
       </w:pPr>
       <w:r>
-        <w:drawing>
-          <wp:inline>
-            <wp:extent cx="5334000" cy="3000375"/>
-            <wp:effectExtent b="0" l="0" r="0" t="0"/>
-            <wp:docPr descr="cohealth, DCP statistics, 28/Apr/2025 to 25/May/2025" title="" id="112" name="Picture"/>
-            <a:graphic>
-              <a:graphicData uri="http://schemas.openxmlformats.org/drawingml/2006/picture">
-                <pic:pic>
-                  <pic:nvPicPr>
-                    <pic:cNvPr descr="./images/cohealth_20250428_mhtpeligible.png" id="113" name="Picture"/>
-                    <pic:cNvPicPr>
-                      <a:picLocks noChangeArrowheads="1" noChangeAspect="1"/>
-                    </pic:cNvPicPr>
-                  </pic:nvPicPr>
-                  <pic:blipFill>
-                    <a:blip r:embed="rId111"/>
-                    <a:stretch>
-                      <a:fillRect/>
-                    </a:stretch>
-                  </pic:blipFill>
-                  <pic:spPr bwMode="auto">
-                    <a:xfrm>
-                      <a:off x="0" y="0"/>
-                      <a:ext cx="5334000" cy="3000375"/>
-                    </a:xfrm>
-                    <a:prstGeom prst="rect">
-                      <a:avLst/>
-                    </a:prstGeom>
-                    <a:noFill/>
-                    <a:ln w="9525">
-                      <a:noFill/>
-                      <a:headEnd/>
-                      <a:tailEnd/>
-                    </a:ln>
-                  </pic:spPr>
-                </pic:pic>
-              </a:graphicData>
-            </a:graphic>
-          </wp:inline>
-        </w:drawing>
+        <w:t xml:space="preserve"> </w:t>
       </w:r>
     </w:p>
-    <w:p>
-      <w:pPr>
-        <w:pStyle w:val="ImageCaption"/>
-      </w:pPr>
-      <w:r>
-        <w:t xml:space="preserve">cohealth, DCP statistics, 28/Apr/2025 to 25/May/2025</w:t>
-      </w:r>
-    </w:p>
-    <w:p>
-      <w:pPr>
-        <w:pStyle w:val="CaptionedFigure"/>
-      </w:pPr>
-      <w:r>
-        <w:drawing>
-          <wp:inline>
-            <wp:extent cx="5334000" cy="3000375"/>
-            <wp:effectExtent b="0" l="0" r="0" t="0"/>
-            <wp:docPr descr="National, DCP statistics, 28/Apr/2025 to 25/May/2025" title="" id="115" name="Picture"/>
-            <a:graphic>
-              <a:graphicData uri="http://schemas.openxmlformats.org/drawingml/2006/picture">
-                <pic:pic>
-                  <pic:nvPicPr>
-                    <pic:cNvPr descr="./images/national_20250428_mhtpeligible.png" id="116" name="Picture"/>
-                    <pic:cNvPicPr>
-                      <a:picLocks noChangeArrowheads="1" noChangeAspect="1"/>
-                    </pic:cNvPicPr>
-                  </pic:nvPicPr>
-                  <pic:blipFill>
-                    <a:blip r:embed="rId114"/>
-                    <a:stretch>
-                      <a:fillRect/>
-                    </a:stretch>
-                  </pic:blipFill>
-                  <pic:spPr bwMode="auto">
-                    <a:xfrm>
-                      <a:off x="0" y="0"/>
-                      <a:ext cx="5334000" cy="3000375"/>
-                    </a:xfrm>
-                    <a:prstGeom prst="rect">
-                      <a:avLst/>
-                    </a:prstGeom>
-                    <a:noFill/>
-                    <a:ln w="9525">
-                      <a:noFill/>
-                      <a:headEnd/>
-                      <a:tailEnd/>
-                    </a:ln>
-                  </pic:spPr>
-                </pic:pic>
-              </a:graphicData>
-            </a:graphic>
-          </wp:inline>
-        </w:drawing>
-      </w:r>
-    </w:p>
-    <w:p>
-      <w:pPr>
-        <w:pStyle w:val="ImageCaption"/>
-      </w:pPr>
-      <w:r>
-        <w:t xml:space="preserve">National, DCP statistics, 28/Apr/2025 to 25/May/2025</w:t>
-      </w:r>
-    </w:p>
-    <w:bookmarkEnd w:id="117"/>
-    <w:bookmarkStart w:id="124" w:name="sec-appendix-mhtpgroups"/>
+    <w:tbl>
+      <w:tblPr>
+        <w:tblStyle w:val="Table"/>
+        <w:tblW w:type="pct" w:w="5000"/>
+        <w:tblLayout w:type="fixed"/>
+        <w:tblLook w:firstRow="0" w:lastRow="0" w:firstColumn="0" w:lastColumn="0" w:noHBand="0" w:noVBand="0" w:val="0000"/>
+      </w:tblPr>
+      <w:tblGrid>
+        <w:gridCol w:w="7920"/>
+      </w:tblGrid>
+      <w:tr>
+        <w:tc>
+          <w:tcPr/>
+          <w:bookmarkStart w:id="123" w:name="figure-dcp_national"/>
+          <w:p>
+            <w:pPr>
+              <w:pStyle w:val="Compact"/>
+              <w:jc w:val="center"/>
+            </w:pPr>
+            <w:r>
+              <w:drawing>
+                <wp:inline>
+                  <wp:extent cx="5334000" cy="3000375"/>
+                  <wp:effectExtent b="0" l="0" r="0" t="0"/>
+                  <wp:docPr descr="" title="" id="121" name="Picture"/>
+                  <a:graphic>
+                    <a:graphicData uri="http://schemas.openxmlformats.org/drawingml/2006/picture">
+                      <pic:pic>
+                        <pic:nvPicPr>
+                          <pic:cNvPr descr="./images/national_20250428_mhtpeligible.png" id="122" name="Picture"/>
+                          <pic:cNvPicPr>
+                            <a:picLocks noChangeArrowheads="1" noChangeAspect="1"/>
+                          </pic:cNvPicPr>
+                        </pic:nvPicPr>
+                        <pic:blipFill>
+                          <a:blip r:embed="rId120"/>
+                          <a:stretch>
+                            <a:fillRect/>
+                          </a:stretch>
+                        </pic:blipFill>
+                        <pic:spPr bwMode="auto">
+                          <a:xfrm>
+                            <a:off x="0" y="0"/>
+                            <a:ext cx="5334000" cy="3000375"/>
+                          </a:xfrm>
+                          <a:prstGeom prst="rect">
+                            <a:avLst/>
+                          </a:prstGeom>
+                          <a:noFill/>
+                          <a:ln w="9525">
+                            <a:noFill/>
+                            <a:headEnd/>
+                            <a:tailEnd/>
+                          </a:ln>
+                        </pic:spPr>
+                      </pic:pic>
+                    </a:graphicData>
+                  </a:graphic>
+                </wp:inline>
+              </w:drawing>
+            </w:r>
+          </w:p>
+          <w:p>
+            <w:pPr>
+              <w:jc w:val="center"/>
+            </w:pPr>
+            <w:pPr>
+              <w:jc w:val="start"/>
+              <w:spacing w:before="200"/>
+              <w:pStyle w:val="ImageCaption"/>
+            </w:pPr>
+            <w:r>
+              <w:t xml:space="preserve">Figure 9: National, DCP statistics, 28/Apr/2025 to 25/May/2025</w:t>
+            </w:r>
+          </w:p>
+          <w:bookmarkEnd w:id="123"/>
+        </w:tc>
+      </w:tr>
+    </w:tbl>
+    <w:bookmarkEnd w:id="124"/>
+    <w:bookmarkStart w:id="132" w:name="sec-appendix-mhtpgroups"/>
     <w:p>
       <w:pPr>
         <w:pStyle w:val="Heading3"/>
@@ -16698,7 +16907,7 @@
       <w:pPr>
         <w:pStyle w:val="FirstParagraph"/>
       </w:pPr>
-      <w:hyperlink r:id="rId118">
+      <w:hyperlink r:id="rId125">
         <w:r>
           <w:rPr>
             <w:rStyle w:val="Hyperlink"/>
@@ -16710,7 +16919,7 @@
         <w:t xml:space="preserve"> </w:t>
       </w:r>
       <w:r>
-        <w:t xml:space="preserve">was used to identify patients with recorded mental health conditions, whether the condition was high- or low- frequency, concession card status, patient</w:t>
+        <w:t xml:space="preserve">was used to identify patients with recorded mental health conditions, whether the condition was high- or low- prevalence, concession card status, patient</w:t>
       </w:r>
       <w:r>
         <w:t xml:space="preserve"> </w:t>
@@ -16724,7 +16933,7 @@
       <w:r>
         <w:t xml:space="preserve"> </w:t>
       </w:r>
-      <w:hyperlink r:id="rId119">
+      <w:hyperlink r:id="rId126">
         <w:r>
           <w:rPr>
             <w:rStyle w:val="Hyperlink"/>
@@ -16836,7 +17045,7 @@
       <w:r>
         <w:t xml:space="preserve"> </w:t>
       </w:r>
-      <w:hyperlink r:id="rId120">
+      <w:hyperlink r:id="rId127">
         <w:r>
           <w:rPr>
             <w:rStyle w:val="Hyperlink"/>
@@ -17095,67 +17304,91 @@
         <w:t xml:space="preserve">.</w:t>
       </w:r>
     </w:p>
-    <w:p>
-      <w:pPr>
-        <w:pStyle w:val="CaptionedFigure"/>
-      </w:pPr>
-      <w:r>
-        <w:drawing>
-          <wp:inline>
-            <wp:extent cx="5334000" cy="2650331"/>
-            <wp:effectExtent b="0" l="0" r="0" t="0"/>
-            <wp:docPr descr="PenCS example, Kensington extract 1st June 2025 (note, not from 1st May 2025!)" title="" id="122" name="Picture"/>
-            <a:graphic>
-              <a:graphicData uri="http://schemas.openxmlformats.org/drawingml/2006/picture">
-                <pic:pic>
-                  <pic:nvPicPr>
-                    <pic:cNvPr descr="./images/PenCS.png" id="123" name="Picture"/>
-                    <pic:cNvPicPr>
-                      <a:picLocks noChangeArrowheads="1" noChangeAspect="1"/>
-                    </pic:cNvPicPr>
-                  </pic:nvPicPr>
-                  <pic:blipFill>
-                    <a:blip r:embed="rId121"/>
-                    <a:stretch>
-                      <a:fillRect/>
-                    </a:stretch>
-                  </pic:blipFill>
-                  <pic:spPr bwMode="auto">
-                    <a:xfrm>
-                      <a:off x="0" y="0"/>
-                      <a:ext cx="5334000" cy="2650331"/>
-                    </a:xfrm>
-                    <a:prstGeom prst="rect">
-                      <a:avLst/>
-                    </a:prstGeom>
-                    <a:noFill/>
-                    <a:ln w="9525">
-                      <a:noFill/>
-                      <a:headEnd/>
-                      <a:tailEnd/>
-                    </a:ln>
-                  </pic:spPr>
-                </pic:pic>
-              </a:graphicData>
-            </a:graphic>
-          </wp:inline>
-        </w:drawing>
-      </w:r>
-    </w:p>
-    <w:p>
-      <w:pPr>
-        <w:pStyle w:val="ImageCaption"/>
-      </w:pPr>
-      <w:r>
-        <w:t xml:space="preserve">PenCS example, Kensington extract 1st June 2025 (note, not from 1st May 2025!)</w:t>
-      </w:r>
-    </w:p>
+    <w:tbl>
+      <w:tblPr>
+        <w:tblStyle w:val="Table"/>
+        <w:tblW w:type="pct" w:w="5000"/>
+        <w:tblLayout w:type="fixed"/>
+        <w:tblLook w:firstRow="0" w:lastRow="0" w:firstColumn="0" w:lastColumn="0" w:noHBand="0" w:noVBand="0" w:val="0000"/>
+      </w:tblPr>
+      <w:tblGrid>
+        <w:gridCol w:w="7920"/>
+      </w:tblGrid>
+      <w:tr>
+        <w:tc>
+          <w:tcPr/>
+          <w:bookmarkStart w:id="131" w:name="figure-pencs"/>
+          <w:p>
+            <w:pPr>
+              <w:pStyle w:val="Compact"/>
+              <w:jc w:val="center"/>
+            </w:pPr>
+            <w:r>
+              <w:drawing>
+                <wp:inline>
+                  <wp:extent cx="5334000" cy="2650331"/>
+                  <wp:effectExtent b="0" l="0" r="0" t="0"/>
+                  <wp:docPr descr="" title="" id="129" name="Picture"/>
+                  <a:graphic>
+                    <a:graphicData uri="http://schemas.openxmlformats.org/drawingml/2006/picture">
+                      <pic:pic>
+                        <pic:nvPicPr>
+                          <pic:cNvPr descr="./images/PenCS.png" id="130" name="Picture"/>
+                          <pic:cNvPicPr>
+                            <a:picLocks noChangeArrowheads="1" noChangeAspect="1"/>
+                          </pic:cNvPicPr>
+                        </pic:nvPicPr>
+                        <pic:blipFill>
+                          <a:blip r:embed="rId128"/>
+                          <a:stretch>
+                            <a:fillRect/>
+                          </a:stretch>
+                        </pic:blipFill>
+                        <pic:spPr bwMode="auto">
+                          <a:xfrm>
+                            <a:off x="0" y="0"/>
+                            <a:ext cx="5334000" cy="2650331"/>
+                          </a:xfrm>
+                          <a:prstGeom prst="rect">
+                            <a:avLst/>
+                          </a:prstGeom>
+                          <a:noFill/>
+                          <a:ln w="9525">
+                            <a:noFill/>
+                            <a:headEnd/>
+                            <a:tailEnd/>
+                          </a:ln>
+                        </pic:spPr>
+                      </pic:pic>
+                    </a:graphicData>
+                  </a:graphic>
+                </wp:inline>
+              </w:drawing>
+            </w:r>
+          </w:p>
+          <w:p>
+            <w:pPr>
+              <w:jc w:val="center"/>
+            </w:pPr>
+            <w:pPr>
+              <w:jc w:val="start"/>
+              <w:spacing w:before="200"/>
+              <w:pStyle w:val="ImageCaption"/>
+            </w:pPr>
+            <w:r>
+              <w:t xml:space="preserve">Figure 10: PenCS example, Kensington extract 1st June 2025 (note, not from 1st May 2025!)</w:t>
+            </w:r>
+          </w:p>
+          <w:bookmarkEnd w:id="131"/>
+        </w:tc>
+      </w:tr>
+    </w:tbl>
     <w:p>
       <w:pPr>
         <w:pStyle w:val="BodyText"/>
       </w:pPr>
       <w:r>
-        <w:t xml:space="preserve">Patient high- or low- frequency mental health condition status</w:t>
+        <w:t xml:space="preserve">Patient high- or low- prevalence mental health condition status</w:t>
       </w:r>
     </w:p>
     <w:p>
@@ -17194,7 +17427,7 @@
         </w:numPr>
       </w:pPr>
       <w:r>
-        <w:t xml:space="preserve">For patients with high-frequency conditions</w:t>
+        <w:t xml:space="preserve">For patients with high-prevalence conditions</w:t>
       </w:r>
     </w:p>
     <w:p>
@@ -17230,7 +17463,7 @@
         </w:numPr>
       </w:pPr>
       <w:r>
-        <w:t xml:space="preserve">In this case, we are interested in patients with recorded low-frequency conditions</w:t>
+        <w:t xml:space="preserve">In this case, we are interested in patients with recorded low-prevalence conditions</w:t>
       </w:r>
       <w:r>
         <w:t xml:space="preserve"> </w:t>
@@ -17246,7 +17479,7 @@
         <w:t xml:space="preserve"> </w:t>
       </w:r>
       <w:r>
-        <w:t xml:space="preserve">high-frequency conditions. Set both the low-prevalence conditions (schizophrenia and bipolar) to</w:t>
+        <w:t xml:space="preserve">high-prevalence conditions. Set both the low-prevalence conditions (schizophrenia and bipolar) to</w:t>
       </w:r>
       <w:r>
         <w:t xml:space="preserve"> </w:t>
@@ -17282,7 +17515,7 @@
         </w:numPr>
       </w:pPr>
       <w:r>
-        <w:t xml:space="preserve">For patients with low-frequency conditions</w:t>
+        <w:t xml:space="preserve">For patients with low-prevalence conditions</w:t>
       </w:r>
     </w:p>
     <w:p>
@@ -17318,7 +17551,7 @@
         </w:numPr>
       </w:pPr>
       <w:r>
-        <w:t xml:space="preserve">Many patients with low-frequency conditions will also have high-frequency mental health conditions. For this search, we are interested in the presence or absence of a low-frequency mental health condition, regardless of the presence or absence of a high-frequency condition.</w:t>
+        <w:t xml:space="preserve">Many patients with low-prevalence conditions will also have high-prevalence mental health conditions. For this search, we are interested in the presence or absence of a low-prevalence mental health condition, regardless of the presence or absence of a high-prevalence condition.</w:t>
       </w:r>
     </w:p>
     <w:p>
@@ -17553,3630 +17786,3488 @@
         <w:t xml:space="preserve">‘721’</w:t>
       </w:r>
     </w:p>
-    <w:tbl xmlns:w="http://schemas.openxmlformats.org/wordprocessingml/2006/main" xmlns:r="http://schemas.openxmlformats.org/officeDocument/2006/relationships" xmlns:w14="http://schemas.microsoft.com/office/word/2010/wordml" xmlns:wp="http://schemas.openxmlformats.org/drawingml/2006/wordprocessingDrawing" xmlns:a="http://schemas.openxmlformats.org/drawingml/2006/main" xmlns:pic="http://schemas.openxmlformats.org/drawingml/2006/picture">
+    <w:bookmarkEnd w:id="132"/>
+    <w:bookmarkStart w:id="135" w:name="supplementary-tables"/>
+    <w:p>
+      <w:pPr>
+        <w:pStyle w:val="Heading3"/>
+      </w:pPr>
+      <w:r>
+        <w:t xml:space="preserve">6.3 Supplementary tables</w:t>
+      </w:r>
+    </w:p>
+    <w:tbl>
       <w:tblPr>
+        <w:tblStyle w:val="Table"/>
+        <w:tblW w:type="pct" w:w="5000"/>
         <w:tblLayout w:type="fixed"/>
-        <w:jc w:val="center"/>
-        <w:tblLook w:firstRow="1" w:lastRow="0" w:firstColumn="0" w:lastColumn="0" w:noHBand="0" w:noVBand="1"/>
+        <w:tblLook w:firstRow="0" w:lastRow="0" w:firstColumn="0" w:lastColumn="0" w:noHBand="0" w:noVBand="0" w:val="0000"/>
       </w:tblPr>
       <w:tblGrid>
-        <w:gridCol w:w="1224"/>
-        <w:gridCol w:w="1224"/>
-        <w:gridCol w:w="1224"/>
-        <w:gridCol w:w="1224"/>
-        <w:gridCol w:w="1224"/>
-        <w:gridCol w:w="1224"/>
-        <w:gridCol w:w="1224"/>
+        <w:gridCol w:w="7920"/>
       </w:tblGrid>
       <w:tr>
-        <w:trPr>
-          <w:trHeight w:val="360" w:hRule="auto"/>
-          <w:tblHeader/>
-        </w:trPr>
-        header1
         <w:tc>
-          <w:tcPr>
-            <w:tcBorders>
-              <w:bottom w:val="single" w:sz="12" w:space="0" w:color="666666"/>
-              <w:top w:val="single" w:sz="12" w:space="0" w:color="666666"/>
-              <w:left w:val="none" w:sz="0" w:space="0" w:color="000000"/>
-              <w:right w:val="none" w:sz="0" w:space="0" w:color="000000"/>
-            </w:tcBorders>
-            <w:shd w:val="clear" w:color="auto" w:fill="FFFFFF"/>
-            <w:tcMar>
-              <w:top w:w="0" w:type="dxa"/>
-              <w:bottom w:w="0" w:type="dxa"/>
-              <w:left w:w="0" w:type="dxa"/>
-              <w:right w:w="0" w:type="dxa"/>
-            </w:tcMar>
-            <w:vAlign w:val="center"/>
-          </w:tcPr>
-          <w:p>
-            <w:pPr>
-              <w:jc w:val="left"/>
-              <w:pBdr>
-                <w:bottom w:val="none" w:sz="0" w:space="0" w:color="000000"/>
-                <w:top w:val="none" w:sz="0" w:space="0" w:color="000000"/>
-                <w:left w:val="none" w:sz="0" w:space="0" w:color="000000"/>
-                <w:right w:val="none" w:sz="0" w:space="0" w:color="000000"/>
-              </w:pBdr>
-              <w:spacing w:after="100" w:before="100" w:line="240"/>
-              <w:ind w:left="100" w:right="100" w:firstLine="0" w:firstLineChars="0"/>
-              <w:rPr>
-                <w:rFonts w:ascii="DejaVu Sans" w:hAnsi="DejaVu Sans" w:eastAsia="DejaVu Sans" w:cs="DejaVu Sans"/>
-                <w:i w:val="false"/>
-                <w:b w:val="false"/>
-                <w:u w:val="none"/>
-                <w:sz w:val="18"/>
-                <w:szCs w:val="18"/>
-                <w:color w:val="000000"/>
-              </w:rPr>
-            </w:pPr>
-            <w:r xmlns:w="http://schemas.openxmlformats.org/wordprocessingml/2006/main" xmlns:wp="http://schemas.openxmlformats.org/drawingml/2006/wordprocessingDrawing" xmlns:r="http://schemas.openxmlformats.org/officeDocument/2006/relationships" xmlns:w14="http://schemas.microsoft.com/office/word/2010/wordml">
-              <w:rPr>
-                <w:rFonts w:ascii="DejaVu Sans" w:hAnsi="DejaVu Sans" w:eastAsia="DejaVu Sans" w:cs="DejaVu Sans"/>
-                <w:i w:val="false"/>
-                <w:b w:val="false"/>
-                <w:u w:val="none"/>
-                <w:sz w:val="18"/>
-                <w:szCs w:val="18"/>
-                <w:color w:val="000000"/>
-              </w:rPr>
-              <w:t xml:space="preserve"> </w:t>
-            </w:r>
-          </w:p>
-        </w:tc>
-        <w:tc>
-          <w:tcPr>
-            <w:tcBorders>
-              <w:bottom w:val="single" w:sz="12" w:space="0" w:color="666666"/>
-              <w:top w:val="single" w:sz="12" w:space="0" w:color="666666"/>
-              <w:left w:val="none" w:sz="0" w:space="0" w:color="000000"/>
-              <w:right w:val="none" w:sz="0" w:space="0" w:color="000000"/>
-            </w:tcBorders>
-            <w:shd w:val="clear" w:color="auto" w:fill="FFFFFF"/>
-            <w:tcMar>
-              <w:top w:w="0" w:type="dxa"/>
-              <w:bottom w:w="0" w:type="dxa"/>
-              <w:left w:w="0" w:type="dxa"/>
-              <w:right w:w="0" w:type="dxa"/>
-            </w:tcMar>
-            <w:vAlign w:val="center"/>
-          </w:tcPr>
+          <w:tcPr/>
+          <w:bookmarkStart w:id="133" w:name="table-mh2713_by_clinic"/>
+          <w:tbl xmlns:w="http://schemas.openxmlformats.org/wordprocessingml/2006/main" xmlns:r="http://schemas.openxmlformats.org/officeDocument/2006/relationships" xmlns:w14="http://schemas.microsoft.com/office/word/2010/wordml" xmlns:wp="http://schemas.openxmlformats.org/drawingml/2006/wordprocessingDrawing" xmlns:a="http://schemas.openxmlformats.org/drawingml/2006/main" xmlns:pic="http://schemas.openxmlformats.org/drawingml/2006/picture">
+            <w:tblPr>
+              <w:tblLayout w:type="fixed"/>
+              <w:jc w:val="center"/>
+              <w:tblLook w:firstRow="1" w:lastRow="0" w:firstColumn="0" w:lastColumn="0" w:noHBand="0" w:noVBand="1"/>
+            </w:tblPr>
+            <w:tblGrid>
+              <w:gridCol w:w="1224"/>
+              <w:gridCol w:w="1224"/>
+              <w:gridCol w:w="1224"/>
+              <w:gridCol w:w="1224"/>
+              <w:gridCol w:w="1224"/>
+              <w:gridCol w:w="1224"/>
+              <w:gridCol w:w="1224"/>
+            </w:tblGrid>
+            <w:tr>
+              <w:trPr>
+                <w:trHeight w:val="360" w:hRule="auto"/>
+                <w:tblHeader/>
+              </w:trPr>
+              header1
+              <w:tc>
+                <w:tcPr>
+                  <w:tcBorders>
+                    <w:bottom w:val="single" w:sz="12" w:space="0" w:color="666666"/>
+                    <w:top w:val="single" w:sz="12" w:space="0" w:color="666666"/>
+                    <w:left w:val="none" w:sz="0" w:space="0" w:color="000000"/>
+                    <w:right w:val="none" w:sz="0" w:space="0" w:color="000000"/>
+                  </w:tcBorders>
+                  <w:shd w:val="clear" w:color="auto" w:fill="FFFFFF"/>
+                  <w:tcMar>
+                    <w:top w:w="0" w:type="dxa"/>
+                    <w:bottom w:w="0" w:type="dxa"/>
+                    <w:left w:w="0" w:type="dxa"/>
+                    <w:right w:w="0" w:type="dxa"/>
+                  </w:tcMar>
+                  <w:vAlign w:val="center"/>
+                </w:tcPr>
+                <w:p>
+                  <w:pPr>
+                    <w:jc w:val="left"/>
+                    <w:pBdr>
+                      <w:bottom w:val="none" w:sz="0" w:space="0" w:color="000000"/>
+                      <w:top w:val="none" w:sz="0" w:space="0" w:color="000000"/>
+                      <w:left w:val="none" w:sz="0" w:space="0" w:color="000000"/>
+                      <w:right w:val="none" w:sz="0" w:space="0" w:color="000000"/>
+                    </w:pBdr>
+                    <w:spacing w:after="100" w:before="100" w:line="240"/>
+                    <w:ind w:left="100" w:right="100" w:firstLine="0" w:firstLineChars="0"/>
+                    <w:rPr>
+                      <w:rFonts w:ascii="DejaVu Sans" w:hAnsi="DejaVu Sans" w:eastAsia="DejaVu Sans" w:cs="DejaVu Sans"/>
+                      <w:i w:val="false"/>
+                      <w:b w:val="false"/>
+                      <w:u w:val="none"/>
+                      <w:sz w:val="18"/>
+                      <w:szCs w:val="18"/>
+                      <w:color w:val="000000"/>
+                    </w:rPr>
+                  </w:pPr>
+                  <w:r xmlns:w="http://schemas.openxmlformats.org/wordprocessingml/2006/main" xmlns:wp="http://schemas.openxmlformats.org/drawingml/2006/wordprocessingDrawing" xmlns:r="http://schemas.openxmlformats.org/officeDocument/2006/relationships" xmlns:w14="http://schemas.microsoft.com/office/word/2010/wordml">
+                    <w:rPr>
+                      <w:rFonts w:ascii="DejaVu Sans" w:hAnsi="DejaVu Sans" w:eastAsia="DejaVu Sans" w:cs="DejaVu Sans"/>
+                      <w:i w:val="false"/>
+                      <w:b w:val="false"/>
+                      <w:u w:val="none"/>
+                      <w:sz w:val="18"/>
+                      <w:szCs w:val="18"/>
+                      <w:color w:val="000000"/>
+                    </w:rPr>
+                    <w:t xml:space="preserve"> </w:t>
+                  </w:r>
+                </w:p>
+              </w:tc>
+              <w:tc>
+                <w:tcPr>
+                  <w:tcBorders>
+                    <w:bottom w:val="single" w:sz="12" w:space="0" w:color="666666"/>
+                    <w:top w:val="single" w:sz="12" w:space="0" w:color="666666"/>
+                    <w:left w:val="none" w:sz="0" w:space="0" w:color="000000"/>
+                    <w:right w:val="none" w:sz="0" w:space="0" w:color="000000"/>
+                  </w:tcBorders>
+                  <w:shd w:val="clear" w:color="auto" w:fill="FFFFFF"/>
+                  <w:tcMar>
+                    <w:top w:w="0" w:type="dxa"/>
+                    <w:bottom w:w="0" w:type="dxa"/>
+                    <w:left w:w="0" w:type="dxa"/>
+                    <w:right w:w="0" w:type="dxa"/>
+                  </w:tcMar>
+                  <w:vAlign w:val="center"/>
+                </w:tcPr>
+                <w:p>
+                  <w:pPr>
+                    <w:jc w:val="center"/>
+                    <w:pBdr>
+                      <w:bottom w:val="none" w:sz="0" w:space="0" w:color="000000"/>
+                      <w:top w:val="none" w:sz="0" w:space="0" w:color="000000"/>
+                      <w:left w:val="none" w:sz="0" w:space="0" w:color="000000"/>
+                      <w:right w:val="none" w:sz="0" w:space="0" w:color="000000"/>
+                    </w:pBdr>
+                    <w:spacing w:after="100" w:before="100" w:line="240"/>
+                    <w:ind w:left="100" w:right="100" w:firstLine="0" w:firstLineChars="0"/>
+                    <w:rPr>
+                      <w:rFonts w:ascii="DejaVu Sans" w:hAnsi="DejaVu Sans" w:eastAsia="DejaVu Sans" w:cs="DejaVu Sans"/>
+                      <w:i w:val="false"/>
+                      <w:b w:val="false"/>
+                      <w:u w:val="none"/>
+                      <w:sz w:val="18"/>
+                      <w:szCs w:val="18"/>
+                      <w:color w:val="000000"/>
+                    </w:rPr>
+                  </w:pPr>
+                  <w:r xmlns:w="http://schemas.openxmlformats.org/wordprocessingml/2006/main" xmlns:wp="http://schemas.openxmlformats.org/drawingml/2006/wordprocessingDrawing" xmlns:r="http://schemas.openxmlformats.org/officeDocument/2006/relationships" xmlns:w14="http://schemas.microsoft.com/office/word/2010/wordml">
+                    <w:rPr>
+                      <w:rFonts w:ascii="DejaVu Sans" w:hAnsi="DejaVu Sans" w:eastAsia="DejaVu Sans" w:cs="DejaVu Sans"/>
+                      <w:i w:val="false"/>
+                      <w:b w:val="false"/>
+                      <w:u w:val="none"/>
+                      <w:sz w:val="18"/>
+                      <w:szCs w:val="18"/>
+                      <w:color w:val="000000"/>
+                    </w:rPr>
+                    <w:t xml:space="preserve">Total</w:t>
+                  </w:r>
+                  <w:r xmlns:w="http://schemas.openxmlformats.org/wordprocessingml/2006/main" xmlns:wp="http://schemas.openxmlformats.org/drawingml/2006/wordprocessingDrawing" xmlns:r="http://schemas.openxmlformats.org/officeDocument/2006/relationships" xmlns:w14="http://schemas.microsoft.com/office/word/2010/wordml">
+                    <w:rPr>
+                      <w:rFonts w:ascii="DejaVu Sans" w:hAnsi="DejaVu Sans" w:eastAsia="DejaVu Sans" w:cs="DejaVu Sans"/>
+                      <w:i w:val="false"/>
+                      <w:b w:val="false"/>
+                      <w:u w:val="none"/>
+                      <w:sz w:val="18"/>
+                      <w:szCs w:val="18"/>
+                      <w:color w:val="000000"/>
+                    </w:rPr>
+                    <w:br/>
+                  </w:r>
+                  <w:r xmlns:w="http://schemas.openxmlformats.org/wordprocessingml/2006/main" xmlns:wp="http://schemas.openxmlformats.org/drawingml/2006/wordprocessingDrawing" xmlns:r="http://schemas.openxmlformats.org/officeDocument/2006/relationships" xmlns:w14="http://schemas.microsoft.com/office/word/2010/wordml">
+                    <w:rPr>
+                      <w:rFonts w:ascii="DejaVu Sans" w:hAnsi="DejaVu Sans" w:eastAsia="DejaVu Sans" w:cs="DejaVu Sans"/>
+                      <w:i w:val="false"/>
+                      <w:b w:val="false"/>
+                      <w:u w:val="none"/>
+                      <w:sz w:val="18"/>
+                      <w:szCs w:val="18"/>
+                      <w:color w:val="000000"/>
+                    </w:rPr>
+                    <w:t xml:space="preserve">(N=2544)</w:t>
+                  </w:r>
+                </w:p>
+              </w:tc>
+              <w:tc>
+                <w:tcPr>
+                  <w:tcBorders>
+                    <w:bottom w:val="single" w:sz="12" w:space="0" w:color="666666"/>
+                    <w:top w:val="single" w:sz="12" w:space="0" w:color="666666"/>
+                    <w:left w:val="none" w:sz="0" w:space="0" w:color="000000"/>
+                    <w:right w:val="none" w:sz="0" w:space="0" w:color="000000"/>
+                  </w:tcBorders>
+                  <w:shd w:val="clear" w:color="auto" w:fill="FFFFFF"/>
+                  <w:tcMar>
+                    <w:top w:w="0" w:type="dxa"/>
+                    <w:bottom w:w="0" w:type="dxa"/>
+                    <w:left w:w="0" w:type="dxa"/>
+                    <w:right w:w="0" w:type="dxa"/>
+                  </w:tcMar>
+                  <w:vAlign w:val="center"/>
+                </w:tcPr>
+                <w:p>
+                  <w:pPr>
+                    <w:jc w:val="center"/>
+                    <w:pBdr>
+                      <w:bottom w:val="none" w:sz="0" w:space="0" w:color="000000"/>
+                      <w:top w:val="none" w:sz="0" w:space="0" w:color="000000"/>
+                      <w:left w:val="none" w:sz="0" w:space="0" w:color="000000"/>
+                      <w:right w:val="none" w:sz="0" w:space="0" w:color="000000"/>
+                    </w:pBdr>
+                    <w:spacing w:after="100" w:before="100" w:line="240"/>
+                    <w:ind w:left="100" w:right="100" w:firstLine="0" w:firstLineChars="0"/>
+                    <w:rPr>
+                      <w:rFonts w:ascii="DejaVu Sans" w:hAnsi="DejaVu Sans" w:eastAsia="DejaVu Sans" w:cs="DejaVu Sans"/>
+                      <w:i w:val="false"/>
+                      <w:b w:val="false"/>
+                      <w:u w:val="none"/>
+                      <w:sz w:val="18"/>
+                      <w:szCs w:val="18"/>
+                      <w:color w:val="000000"/>
+                    </w:rPr>
+                  </w:pPr>
+                  <w:r xmlns:w="http://schemas.openxmlformats.org/wordprocessingml/2006/main" xmlns:wp="http://schemas.openxmlformats.org/drawingml/2006/wordprocessingDrawing" xmlns:r="http://schemas.openxmlformats.org/officeDocument/2006/relationships" xmlns:w14="http://schemas.microsoft.com/office/word/2010/wordml">
+                    <w:rPr>
+                      <w:rFonts w:ascii="DejaVu Sans" w:hAnsi="DejaVu Sans" w:eastAsia="DejaVu Sans" w:cs="DejaVu Sans"/>
+                      <w:i w:val="false"/>
+                      <w:b w:val="false"/>
+                      <w:u w:val="none"/>
+                      <w:sz w:val="18"/>
+                      <w:szCs w:val="18"/>
+                      <w:color w:val="000000"/>
+                    </w:rPr>
+                    <w:t xml:space="preserve">Collingwood</w:t>
+                  </w:r>
+                  <w:r xmlns:w="http://schemas.openxmlformats.org/wordprocessingml/2006/main" xmlns:wp="http://schemas.openxmlformats.org/drawingml/2006/wordprocessingDrawing" xmlns:r="http://schemas.openxmlformats.org/officeDocument/2006/relationships" xmlns:w14="http://schemas.microsoft.com/office/word/2010/wordml">
+                    <w:rPr>
+                      <w:rFonts w:ascii="DejaVu Sans" w:hAnsi="DejaVu Sans" w:eastAsia="DejaVu Sans" w:cs="DejaVu Sans"/>
+                      <w:i w:val="false"/>
+                      <w:b w:val="false"/>
+                      <w:u w:val="none"/>
+                      <w:sz w:val="18"/>
+                      <w:szCs w:val="18"/>
+                      <w:color w:val="000000"/>
+                    </w:rPr>
+                    <w:br/>
+                  </w:r>
+                  <w:r xmlns:w="http://schemas.openxmlformats.org/wordprocessingml/2006/main" xmlns:wp="http://schemas.openxmlformats.org/drawingml/2006/wordprocessingDrawing" xmlns:r="http://schemas.openxmlformats.org/officeDocument/2006/relationships" xmlns:w14="http://schemas.microsoft.com/office/word/2010/wordml">
+                    <w:rPr>
+                      <w:rFonts w:ascii="DejaVu Sans" w:hAnsi="DejaVu Sans" w:eastAsia="DejaVu Sans" w:cs="DejaVu Sans"/>
+                      <w:i w:val="false"/>
+                      <w:b w:val="false"/>
+                      <w:u w:val="none"/>
+                      <w:sz w:val="18"/>
+                      <w:szCs w:val="18"/>
+                      <w:color w:val="000000"/>
+                    </w:rPr>
+                    <w:t xml:space="preserve">(N=527)</w:t>
+                  </w:r>
+                </w:p>
+              </w:tc>
+              <w:tc>
+                <w:tcPr>
+                  <w:tcBorders>
+                    <w:bottom w:val="single" w:sz="12" w:space="0" w:color="666666"/>
+                    <w:top w:val="single" w:sz="12" w:space="0" w:color="666666"/>
+                    <w:left w:val="none" w:sz="0" w:space="0" w:color="000000"/>
+                    <w:right w:val="none" w:sz="0" w:space="0" w:color="000000"/>
+                  </w:tcBorders>
+                  <w:shd w:val="clear" w:color="auto" w:fill="FFFFFF"/>
+                  <w:tcMar>
+                    <w:top w:w="0" w:type="dxa"/>
+                    <w:bottom w:w="0" w:type="dxa"/>
+                    <w:left w:w="0" w:type="dxa"/>
+                    <w:right w:w="0" w:type="dxa"/>
+                  </w:tcMar>
+                  <w:vAlign w:val="center"/>
+                </w:tcPr>
+                <w:p>
+                  <w:pPr>
+                    <w:jc w:val="center"/>
+                    <w:pBdr>
+                      <w:bottom w:val="none" w:sz="0" w:space="0" w:color="000000"/>
+                      <w:top w:val="none" w:sz="0" w:space="0" w:color="000000"/>
+                      <w:left w:val="none" w:sz="0" w:space="0" w:color="000000"/>
+                      <w:right w:val="none" w:sz="0" w:space="0" w:color="000000"/>
+                    </w:pBdr>
+                    <w:spacing w:after="100" w:before="100" w:line="240"/>
+                    <w:ind w:left="100" w:right="100" w:firstLine="0" w:firstLineChars="0"/>
+                    <w:rPr>
+                      <w:rFonts w:ascii="DejaVu Sans" w:hAnsi="DejaVu Sans" w:eastAsia="DejaVu Sans" w:cs="DejaVu Sans"/>
+                      <w:i w:val="false"/>
+                      <w:b w:val="false"/>
+                      <w:u w:val="none"/>
+                      <w:sz w:val="18"/>
+                      <w:szCs w:val="18"/>
+                      <w:color w:val="000000"/>
+                    </w:rPr>
+                  </w:pPr>
+                  <w:r xmlns:w="http://schemas.openxmlformats.org/wordprocessingml/2006/main" xmlns:wp="http://schemas.openxmlformats.org/drawingml/2006/wordprocessingDrawing" xmlns:r="http://schemas.openxmlformats.org/officeDocument/2006/relationships" xmlns:w14="http://schemas.microsoft.com/office/word/2010/wordml">
+                    <w:rPr>
+                      <w:rFonts w:ascii="DejaVu Sans" w:hAnsi="DejaVu Sans" w:eastAsia="DejaVu Sans" w:cs="DejaVu Sans"/>
+                      <w:i w:val="false"/>
+                      <w:b w:val="false"/>
+                      <w:u w:val="none"/>
+                      <w:sz w:val="18"/>
+                      <w:szCs w:val="18"/>
+                      <w:color w:val="000000"/>
+                    </w:rPr>
+                    <w:t xml:space="preserve">Fitzroy</w:t>
+                  </w:r>
+                  <w:r xmlns:w="http://schemas.openxmlformats.org/wordprocessingml/2006/main" xmlns:wp="http://schemas.openxmlformats.org/drawingml/2006/wordprocessingDrawing" xmlns:r="http://schemas.openxmlformats.org/officeDocument/2006/relationships" xmlns:w14="http://schemas.microsoft.com/office/word/2010/wordml">
+                    <w:rPr>
+                      <w:rFonts w:ascii="DejaVu Sans" w:hAnsi="DejaVu Sans" w:eastAsia="DejaVu Sans" w:cs="DejaVu Sans"/>
+                      <w:i w:val="false"/>
+                      <w:b w:val="false"/>
+                      <w:u w:val="none"/>
+                      <w:sz w:val="18"/>
+                      <w:szCs w:val="18"/>
+                      <w:color w:val="000000"/>
+                    </w:rPr>
+                    <w:br/>
+                  </w:r>
+                  <w:r xmlns:w="http://schemas.openxmlformats.org/wordprocessingml/2006/main" xmlns:wp="http://schemas.openxmlformats.org/drawingml/2006/wordprocessingDrawing" xmlns:r="http://schemas.openxmlformats.org/officeDocument/2006/relationships" xmlns:w14="http://schemas.microsoft.com/office/word/2010/wordml">
+                    <w:rPr>
+                      <w:rFonts w:ascii="DejaVu Sans" w:hAnsi="DejaVu Sans" w:eastAsia="DejaVu Sans" w:cs="DejaVu Sans"/>
+                      <w:i w:val="false"/>
+                      <w:b w:val="false"/>
+                      <w:u w:val="none"/>
+                      <w:sz w:val="18"/>
+                      <w:szCs w:val="18"/>
+                      <w:color w:val="000000"/>
+                    </w:rPr>
+                    <w:t xml:space="preserve">(N=711)</w:t>
+                  </w:r>
+                </w:p>
+              </w:tc>
+              <w:tc>
+                <w:tcPr>
+                  <w:tcBorders>
+                    <w:bottom w:val="single" w:sz="12" w:space="0" w:color="666666"/>
+                    <w:top w:val="single" w:sz="12" w:space="0" w:color="666666"/>
+                    <w:left w:val="none" w:sz="0" w:space="0" w:color="000000"/>
+                    <w:right w:val="none" w:sz="0" w:space="0" w:color="000000"/>
+                  </w:tcBorders>
+                  <w:shd w:val="clear" w:color="auto" w:fill="FFFFFF"/>
+                  <w:tcMar>
+                    <w:top w:w="0" w:type="dxa"/>
+                    <w:bottom w:w="0" w:type="dxa"/>
+                    <w:left w:w="0" w:type="dxa"/>
+                    <w:right w:w="0" w:type="dxa"/>
+                  </w:tcMar>
+                  <w:vAlign w:val="center"/>
+                </w:tcPr>
+                <w:p>
+                  <w:pPr>
+                    <w:jc w:val="center"/>
+                    <w:pBdr>
+                      <w:bottom w:val="none" w:sz="0" w:space="0" w:color="000000"/>
+                      <w:top w:val="none" w:sz="0" w:space="0" w:color="000000"/>
+                      <w:left w:val="none" w:sz="0" w:space="0" w:color="000000"/>
+                      <w:right w:val="none" w:sz="0" w:space="0" w:color="000000"/>
+                    </w:pBdr>
+                    <w:spacing w:after="100" w:before="100" w:line="240"/>
+                    <w:ind w:left="100" w:right="100" w:firstLine="0" w:firstLineChars="0"/>
+                    <w:rPr>
+                      <w:rFonts w:ascii="DejaVu Sans" w:hAnsi="DejaVu Sans" w:eastAsia="DejaVu Sans" w:cs="DejaVu Sans"/>
+                      <w:i w:val="false"/>
+                      <w:b w:val="false"/>
+                      <w:u w:val="none"/>
+                      <w:sz w:val="18"/>
+                      <w:szCs w:val="18"/>
+                      <w:color w:val="000000"/>
+                    </w:rPr>
+                  </w:pPr>
+                  <w:r xmlns:w="http://schemas.openxmlformats.org/wordprocessingml/2006/main" xmlns:wp="http://schemas.openxmlformats.org/drawingml/2006/wordprocessingDrawing" xmlns:r="http://schemas.openxmlformats.org/officeDocument/2006/relationships" xmlns:w14="http://schemas.microsoft.com/office/word/2010/wordml">
+                    <w:rPr>
+                      <w:rFonts w:ascii="DejaVu Sans" w:hAnsi="DejaVu Sans" w:eastAsia="DejaVu Sans" w:cs="DejaVu Sans"/>
+                      <w:i w:val="false"/>
+                      <w:b w:val="false"/>
+                      <w:u w:val="none"/>
+                      <w:sz w:val="18"/>
+                      <w:szCs w:val="18"/>
+                      <w:color w:val="000000"/>
+                    </w:rPr>
+                    <w:t xml:space="preserve">Kensington</w:t>
+                  </w:r>
+                  <w:r xmlns:w="http://schemas.openxmlformats.org/wordprocessingml/2006/main" xmlns:wp="http://schemas.openxmlformats.org/drawingml/2006/wordprocessingDrawing" xmlns:r="http://schemas.openxmlformats.org/officeDocument/2006/relationships" xmlns:w14="http://schemas.microsoft.com/office/word/2010/wordml">
+                    <w:rPr>
+                      <w:rFonts w:ascii="DejaVu Sans" w:hAnsi="DejaVu Sans" w:eastAsia="DejaVu Sans" w:cs="DejaVu Sans"/>
+                      <w:i w:val="false"/>
+                      <w:b w:val="false"/>
+                      <w:u w:val="none"/>
+                      <w:sz w:val="18"/>
+                      <w:szCs w:val="18"/>
+                      <w:color w:val="000000"/>
+                    </w:rPr>
+                    <w:br/>
+                  </w:r>
+                  <w:r xmlns:w="http://schemas.openxmlformats.org/wordprocessingml/2006/main" xmlns:wp="http://schemas.openxmlformats.org/drawingml/2006/wordprocessingDrawing" xmlns:r="http://schemas.openxmlformats.org/officeDocument/2006/relationships" xmlns:w14="http://schemas.microsoft.com/office/word/2010/wordml">
+                    <w:rPr>
+                      <w:rFonts w:ascii="DejaVu Sans" w:hAnsi="DejaVu Sans" w:eastAsia="DejaVu Sans" w:cs="DejaVu Sans"/>
+                      <w:i w:val="false"/>
+                      <w:b w:val="false"/>
+                      <w:u w:val="none"/>
+                      <w:sz w:val="18"/>
+                      <w:szCs w:val="18"/>
+                      <w:color w:val="000000"/>
+                    </w:rPr>
+                    <w:t xml:space="preserve">(N=450)</w:t>
+                  </w:r>
+                </w:p>
+              </w:tc>
+              <w:tc>
+                <w:tcPr>
+                  <w:tcBorders>
+                    <w:bottom w:val="single" w:sz="12" w:space="0" w:color="666666"/>
+                    <w:top w:val="single" w:sz="12" w:space="0" w:color="666666"/>
+                    <w:left w:val="none" w:sz="0" w:space="0" w:color="000000"/>
+                    <w:right w:val="none" w:sz="0" w:space="0" w:color="000000"/>
+                  </w:tcBorders>
+                  <w:shd w:val="clear" w:color="auto" w:fill="FFFFFF"/>
+                  <w:tcMar>
+                    <w:top w:w="0" w:type="dxa"/>
+                    <w:bottom w:w="0" w:type="dxa"/>
+                    <w:left w:w="0" w:type="dxa"/>
+                    <w:right w:w="0" w:type="dxa"/>
+                  </w:tcMar>
+                  <w:vAlign w:val="center"/>
+                </w:tcPr>
+                <w:p>
+                  <w:pPr>
+                    <w:jc w:val="center"/>
+                    <w:pBdr>
+                      <w:bottom w:val="none" w:sz="0" w:space="0" w:color="000000"/>
+                      <w:top w:val="none" w:sz="0" w:space="0" w:color="000000"/>
+                      <w:left w:val="none" w:sz="0" w:space="0" w:color="000000"/>
+                      <w:right w:val="none" w:sz="0" w:space="0" w:color="000000"/>
+                    </w:pBdr>
+                    <w:spacing w:after="100" w:before="100" w:line="240"/>
+                    <w:ind w:left="100" w:right="100" w:firstLine="0" w:firstLineChars="0"/>
+                    <w:rPr>
+                      <w:rFonts w:ascii="DejaVu Sans" w:hAnsi="DejaVu Sans" w:eastAsia="DejaVu Sans" w:cs="DejaVu Sans"/>
+                      <w:i w:val="false"/>
+                      <w:b w:val="false"/>
+                      <w:u w:val="none"/>
+                      <w:sz w:val="18"/>
+                      <w:szCs w:val="18"/>
+                      <w:color w:val="000000"/>
+                    </w:rPr>
+                  </w:pPr>
+                  <w:r xmlns:w="http://schemas.openxmlformats.org/wordprocessingml/2006/main" xmlns:wp="http://schemas.openxmlformats.org/drawingml/2006/wordprocessingDrawing" xmlns:r="http://schemas.openxmlformats.org/officeDocument/2006/relationships" xmlns:w14="http://schemas.microsoft.com/office/word/2010/wordml">
+                    <w:rPr>
+                      <w:rFonts w:ascii="DejaVu Sans" w:hAnsi="DejaVu Sans" w:eastAsia="DejaVu Sans" w:cs="DejaVu Sans"/>
+                      <w:i w:val="false"/>
+                      <w:b w:val="false"/>
+                      <w:u w:val="none"/>
+                      <w:sz w:val="18"/>
+                      <w:szCs w:val="18"/>
+                      <w:color w:val="000000"/>
+                    </w:rPr>
+                    <w:t xml:space="preserve">Laverton</w:t>
+                  </w:r>
+                  <w:r xmlns:w="http://schemas.openxmlformats.org/wordprocessingml/2006/main" xmlns:wp="http://schemas.openxmlformats.org/drawingml/2006/wordprocessingDrawing" xmlns:r="http://schemas.openxmlformats.org/officeDocument/2006/relationships" xmlns:w14="http://schemas.microsoft.com/office/word/2010/wordml">
+                    <w:rPr>
+                      <w:rFonts w:ascii="DejaVu Sans" w:hAnsi="DejaVu Sans" w:eastAsia="DejaVu Sans" w:cs="DejaVu Sans"/>
+                      <w:i w:val="false"/>
+                      <w:b w:val="false"/>
+                      <w:u w:val="none"/>
+                      <w:sz w:val="18"/>
+                      <w:szCs w:val="18"/>
+                      <w:color w:val="000000"/>
+                    </w:rPr>
+                    <w:br/>
+                  </w:r>
+                  <w:r xmlns:w="http://schemas.openxmlformats.org/wordprocessingml/2006/main" xmlns:wp="http://schemas.openxmlformats.org/drawingml/2006/wordprocessingDrawing" xmlns:r="http://schemas.openxmlformats.org/officeDocument/2006/relationships" xmlns:w14="http://schemas.microsoft.com/office/word/2010/wordml">
+                    <w:rPr>
+                      <w:rFonts w:ascii="DejaVu Sans" w:hAnsi="DejaVu Sans" w:eastAsia="DejaVu Sans" w:cs="DejaVu Sans"/>
+                      <w:i w:val="false"/>
+                      <w:b w:val="false"/>
+                      <w:u w:val="none"/>
+                      <w:sz w:val="18"/>
+                      <w:szCs w:val="18"/>
+                      <w:color w:val="000000"/>
+                    </w:rPr>
+                    <w:t xml:space="preserve">(N=164)</w:t>
+                  </w:r>
+                </w:p>
+              </w:tc>
+              <w:tc>
+                <w:tcPr>
+                  <w:tcBorders>
+                    <w:bottom w:val="single" w:sz="12" w:space="0" w:color="666666"/>
+                    <w:top w:val="single" w:sz="12" w:space="0" w:color="666666"/>
+                    <w:left w:val="none" w:sz="0" w:space="0" w:color="000000"/>
+                    <w:right w:val="none" w:sz="0" w:space="0" w:color="000000"/>
+                  </w:tcBorders>
+                  <w:shd w:val="clear" w:color="auto" w:fill="FFFFFF"/>
+                  <w:tcMar>
+                    <w:top w:w="0" w:type="dxa"/>
+                    <w:bottom w:w="0" w:type="dxa"/>
+                    <w:left w:w="0" w:type="dxa"/>
+                    <w:right w:w="0" w:type="dxa"/>
+                  </w:tcMar>
+                  <w:vAlign w:val="center"/>
+                </w:tcPr>
+                <w:p>
+                  <w:pPr>
+                    <w:jc w:val="center"/>
+                    <w:pBdr>
+                      <w:bottom w:val="none" w:sz="0" w:space="0" w:color="000000"/>
+                      <w:top w:val="none" w:sz="0" w:space="0" w:color="000000"/>
+                      <w:left w:val="none" w:sz="0" w:space="0" w:color="000000"/>
+                      <w:right w:val="none" w:sz="0" w:space="0" w:color="000000"/>
+                    </w:pBdr>
+                    <w:spacing w:after="100" w:before="100" w:line="240"/>
+                    <w:ind w:left="100" w:right="100" w:firstLine="0" w:firstLineChars="0"/>
+                    <w:rPr>
+                      <w:rFonts w:ascii="DejaVu Sans" w:hAnsi="DejaVu Sans" w:eastAsia="DejaVu Sans" w:cs="DejaVu Sans"/>
+                      <w:i w:val="false"/>
+                      <w:b w:val="false"/>
+                      <w:u w:val="none"/>
+                      <w:sz w:val="18"/>
+                      <w:szCs w:val="18"/>
+                      <w:color w:val="000000"/>
+                    </w:rPr>
+                  </w:pPr>
+                  <w:r xmlns:w="http://schemas.openxmlformats.org/wordprocessingml/2006/main" xmlns:wp="http://schemas.openxmlformats.org/drawingml/2006/wordprocessingDrawing" xmlns:r="http://schemas.openxmlformats.org/officeDocument/2006/relationships" xmlns:w14="http://schemas.microsoft.com/office/word/2010/wordml">
+                    <w:rPr>
+                      <w:rFonts w:ascii="DejaVu Sans" w:hAnsi="DejaVu Sans" w:eastAsia="DejaVu Sans" w:cs="DejaVu Sans"/>
+                      <w:i w:val="false"/>
+                      <w:b w:val="false"/>
+                      <w:u w:val="none"/>
+                      <w:sz w:val="18"/>
+                      <w:szCs w:val="18"/>
+                      <w:color w:val="000000"/>
+                    </w:rPr>
+                    <w:t xml:space="preserve">Paisley</w:t>
+                  </w:r>
+                  <w:r xmlns:w="http://schemas.openxmlformats.org/wordprocessingml/2006/main" xmlns:wp="http://schemas.openxmlformats.org/drawingml/2006/wordprocessingDrawing" xmlns:r="http://schemas.openxmlformats.org/officeDocument/2006/relationships" xmlns:w14="http://schemas.microsoft.com/office/word/2010/wordml">
+                    <w:rPr>
+                      <w:rFonts w:ascii="DejaVu Sans" w:hAnsi="DejaVu Sans" w:eastAsia="DejaVu Sans" w:cs="DejaVu Sans"/>
+                      <w:i w:val="false"/>
+                      <w:b w:val="false"/>
+                      <w:u w:val="none"/>
+                      <w:sz w:val="18"/>
+                      <w:szCs w:val="18"/>
+                      <w:color w:val="000000"/>
+                    </w:rPr>
+                    <w:br/>
+                  </w:r>
+                  <w:r xmlns:w="http://schemas.openxmlformats.org/wordprocessingml/2006/main" xmlns:wp="http://schemas.openxmlformats.org/drawingml/2006/wordprocessingDrawing" xmlns:r="http://schemas.openxmlformats.org/officeDocument/2006/relationships" xmlns:w14="http://schemas.microsoft.com/office/word/2010/wordml">
+                    <w:rPr>
+                      <w:rFonts w:ascii="DejaVu Sans" w:hAnsi="DejaVu Sans" w:eastAsia="DejaVu Sans" w:cs="DejaVu Sans"/>
+                      <w:i w:val="false"/>
+                      <w:b w:val="false"/>
+                      <w:u w:val="none"/>
+                      <w:sz w:val="18"/>
+                      <w:szCs w:val="18"/>
+                      <w:color w:val="000000"/>
+                    </w:rPr>
+                    <w:t xml:space="preserve">(N=692)</w:t>
+                  </w:r>
+                </w:p>
+              </w:tc>
+            </w:tr>
+            <w:tr>
+              <w:trPr>
+                <w:trHeight w:val="360" w:hRule="auto"/>
+              </w:trPr>
+              body1
+              <w:tc>
+                <w:tcPr>
+                  <w:tcBorders>
+                    <w:bottom w:val="none" w:sz="0" w:space="0" w:color="000000"/>
+                    <w:top w:val="single" w:sz="12" w:space="0" w:color="666666"/>
+                    <w:left w:val="none" w:sz="0" w:space="0" w:color="000000"/>
+                    <w:right w:val="none" w:sz="0" w:space="0" w:color="000000"/>
+                  </w:tcBorders>
+                  <w:shd w:val="clear" w:color="auto" w:fill="FFFFFF"/>
+                  <w:tcMar>
+                    <w:top w:w="0" w:type="dxa"/>
+                    <w:bottom w:w="0" w:type="dxa"/>
+                    <w:left w:w="0" w:type="dxa"/>
+                    <w:right w:w="0" w:type="dxa"/>
+                  </w:tcMar>
+                  <w:vAlign w:val="center"/>
+                </w:tcPr>
+                <w:p>
+                  <w:pPr>
+                    <w:jc w:val="left"/>
+                    <w:pBdr>
+                      <w:bottom w:val="none" w:sz="0" w:space="0" w:color="000000"/>
+                      <w:top w:val="none" w:sz="0" w:space="0" w:color="000000"/>
+                      <w:left w:val="none" w:sz="0" w:space="0" w:color="000000"/>
+                      <w:right w:val="none" w:sz="0" w:space="0" w:color="000000"/>
+                    </w:pBdr>
+                    <w:spacing w:after="100" w:before="100" w:line="240"/>
+                    <w:ind w:left="100" w:right="100" w:firstLine="0" w:firstLineChars="0"/>
+                    <w:rPr>
+                      <w:rFonts w:ascii="DejaVu Sans" w:hAnsi="DejaVu Sans" w:eastAsia="DejaVu Sans" w:cs="DejaVu Sans"/>
+                      <w:i w:val="false"/>
+                      <w:b w:val="true"/>
+                      <w:u w:val="none"/>
+                      <w:sz w:val="18"/>
+                      <w:szCs w:val="18"/>
+                      <w:color w:val="000000"/>
+                    </w:rPr>
+                  </w:pPr>
+                  <w:r xmlns:w="http://schemas.openxmlformats.org/wordprocessingml/2006/main" xmlns:wp="http://schemas.openxmlformats.org/drawingml/2006/wordprocessingDrawing" xmlns:r="http://schemas.openxmlformats.org/officeDocument/2006/relationships" xmlns:w14="http://schemas.microsoft.com/office/word/2010/wordml">
+                    <w:rPr>
+                      <w:rFonts w:ascii="DejaVu Sans" w:hAnsi="DejaVu Sans" w:eastAsia="DejaVu Sans" w:cs="DejaVu Sans"/>
+                      <w:i w:val="false"/>
+                      <w:b w:val="true"/>
+                      <w:u w:val="none"/>
+                      <w:sz w:val="18"/>
+                      <w:szCs w:val="18"/>
+                      <w:color w:val="000000"/>
+                    </w:rPr>
+                    <w:t xml:space="preserve">Mental Health GP Consult</w:t>
+                  </w:r>
+                </w:p>
+              </w:tc>
+              <w:tc>
+                <w:tcPr>
+                  <w:tcBorders>
+                    <w:bottom w:val="none" w:sz="0" w:space="0" w:color="000000"/>
+                    <w:top w:val="single" w:sz="12" w:space="0" w:color="666666"/>
+                    <w:left w:val="none" w:sz="0" w:space="0" w:color="000000"/>
+                    <w:right w:val="none" w:sz="0" w:space="0" w:color="000000"/>
+                  </w:tcBorders>
+                  <w:shd w:val="clear" w:color="auto" w:fill="FFFFFF"/>
+                  <w:tcMar>
+                    <w:top w:w="0" w:type="dxa"/>
+                    <w:bottom w:w="0" w:type="dxa"/>
+                    <w:left w:w="0" w:type="dxa"/>
+                    <w:right w:w="0" w:type="dxa"/>
+                  </w:tcMar>
+                  <w:vAlign w:val="center"/>
+                </w:tcPr>
+                <w:p>
+                  <w:pPr>
+                    <w:jc w:val="center"/>
+                    <w:pBdr>
+                      <w:bottom w:val="none" w:sz="0" w:space="0" w:color="000000"/>
+                      <w:top w:val="none" w:sz="0" w:space="0" w:color="000000"/>
+                      <w:left w:val="none" w:sz="0" w:space="0" w:color="000000"/>
+                      <w:right w:val="none" w:sz="0" w:space="0" w:color="000000"/>
+                    </w:pBdr>
+                    <w:spacing w:after="100" w:before="100" w:line="240"/>
+                    <w:ind w:left="100" w:right="100" w:firstLine="0" w:firstLineChars="0"/>
+                    <w:rPr>
+                      <w:rFonts w:ascii="DejaVu Sans" w:hAnsi="DejaVu Sans" w:eastAsia="DejaVu Sans" w:cs="DejaVu Sans"/>
+                      <w:i w:val="false"/>
+                      <w:b w:val="false"/>
+                      <w:u w:val="none"/>
+                      <w:sz w:val="18"/>
+                      <w:szCs w:val="18"/>
+                      <w:color w:val="000000"/>
+                    </w:rPr>
+                  </w:pPr>
+                  <w:r xmlns:w="http://schemas.openxmlformats.org/wordprocessingml/2006/main" xmlns:wp="http://schemas.openxmlformats.org/drawingml/2006/wordprocessingDrawing" xmlns:r="http://schemas.openxmlformats.org/officeDocument/2006/relationships" xmlns:w14="http://schemas.microsoft.com/office/word/2010/wordml">
+                    <w:rPr>
+                      <w:rFonts w:ascii="DejaVu Sans" w:hAnsi="DejaVu Sans" w:eastAsia="DejaVu Sans" w:cs="DejaVu Sans"/>
+                      <w:i w:val="false"/>
+                      <w:b w:val="false"/>
+                      <w:u w:val="none"/>
+                      <w:sz w:val="18"/>
+                      <w:szCs w:val="18"/>
+                      <w:color w:val="000000"/>
+                    </w:rPr>
+                    <w:t xml:space="preserve"/>
+                  </w:r>
+                </w:p>
+              </w:tc>
+              <w:tc>
+                <w:tcPr>
+                  <w:tcBorders>
+                    <w:bottom w:val="none" w:sz="0" w:space="0" w:color="000000"/>
+                    <w:top w:val="single" w:sz="12" w:space="0" w:color="666666"/>
+                    <w:left w:val="none" w:sz="0" w:space="0" w:color="000000"/>
+                    <w:right w:val="none" w:sz="0" w:space="0" w:color="000000"/>
+                  </w:tcBorders>
+                  <w:shd w:val="clear" w:color="auto" w:fill="FFFFFF"/>
+                  <w:tcMar>
+                    <w:top w:w="0" w:type="dxa"/>
+                    <w:bottom w:w="0" w:type="dxa"/>
+                    <w:left w:w="0" w:type="dxa"/>
+                    <w:right w:w="0" w:type="dxa"/>
+                  </w:tcMar>
+                  <w:vAlign w:val="center"/>
+                </w:tcPr>
+                <w:p>
+                  <w:pPr>
+                    <w:jc w:val="center"/>
+                    <w:pBdr>
+                      <w:bottom w:val="none" w:sz="0" w:space="0" w:color="000000"/>
+                      <w:top w:val="none" w:sz="0" w:space="0" w:color="000000"/>
+                      <w:left w:val="none" w:sz="0" w:space="0" w:color="000000"/>
+                      <w:right w:val="none" w:sz="0" w:space="0" w:color="000000"/>
+                    </w:pBdr>
+                    <w:spacing w:after="100" w:before="100" w:line="240"/>
+                    <w:ind w:left="100" w:right="100" w:firstLine="0" w:firstLineChars="0"/>
+                    <w:rPr>
+                      <w:rFonts w:ascii="DejaVu Sans" w:hAnsi="DejaVu Sans" w:eastAsia="DejaVu Sans" w:cs="DejaVu Sans"/>
+                      <w:i w:val="false"/>
+                      <w:b w:val="false"/>
+                      <w:u w:val="none"/>
+                      <w:sz w:val="18"/>
+                      <w:szCs w:val="18"/>
+                      <w:color w:val="000000"/>
+                    </w:rPr>
+                  </w:pPr>
+                  <w:r xmlns:w="http://schemas.openxmlformats.org/wordprocessingml/2006/main" xmlns:wp="http://schemas.openxmlformats.org/drawingml/2006/wordprocessingDrawing" xmlns:r="http://schemas.openxmlformats.org/officeDocument/2006/relationships" xmlns:w14="http://schemas.microsoft.com/office/word/2010/wordml">
+                    <w:rPr>
+                      <w:rFonts w:ascii="DejaVu Sans" w:hAnsi="DejaVu Sans" w:eastAsia="DejaVu Sans" w:cs="DejaVu Sans"/>
+                      <w:i w:val="false"/>
+                      <w:b w:val="false"/>
+                      <w:u w:val="none"/>
+                      <w:sz w:val="18"/>
+                      <w:szCs w:val="18"/>
+                      <w:color w:val="000000"/>
+                    </w:rPr>
+                    <w:t xml:space="preserve"/>
+                  </w:r>
+                </w:p>
+              </w:tc>
+              <w:tc>
+                <w:tcPr>
+                  <w:tcBorders>
+                    <w:bottom w:val="none" w:sz="0" w:space="0" w:color="000000"/>
+                    <w:top w:val="single" w:sz="12" w:space="0" w:color="666666"/>
+                    <w:left w:val="none" w:sz="0" w:space="0" w:color="000000"/>
+                    <w:right w:val="none" w:sz="0" w:space="0" w:color="000000"/>
+                  </w:tcBorders>
+                  <w:shd w:val="clear" w:color="auto" w:fill="FFFFFF"/>
+                  <w:tcMar>
+                    <w:top w:w="0" w:type="dxa"/>
+                    <w:bottom w:w="0" w:type="dxa"/>
+                    <w:left w:w="0" w:type="dxa"/>
+                    <w:right w:w="0" w:type="dxa"/>
+                  </w:tcMar>
+                  <w:vAlign w:val="center"/>
+                </w:tcPr>
+                <w:p>
+                  <w:pPr>
+                    <w:jc w:val="center"/>
+                    <w:pBdr>
+                      <w:bottom w:val="none" w:sz="0" w:space="0" w:color="000000"/>
+                      <w:top w:val="none" w:sz="0" w:space="0" w:color="000000"/>
+                      <w:left w:val="none" w:sz="0" w:space="0" w:color="000000"/>
+                      <w:right w:val="none" w:sz="0" w:space="0" w:color="000000"/>
+                    </w:pBdr>
+                    <w:spacing w:after="100" w:before="100" w:line="240"/>
+                    <w:ind w:left="100" w:right="100" w:firstLine="0" w:firstLineChars="0"/>
+                    <w:rPr>
+                      <w:rFonts w:ascii="DejaVu Sans" w:hAnsi="DejaVu Sans" w:eastAsia="DejaVu Sans" w:cs="DejaVu Sans"/>
+                      <w:i w:val="false"/>
+                      <w:b w:val="false"/>
+                      <w:u w:val="none"/>
+                      <w:sz w:val="18"/>
+                      <w:szCs w:val="18"/>
+                      <w:color w:val="000000"/>
+                    </w:rPr>
+                  </w:pPr>
+                  <w:r xmlns:w="http://schemas.openxmlformats.org/wordprocessingml/2006/main" xmlns:wp="http://schemas.openxmlformats.org/drawingml/2006/wordprocessingDrawing" xmlns:r="http://schemas.openxmlformats.org/officeDocument/2006/relationships" xmlns:w14="http://schemas.microsoft.com/office/word/2010/wordml">
+                    <w:rPr>
+                      <w:rFonts w:ascii="DejaVu Sans" w:hAnsi="DejaVu Sans" w:eastAsia="DejaVu Sans" w:cs="DejaVu Sans"/>
+                      <w:i w:val="false"/>
+                      <w:b w:val="false"/>
+                      <w:u w:val="none"/>
+                      <w:sz w:val="18"/>
+                      <w:szCs w:val="18"/>
+                      <w:color w:val="000000"/>
+                    </w:rPr>
+                    <w:t xml:space="preserve"/>
+                  </w:r>
+                </w:p>
+              </w:tc>
+              <w:tc>
+                <w:tcPr>
+                  <w:tcBorders>
+                    <w:bottom w:val="none" w:sz="0" w:space="0" w:color="000000"/>
+                    <w:top w:val="single" w:sz="12" w:space="0" w:color="666666"/>
+                    <w:left w:val="none" w:sz="0" w:space="0" w:color="000000"/>
+                    <w:right w:val="none" w:sz="0" w:space="0" w:color="000000"/>
+                  </w:tcBorders>
+                  <w:shd w:val="clear" w:color="auto" w:fill="FFFFFF"/>
+                  <w:tcMar>
+                    <w:top w:w="0" w:type="dxa"/>
+                    <w:bottom w:w="0" w:type="dxa"/>
+                    <w:left w:w="0" w:type="dxa"/>
+                    <w:right w:w="0" w:type="dxa"/>
+                  </w:tcMar>
+                  <w:vAlign w:val="center"/>
+                </w:tcPr>
+                <w:p>
+                  <w:pPr>
+                    <w:jc w:val="center"/>
+                    <w:pBdr>
+                      <w:bottom w:val="none" w:sz="0" w:space="0" w:color="000000"/>
+                      <w:top w:val="none" w:sz="0" w:space="0" w:color="000000"/>
+                      <w:left w:val="none" w:sz="0" w:space="0" w:color="000000"/>
+                      <w:right w:val="none" w:sz="0" w:space="0" w:color="000000"/>
+                    </w:pBdr>
+                    <w:spacing w:after="100" w:before="100" w:line="240"/>
+                    <w:ind w:left="100" w:right="100" w:firstLine="0" w:firstLineChars="0"/>
+                    <w:rPr>
+                      <w:rFonts w:ascii="DejaVu Sans" w:hAnsi="DejaVu Sans" w:eastAsia="DejaVu Sans" w:cs="DejaVu Sans"/>
+                      <w:i w:val="false"/>
+                      <w:b w:val="false"/>
+                      <w:u w:val="none"/>
+                      <w:sz w:val="18"/>
+                      <w:szCs w:val="18"/>
+                      <w:color w:val="000000"/>
+                    </w:rPr>
+                  </w:pPr>
+                  <w:r xmlns:w="http://schemas.openxmlformats.org/wordprocessingml/2006/main" xmlns:wp="http://schemas.openxmlformats.org/drawingml/2006/wordprocessingDrawing" xmlns:r="http://schemas.openxmlformats.org/officeDocument/2006/relationships" xmlns:w14="http://schemas.microsoft.com/office/word/2010/wordml">
+                    <w:rPr>
+                      <w:rFonts w:ascii="DejaVu Sans" w:hAnsi="DejaVu Sans" w:eastAsia="DejaVu Sans" w:cs="DejaVu Sans"/>
+                      <w:i w:val="false"/>
+                      <w:b w:val="false"/>
+                      <w:u w:val="none"/>
+                      <w:sz w:val="18"/>
+                      <w:szCs w:val="18"/>
+                      <w:color w:val="000000"/>
+                    </w:rPr>
+                    <w:t xml:space="preserve"/>
+                  </w:r>
+                </w:p>
+              </w:tc>
+              <w:tc>
+                <w:tcPr>
+                  <w:tcBorders>
+                    <w:bottom w:val="none" w:sz="0" w:space="0" w:color="000000"/>
+                    <w:top w:val="single" w:sz="12" w:space="0" w:color="666666"/>
+                    <w:left w:val="none" w:sz="0" w:space="0" w:color="000000"/>
+                    <w:right w:val="none" w:sz="0" w:space="0" w:color="000000"/>
+                  </w:tcBorders>
+                  <w:shd w:val="clear" w:color="auto" w:fill="FFFFFF"/>
+                  <w:tcMar>
+                    <w:top w:w="0" w:type="dxa"/>
+                    <w:bottom w:w="0" w:type="dxa"/>
+                    <w:left w:w="0" w:type="dxa"/>
+                    <w:right w:w="0" w:type="dxa"/>
+                  </w:tcMar>
+                  <w:vAlign w:val="center"/>
+                </w:tcPr>
+                <w:p>
+                  <w:pPr>
+                    <w:jc w:val="center"/>
+                    <w:pBdr>
+                      <w:bottom w:val="none" w:sz="0" w:space="0" w:color="000000"/>
+                      <w:top w:val="none" w:sz="0" w:space="0" w:color="000000"/>
+                      <w:left w:val="none" w:sz="0" w:space="0" w:color="000000"/>
+                      <w:right w:val="none" w:sz="0" w:space="0" w:color="000000"/>
+                    </w:pBdr>
+                    <w:spacing w:after="100" w:before="100" w:line="240"/>
+                    <w:ind w:left="100" w:right="100" w:firstLine="0" w:firstLineChars="0"/>
+                    <w:rPr>
+                      <w:rFonts w:ascii="DejaVu Sans" w:hAnsi="DejaVu Sans" w:eastAsia="DejaVu Sans" w:cs="DejaVu Sans"/>
+                      <w:i w:val="false"/>
+                      <w:b w:val="false"/>
+                      <w:u w:val="none"/>
+                      <w:sz w:val="18"/>
+                      <w:szCs w:val="18"/>
+                      <w:color w:val="000000"/>
+                    </w:rPr>
+                  </w:pPr>
+                  <w:r xmlns:w="http://schemas.openxmlformats.org/wordprocessingml/2006/main" xmlns:wp="http://schemas.openxmlformats.org/drawingml/2006/wordprocessingDrawing" xmlns:r="http://schemas.openxmlformats.org/officeDocument/2006/relationships" xmlns:w14="http://schemas.microsoft.com/office/word/2010/wordml">
+                    <w:rPr>
+                      <w:rFonts w:ascii="DejaVu Sans" w:hAnsi="DejaVu Sans" w:eastAsia="DejaVu Sans" w:cs="DejaVu Sans"/>
+                      <w:i w:val="false"/>
+                      <w:b w:val="false"/>
+                      <w:u w:val="none"/>
+                      <w:sz w:val="18"/>
+                      <w:szCs w:val="18"/>
+                      <w:color w:val="000000"/>
+                    </w:rPr>
+                    <w:t xml:space="preserve"/>
+                  </w:r>
+                </w:p>
+              </w:tc>
+              <w:tc>
+                <w:tcPr>
+                  <w:tcBorders>
+                    <w:bottom w:val="none" w:sz="0" w:space="0" w:color="000000"/>
+                    <w:top w:val="single" w:sz="12" w:space="0" w:color="666666"/>
+                    <w:left w:val="none" w:sz="0" w:space="0" w:color="000000"/>
+                    <w:right w:val="none" w:sz="0" w:space="0" w:color="000000"/>
+                  </w:tcBorders>
+                  <w:shd w:val="clear" w:color="auto" w:fill="FFFFFF"/>
+                  <w:tcMar>
+                    <w:top w:w="0" w:type="dxa"/>
+                    <w:bottom w:w="0" w:type="dxa"/>
+                    <w:left w:w="0" w:type="dxa"/>
+                    <w:right w:w="0" w:type="dxa"/>
+                  </w:tcMar>
+                  <w:vAlign w:val="center"/>
+                </w:tcPr>
+                <w:p>
+                  <w:pPr>
+                    <w:jc w:val="center"/>
+                    <w:pBdr>
+                      <w:bottom w:val="none" w:sz="0" w:space="0" w:color="000000"/>
+                      <w:top w:val="none" w:sz="0" w:space="0" w:color="000000"/>
+                      <w:left w:val="none" w:sz="0" w:space="0" w:color="000000"/>
+                      <w:right w:val="none" w:sz="0" w:space="0" w:color="000000"/>
+                    </w:pBdr>
+                    <w:spacing w:after="100" w:before="100" w:line="240"/>
+                    <w:ind w:left="100" w:right="100" w:firstLine="0" w:firstLineChars="0"/>
+                    <w:rPr>
+                      <w:rFonts w:ascii="DejaVu Sans" w:hAnsi="DejaVu Sans" w:eastAsia="DejaVu Sans" w:cs="DejaVu Sans"/>
+                      <w:i w:val="false"/>
+                      <w:b w:val="false"/>
+                      <w:u w:val="none"/>
+                      <w:sz w:val="18"/>
+                      <w:szCs w:val="18"/>
+                      <w:color w:val="000000"/>
+                    </w:rPr>
+                  </w:pPr>
+                  <w:r xmlns:w="http://schemas.openxmlformats.org/wordprocessingml/2006/main" xmlns:wp="http://schemas.openxmlformats.org/drawingml/2006/wordprocessingDrawing" xmlns:r="http://schemas.openxmlformats.org/officeDocument/2006/relationships" xmlns:w14="http://schemas.microsoft.com/office/word/2010/wordml">
+                    <w:rPr>
+                      <w:rFonts w:ascii="DejaVu Sans" w:hAnsi="DejaVu Sans" w:eastAsia="DejaVu Sans" w:cs="DejaVu Sans"/>
+                      <w:i w:val="false"/>
+                      <w:b w:val="false"/>
+                      <w:u w:val="none"/>
+                      <w:sz w:val="18"/>
+                      <w:szCs w:val="18"/>
+                      <w:color w:val="000000"/>
+                    </w:rPr>
+                    <w:t xml:space="preserve"/>
+                  </w:r>
+                </w:p>
+              </w:tc>
+            </w:tr>
+            <w:tr>
+              <w:trPr>
+                <w:trHeight w:val="360" w:hRule="auto"/>
+              </w:trPr>
+              body2
+              <w:tc>
+                <w:tcPr>
+                  <w:tcBorders>
+                    <w:bottom w:val="none" w:sz="0" w:space="0" w:color="000000"/>
+                    <w:top w:val="none" w:sz="0" w:space="0" w:color="000000"/>
+                    <w:left w:val="none" w:sz="0" w:space="0" w:color="000000"/>
+                    <w:right w:val="none" w:sz="0" w:space="0" w:color="000000"/>
+                  </w:tcBorders>
+                  <w:shd w:val="clear" w:color="auto" w:fill="FFFFFF"/>
+                  <w:tcMar>
+                    <w:top w:w="0" w:type="dxa"/>
+                    <w:bottom w:w="0" w:type="dxa"/>
+                    <w:left w:w="0" w:type="dxa"/>
+                    <w:right w:w="0" w:type="dxa"/>
+                  </w:tcMar>
+                  <w:vAlign w:val="center"/>
+                </w:tcPr>
+                <w:p>
+                  <w:pPr>
+                    <w:jc w:val="left"/>
+                    <w:pBdr>
+                      <w:bottom w:val="none" w:sz="0" w:space="0" w:color="000000"/>
+                      <w:top w:val="none" w:sz="0" w:space="0" w:color="000000"/>
+                      <w:left w:val="none" w:sz="0" w:space="0" w:color="000000"/>
+                      <w:right w:val="none" w:sz="0" w:space="0" w:color="000000"/>
+                    </w:pBdr>
+                    <w:spacing w:after="100" w:before="100" w:line="240"/>
+                    <w:ind w:left="100" w:right="100" w:firstLine="0" w:firstLineChars="0"/>
+                    <w:rPr>
+                      <w:rFonts w:ascii="DejaVu Sans" w:hAnsi="DejaVu Sans" w:eastAsia="DejaVu Sans" w:cs="DejaVu Sans"/>
+                      <w:i w:val="false"/>
+                      <w:b w:val="false"/>
+                      <w:u w:val="none"/>
+                      <w:sz w:val="18"/>
+                      <w:szCs w:val="18"/>
+                      <w:color w:val="000000"/>
+                    </w:rPr>
+                  </w:pPr>
+                  <w:r xmlns:w="http://schemas.openxmlformats.org/wordprocessingml/2006/main" xmlns:wp="http://schemas.openxmlformats.org/drawingml/2006/wordprocessingDrawing" xmlns:r="http://schemas.openxmlformats.org/officeDocument/2006/relationships" xmlns:w14="http://schemas.microsoft.com/office/word/2010/wordml">
+                    <w:rPr>
+                      <w:rFonts w:ascii="DejaVu Sans" w:hAnsi="DejaVu Sans" w:eastAsia="DejaVu Sans" w:cs="DejaVu Sans"/>
+                      <w:i w:val="false"/>
+                      <w:b w:val="false"/>
+                      <w:u w:val="none"/>
+                      <w:sz w:val="18"/>
+                      <w:szCs w:val="18"/>
+                      <w:color w:val="000000"/>
+                    </w:rPr>
+                    <w:t xml:space="preserve">  Yes</w:t>
+                  </w:r>
+                </w:p>
+              </w:tc>
+              <w:tc>
+                <w:tcPr>
+                  <w:tcBorders>
+                    <w:bottom w:val="none" w:sz="0" w:space="0" w:color="000000"/>
+                    <w:top w:val="none" w:sz="0" w:space="0" w:color="000000"/>
+                    <w:left w:val="none" w:sz="0" w:space="0" w:color="000000"/>
+                    <w:right w:val="none" w:sz="0" w:space="0" w:color="000000"/>
+                  </w:tcBorders>
+                  <w:shd w:val="clear" w:color="auto" w:fill="FFFFFF"/>
+                  <w:tcMar>
+                    <w:top w:w="0" w:type="dxa"/>
+                    <w:bottom w:w="0" w:type="dxa"/>
+                    <w:left w:w="0" w:type="dxa"/>
+                    <w:right w:w="0" w:type="dxa"/>
+                  </w:tcMar>
+                  <w:vAlign w:val="center"/>
+                </w:tcPr>
+                <w:p>
+                  <w:pPr>
+                    <w:jc w:val="center"/>
+                    <w:pBdr>
+                      <w:bottom w:val="none" w:sz="0" w:space="0" w:color="000000"/>
+                      <w:top w:val="none" w:sz="0" w:space="0" w:color="000000"/>
+                      <w:left w:val="none" w:sz="0" w:space="0" w:color="000000"/>
+                      <w:right w:val="none" w:sz="0" w:space="0" w:color="000000"/>
+                    </w:pBdr>
+                    <w:spacing w:after="100" w:before="100" w:line="240"/>
+                    <w:ind w:left="100" w:right="100" w:firstLine="0" w:firstLineChars="0"/>
+                    <w:rPr>
+                      <w:rFonts w:ascii="DejaVu Sans" w:hAnsi="DejaVu Sans" w:eastAsia="DejaVu Sans" w:cs="DejaVu Sans"/>
+                      <w:i w:val="false"/>
+                      <w:b w:val="false"/>
+                      <w:u w:val="none"/>
+                      <w:sz w:val="18"/>
+                      <w:szCs w:val="18"/>
+                      <w:color w:val="000000"/>
+                    </w:rPr>
+                  </w:pPr>
+                  <w:r xmlns:w="http://schemas.openxmlformats.org/wordprocessingml/2006/main" xmlns:wp="http://schemas.openxmlformats.org/drawingml/2006/wordprocessingDrawing" xmlns:r="http://schemas.openxmlformats.org/officeDocument/2006/relationships" xmlns:w14="http://schemas.microsoft.com/office/word/2010/wordml">
+                    <w:rPr>
+                      <w:rFonts w:ascii="DejaVu Sans" w:hAnsi="DejaVu Sans" w:eastAsia="DejaVu Sans" w:cs="DejaVu Sans"/>
+                      <w:i w:val="false"/>
+                      <w:b w:val="false"/>
+                      <w:u w:val="none"/>
+                      <w:sz w:val="18"/>
+                      <w:szCs w:val="18"/>
+                      <w:color w:val="000000"/>
+                    </w:rPr>
+                    <w:t xml:space="preserve">189 (7.4%)</w:t>
+                  </w:r>
+                </w:p>
+              </w:tc>
+              <w:tc>
+                <w:tcPr>
+                  <w:tcBorders>
+                    <w:bottom w:val="none" w:sz="0" w:space="0" w:color="000000"/>
+                    <w:top w:val="none" w:sz="0" w:space="0" w:color="000000"/>
+                    <w:left w:val="none" w:sz="0" w:space="0" w:color="000000"/>
+                    <w:right w:val="none" w:sz="0" w:space="0" w:color="000000"/>
+                  </w:tcBorders>
+                  <w:shd w:val="clear" w:color="auto" w:fill="FFFFFF"/>
+                  <w:tcMar>
+                    <w:top w:w="0" w:type="dxa"/>
+                    <w:bottom w:w="0" w:type="dxa"/>
+                    <w:left w:w="0" w:type="dxa"/>
+                    <w:right w:w="0" w:type="dxa"/>
+                  </w:tcMar>
+                  <w:vAlign w:val="center"/>
+                </w:tcPr>
+                <w:p>
+                  <w:pPr>
+                    <w:jc w:val="center"/>
+                    <w:pBdr>
+                      <w:bottom w:val="none" w:sz="0" w:space="0" w:color="000000"/>
+                      <w:top w:val="none" w:sz="0" w:space="0" w:color="000000"/>
+                      <w:left w:val="none" w:sz="0" w:space="0" w:color="000000"/>
+                      <w:right w:val="none" w:sz="0" w:space="0" w:color="000000"/>
+                    </w:pBdr>
+                    <w:spacing w:after="100" w:before="100" w:line="240"/>
+                    <w:ind w:left="100" w:right="100" w:firstLine="0" w:firstLineChars="0"/>
+                    <w:rPr>
+                      <w:rFonts w:ascii="DejaVu Sans" w:hAnsi="DejaVu Sans" w:eastAsia="DejaVu Sans" w:cs="DejaVu Sans"/>
+                      <w:i w:val="false"/>
+                      <w:b w:val="false"/>
+                      <w:u w:val="none"/>
+                      <w:sz w:val="18"/>
+                      <w:szCs w:val="18"/>
+                      <w:color w:val="000000"/>
+                    </w:rPr>
+                  </w:pPr>
+                  <w:r xmlns:w="http://schemas.openxmlformats.org/wordprocessingml/2006/main" xmlns:wp="http://schemas.openxmlformats.org/drawingml/2006/wordprocessingDrawing" xmlns:r="http://schemas.openxmlformats.org/officeDocument/2006/relationships" xmlns:w14="http://schemas.microsoft.com/office/word/2010/wordml">
+                    <w:rPr>
+                      <w:rFonts w:ascii="DejaVu Sans" w:hAnsi="DejaVu Sans" w:eastAsia="DejaVu Sans" w:cs="DejaVu Sans"/>
+                      <w:i w:val="false"/>
+                      <w:b w:val="false"/>
+                      <w:u w:val="none"/>
+                      <w:sz w:val="18"/>
+                      <w:szCs w:val="18"/>
+                      <w:color w:val="000000"/>
+                    </w:rPr>
+                    <w:t xml:space="preserve">31 (5.9%)</w:t>
+                  </w:r>
+                </w:p>
+              </w:tc>
+              <w:tc>
+                <w:tcPr>
+                  <w:tcBorders>
+                    <w:bottom w:val="none" w:sz="0" w:space="0" w:color="000000"/>
+                    <w:top w:val="none" w:sz="0" w:space="0" w:color="000000"/>
+                    <w:left w:val="none" w:sz="0" w:space="0" w:color="000000"/>
+                    <w:right w:val="none" w:sz="0" w:space="0" w:color="000000"/>
+                  </w:tcBorders>
+                  <w:shd w:val="clear" w:color="auto" w:fill="FFFFFF"/>
+                  <w:tcMar>
+                    <w:top w:w="0" w:type="dxa"/>
+                    <w:bottom w:w="0" w:type="dxa"/>
+                    <w:left w:w="0" w:type="dxa"/>
+                    <w:right w:w="0" w:type="dxa"/>
+                  </w:tcMar>
+                  <w:vAlign w:val="center"/>
+                </w:tcPr>
+                <w:p>
+                  <w:pPr>
+                    <w:jc w:val="center"/>
+                    <w:pBdr>
+                      <w:bottom w:val="none" w:sz="0" w:space="0" w:color="000000"/>
+                      <w:top w:val="none" w:sz="0" w:space="0" w:color="000000"/>
+                      <w:left w:val="none" w:sz="0" w:space="0" w:color="000000"/>
+                      <w:right w:val="none" w:sz="0" w:space="0" w:color="000000"/>
+                    </w:pBdr>
+                    <w:spacing w:after="100" w:before="100" w:line="240"/>
+                    <w:ind w:left="100" w:right="100" w:firstLine="0" w:firstLineChars="0"/>
+                    <w:rPr>
+                      <w:rFonts w:ascii="DejaVu Sans" w:hAnsi="DejaVu Sans" w:eastAsia="DejaVu Sans" w:cs="DejaVu Sans"/>
+                      <w:i w:val="false"/>
+                      <w:b w:val="false"/>
+                      <w:u w:val="none"/>
+                      <w:sz w:val="18"/>
+                      <w:szCs w:val="18"/>
+                      <w:color w:val="000000"/>
+                    </w:rPr>
+                  </w:pPr>
+                  <w:r xmlns:w="http://schemas.openxmlformats.org/wordprocessingml/2006/main" xmlns:wp="http://schemas.openxmlformats.org/drawingml/2006/wordprocessingDrawing" xmlns:r="http://schemas.openxmlformats.org/officeDocument/2006/relationships" xmlns:w14="http://schemas.microsoft.com/office/word/2010/wordml">
+                    <w:rPr>
+                      <w:rFonts w:ascii="DejaVu Sans" w:hAnsi="DejaVu Sans" w:eastAsia="DejaVu Sans" w:cs="DejaVu Sans"/>
+                      <w:i w:val="false"/>
+                      <w:b w:val="false"/>
+                      <w:u w:val="none"/>
+                      <w:sz w:val="18"/>
+                      <w:szCs w:val="18"/>
+                      <w:color w:val="000000"/>
+                    </w:rPr>
+                    <w:t xml:space="preserve">45 (6.3%)</w:t>
+                  </w:r>
+                </w:p>
+              </w:tc>
+              <w:tc>
+                <w:tcPr>
+                  <w:tcBorders>
+                    <w:bottom w:val="none" w:sz="0" w:space="0" w:color="000000"/>
+                    <w:top w:val="none" w:sz="0" w:space="0" w:color="000000"/>
+                    <w:left w:val="none" w:sz="0" w:space="0" w:color="000000"/>
+                    <w:right w:val="none" w:sz="0" w:space="0" w:color="000000"/>
+                  </w:tcBorders>
+                  <w:shd w:val="clear" w:color="auto" w:fill="FFFFFF"/>
+                  <w:tcMar>
+                    <w:top w:w="0" w:type="dxa"/>
+                    <w:bottom w:w="0" w:type="dxa"/>
+                    <w:left w:w="0" w:type="dxa"/>
+                    <w:right w:w="0" w:type="dxa"/>
+                  </w:tcMar>
+                  <w:vAlign w:val="center"/>
+                </w:tcPr>
+                <w:p>
+                  <w:pPr>
+                    <w:jc w:val="center"/>
+                    <w:pBdr>
+                      <w:bottom w:val="none" w:sz="0" w:space="0" w:color="000000"/>
+                      <w:top w:val="none" w:sz="0" w:space="0" w:color="000000"/>
+                      <w:left w:val="none" w:sz="0" w:space="0" w:color="000000"/>
+                      <w:right w:val="none" w:sz="0" w:space="0" w:color="000000"/>
+                    </w:pBdr>
+                    <w:spacing w:after="100" w:before="100" w:line="240"/>
+                    <w:ind w:left="100" w:right="100" w:firstLine="0" w:firstLineChars="0"/>
+                    <w:rPr>
+                      <w:rFonts w:ascii="DejaVu Sans" w:hAnsi="DejaVu Sans" w:eastAsia="DejaVu Sans" w:cs="DejaVu Sans"/>
+                      <w:i w:val="false"/>
+                      <w:b w:val="false"/>
+                      <w:u w:val="none"/>
+                      <w:sz w:val="18"/>
+                      <w:szCs w:val="18"/>
+                      <w:color w:val="000000"/>
+                    </w:rPr>
+                  </w:pPr>
+                  <w:r xmlns:w="http://schemas.openxmlformats.org/wordprocessingml/2006/main" xmlns:wp="http://schemas.openxmlformats.org/drawingml/2006/wordprocessingDrawing" xmlns:r="http://schemas.openxmlformats.org/officeDocument/2006/relationships" xmlns:w14="http://schemas.microsoft.com/office/word/2010/wordml">
+                    <w:rPr>
+                      <w:rFonts w:ascii="DejaVu Sans" w:hAnsi="DejaVu Sans" w:eastAsia="DejaVu Sans" w:cs="DejaVu Sans"/>
+                      <w:i w:val="false"/>
+                      <w:b w:val="false"/>
+                      <w:u w:val="none"/>
+                      <w:sz w:val="18"/>
+                      <w:szCs w:val="18"/>
+                      <w:color w:val="000000"/>
+                    </w:rPr>
+                    <w:t xml:space="preserve">24 (5.3%)</w:t>
+                  </w:r>
+                </w:p>
+              </w:tc>
+              <w:tc>
+                <w:tcPr>
+                  <w:tcBorders>
+                    <w:bottom w:val="none" w:sz="0" w:space="0" w:color="000000"/>
+                    <w:top w:val="none" w:sz="0" w:space="0" w:color="000000"/>
+                    <w:left w:val="none" w:sz="0" w:space="0" w:color="000000"/>
+                    <w:right w:val="none" w:sz="0" w:space="0" w:color="000000"/>
+                  </w:tcBorders>
+                  <w:shd w:val="clear" w:color="auto" w:fill="FFFFFF"/>
+                  <w:tcMar>
+                    <w:top w:w="0" w:type="dxa"/>
+                    <w:bottom w:w="0" w:type="dxa"/>
+                    <w:left w:w="0" w:type="dxa"/>
+                    <w:right w:w="0" w:type="dxa"/>
+                  </w:tcMar>
+                  <w:vAlign w:val="center"/>
+                </w:tcPr>
+                <w:p>
+                  <w:pPr>
+                    <w:jc w:val="center"/>
+                    <w:pBdr>
+                      <w:bottom w:val="none" w:sz="0" w:space="0" w:color="000000"/>
+                      <w:top w:val="none" w:sz="0" w:space="0" w:color="000000"/>
+                      <w:left w:val="none" w:sz="0" w:space="0" w:color="000000"/>
+                      <w:right w:val="none" w:sz="0" w:space="0" w:color="000000"/>
+                    </w:pBdr>
+                    <w:spacing w:after="100" w:before="100" w:line="240"/>
+                    <w:ind w:left="100" w:right="100" w:firstLine="0" w:firstLineChars="0"/>
+                    <w:rPr>
+                      <w:rFonts w:ascii="DejaVu Sans" w:hAnsi="DejaVu Sans" w:eastAsia="DejaVu Sans" w:cs="DejaVu Sans"/>
+                      <w:i w:val="false"/>
+                      <w:b w:val="false"/>
+                      <w:u w:val="none"/>
+                      <w:sz w:val="18"/>
+                      <w:szCs w:val="18"/>
+                      <w:color w:val="000000"/>
+                    </w:rPr>
+                  </w:pPr>
+                  <w:r xmlns:w="http://schemas.openxmlformats.org/wordprocessingml/2006/main" xmlns:wp="http://schemas.openxmlformats.org/drawingml/2006/wordprocessingDrawing" xmlns:r="http://schemas.openxmlformats.org/officeDocument/2006/relationships" xmlns:w14="http://schemas.microsoft.com/office/word/2010/wordml">
+                    <w:rPr>
+                      <w:rFonts w:ascii="DejaVu Sans" w:hAnsi="DejaVu Sans" w:eastAsia="DejaVu Sans" w:cs="DejaVu Sans"/>
+                      <w:i w:val="false"/>
+                      <w:b w:val="false"/>
+                      <w:u w:val="none"/>
+                      <w:sz w:val="18"/>
+                      <w:szCs w:val="18"/>
+                      <w:color w:val="000000"/>
+                    </w:rPr>
+                    <w:t xml:space="preserve">23 (14.0%)</w:t>
+                  </w:r>
+                </w:p>
+              </w:tc>
+              <w:tc>
+                <w:tcPr>
+                  <w:tcBorders>
+                    <w:bottom w:val="none" w:sz="0" w:space="0" w:color="000000"/>
+                    <w:top w:val="none" w:sz="0" w:space="0" w:color="000000"/>
+                    <w:left w:val="none" w:sz="0" w:space="0" w:color="000000"/>
+                    <w:right w:val="none" w:sz="0" w:space="0" w:color="000000"/>
+                  </w:tcBorders>
+                  <w:shd w:val="clear" w:color="auto" w:fill="FFFFFF"/>
+                  <w:tcMar>
+                    <w:top w:w="0" w:type="dxa"/>
+                    <w:bottom w:w="0" w:type="dxa"/>
+                    <w:left w:w="0" w:type="dxa"/>
+                    <w:right w:w="0" w:type="dxa"/>
+                  </w:tcMar>
+                  <w:vAlign w:val="center"/>
+                </w:tcPr>
+                <w:p>
+                  <w:pPr>
+                    <w:jc w:val="center"/>
+                    <w:pBdr>
+                      <w:bottom w:val="none" w:sz="0" w:space="0" w:color="000000"/>
+                      <w:top w:val="none" w:sz="0" w:space="0" w:color="000000"/>
+                      <w:left w:val="none" w:sz="0" w:space="0" w:color="000000"/>
+                      <w:right w:val="none" w:sz="0" w:space="0" w:color="000000"/>
+                    </w:pBdr>
+                    <w:spacing w:after="100" w:before="100" w:line="240"/>
+                    <w:ind w:left="100" w:right="100" w:firstLine="0" w:firstLineChars="0"/>
+                    <w:rPr>
+                      <w:rFonts w:ascii="DejaVu Sans" w:hAnsi="DejaVu Sans" w:eastAsia="DejaVu Sans" w:cs="DejaVu Sans"/>
+                      <w:i w:val="false"/>
+                      <w:b w:val="false"/>
+                      <w:u w:val="none"/>
+                      <w:sz w:val="18"/>
+                      <w:szCs w:val="18"/>
+                      <w:color w:val="000000"/>
+                    </w:rPr>
+                  </w:pPr>
+                  <w:r xmlns:w="http://schemas.openxmlformats.org/wordprocessingml/2006/main" xmlns:wp="http://schemas.openxmlformats.org/drawingml/2006/wordprocessingDrawing" xmlns:r="http://schemas.openxmlformats.org/officeDocument/2006/relationships" xmlns:w14="http://schemas.microsoft.com/office/word/2010/wordml">
+                    <w:rPr>
+                      <w:rFonts w:ascii="DejaVu Sans" w:hAnsi="DejaVu Sans" w:eastAsia="DejaVu Sans" w:cs="DejaVu Sans"/>
+                      <w:i w:val="false"/>
+                      <w:b w:val="false"/>
+                      <w:u w:val="none"/>
+                      <w:sz w:val="18"/>
+                      <w:szCs w:val="18"/>
+                      <w:color w:val="000000"/>
+                    </w:rPr>
+                    <w:t xml:space="preserve">66 (9.5%)</w:t>
+                  </w:r>
+                </w:p>
+              </w:tc>
+            </w:tr>
+            <w:tr>
+              <w:trPr>
+                <w:trHeight w:val="360" w:hRule="auto"/>
+              </w:trPr>
+              body3
+              <w:tc>
+                <w:tcPr>
+                  <w:tcBorders>
+                    <w:bottom w:val="single" w:sz="12" w:space="0" w:color="666666"/>
+                    <w:top w:val="none" w:sz="0" w:space="0" w:color="000000"/>
+                    <w:left w:val="none" w:sz="0" w:space="0" w:color="000000"/>
+                    <w:right w:val="none" w:sz="0" w:space="0" w:color="000000"/>
+                  </w:tcBorders>
+                  <w:shd w:val="clear" w:color="auto" w:fill="FFFFFF"/>
+                  <w:tcMar>
+                    <w:top w:w="0" w:type="dxa"/>
+                    <w:bottom w:w="0" w:type="dxa"/>
+                    <w:left w:w="0" w:type="dxa"/>
+                    <w:right w:w="0" w:type="dxa"/>
+                  </w:tcMar>
+                  <w:vAlign w:val="center"/>
+                </w:tcPr>
+                <w:p>
+                  <w:pPr>
+                    <w:jc w:val="left"/>
+                    <w:pBdr>
+                      <w:bottom w:val="none" w:sz="0" w:space="0" w:color="000000"/>
+                      <w:top w:val="none" w:sz="0" w:space="0" w:color="000000"/>
+                      <w:left w:val="none" w:sz="0" w:space="0" w:color="000000"/>
+                      <w:right w:val="none" w:sz="0" w:space="0" w:color="000000"/>
+                    </w:pBdr>
+                    <w:spacing w:after="100" w:before="100" w:line="240"/>
+                    <w:ind w:left="100" w:right="100" w:firstLine="0" w:firstLineChars="0"/>
+                    <w:rPr>
+                      <w:rFonts w:ascii="DejaVu Sans" w:hAnsi="DejaVu Sans" w:eastAsia="DejaVu Sans" w:cs="DejaVu Sans"/>
+                      <w:i w:val="false"/>
+                      <w:b w:val="false"/>
+                      <w:u w:val="none"/>
+                      <w:sz w:val="18"/>
+                      <w:szCs w:val="18"/>
+                      <w:color w:val="000000"/>
+                    </w:rPr>
+                  </w:pPr>
+                  <w:r xmlns:w="http://schemas.openxmlformats.org/wordprocessingml/2006/main" xmlns:wp="http://schemas.openxmlformats.org/drawingml/2006/wordprocessingDrawing" xmlns:r="http://schemas.openxmlformats.org/officeDocument/2006/relationships" xmlns:w14="http://schemas.microsoft.com/office/word/2010/wordml">
+                    <w:rPr>
+                      <w:rFonts w:ascii="DejaVu Sans" w:hAnsi="DejaVu Sans" w:eastAsia="DejaVu Sans" w:cs="DejaVu Sans"/>
+                      <w:i w:val="false"/>
+                      <w:b w:val="false"/>
+                      <w:u w:val="none"/>
+                      <w:sz w:val="18"/>
+                      <w:szCs w:val="18"/>
+                      <w:color w:val="000000"/>
+                    </w:rPr>
+                    <w:t xml:space="preserve">  No</w:t>
+                  </w:r>
+                </w:p>
+              </w:tc>
+              <w:tc>
+                <w:tcPr>
+                  <w:tcBorders>
+                    <w:bottom w:val="single" w:sz="12" w:space="0" w:color="666666"/>
+                    <w:top w:val="none" w:sz="0" w:space="0" w:color="000000"/>
+                    <w:left w:val="none" w:sz="0" w:space="0" w:color="000000"/>
+                    <w:right w:val="none" w:sz="0" w:space="0" w:color="000000"/>
+                  </w:tcBorders>
+                  <w:shd w:val="clear" w:color="auto" w:fill="FFFFFF"/>
+                  <w:tcMar>
+                    <w:top w:w="0" w:type="dxa"/>
+                    <w:bottom w:w="0" w:type="dxa"/>
+                    <w:left w:w="0" w:type="dxa"/>
+                    <w:right w:w="0" w:type="dxa"/>
+                  </w:tcMar>
+                  <w:vAlign w:val="center"/>
+                </w:tcPr>
+                <w:p>
+                  <w:pPr>
+                    <w:jc w:val="center"/>
+                    <w:pBdr>
+                      <w:bottom w:val="none" w:sz="0" w:space="0" w:color="000000"/>
+                      <w:top w:val="none" w:sz="0" w:space="0" w:color="000000"/>
+                      <w:left w:val="none" w:sz="0" w:space="0" w:color="000000"/>
+                      <w:right w:val="none" w:sz="0" w:space="0" w:color="000000"/>
+                    </w:pBdr>
+                    <w:spacing w:after="100" w:before="100" w:line="240"/>
+                    <w:ind w:left="100" w:right="100" w:firstLine="0" w:firstLineChars="0"/>
+                    <w:rPr>
+                      <w:rFonts w:ascii="DejaVu Sans" w:hAnsi="DejaVu Sans" w:eastAsia="DejaVu Sans" w:cs="DejaVu Sans"/>
+                      <w:i w:val="false"/>
+                      <w:b w:val="false"/>
+                      <w:u w:val="none"/>
+                      <w:sz w:val="18"/>
+                      <w:szCs w:val="18"/>
+                      <w:color w:val="000000"/>
+                    </w:rPr>
+                  </w:pPr>
+                  <w:r xmlns:w="http://schemas.openxmlformats.org/wordprocessingml/2006/main" xmlns:wp="http://schemas.openxmlformats.org/drawingml/2006/wordprocessingDrawing" xmlns:r="http://schemas.openxmlformats.org/officeDocument/2006/relationships" xmlns:w14="http://schemas.microsoft.com/office/word/2010/wordml">
+                    <w:rPr>
+                      <w:rFonts w:ascii="DejaVu Sans" w:hAnsi="DejaVu Sans" w:eastAsia="DejaVu Sans" w:cs="DejaVu Sans"/>
+                      <w:i w:val="false"/>
+                      <w:b w:val="false"/>
+                      <w:u w:val="none"/>
+                      <w:sz w:val="18"/>
+                      <w:szCs w:val="18"/>
+                      <w:color w:val="000000"/>
+                    </w:rPr>
+                    <w:t xml:space="preserve">2355 (92.6%)</w:t>
+                  </w:r>
+                </w:p>
+              </w:tc>
+              <w:tc>
+                <w:tcPr>
+                  <w:tcBorders>
+                    <w:bottom w:val="single" w:sz="12" w:space="0" w:color="666666"/>
+                    <w:top w:val="none" w:sz="0" w:space="0" w:color="000000"/>
+                    <w:left w:val="none" w:sz="0" w:space="0" w:color="000000"/>
+                    <w:right w:val="none" w:sz="0" w:space="0" w:color="000000"/>
+                  </w:tcBorders>
+                  <w:shd w:val="clear" w:color="auto" w:fill="FFFFFF"/>
+                  <w:tcMar>
+                    <w:top w:w="0" w:type="dxa"/>
+                    <w:bottom w:w="0" w:type="dxa"/>
+                    <w:left w:w="0" w:type="dxa"/>
+                    <w:right w:w="0" w:type="dxa"/>
+                  </w:tcMar>
+                  <w:vAlign w:val="center"/>
+                </w:tcPr>
+                <w:p>
+                  <w:pPr>
+                    <w:jc w:val="center"/>
+                    <w:pBdr>
+                      <w:bottom w:val="none" w:sz="0" w:space="0" w:color="000000"/>
+                      <w:top w:val="none" w:sz="0" w:space="0" w:color="000000"/>
+                      <w:left w:val="none" w:sz="0" w:space="0" w:color="000000"/>
+                      <w:right w:val="none" w:sz="0" w:space="0" w:color="000000"/>
+                    </w:pBdr>
+                    <w:spacing w:after="100" w:before="100" w:line="240"/>
+                    <w:ind w:left="100" w:right="100" w:firstLine="0" w:firstLineChars="0"/>
+                    <w:rPr>
+                      <w:rFonts w:ascii="DejaVu Sans" w:hAnsi="DejaVu Sans" w:eastAsia="DejaVu Sans" w:cs="DejaVu Sans"/>
+                      <w:i w:val="false"/>
+                      <w:b w:val="false"/>
+                      <w:u w:val="none"/>
+                      <w:sz w:val="18"/>
+                      <w:szCs w:val="18"/>
+                      <w:color w:val="000000"/>
+                    </w:rPr>
+                  </w:pPr>
+                  <w:r xmlns:w="http://schemas.openxmlformats.org/wordprocessingml/2006/main" xmlns:wp="http://schemas.openxmlformats.org/drawingml/2006/wordprocessingDrawing" xmlns:r="http://schemas.openxmlformats.org/officeDocument/2006/relationships" xmlns:w14="http://schemas.microsoft.com/office/word/2010/wordml">
+                    <w:rPr>
+                      <w:rFonts w:ascii="DejaVu Sans" w:hAnsi="DejaVu Sans" w:eastAsia="DejaVu Sans" w:cs="DejaVu Sans"/>
+                      <w:i w:val="false"/>
+                      <w:b w:val="false"/>
+                      <w:u w:val="none"/>
+                      <w:sz w:val="18"/>
+                      <w:szCs w:val="18"/>
+                      <w:color w:val="000000"/>
+                    </w:rPr>
+                    <w:t xml:space="preserve">496 (94.1%)</w:t>
+                  </w:r>
+                </w:p>
+              </w:tc>
+              <w:tc>
+                <w:tcPr>
+                  <w:tcBorders>
+                    <w:bottom w:val="single" w:sz="12" w:space="0" w:color="666666"/>
+                    <w:top w:val="none" w:sz="0" w:space="0" w:color="000000"/>
+                    <w:left w:val="none" w:sz="0" w:space="0" w:color="000000"/>
+                    <w:right w:val="none" w:sz="0" w:space="0" w:color="000000"/>
+                  </w:tcBorders>
+                  <w:shd w:val="clear" w:color="auto" w:fill="FFFFFF"/>
+                  <w:tcMar>
+                    <w:top w:w="0" w:type="dxa"/>
+                    <w:bottom w:w="0" w:type="dxa"/>
+                    <w:left w:w="0" w:type="dxa"/>
+                    <w:right w:w="0" w:type="dxa"/>
+                  </w:tcMar>
+                  <w:vAlign w:val="center"/>
+                </w:tcPr>
+                <w:p>
+                  <w:pPr>
+                    <w:jc w:val="center"/>
+                    <w:pBdr>
+                      <w:bottom w:val="none" w:sz="0" w:space="0" w:color="000000"/>
+                      <w:top w:val="none" w:sz="0" w:space="0" w:color="000000"/>
+                      <w:left w:val="none" w:sz="0" w:space="0" w:color="000000"/>
+                      <w:right w:val="none" w:sz="0" w:space="0" w:color="000000"/>
+                    </w:pBdr>
+                    <w:spacing w:after="100" w:before="100" w:line="240"/>
+                    <w:ind w:left="100" w:right="100" w:firstLine="0" w:firstLineChars="0"/>
+                    <w:rPr>
+                      <w:rFonts w:ascii="DejaVu Sans" w:hAnsi="DejaVu Sans" w:eastAsia="DejaVu Sans" w:cs="DejaVu Sans"/>
+                      <w:i w:val="false"/>
+                      <w:b w:val="false"/>
+                      <w:u w:val="none"/>
+                      <w:sz w:val="18"/>
+                      <w:szCs w:val="18"/>
+                      <w:color w:val="000000"/>
+                    </w:rPr>
+                  </w:pPr>
+                  <w:r xmlns:w="http://schemas.openxmlformats.org/wordprocessingml/2006/main" xmlns:wp="http://schemas.openxmlformats.org/drawingml/2006/wordprocessingDrawing" xmlns:r="http://schemas.openxmlformats.org/officeDocument/2006/relationships" xmlns:w14="http://schemas.microsoft.com/office/word/2010/wordml">
+                    <w:rPr>
+                      <w:rFonts w:ascii="DejaVu Sans" w:hAnsi="DejaVu Sans" w:eastAsia="DejaVu Sans" w:cs="DejaVu Sans"/>
+                      <w:i w:val="false"/>
+                      <w:b w:val="false"/>
+                      <w:u w:val="none"/>
+                      <w:sz w:val="18"/>
+                      <w:szCs w:val="18"/>
+                      <w:color w:val="000000"/>
+                    </w:rPr>
+                    <w:t xml:space="preserve">666 (93.7%)</w:t>
+                  </w:r>
+                </w:p>
+              </w:tc>
+              <w:tc>
+                <w:tcPr>
+                  <w:tcBorders>
+                    <w:bottom w:val="single" w:sz="12" w:space="0" w:color="666666"/>
+                    <w:top w:val="none" w:sz="0" w:space="0" w:color="000000"/>
+                    <w:left w:val="none" w:sz="0" w:space="0" w:color="000000"/>
+                    <w:right w:val="none" w:sz="0" w:space="0" w:color="000000"/>
+                  </w:tcBorders>
+                  <w:shd w:val="clear" w:color="auto" w:fill="FFFFFF"/>
+                  <w:tcMar>
+                    <w:top w:w="0" w:type="dxa"/>
+                    <w:bottom w:w="0" w:type="dxa"/>
+                    <w:left w:w="0" w:type="dxa"/>
+                    <w:right w:w="0" w:type="dxa"/>
+                  </w:tcMar>
+                  <w:vAlign w:val="center"/>
+                </w:tcPr>
+                <w:p>
+                  <w:pPr>
+                    <w:jc w:val="center"/>
+                    <w:pBdr>
+                      <w:bottom w:val="none" w:sz="0" w:space="0" w:color="000000"/>
+                      <w:top w:val="none" w:sz="0" w:space="0" w:color="000000"/>
+                      <w:left w:val="none" w:sz="0" w:space="0" w:color="000000"/>
+                      <w:right w:val="none" w:sz="0" w:space="0" w:color="000000"/>
+                    </w:pBdr>
+                    <w:spacing w:after="100" w:before="100" w:line="240"/>
+                    <w:ind w:left="100" w:right="100" w:firstLine="0" w:firstLineChars="0"/>
+                    <w:rPr>
+                      <w:rFonts w:ascii="DejaVu Sans" w:hAnsi="DejaVu Sans" w:eastAsia="DejaVu Sans" w:cs="DejaVu Sans"/>
+                      <w:i w:val="false"/>
+                      <w:b w:val="false"/>
+                      <w:u w:val="none"/>
+                      <w:sz w:val="18"/>
+                      <w:szCs w:val="18"/>
+                      <w:color w:val="000000"/>
+                    </w:rPr>
+                  </w:pPr>
+                  <w:r xmlns:w="http://schemas.openxmlformats.org/wordprocessingml/2006/main" xmlns:wp="http://schemas.openxmlformats.org/drawingml/2006/wordprocessingDrawing" xmlns:r="http://schemas.openxmlformats.org/officeDocument/2006/relationships" xmlns:w14="http://schemas.microsoft.com/office/word/2010/wordml">
+                    <w:rPr>
+                      <w:rFonts w:ascii="DejaVu Sans" w:hAnsi="DejaVu Sans" w:eastAsia="DejaVu Sans" w:cs="DejaVu Sans"/>
+                      <w:i w:val="false"/>
+                      <w:b w:val="false"/>
+                      <w:u w:val="none"/>
+                      <w:sz w:val="18"/>
+                      <w:szCs w:val="18"/>
+                      <w:color w:val="000000"/>
+                    </w:rPr>
+                    <w:t xml:space="preserve">426 (94.7%)</w:t>
+                  </w:r>
+                </w:p>
+              </w:tc>
+              <w:tc>
+                <w:tcPr>
+                  <w:tcBorders>
+                    <w:bottom w:val="single" w:sz="12" w:space="0" w:color="666666"/>
+                    <w:top w:val="none" w:sz="0" w:space="0" w:color="000000"/>
+                    <w:left w:val="none" w:sz="0" w:space="0" w:color="000000"/>
+                    <w:right w:val="none" w:sz="0" w:space="0" w:color="000000"/>
+                  </w:tcBorders>
+                  <w:shd w:val="clear" w:color="auto" w:fill="FFFFFF"/>
+                  <w:tcMar>
+                    <w:top w:w="0" w:type="dxa"/>
+                    <w:bottom w:w="0" w:type="dxa"/>
+                    <w:left w:w="0" w:type="dxa"/>
+                    <w:right w:w="0" w:type="dxa"/>
+                  </w:tcMar>
+                  <w:vAlign w:val="center"/>
+                </w:tcPr>
+                <w:p>
+                  <w:pPr>
+                    <w:jc w:val="center"/>
+                    <w:pBdr>
+                      <w:bottom w:val="none" w:sz="0" w:space="0" w:color="000000"/>
+                      <w:top w:val="none" w:sz="0" w:space="0" w:color="000000"/>
+                      <w:left w:val="none" w:sz="0" w:space="0" w:color="000000"/>
+                      <w:right w:val="none" w:sz="0" w:space="0" w:color="000000"/>
+                    </w:pBdr>
+                    <w:spacing w:after="100" w:before="100" w:line="240"/>
+                    <w:ind w:left="100" w:right="100" w:firstLine="0" w:firstLineChars="0"/>
+                    <w:rPr>
+                      <w:rFonts w:ascii="DejaVu Sans" w:hAnsi="DejaVu Sans" w:eastAsia="DejaVu Sans" w:cs="DejaVu Sans"/>
+                      <w:i w:val="false"/>
+                      <w:b w:val="false"/>
+                      <w:u w:val="none"/>
+                      <w:sz w:val="18"/>
+                      <w:szCs w:val="18"/>
+                      <w:color w:val="000000"/>
+                    </w:rPr>
+                  </w:pPr>
+                  <w:r xmlns:w="http://schemas.openxmlformats.org/wordprocessingml/2006/main" xmlns:wp="http://schemas.openxmlformats.org/drawingml/2006/wordprocessingDrawing" xmlns:r="http://schemas.openxmlformats.org/officeDocument/2006/relationships" xmlns:w14="http://schemas.microsoft.com/office/word/2010/wordml">
+                    <w:rPr>
+                      <w:rFonts w:ascii="DejaVu Sans" w:hAnsi="DejaVu Sans" w:eastAsia="DejaVu Sans" w:cs="DejaVu Sans"/>
+                      <w:i w:val="false"/>
+                      <w:b w:val="false"/>
+                      <w:u w:val="none"/>
+                      <w:sz w:val="18"/>
+                      <w:szCs w:val="18"/>
+                      <w:color w:val="000000"/>
+                    </w:rPr>
+                    <w:t xml:space="preserve">141 (86.0%)</w:t>
+                  </w:r>
+                </w:p>
+              </w:tc>
+              <w:tc>
+                <w:tcPr>
+                  <w:tcBorders>
+                    <w:bottom w:val="single" w:sz="12" w:space="0" w:color="666666"/>
+                    <w:top w:val="none" w:sz="0" w:space="0" w:color="000000"/>
+                    <w:left w:val="none" w:sz="0" w:space="0" w:color="000000"/>
+                    <w:right w:val="none" w:sz="0" w:space="0" w:color="000000"/>
+                  </w:tcBorders>
+                  <w:shd w:val="clear" w:color="auto" w:fill="FFFFFF"/>
+                  <w:tcMar>
+                    <w:top w:w="0" w:type="dxa"/>
+                    <w:bottom w:w="0" w:type="dxa"/>
+                    <w:left w:w="0" w:type="dxa"/>
+                    <w:right w:w="0" w:type="dxa"/>
+                  </w:tcMar>
+                  <w:vAlign w:val="center"/>
+                </w:tcPr>
+                <w:p>
+                  <w:pPr>
+                    <w:jc w:val="center"/>
+                    <w:pBdr>
+                      <w:bottom w:val="none" w:sz="0" w:space="0" w:color="000000"/>
+                      <w:top w:val="none" w:sz="0" w:space="0" w:color="000000"/>
+                      <w:left w:val="none" w:sz="0" w:space="0" w:color="000000"/>
+                      <w:right w:val="none" w:sz="0" w:space="0" w:color="000000"/>
+                    </w:pBdr>
+                    <w:spacing w:after="100" w:before="100" w:line="240"/>
+                    <w:ind w:left="100" w:right="100" w:firstLine="0" w:firstLineChars="0"/>
+                    <w:rPr>
+                      <w:rFonts w:ascii="DejaVu Sans" w:hAnsi="DejaVu Sans" w:eastAsia="DejaVu Sans" w:cs="DejaVu Sans"/>
+                      <w:i w:val="false"/>
+                      <w:b w:val="false"/>
+                      <w:u w:val="none"/>
+                      <w:sz w:val="18"/>
+                      <w:szCs w:val="18"/>
+                      <w:color w:val="000000"/>
+                    </w:rPr>
+                  </w:pPr>
+                  <w:r xmlns:w="http://schemas.openxmlformats.org/wordprocessingml/2006/main" xmlns:wp="http://schemas.openxmlformats.org/drawingml/2006/wordprocessingDrawing" xmlns:r="http://schemas.openxmlformats.org/officeDocument/2006/relationships" xmlns:w14="http://schemas.microsoft.com/office/word/2010/wordml">
+                    <w:rPr>
+                      <w:rFonts w:ascii="DejaVu Sans" w:hAnsi="DejaVu Sans" w:eastAsia="DejaVu Sans" w:cs="DejaVu Sans"/>
+                      <w:i w:val="false"/>
+                      <w:b w:val="false"/>
+                      <w:u w:val="none"/>
+                      <w:sz w:val="18"/>
+                      <w:szCs w:val="18"/>
+                      <w:color w:val="000000"/>
+                    </w:rPr>
+                    <w:t xml:space="preserve">626 (90.5%)</w:t>
+                  </w:r>
+                </w:p>
+              </w:tc>
+            </w:tr>
+            <w:tr>
+              <w:trPr>
+                <w:trHeight w:val="360" w:hRule="auto"/>
+              </w:trPr>
+              footer1
+              <w:tc>
+                <w:tcPr>
+                  <w:gridSpan w:val="7"/>
+                  <w:tcBorders>
+                    <w:bottom w:val="none" w:sz="0" w:space="0" w:color="FFFFFF"/>
+                    <w:top w:val="single" w:sz="12" w:space="0" w:color="666666"/>
+                    <w:left w:val="none" w:sz="0" w:space="0" w:color="FFFFFF"/>
+                    <w:right w:val="none" w:sz="0" w:space="0" w:color="FFFFFF"/>
+                  </w:tcBorders>
+                  <w:shd w:val="clear" w:color="auto" w:fill="FFFFFF"/>
+                  <w:tcMar>
+                    <w:top w:w="0" w:type="dxa"/>
+                    <w:bottom w:w="0" w:type="dxa"/>
+                    <w:left w:w="0" w:type="dxa"/>
+                    <w:right w:w="0" w:type="dxa"/>
+                  </w:tcMar>
+                  <w:vAlign w:val="center"/>
+                </w:tcPr>
+                <w:p>
+                  <w:pPr>
+                    <w:jc w:val="left"/>
+                    <w:pBdr>
+                      <w:bottom w:val="none" w:sz="0" w:space="0" w:color="000000"/>
+                      <w:top w:val="none" w:sz="0" w:space="0" w:color="000000"/>
+                      <w:left w:val="none" w:sz="0" w:space="0" w:color="000000"/>
+                      <w:right w:val="none" w:sz="0" w:space="0" w:color="000000"/>
+                    </w:pBdr>
+                    <w:spacing w:after="100" w:before="100" w:line="240"/>
+                    <w:ind w:left="100" w:right="100" w:firstLine="0" w:firstLineChars="0"/>
+                    <w:rPr>
+                      <w:rFonts w:ascii="DejaVu Sans" w:hAnsi="DejaVu Sans" w:eastAsia="DejaVu Sans" w:cs="DejaVu Sans"/>
+                      <w:i w:val="false"/>
+                      <w:b w:val="false"/>
+                      <w:u w:val="none"/>
+                      <w:sz w:val="22"/>
+                      <w:szCs w:val="22"/>
+                      <w:color w:val="000000"/>
+                    </w:rPr>
+                  </w:pPr>
+                  <w:r xmlns:w="http://schemas.openxmlformats.org/wordprocessingml/2006/main" xmlns:wp="http://schemas.openxmlformats.org/drawingml/2006/wordprocessingDrawing" xmlns:r="http://schemas.openxmlformats.org/officeDocument/2006/relationships" xmlns:w14="http://schemas.microsoft.com/office/word/2010/wordml">
+                    <w:rPr>
+                      <w:rFonts w:ascii="DejaVu Sans" w:hAnsi="DejaVu Sans" w:eastAsia="DejaVu Sans" w:cs="DejaVu Sans"/>
+                      <w:i w:val="false"/>
+                      <w:b w:val="false"/>
+                      <w:u w:val="none"/>
+                      <w:sz w:val="22"/>
+                      <w:szCs w:val="22"/>
+                      <w:color w:val="000000"/>
+                    </w:rPr>
+                    <w:t xml:space="preserve">coHealth clinics, May 2025, 'active' patients</w:t>
+                  </w:r>
+                </w:p>
+              </w:tc>
+            </w:tr>
+          </w:tbl>
           <w:p>
             <w:pPr>
               <w:jc w:val="center"/>
-              <w:pBdr>
-                <w:bottom w:val="none" w:sz="0" w:space="0" w:color="000000"/>
-                <w:top w:val="none" w:sz="0" w:space="0" w:color="000000"/>
-                <w:left w:val="none" w:sz="0" w:space="0" w:color="000000"/>
-                <w:right w:val="none" w:sz="0" w:space="0" w:color="000000"/>
-              </w:pBdr>
-              <w:spacing w:after="100" w:before="100" w:line="240"/>
-              <w:ind w:left="100" w:right="100" w:firstLine="0" w:firstLineChars="0"/>
-              <w:rPr>
-                <w:rFonts w:ascii="DejaVu Sans" w:hAnsi="DejaVu Sans" w:eastAsia="DejaVu Sans" w:cs="DejaVu Sans"/>
-                <w:i w:val="false"/>
-                <w:b w:val="false"/>
-                <w:u w:val="none"/>
-                <w:sz w:val="18"/>
-                <w:szCs w:val="18"/>
-                <w:color w:val="000000"/>
-              </w:rPr>
             </w:pPr>
-            <w:r xmlns:w="http://schemas.openxmlformats.org/wordprocessingml/2006/main" xmlns:wp="http://schemas.openxmlformats.org/drawingml/2006/wordprocessingDrawing" xmlns:r="http://schemas.openxmlformats.org/officeDocument/2006/relationships" xmlns:w14="http://schemas.microsoft.com/office/word/2010/wordml">
-              <w:rPr>
-                <w:rFonts w:ascii="DejaVu Sans" w:hAnsi="DejaVu Sans" w:eastAsia="DejaVu Sans" w:cs="DejaVu Sans"/>
-                <w:i w:val="false"/>
-                <w:b w:val="false"/>
-                <w:u w:val="none"/>
-                <w:sz w:val="18"/>
-                <w:szCs w:val="18"/>
-                <w:color w:val="000000"/>
-              </w:rPr>
-              <w:t xml:space="preserve">Total</w:t>
-            </w:r>
-            <w:r xmlns:w="http://schemas.openxmlformats.org/wordprocessingml/2006/main" xmlns:wp="http://schemas.openxmlformats.org/drawingml/2006/wordprocessingDrawing" xmlns:r="http://schemas.openxmlformats.org/officeDocument/2006/relationships" xmlns:w14="http://schemas.microsoft.com/office/word/2010/wordml">
-              <w:rPr>
-                <w:rFonts w:ascii="DejaVu Sans" w:hAnsi="DejaVu Sans" w:eastAsia="DejaVu Sans" w:cs="DejaVu Sans"/>
-                <w:i w:val="false"/>
-                <w:b w:val="false"/>
-                <w:u w:val="none"/>
-                <w:sz w:val="18"/>
-                <w:szCs w:val="18"/>
-                <w:color w:val="000000"/>
-              </w:rPr>
-              <w:br/>
-            </w:r>
-            <w:r xmlns:w="http://schemas.openxmlformats.org/wordprocessingml/2006/main" xmlns:wp="http://schemas.openxmlformats.org/drawingml/2006/wordprocessingDrawing" xmlns:r="http://schemas.openxmlformats.org/officeDocument/2006/relationships" xmlns:w14="http://schemas.microsoft.com/office/word/2010/wordml">
-              <w:rPr>
-                <w:rFonts w:ascii="DejaVu Sans" w:hAnsi="DejaVu Sans" w:eastAsia="DejaVu Sans" w:cs="DejaVu Sans"/>
-                <w:i w:val="false"/>
-                <w:b w:val="false"/>
-                <w:u w:val="none"/>
-                <w:sz w:val="18"/>
-                <w:szCs w:val="18"/>
-                <w:color w:val="000000"/>
-              </w:rPr>
-              <w:t xml:space="preserve">(N=2544)</w:t>
-            </w:r>
-            <w:r xmlns:w="http://schemas.openxmlformats.org/wordprocessingml/2006/main" xmlns:wp="http://schemas.openxmlformats.org/drawingml/2006/wordprocessingDrawing" xmlns:r="http://schemas.openxmlformats.org/officeDocument/2006/relationships" xmlns:w14="http://schemas.microsoft.com/office/word/2010/wordml">
-              <w:rPr>
-                <w:rFonts w:ascii="DejaVu Sans" w:hAnsi="DejaVu Sans" w:eastAsia="DejaVu Sans" w:cs="DejaVu Sans"/>
-                <w:i w:val="false"/>
-                <w:b w:val="false"/>
-                <w:u w:val="none"/>
-                <w:vertAlign w:val="superscript"/>
-                <w:sz w:val="18"/>
-                <w:szCs w:val="18"/>
-                <w:color w:val="000000"/>
-              </w:rPr>
-              <w:t xml:space="preserve">1</w:t>
+            <w:pPr>
+              <w:jc w:val="start"/>
+              <w:spacing w:before="200"/>
+              <w:pStyle w:val="ImageCaption"/>
+            </w:pPr>
+            <w:r>
+              <w:t xml:space="preserve">Table 5: Mental health GP consultations (MBS 2713) claimed in the previous twelve months, by clinic site.</w:t>
             </w:r>
           </w:p>
+          <w:bookmarkEnd w:id="133"/>
         </w:tc>
+      </w:tr>
+    </w:tbl>
+    <w:p>
+      <w:pPr>
+        <w:pStyle w:val="BodyText"/>
+      </w:pPr>
+      <w:r>
+        <w:t xml:space="preserve"> </w:t>
+      </w:r>
+    </w:p>
+    <w:tbl>
+      <w:tblPr>
+        <w:tblStyle w:val="Table"/>
+        <w:tblW w:type="pct" w:w="5000"/>
+        <w:tblLayout w:type="fixed"/>
+        <w:tblLook w:firstRow="0" w:lastRow="0" w:firstColumn="0" w:lastColumn="0" w:noHBand="0" w:noVBand="0" w:val="0000"/>
+      </w:tblPr>
+      <w:tblGrid>
+        <w:gridCol w:w="7920"/>
+      </w:tblGrid>
+      <w:tr>
         <w:tc>
-          <w:tcPr>
-            <w:tcBorders>
-              <w:bottom w:val="single" w:sz="12" w:space="0" w:color="666666"/>
-              <w:top w:val="single" w:sz="12" w:space="0" w:color="666666"/>
-              <w:left w:val="none" w:sz="0" w:space="0" w:color="000000"/>
-              <w:right w:val="none" w:sz="0" w:space="0" w:color="000000"/>
-            </w:tcBorders>
-            <w:shd w:val="clear" w:color="auto" w:fill="FFFFFF"/>
-            <w:tcMar>
-              <w:top w:w="0" w:type="dxa"/>
-              <w:bottom w:w="0" w:type="dxa"/>
-              <w:left w:w="0" w:type="dxa"/>
-              <w:right w:w="0" w:type="dxa"/>
-            </w:tcMar>
-            <w:vAlign w:val="center"/>
-          </w:tcPr>
+          <w:tcPr/>
+          <w:bookmarkStart w:id="134" w:name="table-gpmp_by_clinic"/>
+          <w:tbl xmlns:w="http://schemas.openxmlformats.org/wordprocessingml/2006/main" xmlns:r="http://schemas.openxmlformats.org/officeDocument/2006/relationships" xmlns:w14="http://schemas.microsoft.com/office/word/2010/wordml" xmlns:wp="http://schemas.openxmlformats.org/drawingml/2006/wordprocessingDrawing" xmlns:a="http://schemas.openxmlformats.org/drawingml/2006/main" xmlns:pic="http://schemas.openxmlformats.org/drawingml/2006/picture">
+            <w:tblPr>
+              <w:tblLayout w:type="fixed"/>
+              <w:jc w:val="center"/>
+              <w:tblLook w:firstRow="1" w:lastRow="0" w:firstColumn="0" w:lastColumn="0" w:noHBand="0" w:noVBand="1"/>
+            </w:tblPr>
+            <w:tblGrid>
+              <w:gridCol w:w="1224"/>
+              <w:gridCol w:w="1224"/>
+              <w:gridCol w:w="1224"/>
+              <w:gridCol w:w="1224"/>
+              <w:gridCol w:w="1224"/>
+              <w:gridCol w:w="1224"/>
+              <w:gridCol w:w="1224"/>
+            </w:tblGrid>
+            <w:tr>
+              <w:trPr>
+                <w:trHeight w:val="360" w:hRule="auto"/>
+                <w:tblHeader/>
+              </w:trPr>
+              header1
+              <w:tc>
+                <w:tcPr>
+                  <w:tcBorders>
+                    <w:bottom w:val="single" w:sz="12" w:space="0" w:color="666666"/>
+                    <w:top w:val="single" w:sz="12" w:space="0" w:color="666666"/>
+                    <w:left w:val="none" w:sz="0" w:space="0" w:color="000000"/>
+                    <w:right w:val="none" w:sz="0" w:space="0" w:color="000000"/>
+                  </w:tcBorders>
+                  <w:shd w:val="clear" w:color="auto" w:fill="FFFFFF"/>
+                  <w:tcMar>
+                    <w:top w:w="0" w:type="dxa"/>
+                    <w:bottom w:w="0" w:type="dxa"/>
+                    <w:left w:w="0" w:type="dxa"/>
+                    <w:right w:w="0" w:type="dxa"/>
+                  </w:tcMar>
+                  <w:vAlign w:val="center"/>
+                </w:tcPr>
+                <w:p>
+                  <w:pPr>
+                    <w:jc w:val="left"/>
+                    <w:pBdr>
+                      <w:bottom w:val="none" w:sz="0" w:space="0" w:color="000000"/>
+                      <w:top w:val="none" w:sz="0" w:space="0" w:color="000000"/>
+                      <w:left w:val="none" w:sz="0" w:space="0" w:color="000000"/>
+                      <w:right w:val="none" w:sz="0" w:space="0" w:color="000000"/>
+                    </w:pBdr>
+                    <w:spacing w:after="100" w:before="100" w:line="240"/>
+                    <w:ind w:left="100" w:right="100" w:firstLine="0" w:firstLineChars="0"/>
+                    <w:rPr>
+                      <w:rFonts w:ascii="DejaVu Sans" w:hAnsi="DejaVu Sans" w:eastAsia="DejaVu Sans" w:cs="DejaVu Sans"/>
+                      <w:i w:val="false"/>
+                      <w:b w:val="false"/>
+                      <w:u w:val="none"/>
+                      <w:sz w:val="18"/>
+                      <w:szCs w:val="18"/>
+                      <w:color w:val="000000"/>
+                    </w:rPr>
+                  </w:pPr>
+                  <w:r xmlns:w="http://schemas.openxmlformats.org/wordprocessingml/2006/main" xmlns:wp="http://schemas.openxmlformats.org/drawingml/2006/wordprocessingDrawing" xmlns:r="http://schemas.openxmlformats.org/officeDocument/2006/relationships" xmlns:w14="http://schemas.microsoft.com/office/word/2010/wordml">
+                    <w:rPr>
+                      <w:rFonts w:ascii="DejaVu Sans" w:hAnsi="DejaVu Sans" w:eastAsia="DejaVu Sans" w:cs="DejaVu Sans"/>
+                      <w:i w:val="false"/>
+                      <w:b w:val="false"/>
+                      <w:u w:val="none"/>
+                      <w:sz w:val="18"/>
+                      <w:szCs w:val="18"/>
+                      <w:color w:val="000000"/>
+                    </w:rPr>
+                    <w:t xml:space="preserve"> </w:t>
+                  </w:r>
+                </w:p>
+              </w:tc>
+              <w:tc>
+                <w:tcPr>
+                  <w:tcBorders>
+                    <w:bottom w:val="single" w:sz="12" w:space="0" w:color="666666"/>
+                    <w:top w:val="single" w:sz="12" w:space="0" w:color="666666"/>
+                    <w:left w:val="none" w:sz="0" w:space="0" w:color="000000"/>
+                    <w:right w:val="none" w:sz="0" w:space="0" w:color="000000"/>
+                  </w:tcBorders>
+                  <w:shd w:val="clear" w:color="auto" w:fill="FFFFFF"/>
+                  <w:tcMar>
+                    <w:top w:w="0" w:type="dxa"/>
+                    <w:bottom w:w="0" w:type="dxa"/>
+                    <w:left w:w="0" w:type="dxa"/>
+                    <w:right w:w="0" w:type="dxa"/>
+                  </w:tcMar>
+                  <w:vAlign w:val="center"/>
+                </w:tcPr>
+                <w:p>
+                  <w:pPr>
+                    <w:jc w:val="center"/>
+                    <w:pBdr>
+                      <w:bottom w:val="none" w:sz="0" w:space="0" w:color="000000"/>
+                      <w:top w:val="none" w:sz="0" w:space="0" w:color="000000"/>
+                      <w:left w:val="none" w:sz="0" w:space="0" w:color="000000"/>
+                      <w:right w:val="none" w:sz="0" w:space="0" w:color="000000"/>
+                    </w:pBdr>
+                    <w:spacing w:after="100" w:before="100" w:line="240"/>
+                    <w:ind w:left="100" w:right="100" w:firstLine="0" w:firstLineChars="0"/>
+                    <w:rPr>
+                      <w:rFonts w:ascii="DejaVu Sans" w:hAnsi="DejaVu Sans" w:eastAsia="DejaVu Sans" w:cs="DejaVu Sans"/>
+                      <w:i w:val="false"/>
+                      <w:b w:val="false"/>
+                      <w:u w:val="none"/>
+                      <w:sz w:val="18"/>
+                      <w:szCs w:val="18"/>
+                      <w:color w:val="000000"/>
+                    </w:rPr>
+                  </w:pPr>
+                  <w:r xmlns:w="http://schemas.openxmlformats.org/wordprocessingml/2006/main" xmlns:wp="http://schemas.openxmlformats.org/drawingml/2006/wordprocessingDrawing" xmlns:r="http://schemas.openxmlformats.org/officeDocument/2006/relationships" xmlns:w14="http://schemas.microsoft.com/office/word/2010/wordml">
+                    <w:rPr>
+                      <w:rFonts w:ascii="DejaVu Sans" w:hAnsi="DejaVu Sans" w:eastAsia="DejaVu Sans" w:cs="DejaVu Sans"/>
+                      <w:i w:val="false"/>
+                      <w:b w:val="false"/>
+                      <w:u w:val="none"/>
+                      <w:sz w:val="18"/>
+                      <w:szCs w:val="18"/>
+                      <w:color w:val="000000"/>
+                    </w:rPr>
+                    <w:t xml:space="preserve">Total</w:t>
+                  </w:r>
+                  <w:r xmlns:w="http://schemas.openxmlformats.org/wordprocessingml/2006/main" xmlns:wp="http://schemas.openxmlformats.org/drawingml/2006/wordprocessingDrawing" xmlns:r="http://schemas.openxmlformats.org/officeDocument/2006/relationships" xmlns:w14="http://schemas.microsoft.com/office/word/2010/wordml">
+                    <w:rPr>
+                      <w:rFonts w:ascii="DejaVu Sans" w:hAnsi="DejaVu Sans" w:eastAsia="DejaVu Sans" w:cs="DejaVu Sans"/>
+                      <w:i w:val="false"/>
+                      <w:b w:val="false"/>
+                      <w:u w:val="none"/>
+                      <w:sz w:val="18"/>
+                      <w:szCs w:val="18"/>
+                      <w:color w:val="000000"/>
+                    </w:rPr>
+                    <w:br/>
+                  </w:r>
+                  <w:r xmlns:w="http://schemas.openxmlformats.org/wordprocessingml/2006/main" xmlns:wp="http://schemas.openxmlformats.org/drawingml/2006/wordprocessingDrawing" xmlns:r="http://schemas.openxmlformats.org/officeDocument/2006/relationships" xmlns:w14="http://schemas.microsoft.com/office/word/2010/wordml">
+                    <w:rPr>
+                      <w:rFonts w:ascii="DejaVu Sans" w:hAnsi="DejaVu Sans" w:eastAsia="DejaVu Sans" w:cs="DejaVu Sans"/>
+                      <w:i w:val="false"/>
+                      <w:b w:val="false"/>
+                      <w:u w:val="none"/>
+                      <w:sz w:val="18"/>
+                      <w:szCs w:val="18"/>
+                      <w:color w:val="000000"/>
+                    </w:rPr>
+                    <w:t xml:space="preserve">(N=2544)</w:t>
+                  </w:r>
+                </w:p>
+              </w:tc>
+              <w:tc>
+                <w:tcPr>
+                  <w:tcBorders>
+                    <w:bottom w:val="single" w:sz="12" w:space="0" w:color="666666"/>
+                    <w:top w:val="single" w:sz="12" w:space="0" w:color="666666"/>
+                    <w:left w:val="none" w:sz="0" w:space="0" w:color="000000"/>
+                    <w:right w:val="none" w:sz="0" w:space="0" w:color="000000"/>
+                  </w:tcBorders>
+                  <w:shd w:val="clear" w:color="auto" w:fill="FFFFFF"/>
+                  <w:tcMar>
+                    <w:top w:w="0" w:type="dxa"/>
+                    <w:bottom w:w="0" w:type="dxa"/>
+                    <w:left w:w="0" w:type="dxa"/>
+                    <w:right w:w="0" w:type="dxa"/>
+                  </w:tcMar>
+                  <w:vAlign w:val="center"/>
+                </w:tcPr>
+                <w:p>
+                  <w:pPr>
+                    <w:jc w:val="center"/>
+                    <w:pBdr>
+                      <w:bottom w:val="none" w:sz="0" w:space="0" w:color="000000"/>
+                      <w:top w:val="none" w:sz="0" w:space="0" w:color="000000"/>
+                      <w:left w:val="none" w:sz="0" w:space="0" w:color="000000"/>
+                      <w:right w:val="none" w:sz="0" w:space="0" w:color="000000"/>
+                    </w:pBdr>
+                    <w:spacing w:after="100" w:before="100" w:line="240"/>
+                    <w:ind w:left="100" w:right="100" w:firstLine="0" w:firstLineChars="0"/>
+                    <w:rPr>
+                      <w:rFonts w:ascii="DejaVu Sans" w:hAnsi="DejaVu Sans" w:eastAsia="DejaVu Sans" w:cs="DejaVu Sans"/>
+                      <w:i w:val="false"/>
+                      <w:b w:val="false"/>
+                      <w:u w:val="none"/>
+                      <w:sz w:val="18"/>
+                      <w:szCs w:val="18"/>
+                      <w:color w:val="000000"/>
+                    </w:rPr>
+                  </w:pPr>
+                  <w:r xmlns:w="http://schemas.openxmlformats.org/wordprocessingml/2006/main" xmlns:wp="http://schemas.openxmlformats.org/drawingml/2006/wordprocessingDrawing" xmlns:r="http://schemas.openxmlformats.org/officeDocument/2006/relationships" xmlns:w14="http://schemas.microsoft.com/office/word/2010/wordml">
+                    <w:rPr>
+                      <w:rFonts w:ascii="DejaVu Sans" w:hAnsi="DejaVu Sans" w:eastAsia="DejaVu Sans" w:cs="DejaVu Sans"/>
+                      <w:i w:val="false"/>
+                      <w:b w:val="false"/>
+                      <w:u w:val="none"/>
+                      <w:sz w:val="18"/>
+                      <w:szCs w:val="18"/>
+                      <w:color w:val="000000"/>
+                    </w:rPr>
+                    <w:t xml:space="preserve">Collingwood</w:t>
+                  </w:r>
+                  <w:r xmlns:w="http://schemas.openxmlformats.org/wordprocessingml/2006/main" xmlns:wp="http://schemas.openxmlformats.org/drawingml/2006/wordprocessingDrawing" xmlns:r="http://schemas.openxmlformats.org/officeDocument/2006/relationships" xmlns:w14="http://schemas.microsoft.com/office/word/2010/wordml">
+                    <w:rPr>
+                      <w:rFonts w:ascii="DejaVu Sans" w:hAnsi="DejaVu Sans" w:eastAsia="DejaVu Sans" w:cs="DejaVu Sans"/>
+                      <w:i w:val="false"/>
+                      <w:b w:val="false"/>
+                      <w:u w:val="none"/>
+                      <w:sz w:val="18"/>
+                      <w:szCs w:val="18"/>
+                      <w:color w:val="000000"/>
+                    </w:rPr>
+                    <w:br/>
+                  </w:r>
+                  <w:r xmlns:w="http://schemas.openxmlformats.org/wordprocessingml/2006/main" xmlns:wp="http://schemas.openxmlformats.org/drawingml/2006/wordprocessingDrawing" xmlns:r="http://schemas.openxmlformats.org/officeDocument/2006/relationships" xmlns:w14="http://schemas.microsoft.com/office/word/2010/wordml">
+                    <w:rPr>
+                      <w:rFonts w:ascii="DejaVu Sans" w:hAnsi="DejaVu Sans" w:eastAsia="DejaVu Sans" w:cs="DejaVu Sans"/>
+                      <w:i w:val="false"/>
+                      <w:b w:val="false"/>
+                      <w:u w:val="none"/>
+                      <w:sz w:val="18"/>
+                      <w:szCs w:val="18"/>
+                      <w:color w:val="000000"/>
+                    </w:rPr>
+                    <w:t xml:space="preserve">(N=527)</w:t>
+                  </w:r>
+                </w:p>
+              </w:tc>
+              <w:tc>
+                <w:tcPr>
+                  <w:tcBorders>
+                    <w:bottom w:val="single" w:sz="12" w:space="0" w:color="666666"/>
+                    <w:top w:val="single" w:sz="12" w:space="0" w:color="666666"/>
+                    <w:left w:val="none" w:sz="0" w:space="0" w:color="000000"/>
+                    <w:right w:val="none" w:sz="0" w:space="0" w:color="000000"/>
+                  </w:tcBorders>
+                  <w:shd w:val="clear" w:color="auto" w:fill="FFFFFF"/>
+                  <w:tcMar>
+                    <w:top w:w="0" w:type="dxa"/>
+                    <w:bottom w:w="0" w:type="dxa"/>
+                    <w:left w:w="0" w:type="dxa"/>
+                    <w:right w:w="0" w:type="dxa"/>
+                  </w:tcMar>
+                  <w:vAlign w:val="center"/>
+                </w:tcPr>
+                <w:p>
+                  <w:pPr>
+                    <w:jc w:val="center"/>
+                    <w:pBdr>
+                      <w:bottom w:val="none" w:sz="0" w:space="0" w:color="000000"/>
+                      <w:top w:val="none" w:sz="0" w:space="0" w:color="000000"/>
+                      <w:left w:val="none" w:sz="0" w:space="0" w:color="000000"/>
+                      <w:right w:val="none" w:sz="0" w:space="0" w:color="000000"/>
+                    </w:pBdr>
+                    <w:spacing w:after="100" w:before="100" w:line="240"/>
+                    <w:ind w:left="100" w:right="100" w:firstLine="0" w:firstLineChars="0"/>
+                    <w:rPr>
+                      <w:rFonts w:ascii="DejaVu Sans" w:hAnsi="DejaVu Sans" w:eastAsia="DejaVu Sans" w:cs="DejaVu Sans"/>
+                      <w:i w:val="false"/>
+                      <w:b w:val="false"/>
+                      <w:u w:val="none"/>
+                      <w:sz w:val="18"/>
+                      <w:szCs w:val="18"/>
+                      <w:color w:val="000000"/>
+                    </w:rPr>
+                  </w:pPr>
+                  <w:r xmlns:w="http://schemas.openxmlformats.org/wordprocessingml/2006/main" xmlns:wp="http://schemas.openxmlformats.org/drawingml/2006/wordprocessingDrawing" xmlns:r="http://schemas.openxmlformats.org/officeDocument/2006/relationships" xmlns:w14="http://schemas.microsoft.com/office/word/2010/wordml">
+                    <w:rPr>
+                      <w:rFonts w:ascii="DejaVu Sans" w:hAnsi="DejaVu Sans" w:eastAsia="DejaVu Sans" w:cs="DejaVu Sans"/>
+                      <w:i w:val="false"/>
+                      <w:b w:val="false"/>
+                      <w:u w:val="none"/>
+                      <w:sz w:val="18"/>
+                      <w:szCs w:val="18"/>
+                      <w:color w:val="000000"/>
+                    </w:rPr>
+                    <w:t xml:space="preserve">Fitzroy</w:t>
+                  </w:r>
+                  <w:r xmlns:w="http://schemas.openxmlformats.org/wordprocessingml/2006/main" xmlns:wp="http://schemas.openxmlformats.org/drawingml/2006/wordprocessingDrawing" xmlns:r="http://schemas.openxmlformats.org/officeDocument/2006/relationships" xmlns:w14="http://schemas.microsoft.com/office/word/2010/wordml">
+                    <w:rPr>
+                      <w:rFonts w:ascii="DejaVu Sans" w:hAnsi="DejaVu Sans" w:eastAsia="DejaVu Sans" w:cs="DejaVu Sans"/>
+                      <w:i w:val="false"/>
+                      <w:b w:val="false"/>
+                      <w:u w:val="none"/>
+                      <w:sz w:val="18"/>
+                      <w:szCs w:val="18"/>
+                      <w:color w:val="000000"/>
+                    </w:rPr>
+                    <w:br/>
+                  </w:r>
+                  <w:r xmlns:w="http://schemas.openxmlformats.org/wordprocessingml/2006/main" xmlns:wp="http://schemas.openxmlformats.org/drawingml/2006/wordprocessingDrawing" xmlns:r="http://schemas.openxmlformats.org/officeDocument/2006/relationships" xmlns:w14="http://schemas.microsoft.com/office/word/2010/wordml">
+                    <w:rPr>
+                      <w:rFonts w:ascii="DejaVu Sans" w:hAnsi="DejaVu Sans" w:eastAsia="DejaVu Sans" w:cs="DejaVu Sans"/>
+                      <w:i w:val="false"/>
+                      <w:b w:val="false"/>
+                      <w:u w:val="none"/>
+                      <w:sz w:val="18"/>
+                      <w:szCs w:val="18"/>
+                      <w:color w:val="000000"/>
+                    </w:rPr>
+                    <w:t xml:space="preserve">(N=711)</w:t>
+                  </w:r>
+                </w:p>
+              </w:tc>
+              <w:tc>
+                <w:tcPr>
+                  <w:tcBorders>
+                    <w:bottom w:val="single" w:sz="12" w:space="0" w:color="666666"/>
+                    <w:top w:val="single" w:sz="12" w:space="0" w:color="666666"/>
+                    <w:left w:val="none" w:sz="0" w:space="0" w:color="000000"/>
+                    <w:right w:val="none" w:sz="0" w:space="0" w:color="000000"/>
+                  </w:tcBorders>
+                  <w:shd w:val="clear" w:color="auto" w:fill="FFFFFF"/>
+                  <w:tcMar>
+                    <w:top w:w="0" w:type="dxa"/>
+                    <w:bottom w:w="0" w:type="dxa"/>
+                    <w:left w:w="0" w:type="dxa"/>
+                    <w:right w:w="0" w:type="dxa"/>
+                  </w:tcMar>
+                  <w:vAlign w:val="center"/>
+                </w:tcPr>
+                <w:p>
+                  <w:pPr>
+                    <w:jc w:val="center"/>
+                    <w:pBdr>
+                      <w:bottom w:val="none" w:sz="0" w:space="0" w:color="000000"/>
+                      <w:top w:val="none" w:sz="0" w:space="0" w:color="000000"/>
+                      <w:left w:val="none" w:sz="0" w:space="0" w:color="000000"/>
+                      <w:right w:val="none" w:sz="0" w:space="0" w:color="000000"/>
+                    </w:pBdr>
+                    <w:spacing w:after="100" w:before="100" w:line="240"/>
+                    <w:ind w:left="100" w:right="100" w:firstLine="0" w:firstLineChars="0"/>
+                    <w:rPr>
+                      <w:rFonts w:ascii="DejaVu Sans" w:hAnsi="DejaVu Sans" w:eastAsia="DejaVu Sans" w:cs="DejaVu Sans"/>
+                      <w:i w:val="false"/>
+                      <w:b w:val="false"/>
+                      <w:u w:val="none"/>
+                      <w:sz w:val="18"/>
+                      <w:szCs w:val="18"/>
+                      <w:color w:val="000000"/>
+                    </w:rPr>
+                  </w:pPr>
+                  <w:r xmlns:w="http://schemas.openxmlformats.org/wordprocessingml/2006/main" xmlns:wp="http://schemas.openxmlformats.org/drawingml/2006/wordprocessingDrawing" xmlns:r="http://schemas.openxmlformats.org/officeDocument/2006/relationships" xmlns:w14="http://schemas.microsoft.com/office/word/2010/wordml">
+                    <w:rPr>
+                      <w:rFonts w:ascii="DejaVu Sans" w:hAnsi="DejaVu Sans" w:eastAsia="DejaVu Sans" w:cs="DejaVu Sans"/>
+                      <w:i w:val="false"/>
+                      <w:b w:val="false"/>
+                      <w:u w:val="none"/>
+                      <w:sz w:val="18"/>
+                      <w:szCs w:val="18"/>
+                      <w:color w:val="000000"/>
+                    </w:rPr>
+                    <w:t xml:space="preserve">Kensington</w:t>
+                  </w:r>
+                  <w:r xmlns:w="http://schemas.openxmlformats.org/wordprocessingml/2006/main" xmlns:wp="http://schemas.openxmlformats.org/drawingml/2006/wordprocessingDrawing" xmlns:r="http://schemas.openxmlformats.org/officeDocument/2006/relationships" xmlns:w14="http://schemas.microsoft.com/office/word/2010/wordml">
+                    <w:rPr>
+                      <w:rFonts w:ascii="DejaVu Sans" w:hAnsi="DejaVu Sans" w:eastAsia="DejaVu Sans" w:cs="DejaVu Sans"/>
+                      <w:i w:val="false"/>
+                      <w:b w:val="false"/>
+                      <w:u w:val="none"/>
+                      <w:sz w:val="18"/>
+                      <w:szCs w:val="18"/>
+                      <w:color w:val="000000"/>
+                    </w:rPr>
+                    <w:br/>
+                  </w:r>
+                  <w:r xmlns:w="http://schemas.openxmlformats.org/wordprocessingml/2006/main" xmlns:wp="http://schemas.openxmlformats.org/drawingml/2006/wordprocessingDrawing" xmlns:r="http://schemas.openxmlformats.org/officeDocument/2006/relationships" xmlns:w14="http://schemas.microsoft.com/office/word/2010/wordml">
+                    <w:rPr>
+                      <w:rFonts w:ascii="DejaVu Sans" w:hAnsi="DejaVu Sans" w:eastAsia="DejaVu Sans" w:cs="DejaVu Sans"/>
+                      <w:i w:val="false"/>
+                      <w:b w:val="false"/>
+                      <w:u w:val="none"/>
+                      <w:sz w:val="18"/>
+                      <w:szCs w:val="18"/>
+                      <w:color w:val="000000"/>
+                    </w:rPr>
+                    <w:t xml:space="preserve">(N=450)</w:t>
+                  </w:r>
+                </w:p>
+              </w:tc>
+              <w:tc>
+                <w:tcPr>
+                  <w:tcBorders>
+                    <w:bottom w:val="single" w:sz="12" w:space="0" w:color="666666"/>
+                    <w:top w:val="single" w:sz="12" w:space="0" w:color="666666"/>
+                    <w:left w:val="none" w:sz="0" w:space="0" w:color="000000"/>
+                    <w:right w:val="none" w:sz="0" w:space="0" w:color="000000"/>
+                  </w:tcBorders>
+                  <w:shd w:val="clear" w:color="auto" w:fill="FFFFFF"/>
+                  <w:tcMar>
+                    <w:top w:w="0" w:type="dxa"/>
+                    <w:bottom w:w="0" w:type="dxa"/>
+                    <w:left w:w="0" w:type="dxa"/>
+                    <w:right w:w="0" w:type="dxa"/>
+                  </w:tcMar>
+                  <w:vAlign w:val="center"/>
+                </w:tcPr>
+                <w:p>
+                  <w:pPr>
+                    <w:jc w:val="center"/>
+                    <w:pBdr>
+                      <w:bottom w:val="none" w:sz="0" w:space="0" w:color="000000"/>
+                      <w:top w:val="none" w:sz="0" w:space="0" w:color="000000"/>
+                      <w:left w:val="none" w:sz="0" w:space="0" w:color="000000"/>
+                      <w:right w:val="none" w:sz="0" w:space="0" w:color="000000"/>
+                    </w:pBdr>
+                    <w:spacing w:after="100" w:before="100" w:line="240"/>
+                    <w:ind w:left="100" w:right="100" w:firstLine="0" w:firstLineChars="0"/>
+                    <w:rPr>
+                      <w:rFonts w:ascii="DejaVu Sans" w:hAnsi="DejaVu Sans" w:eastAsia="DejaVu Sans" w:cs="DejaVu Sans"/>
+                      <w:i w:val="false"/>
+                      <w:b w:val="false"/>
+                      <w:u w:val="none"/>
+                      <w:sz w:val="18"/>
+                      <w:szCs w:val="18"/>
+                      <w:color w:val="000000"/>
+                    </w:rPr>
+                  </w:pPr>
+                  <w:r xmlns:w="http://schemas.openxmlformats.org/wordprocessingml/2006/main" xmlns:wp="http://schemas.openxmlformats.org/drawingml/2006/wordprocessingDrawing" xmlns:r="http://schemas.openxmlformats.org/officeDocument/2006/relationships" xmlns:w14="http://schemas.microsoft.com/office/word/2010/wordml">
+                    <w:rPr>
+                      <w:rFonts w:ascii="DejaVu Sans" w:hAnsi="DejaVu Sans" w:eastAsia="DejaVu Sans" w:cs="DejaVu Sans"/>
+                      <w:i w:val="false"/>
+                      <w:b w:val="false"/>
+                      <w:u w:val="none"/>
+                      <w:sz w:val="18"/>
+                      <w:szCs w:val="18"/>
+                      <w:color w:val="000000"/>
+                    </w:rPr>
+                    <w:t xml:space="preserve">Laverton</w:t>
+                  </w:r>
+                  <w:r xmlns:w="http://schemas.openxmlformats.org/wordprocessingml/2006/main" xmlns:wp="http://schemas.openxmlformats.org/drawingml/2006/wordprocessingDrawing" xmlns:r="http://schemas.openxmlformats.org/officeDocument/2006/relationships" xmlns:w14="http://schemas.microsoft.com/office/word/2010/wordml">
+                    <w:rPr>
+                      <w:rFonts w:ascii="DejaVu Sans" w:hAnsi="DejaVu Sans" w:eastAsia="DejaVu Sans" w:cs="DejaVu Sans"/>
+                      <w:i w:val="false"/>
+                      <w:b w:val="false"/>
+                      <w:u w:val="none"/>
+                      <w:sz w:val="18"/>
+                      <w:szCs w:val="18"/>
+                      <w:color w:val="000000"/>
+                    </w:rPr>
+                    <w:br/>
+                  </w:r>
+                  <w:r xmlns:w="http://schemas.openxmlformats.org/wordprocessingml/2006/main" xmlns:wp="http://schemas.openxmlformats.org/drawingml/2006/wordprocessingDrawing" xmlns:r="http://schemas.openxmlformats.org/officeDocument/2006/relationships" xmlns:w14="http://schemas.microsoft.com/office/word/2010/wordml">
+                    <w:rPr>
+                      <w:rFonts w:ascii="DejaVu Sans" w:hAnsi="DejaVu Sans" w:eastAsia="DejaVu Sans" w:cs="DejaVu Sans"/>
+                      <w:i w:val="false"/>
+                      <w:b w:val="false"/>
+                      <w:u w:val="none"/>
+                      <w:sz w:val="18"/>
+                      <w:szCs w:val="18"/>
+                      <w:color w:val="000000"/>
+                    </w:rPr>
+                    <w:t xml:space="preserve">(N=164)</w:t>
+                  </w:r>
+                </w:p>
+              </w:tc>
+              <w:tc>
+                <w:tcPr>
+                  <w:tcBorders>
+                    <w:bottom w:val="single" w:sz="12" w:space="0" w:color="666666"/>
+                    <w:top w:val="single" w:sz="12" w:space="0" w:color="666666"/>
+                    <w:left w:val="none" w:sz="0" w:space="0" w:color="000000"/>
+                    <w:right w:val="none" w:sz="0" w:space="0" w:color="000000"/>
+                  </w:tcBorders>
+                  <w:shd w:val="clear" w:color="auto" w:fill="FFFFFF"/>
+                  <w:tcMar>
+                    <w:top w:w="0" w:type="dxa"/>
+                    <w:bottom w:w="0" w:type="dxa"/>
+                    <w:left w:w="0" w:type="dxa"/>
+                    <w:right w:w="0" w:type="dxa"/>
+                  </w:tcMar>
+                  <w:vAlign w:val="center"/>
+                </w:tcPr>
+                <w:p>
+                  <w:pPr>
+                    <w:jc w:val="center"/>
+                    <w:pBdr>
+                      <w:bottom w:val="none" w:sz="0" w:space="0" w:color="000000"/>
+                      <w:top w:val="none" w:sz="0" w:space="0" w:color="000000"/>
+                      <w:left w:val="none" w:sz="0" w:space="0" w:color="000000"/>
+                      <w:right w:val="none" w:sz="0" w:space="0" w:color="000000"/>
+                    </w:pBdr>
+                    <w:spacing w:after="100" w:before="100" w:line="240"/>
+                    <w:ind w:left="100" w:right="100" w:firstLine="0" w:firstLineChars="0"/>
+                    <w:rPr>
+                      <w:rFonts w:ascii="DejaVu Sans" w:hAnsi="DejaVu Sans" w:eastAsia="DejaVu Sans" w:cs="DejaVu Sans"/>
+                      <w:i w:val="false"/>
+                      <w:b w:val="false"/>
+                      <w:u w:val="none"/>
+                      <w:sz w:val="18"/>
+                      <w:szCs w:val="18"/>
+                      <w:color w:val="000000"/>
+                    </w:rPr>
+                  </w:pPr>
+                  <w:r xmlns:w="http://schemas.openxmlformats.org/wordprocessingml/2006/main" xmlns:wp="http://schemas.openxmlformats.org/drawingml/2006/wordprocessingDrawing" xmlns:r="http://schemas.openxmlformats.org/officeDocument/2006/relationships" xmlns:w14="http://schemas.microsoft.com/office/word/2010/wordml">
+                    <w:rPr>
+                      <w:rFonts w:ascii="DejaVu Sans" w:hAnsi="DejaVu Sans" w:eastAsia="DejaVu Sans" w:cs="DejaVu Sans"/>
+                      <w:i w:val="false"/>
+                      <w:b w:val="false"/>
+                      <w:u w:val="none"/>
+                      <w:sz w:val="18"/>
+                      <w:szCs w:val="18"/>
+                      <w:color w:val="000000"/>
+                    </w:rPr>
+                    <w:t xml:space="preserve">Paisley</w:t>
+                  </w:r>
+                  <w:r xmlns:w="http://schemas.openxmlformats.org/wordprocessingml/2006/main" xmlns:wp="http://schemas.openxmlformats.org/drawingml/2006/wordprocessingDrawing" xmlns:r="http://schemas.openxmlformats.org/officeDocument/2006/relationships" xmlns:w14="http://schemas.microsoft.com/office/word/2010/wordml">
+                    <w:rPr>
+                      <w:rFonts w:ascii="DejaVu Sans" w:hAnsi="DejaVu Sans" w:eastAsia="DejaVu Sans" w:cs="DejaVu Sans"/>
+                      <w:i w:val="false"/>
+                      <w:b w:val="false"/>
+                      <w:u w:val="none"/>
+                      <w:sz w:val="18"/>
+                      <w:szCs w:val="18"/>
+                      <w:color w:val="000000"/>
+                    </w:rPr>
+                    <w:br/>
+                  </w:r>
+                  <w:r xmlns:w="http://schemas.openxmlformats.org/wordprocessingml/2006/main" xmlns:wp="http://schemas.openxmlformats.org/drawingml/2006/wordprocessingDrawing" xmlns:r="http://schemas.openxmlformats.org/officeDocument/2006/relationships" xmlns:w14="http://schemas.microsoft.com/office/word/2010/wordml">
+                    <w:rPr>
+                      <w:rFonts w:ascii="DejaVu Sans" w:hAnsi="DejaVu Sans" w:eastAsia="DejaVu Sans" w:cs="DejaVu Sans"/>
+                      <w:i w:val="false"/>
+                      <w:b w:val="false"/>
+                      <w:u w:val="none"/>
+                      <w:sz w:val="18"/>
+                      <w:szCs w:val="18"/>
+                      <w:color w:val="000000"/>
+                    </w:rPr>
+                    <w:t xml:space="preserve">(N=692)</w:t>
+                  </w:r>
+                </w:p>
+              </w:tc>
+            </w:tr>
+            <w:tr>
+              <w:trPr>
+                <w:trHeight w:val="360" w:hRule="auto"/>
+              </w:trPr>
+              body1
+              <w:tc>
+                <w:tcPr>
+                  <w:tcBorders>
+                    <w:bottom w:val="none" w:sz="0" w:space="0" w:color="000000"/>
+                    <w:top w:val="single" w:sz="12" w:space="0" w:color="666666"/>
+                    <w:left w:val="none" w:sz="0" w:space="0" w:color="000000"/>
+                    <w:right w:val="none" w:sz="0" w:space="0" w:color="000000"/>
+                  </w:tcBorders>
+                  <w:shd w:val="clear" w:color="auto" w:fill="FFFFFF"/>
+                  <w:tcMar>
+                    <w:top w:w="0" w:type="dxa"/>
+                    <w:bottom w:w="0" w:type="dxa"/>
+                    <w:left w:w="0" w:type="dxa"/>
+                    <w:right w:w="0" w:type="dxa"/>
+                  </w:tcMar>
+                  <w:vAlign w:val="center"/>
+                </w:tcPr>
+                <w:p>
+                  <w:pPr>
+                    <w:jc w:val="left"/>
+                    <w:pBdr>
+                      <w:bottom w:val="none" w:sz="0" w:space="0" w:color="000000"/>
+                      <w:top w:val="none" w:sz="0" w:space="0" w:color="000000"/>
+                      <w:left w:val="none" w:sz="0" w:space="0" w:color="000000"/>
+                      <w:right w:val="none" w:sz="0" w:space="0" w:color="000000"/>
+                    </w:pBdr>
+                    <w:spacing w:after="100" w:before="100" w:line="240"/>
+                    <w:ind w:left="100" w:right="100" w:firstLine="0" w:firstLineChars="0"/>
+                    <w:rPr>
+                      <w:rFonts w:ascii="DejaVu Sans" w:hAnsi="DejaVu Sans" w:eastAsia="DejaVu Sans" w:cs="DejaVu Sans"/>
+                      <w:i w:val="false"/>
+                      <w:b w:val="true"/>
+                      <w:u w:val="none"/>
+                      <w:sz w:val="18"/>
+                      <w:szCs w:val="18"/>
+                      <w:color w:val="000000"/>
+                    </w:rPr>
+                  </w:pPr>
+                  <w:r xmlns:w="http://schemas.openxmlformats.org/wordprocessingml/2006/main" xmlns:wp="http://schemas.openxmlformats.org/drawingml/2006/wordprocessingDrawing" xmlns:r="http://schemas.openxmlformats.org/officeDocument/2006/relationships" xmlns:w14="http://schemas.microsoft.com/office/word/2010/wordml">
+                    <w:rPr>
+                      <w:rFonts w:ascii="DejaVu Sans" w:hAnsi="DejaVu Sans" w:eastAsia="DejaVu Sans" w:cs="DejaVu Sans"/>
+                      <w:i w:val="false"/>
+                      <w:b w:val="true"/>
+                      <w:u w:val="none"/>
+                      <w:sz w:val="18"/>
+                      <w:szCs w:val="18"/>
+                      <w:color w:val="000000"/>
+                    </w:rPr>
+                    <w:t xml:space="preserve">Chronic Disease Management Plan</w:t>
+                  </w:r>
+                </w:p>
+              </w:tc>
+              <w:tc>
+                <w:tcPr>
+                  <w:tcBorders>
+                    <w:bottom w:val="none" w:sz="0" w:space="0" w:color="000000"/>
+                    <w:top w:val="single" w:sz="12" w:space="0" w:color="666666"/>
+                    <w:left w:val="none" w:sz="0" w:space="0" w:color="000000"/>
+                    <w:right w:val="none" w:sz="0" w:space="0" w:color="000000"/>
+                  </w:tcBorders>
+                  <w:shd w:val="clear" w:color="auto" w:fill="FFFFFF"/>
+                  <w:tcMar>
+                    <w:top w:w="0" w:type="dxa"/>
+                    <w:bottom w:w="0" w:type="dxa"/>
+                    <w:left w:w="0" w:type="dxa"/>
+                    <w:right w:w="0" w:type="dxa"/>
+                  </w:tcMar>
+                  <w:vAlign w:val="center"/>
+                </w:tcPr>
+                <w:p>
+                  <w:pPr>
+                    <w:jc w:val="center"/>
+                    <w:pBdr>
+                      <w:bottom w:val="none" w:sz="0" w:space="0" w:color="000000"/>
+                      <w:top w:val="none" w:sz="0" w:space="0" w:color="000000"/>
+                      <w:left w:val="none" w:sz="0" w:space="0" w:color="000000"/>
+                      <w:right w:val="none" w:sz="0" w:space="0" w:color="000000"/>
+                    </w:pBdr>
+                    <w:spacing w:after="100" w:before="100" w:line="240"/>
+                    <w:ind w:left="100" w:right="100" w:firstLine="0" w:firstLineChars="0"/>
+                    <w:rPr>
+                      <w:rFonts w:ascii="DejaVu Sans" w:hAnsi="DejaVu Sans" w:eastAsia="DejaVu Sans" w:cs="DejaVu Sans"/>
+                      <w:i w:val="false"/>
+                      <w:b w:val="false"/>
+                      <w:u w:val="none"/>
+                      <w:sz w:val="18"/>
+                      <w:szCs w:val="18"/>
+                      <w:color w:val="000000"/>
+                    </w:rPr>
+                  </w:pPr>
+                  <w:r xmlns:w="http://schemas.openxmlformats.org/wordprocessingml/2006/main" xmlns:wp="http://schemas.openxmlformats.org/drawingml/2006/wordprocessingDrawing" xmlns:r="http://schemas.openxmlformats.org/officeDocument/2006/relationships" xmlns:w14="http://schemas.microsoft.com/office/word/2010/wordml">
+                    <w:rPr>
+                      <w:rFonts w:ascii="DejaVu Sans" w:hAnsi="DejaVu Sans" w:eastAsia="DejaVu Sans" w:cs="DejaVu Sans"/>
+                      <w:i w:val="false"/>
+                      <w:b w:val="false"/>
+                      <w:u w:val="none"/>
+                      <w:sz w:val="18"/>
+                      <w:szCs w:val="18"/>
+                      <w:color w:val="000000"/>
+                    </w:rPr>
+                    <w:t xml:space="preserve"/>
+                  </w:r>
+                </w:p>
+              </w:tc>
+              <w:tc>
+                <w:tcPr>
+                  <w:tcBorders>
+                    <w:bottom w:val="none" w:sz="0" w:space="0" w:color="000000"/>
+                    <w:top w:val="single" w:sz="12" w:space="0" w:color="666666"/>
+                    <w:left w:val="none" w:sz="0" w:space="0" w:color="000000"/>
+                    <w:right w:val="none" w:sz="0" w:space="0" w:color="000000"/>
+                  </w:tcBorders>
+                  <w:shd w:val="clear" w:color="auto" w:fill="FFFFFF"/>
+                  <w:tcMar>
+                    <w:top w:w="0" w:type="dxa"/>
+                    <w:bottom w:w="0" w:type="dxa"/>
+                    <w:left w:w="0" w:type="dxa"/>
+                    <w:right w:w="0" w:type="dxa"/>
+                  </w:tcMar>
+                  <w:vAlign w:val="center"/>
+                </w:tcPr>
+                <w:p>
+                  <w:pPr>
+                    <w:jc w:val="center"/>
+                    <w:pBdr>
+                      <w:bottom w:val="none" w:sz="0" w:space="0" w:color="000000"/>
+                      <w:top w:val="none" w:sz="0" w:space="0" w:color="000000"/>
+                      <w:left w:val="none" w:sz="0" w:space="0" w:color="000000"/>
+                      <w:right w:val="none" w:sz="0" w:space="0" w:color="000000"/>
+                    </w:pBdr>
+                    <w:spacing w:after="100" w:before="100" w:line="240"/>
+                    <w:ind w:left="100" w:right="100" w:firstLine="0" w:firstLineChars="0"/>
+                    <w:rPr>
+                      <w:rFonts w:ascii="DejaVu Sans" w:hAnsi="DejaVu Sans" w:eastAsia="DejaVu Sans" w:cs="DejaVu Sans"/>
+                      <w:i w:val="false"/>
+                      <w:b w:val="false"/>
+                      <w:u w:val="none"/>
+                      <w:sz w:val="18"/>
+                      <w:szCs w:val="18"/>
+                      <w:color w:val="000000"/>
+                    </w:rPr>
+                  </w:pPr>
+                  <w:r xmlns:w="http://schemas.openxmlformats.org/wordprocessingml/2006/main" xmlns:wp="http://schemas.openxmlformats.org/drawingml/2006/wordprocessingDrawing" xmlns:r="http://schemas.openxmlformats.org/officeDocument/2006/relationships" xmlns:w14="http://schemas.microsoft.com/office/word/2010/wordml">
+                    <w:rPr>
+                      <w:rFonts w:ascii="DejaVu Sans" w:hAnsi="DejaVu Sans" w:eastAsia="DejaVu Sans" w:cs="DejaVu Sans"/>
+                      <w:i w:val="false"/>
+                      <w:b w:val="false"/>
+                      <w:u w:val="none"/>
+                      <w:sz w:val="18"/>
+                      <w:szCs w:val="18"/>
+                      <w:color w:val="000000"/>
+                    </w:rPr>
+                    <w:t xml:space="preserve"/>
+                  </w:r>
+                </w:p>
+              </w:tc>
+              <w:tc>
+                <w:tcPr>
+                  <w:tcBorders>
+                    <w:bottom w:val="none" w:sz="0" w:space="0" w:color="000000"/>
+                    <w:top w:val="single" w:sz="12" w:space="0" w:color="666666"/>
+                    <w:left w:val="none" w:sz="0" w:space="0" w:color="000000"/>
+                    <w:right w:val="none" w:sz="0" w:space="0" w:color="000000"/>
+                  </w:tcBorders>
+                  <w:shd w:val="clear" w:color="auto" w:fill="FFFFFF"/>
+                  <w:tcMar>
+                    <w:top w:w="0" w:type="dxa"/>
+                    <w:bottom w:w="0" w:type="dxa"/>
+                    <w:left w:w="0" w:type="dxa"/>
+                    <w:right w:w="0" w:type="dxa"/>
+                  </w:tcMar>
+                  <w:vAlign w:val="center"/>
+                </w:tcPr>
+                <w:p>
+                  <w:pPr>
+                    <w:jc w:val="center"/>
+                    <w:pBdr>
+                      <w:bottom w:val="none" w:sz="0" w:space="0" w:color="000000"/>
+                      <w:top w:val="none" w:sz="0" w:space="0" w:color="000000"/>
+                      <w:left w:val="none" w:sz="0" w:space="0" w:color="000000"/>
+                      <w:right w:val="none" w:sz="0" w:space="0" w:color="000000"/>
+                    </w:pBdr>
+                    <w:spacing w:after="100" w:before="100" w:line="240"/>
+                    <w:ind w:left="100" w:right="100" w:firstLine="0" w:firstLineChars="0"/>
+                    <w:rPr>
+                      <w:rFonts w:ascii="DejaVu Sans" w:hAnsi="DejaVu Sans" w:eastAsia="DejaVu Sans" w:cs="DejaVu Sans"/>
+                      <w:i w:val="false"/>
+                      <w:b w:val="false"/>
+                      <w:u w:val="none"/>
+                      <w:sz w:val="18"/>
+                      <w:szCs w:val="18"/>
+                      <w:color w:val="000000"/>
+                    </w:rPr>
+                  </w:pPr>
+                  <w:r xmlns:w="http://schemas.openxmlformats.org/wordprocessingml/2006/main" xmlns:wp="http://schemas.openxmlformats.org/drawingml/2006/wordprocessingDrawing" xmlns:r="http://schemas.openxmlformats.org/officeDocument/2006/relationships" xmlns:w14="http://schemas.microsoft.com/office/word/2010/wordml">
+                    <w:rPr>
+                      <w:rFonts w:ascii="DejaVu Sans" w:hAnsi="DejaVu Sans" w:eastAsia="DejaVu Sans" w:cs="DejaVu Sans"/>
+                      <w:i w:val="false"/>
+                      <w:b w:val="false"/>
+                      <w:u w:val="none"/>
+                      <w:sz w:val="18"/>
+                      <w:szCs w:val="18"/>
+                      <w:color w:val="000000"/>
+                    </w:rPr>
+                    <w:t xml:space="preserve"/>
+                  </w:r>
+                </w:p>
+              </w:tc>
+              <w:tc>
+                <w:tcPr>
+                  <w:tcBorders>
+                    <w:bottom w:val="none" w:sz="0" w:space="0" w:color="000000"/>
+                    <w:top w:val="single" w:sz="12" w:space="0" w:color="666666"/>
+                    <w:left w:val="none" w:sz="0" w:space="0" w:color="000000"/>
+                    <w:right w:val="none" w:sz="0" w:space="0" w:color="000000"/>
+                  </w:tcBorders>
+                  <w:shd w:val="clear" w:color="auto" w:fill="FFFFFF"/>
+                  <w:tcMar>
+                    <w:top w:w="0" w:type="dxa"/>
+                    <w:bottom w:w="0" w:type="dxa"/>
+                    <w:left w:w="0" w:type="dxa"/>
+                    <w:right w:w="0" w:type="dxa"/>
+                  </w:tcMar>
+                  <w:vAlign w:val="center"/>
+                </w:tcPr>
+                <w:p>
+                  <w:pPr>
+                    <w:jc w:val="center"/>
+                    <w:pBdr>
+                      <w:bottom w:val="none" w:sz="0" w:space="0" w:color="000000"/>
+                      <w:top w:val="none" w:sz="0" w:space="0" w:color="000000"/>
+                      <w:left w:val="none" w:sz="0" w:space="0" w:color="000000"/>
+                      <w:right w:val="none" w:sz="0" w:space="0" w:color="000000"/>
+                    </w:pBdr>
+                    <w:spacing w:after="100" w:before="100" w:line="240"/>
+                    <w:ind w:left="100" w:right="100" w:firstLine="0" w:firstLineChars="0"/>
+                    <w:rPr>
+                      <w:rFonts w:ascii="DejaVu Sans" w:hAnsi="DejaVu Sans" w:eastAsia="DejaVu Sans" w:cs="DejaVu Sans"/>
+                      <w:i w:val="false"/>
+                      <w:b w:val="false"/>
+                      <w:u w:val="none"/>
+                      <w:sz w:val="18"/>
+                      <w:szCs w:val="18"/>
+                      <w:color w:val="000000"/>
+                    </w:rPr>
+                  </w:pPr>
+                  <w:r xmlns:w="http://schemas.openxmlformats.org/wordprocessingml/2006/main" xmlns:wp="http://schemas.openxmlformats.org/drawingml/2006/wordprocessingDrawing" xmlns:r="http://schemas.openxmlformats.org/officeDocument/2006/relationships" xmlns:w14="http://schemas.microsoft.com/office/word/2010/wordml">
+                    <w:rPr>
+                      <w:rFonts w:ascii="DejaVu Sans" w:hAnsi="DejaVu Sans" w:eastAsia="DejaVu Sans" w:cs="DejaVu Sans"/>
+                      <w:i w:val="false"/>
+                      <w:b w:val="false"/>
+                      <w:u w:val="none"/>
+                      <w:sz w:val="18"/>
+                      <w:szCs w:val="18"/>
+                      <w:color w:val="000000"/>
+                    </w:rPr>
+                    <w:t xml:space="preserve"/>
+                  </w:r>
+                </w:p>
+              </w:tc>
+              <w:tc>
+                <w:tcPr>
+                  <w:tcBorders>
+                    <w:bottom w:val="none" w:sz="0" w:space="0" w:color="000000"/>
+                    <w:top w:val="single" w:sz="12" w:space="0" w:color="666666"/>
+                    <w:left w:val="none" w:sz="0" w:space="0" w:color="000000"/>
+                    <w:right w:val="none" w:sz="0" w:space="0" w:color="000000"/>
+                  </w:tcBorders>
+                  <w:shd w:val="clear" w:color="auto" w:fill="FFFFFF"/>
+                  <w:tcMar>
+                    <w:top w:w="0" w:type="dxa"/>
+                    <w:bottom w:w="0" w:type="dxa"/>
+                    <w:left w:w="0" w:type="dxa"/>
+                    <w:right w:w="0" w:type="dxa"/>
+                  </w:tcMar>
+                  <w:vAlign w:val="center"/>
+                </w:tcPr>
+                <w:p>
+                  <w:pPr>
+                    <w:jc w:val="center"/>
+                    <w:pBdr>
+                      <w:bottom w:val="none" w:sz="0" w:space="0" w:color="000000"/>
+                      <w:top w:val="none" w:sz="0" w:space="0" w:color="000000"/>
+                      <w:left w:val="none" w:sz="0" w:space="0" w:color="000000"/>
+                      <w:right w:val="none" w:sz="0" w:space="0" w:color="000000"/>
+                    </w:pBdr>
+                    <w:spacing w:after="100" w:before="100" w:line="240"/>
+                    <w:ind w:left="100" w:right="100" w:firstLine="0" w:firstLineChars="0"/>
+                    <w:rPr>
+                      <w:rFonts w:ascii="DejaVu Sans" w:hAnsi="DejaVu Sans" w:eastAsia="DejaVu Sans" w:cs="DejaVu Sans"/>
+                      <w:i w:val="false"/>
+                      <w:b w:val="false"/>
+                      <w:u w:val="none"/>
+                      <w:sz w:val="18"/>
+                      <w:szCs w:val="18"/>
+                      <w:color w:val="000000"/>
+                    </w:rPr>
+                  </w:pPr>
+                  <w:r xmlns:w="http://schemas.openxmlformats.org/wordprocessingml/2006/main" xmlns:wp="http://schemas.openxmlformats.org/drawingml/2006/wordprocessingDrawing" xmlns:r="http://schemas.openxmlformats.org/officeDocument/2006/relationships" xmlns:w14="http://schemas.microsoft.com/office/word/2010/wordml">
+                    <w:rPr>
+                      <w:rFonts w:ascii="DejaVu Sans" w:hAnsi="DejaVu Sans" w:eastAsia="DejaVu Sans" w:cs="DejaVu Sans"/>
+                      <w:i w:val="false"/>
+                      <w:b w:val="false"/>
+                      <w:u w:val="none"/>
+                      <w:sz w:val="18"/>
+                      <w:szCs w:val="18"/>
+                      <w:color w:val="000000"/>
+                    </w:rPr>
+                    <w:t xml:space="preserve"/>
+                  </w:r>
+                </w:p>
+              </w:tc>
+              <w:tc>
+                <w:tcPr>
+                  <w:tcBorders>
+                    <w:bottom w:val="none" w:sz="0" w:space="0" w:color="000000"/>
+                    <w:top w:val="single" w:sz="12" w:space="0" w:color="666666"/>
+                    <w:left w:val="none" w:sz="0" w:space="0" w:color="000000"/>
+                    <w:right w:val="none" w:sz="0" w:space="0" w:color="000000"/>
+                  </w:tcBorders>
+                  <w:shd w:val="clear" w:color="auto" w:fill="FFFFFF"/>
+                  <w:tcMar>
+                    <w:top w:w="0" w:type="dxa"/>
+                    <w:bottom w:w="0" w:type="dxa"/>
+                    <w:left w:w="0" w:type="dxa"/>
+                    <w:right w:w="0" w:type="dxa"/>
+                  </w:tcMar>
+                  <w:vAlign w:val="center"/>
+                </w:tcPr>
+                <w:p>
+                  <w:pPr>
+                    <w:jc w:val="center"/>
+                    <w:pBdr>
+                      <w:bottom w:val="none" w:sz="0" w:space="0" w:color="000000"/>
+                      <w:top w:val="none" w:sz="0" w:space="0" w:color="000000"/>
+                      <w:left w:val="none" w:sz="0" w:space="0" w:color="000000"/>
+                      <w:right w:val="none" w:sz="0" w:space="0" w:color="000000"/>
+                    </w:pBdr>
+                    <w:spacing w:after="100" w:before="100" w:line="240"/>
+                    <w:ind w:left="100" w:right="100" w:firstLine="0" w:firstLineChars="0"/>
+                    <w:rPr>
+                      <w:rFonts w:ascii="DejaVu Sans" w:hAnsi="DejaVu Sans" w:eastAsia="DejaVu Sans" w:cs="DejaVu Sans"/>
+                      <w:i w:val="false"/>
+                      <w:b w:val="false"/>
+                      <w:u w:val="none"/>
+                      <w:sz w:val="18"/>
+                      <w:szCs w:val="18"/>
+                      <w:color w:val="000000"/>
+                    </w:rPr>
+                  </w:pPr>
+                  <w:r xmlns:w="http://schemas.openxmlformats.org/wordprocessingml/2006/main" xmlns:wp="http://schemas.openxmlformats.org/drawingml/2006/wordprocessingDrawing" xmlns:r="http://schemas.openxmlformats.org/officeDocument/2006/relationships" xmlns:w14="http://schemas.microsoft.com/office/word/2010/wordml">
+                    <w:rPr>
+                      <w:rFonts w:ascii="DejaVu Sans" w:hAnsi="DejaVu Sans" w:eastAsia="DejaVu Sans" w:cs="DejaVu Sans"/>
+                      <w:i w:val="false"/>
+                      <w:b w:val="false"/>
+                      <w:u w:val="none"/>
+                      <w:sz w:val="18"/>
+                      <w:szCs w:val="18"/>
+                      <w:color w:val="000000"/>
+                    </w:rPr>
+                    <w:t xml:space="preserve"/>
+                  </w:r>
+                </w:p>
+              </w:tc>
+            </w:tr>
+            <w:tr>
+              <w:trPr>
+                <w:trHeight w:val="360" w:hRule="auto"/>
+              </w:trPr>
+              body2
+              <w:tc>
+                <w:tcPr>
+                  <w:tcBorders>
+                    <w:bottom w:val="none" w:sz="0" w:space="0" w:color="000000"/>
+                    <w:top w:val="none" w:sz="0" w:space="0" w:color="000000"/>
+                    <w:left w:val="none" w:sz="0" w:space="0" w:color="000000"/>
+                    <w:right w:val="none" w:sz="0" w:space="0" w:color="000000"/>
+                  </w:tcBorders>
+                  <w:shd w:val="clear" w:color="auto" w:fill="FFFFFF"/>
+                  <w:tcMar>
+                    <w:top w:w="0" w:type="dxa"/>
+                    <w:bottom w:w="0" w:type="dxa"/>
+                    <w:left w:w="0" w:type="dxa"/>
+                    <w:right w:w="0" w:type="dxa"/>
+                  </w:tcMar>
+                  <w:vAlign w:val="center"/>
+                </w:tcPr>
+                <w:p>
+                  <w:pPr>
+                    <w:jc w:val="left"/>
+                    <w:pBdr>
+                      <w:bottom w:val="none" w:sz="0" w:space="0" w:color="000000"/>
+                      <w:top w:val="none" w:sz="0" w:space="0" w:color="000000"/>
+                      <w:left w:val="none" w:sz="0" w:space="0" w:color="000000"/>
+                      <w:right w:val="none" w:sz="0" w:space="0" w:color="000000"/>
+                    </w:pBdr>
+                    <w:spacing w:after="100" w:before="100" w:line="240"/>
+                    <w:ind w:left="100" w:right="100" w:firstLine="0" w:firstLineChars="0"/>
+                    <w:rPr>
+                      <w:rFonts w:ascii="DejaVu Sans" w:hAnsi="DejaVu Sans" w:eastAsia="DejaVu Sans" w:cs="DejaVu Sans"/>
+                      <w:i w:val="false"/>
+                      <w:b w:val="false"/>
+                      <w:u w:val="none"/>
+                      <w:sz w:val="18"/>
+                      <w:szCs w:val="18"/>
+                      <w:color w:val="000000"/>
+                    </w:rPr>
+                  </w:pPr>
+                  <w:r xmlns:w="http://schemas.openxmlformats.org/wordprocessingml/2006/main" xmlns:wp="http://schemas.openxmlformats.org/drawingml/2006/wordprocessingDrawing" xmlns:r="http://schemas.openxmlformats.org/officeDocument/2006/relationships" xmlns:w14="http://schemas.microsoft.com/office/word/2010/wordml">
+                    <w:rPr>
+                      <w:rFonts w:ascii="DejaVu Sans" w:hAnsi="DejaVu Sans" w:eastAsia="DejaVu Sans" w:cs="DejaVu Sans"/>
+                      <w:i w:val="false"/>
+                      <w:b w:val="false"/>
+                      <w:u w:val="none"/>
+                      <w:sz w:val="18"/>
+                      <w:szCs w:val="18"/>
+                      <w:color w:val="000000"/>
+                    </w:rPr>
+                    <w:t xml:space="preserve">  Yes</w:t>
+                  </w:r>
+                </w:p>
+              </w:tc>
+              <w:tc>
+                <w:tcPr>
+                  <w:tcBorders>
+                    <w:bottom w:val="none" w:sz="0" w:space="0" w:color="000000"/>
+                    <w:top w:val="none" w:sz="0" w:space="0" w:color="000000"/>
+                    <w:left w:val="none" w:sz="0" w:space="0" w:color="000000"/>
+                    <w:right w:val="none" w:sz="0" w:space="0" w:color="000000"/>
+                  </w:tcBorders>
+                  <w:shd w:val="clear" w:color="auto" w:fill="FFFFFF"/>
+                  <w:tcMar>
+                    <w:top w:w="0" w:type="dxa"/>
+                    <w:bottom w:w="0" w:type="dxa"/>
+                    <w:left w:w="0" w:type="dxa"/>
+                    <w:right w:w="0" w:type="dxa"/>
+                  </w:tcMar>
+                  <w:vAlign w:val="center"/>
+                </w:tcPr>
+                <w:p>
+                  <w:pPr>
+                    <w:jc w:val="center"/>
+                    <w:pBdr>
+                      <w:bottom w:val="none" w:sz="0" w:space="0" w:color="000000"/>
+                      <w:top w:val="none" w:sz="0" w:space="0" w:color="000000"/>
+                      <w:left w:val="none" w:sz="0" w:space="0" w:color="000000"/>
+                      <w:right w:val="none" w:sz="0" w:space="0" w:color="000000"/>
+                    </w:pBdr>
+                    <w:spacing w:after="100" w:before="100" w:line="240"/>
+                    <w:ind w:left="100" w:right="100" w:firstLine="0" w:firstLineChars="0"/>
+                    <w:rPr>
+                      <w:rFonts w:ascii="DejaVu Sans" w:hAnsi="DejaVu Sans" w:eastAsia="DejaVu Sans" w:cs="DejaVu Sans"/>
+                      <w:i w:val="false"/>
+                      <w:b w:val="false"/>
+                      <w:u w:val="none"/>
+                      <w:sz w:val="18"/>
+                      <w:szCs w:val="18"/>
+                      <w:color w:val="000000"/>
+                    </w:rPr>
+                  </w:pPr>
+                  <w:r xmlns:w="http://schemas.openxmlformats.org/wordprocessingml/2006/main" xmlns:wp="http://schemas.openxmlformats.org/drawingml/2006/wordprocessingDrawing" xmlns:r="http://schemas.openxmlformats.org/officeDocument/2006/relationships" xmlns:w14="http://schemas.microsoft.com/office/word/2010/wordml">
+                    <w:rPr>
+                      <w:rFonts w:ascii="DejaVu Sans" w:hAnsi="DejaVu Sans" w:eastAsia="DejaVu Sans" w:cs="DejaVu Sans"/>
+                      <w:i w:val="false"/>
+                      <w:b w:val="false"/>
+                      <w:u w:val="none"/>
+                      <w:sz w:val="18"/>
+                      <w:szCs w:val="18"/>
+                      <w:color w:val="000000"/>
+                    </w:rPr>
+                    <w:t xml:space="preserve">756 (29.7%)</w:t>
+                  </w:r>
+                </w:p>
+              </w:tc>
+              <w:tc>
+                <w:tcPr>
+                  <w:tcBorders>
+                    <w:bottom w:val="none" w:sz="0" w:space="0" w:color="000000"/>
+                    <w:top w:val="none" w:sz="0" w:space="0" w:color="000000"/>
+                    <w:left w:val="none" w:sz="0" w:space="0" w:color="000000"/>
+                    <w:right w:val="none" w:sz="0" w:space="0" w:color="000000"/>
+                  </w:tcBorders>
+                  <w:shd w:val="clear" w:color="auto" w:fill="FFFFFF"/>
+                  <w:tcMar>
+                    <w:top w:w="0" w:type="dxa"/>
+                    <w:bottom w:w="0" w:type="dxa"/>
+                    <w:left w:w="0" w:type="dxa"/>
+                    <w:right w:w="0" w:type="dxa"/>
+                  </w:tcMar>
+                  <w:vAlign w:val="center"/>
+                </w:tcPr>
+                <w:p>
+                  <w:pPr>
+                    <w:jc w:val="center"/>
+                    <w:pBdr>
+                      <w:bottom w:val="none" w:sz="0" w:space="0" w:color="000000"/>
+                      <w:top w:val="none" w:sz="0" w:space="0" w:color="000000"/>
+                      <w:left w:val="none" w:sz="0" w:space="0" w:color="000000"/>
+                      <w:right w:val="none" w:sz="0" w:space="0" w:color="000000"/>
+                    </w:pBdr>
+                    <w:spacing w:after="100" w:before="100" w:line="240"/>
+                    <w:ind w:left="100" w:right="100" w:firstLine="0" w:firstLineChars="0"/>
+                    <w:rPr>
+                      <w:rFonts w:ascii="DejaVu Sans" w:hAnsi="DejaVu Sans" w:eastAsia="DejaVu Sans" w:cs="DejaVu Sans"/>
+                      <w:i w:val="false"/>
+                      <w:b w:val="false"/>
+                      <w:u w:val="none"/>
+                      <w:sz w:val="18"/>
+                      <w:szCs w:val="18"/>
+                      <w:color w:val="000000"/>
+                    </w:rPr>
+                  </w:pPr>
+                  <w:r xmlns:w="http://schemas.openxmlformats.org/wordprocessingml/2006/main" xmlns:wp="http://schemas.openxmlformats.org/drawingml/2006/wordprocessingDrawing" xmlns:r="http://schemas.openxmlformats.org/officeDocument/2006/relationships" xmlns:w14="http://schemas.microsoft.com/office/word/2010/wordml">
+                    <w:rPr>
+                      <w:rFonts w:ascii="DejaVu Sans" w:hAnsi="DejaVu Sans" w:eastAsia="DejaVu Sans" w:cs="DejaVu Sans"/>
+                      <w:i w:val="false"/>
+                      <w:b w:val="false"/>
+                      <w:u w:val="none"/>
+                      <w:sz w:val="18"/>
+                      <w:szCs w:val="18"/>
+                      <w:color w:val="000000"/>
+                    </w:rPr>
+                    <w:t xml:space="preserve">126 (23.9%)</w:t>
+                  </w:r>
+                </w:p>
+              </w:tc>
+              <w:tc>
+                <w:tcPr>
+                  <w:tcBorders>
+                    <w:bottom w:val="none" w:sz="0" w:space="0" w:color="000000"/>
+                    <w:top w:val="none" w:sz="0" w:space="0" w:color="000000"/>
+                    <w:left w:val="none" w:sz="0" w:space="0" w:color="000000"/>
+                    <w:right w:val="none" w:sz="0" w:space="0" w:color="000000"/>
+                  </w:tcBorders>
+                  <w:shd w:val="clear" w:color="auto" w:fill="FFFFFF"/>
+                  <w:tcMar>
+                    <w:top w:w="0" w:type="dxa"/>
+                    <w:bottom w:w="0" w:type="dxa"/>
+                    <w:left w:w="0" w:type="dxa"/>
+                    <w:right w:w="0" w:type="dxa"/>
+                  </w:tcMar>
+                  <w:vAlign w:val="center"/>
+                </w:tcPr>
+                <w:p>
+                  <w:pPr>
+                    <w:jc w:val="center"/>
+                    <w:pBdr>
+                      <w:bottom w:val="none" w:sz="0" w:space="0" w:color="000000"/>
+                      <w:top w:val="none" w:sz="0" w:space="0" w:color="000000"/>
+                      <w:left w:val="none" w:sz="0" w:space="0" w:color="000000"/>
+                      <w:right w:val="none" w:sz="0" w:space="0" w:color="000000"/>
+                    </w:pBdr>
+                    <w:spacing w:after="100" w:before="100" w:line="240"/>
+                    <w:ind w:left="100" w:right="100" w:firstLine="0" w:firstLineChars="0"/>
+                    <w:rPr>
+                      <w:rFonts w:ascii="DejaVu Sans" w:hAnsi="DejaVu Sans" w:eastAsia="DejaVu Sans" w:cs="DejaVu Sans"/>
+                      <w:i w:val="false"/>
+                      <w:b w:val="false"/>
+                      <w:u w:val="none"/>
+                      <w:sz w:val="18"/>
+                      <w:szCs w:val="18"/>
+                      <w:color w:val="000000"/>
+                    </w:rPr>
+                  </w:pPr>
+                  <w:r xmlns:w="http://schemas.openxmlformats.org/wordprocessingml/2006/main" xmlns:wp="http://schemas.openxmlformats.org/drawingml/2006/wordprocessingDrawing" xmlns:r="http://schemas.openxmlformats.org/officeDocument/2006/relationships" xmlns:w14="http://schemas.microsoft.com/office/word/2010/wordml">
+                    <w:rPr>
+                      <w:rFonts w:ascii="DejaVu Sans" w:hAnsi="DejaVu Sans" w:eastAsia="DejaVu Sans" w:cs="DejaVu Sans"/>
+                      <w:i w:val="false"/>
+                      <w:b w:val="false"/>
+                      <w:u w:val="none"/>
+                      <w:sz w:val="18"/>
+                      <w:szCs w:val="18"/>
+                      <w:color w:val="000000"/>
+                    </w:rPr>
+                    <w:t xml:space="preserve">147 (20.7%)</w:t>
+                  </w:r>
+                </w:p>
+              </w:tc>
+              <w:tc>
+                <w:tcPr>
+                  <w:tcBorders>
+                    <w:bottom w:val="none" w:sz="0" w:space="0" w:color="000000"/>
+                    <w:top w:val="none" w:sz="0" w:space="0" w:color="000000"/>
+                    <w:left w:val="none" w:sz="0" w:space="0" w:color="000000"/>
+                    <w:right w:val="none" w:sz="0" w:space="0" w:color="000000"/>
+                  </w:tcBorders>
+                  <w:shd w:val="clear" w:color="auto" w:fill="FFFFFF"/>
+                  <w:tcMar>
+                    <w:top w:w="0" w:type="dxa"/>
+                    <w:bottom w:w="0" w:type="dxa"/>
+                    <w:left w:w="0" w:type="dxa"/>
+                    <w:right w:w="0" w:type="dxa"/>
+                  </w:tcMar>
+                  <w:vAlign w:val="center"/>
+                </w:tcPr>
+                <w:p>
+                  <w:pPr>
+                    <w:jc w:val="center"/>
+                    <w:pBdr>
+                      <w:bottom w:val="none" w:sz="0" w:space="0" w:color="000000"/>
+                      <w:top w:val="none" w:sz="0" w:space="0" w:color="000000"/>
+                      <w:left w:val="none" w:sz="0" w:space="0" w:color="000000"/>
+                      <w:right w:val="none" w:sz="0" w:space="0" w:color="000000"/>
+                    </w:pBdr>
+                    <w:spacing w:after="100" w:before="100" w:line="240"/>
+                    <w:ind w:left="100" w:right="100" w:firstLine="0" w:firstLineChars="0"/>
+                    <w:rPr>
+                      <w:rFonts w:ascii="DejaVu Sans" w:hAnsi="DejaVu Sans" w:eastAsia="DejaVu Sans" w:cs="DejaVu Sans"/>
+                      <w:i w:val="false"/>
+                      <w:b w:val="false"/>
+                      <w:u w:val="none"/>
+                      <w:sz w:val="18"/>
+                      <w:szCs w:val="18"/>
+                      <w:color w:val="000000"/>
+                    </w:rPr>
+                  </w:pPr>
+                  <w:r xmlns:w="http://schemas.openxmlformats.org/wordprocessingml/2006/main" xmlns:wp="http://schemas.openxmlformats.org/drawingml/2006/wordprocessingDrawing" xmlns:r="http://schemas.openxmlformats.org/officeDocument/2006/relationships" xmlns:w14="http://schemas.microsoft.com/office/word/2010/wordml">
+                    <w:rPr>
+                      <w:rFonts w:ascii="DejaVu Sans" w:hAnsi="DejaVu Sans" w:eastAsia="DejaVu Sans" w:cs="DejaVu Sans"/>
+                      <w:i w:val="false"/>
+                      <w:b w:val="false"/>
+                      <w:u w:val="none"/>
+                      <w:sz w:val="18"/>
+                      <w:szCs w:val="18"/>
+                      <w:color w:val="000000"/>
+                    </w:rPr>
+                    <w:t xml:space="preserve">164 (36.4%)</w:t>
+                  </w:r>
+                </w:p>
+              </w:tc>
+              <w:tc>
+                <w:tcPr>
+                  <w:tcBorders>
+                    <w:bottom w:val="none" w:sz="0" w:space="0" w:color="000000"/>
+                    <w:top w:val="none" w:sz="0" w:space="0" w:color="000000"/>
+                    <w:left w:val="none" w:sz="0" w:space="0" w:color="000000"/>
+                    <w:right w:val="none" w:sz="0" w:space="0" w:color="000000"/>
+                  </w:tcBorders>
+                  <w:shd w:val="clear" w:color="auto" w:fill="FFFFFF"/>
+                  <w:tcMar>
+                    <w:top w:w="0" w:type="dxa"/>
+                    <w:bottom w:w="0" w:type="dxa"/>
+                    <w:left w:w="0" w:type="dxa"/>
+                    <w:right w:w="0" w:type="dxa"/>
+                  </w:tcMar>
+                  <w:vAlign w:val="center"/>
+                </w:tcPr>
+                <w:p>
+                  <w:pPr>
+                    <w:jc w:val="center"/>
+                    <w:pBdr>
+                      <w:bottom w:val="none" w:sz="0" w:space="0" w:color="000000"/>
+                      <w:top w:val="none" w:sz="0" w:space="0" w:color="000000"/>
+                      <w:left w:val="none" w:sz="0" w:space="0" w:color="000000"/>
+                      <w:right w:val="none" w:sz="0" w:space="0" w:color="000000"/>
+                    </w:pBdr>
+                    <w:spacing w:after="100" w:before="100" w:line="240"/>
+                    <w:ind w:left="100" w:right="100" w:firstLine="0" w:firstLineChars="0"/>
+                    <w:rPr>
+                      <w:rFonts w:ascii="DejaVu Sans" w:hAnsi="DejaVu Sans" w:eastAsia="DejaVu Sans" w:cs="DejaVu Sans"/>
+                      <w:i w:val="false"/>
+                      <w:b w:val="false"/>
+                      <w:u w:val="none"/>
+                      <w:sz w:val="18"/>
+                      <w:szCs w:val="18"/>
+                      <w:color w:val="000000"/>
+                    </w:rPr>
+                  </w:pPr>
+                  <w:r xmlns:w="http://schemas.openxmlformats.org/wordprocessingml/2006/main" xmlns:wp="http://schemas.openxmlformats.org/drawingml/2006/wordprocessingDrawing" xmlns:r="http://schemas.openxmlformats.org/officeDocument/2006/relationships" xmlns:w14="http://schemas.microsoft.com/office/word/2010/wordml">
+                    <w:rPr>
+                      <w:rFonts w:ascii="DejaVu Sans" w:hAnsi="DejaVu Sans" w:eastAsia="DejaVu Sans" w:cs="DejaVu Sans"/>
+                      <w:i w:val="false"/>
+                      <w:b w:val="false"/>
+                      <w:u w:val="none"/>
+                      <w:sz w:val="18"/>
+                      <w:szCs w:val="18"/>
+                      <w:color w:val="000000"/>
+                    </w:rPr>
+                    <w:t xml:space="preserve">67 (40.9%)</w:t>
+                  </w:r>
+                </w:p>
+              </w:tc>
+              <w:tc>
+                <w:tcPr>
+                  <w:tcBorders>
+                    <w:bottom w:val="none" w:sz="0" w:space="0" w:color="000000"/>
+                    <w:top w:val="none" w:sz="0" w:space="0" w:color="000000"/>
+                    <w:left w:val="none" w:sz="0" w:space="0" w:color="000000"/>
+                    <w:right w:val="none" w:sz="0" w:space="0" w:color="000000"/>
+                  </w:tcBorders>
+                  <w:shd w:val="clear" w:color="auto" w:fill="FFFFFF"/>
+                  <w:tcMar>
+                    <w:top w:w="0" w:type="dxa"/>
+                    <w:bottom w:w="0" w:type="dxa"/>
+                    <w:left w:w="0" w:type="dxa"/>
+                    <w:right w:w="0" w:type="dxa"/>
+                  </w:tcMar>
+                  <w:vAlign w:val="center"/>
+                </w:tcPr>
+                <w:p>
+                  <w:pPr>
+                    <w:jc w:val="center"/>
+                    <w:pBdr>
+                      <w:bottom w:val="none" w:sz="0" w:space="0" w:color="000000"/>
+                      <w:top w:val="none" w:sz="0" w:space="0" w:color="000000"/>
+                      <w:left w:val="none" w:sz="0" w:space="0" w:color="000000"/>
+                      <w:right w:val="none" w:sz="0" w:space="0" w:color="000000"/>
+                    </w:pBdr>
+                    <w:spacing w:after="100" w:before="100" w:line="240"/>
+                    <w:ind w:left="100" w:right="100" w:firstLine="0" w:firstLineChars="0"/>
+                    <w:rPr>
+                      <w:rFonts w:ascii="DejaVu Sans" w:hAnsi="DejaVu Sans" w:eastAsia="DejaVu Sans" w:cs="DejaVu Sans"/>
+                      <w:i w:val="false"/>
+                      <w:b w:val="false"/>
+                      <w:u w:val="none"/>
+                      <w:sz w:val="18"/>
+                      <w:szCs w:val="18"/>
+                      <w:color w:val="000000"/>
+                    </w:rPr>
+                  </w:pPr>
+                  <w:r xmlns:w="http://schemas.openxmlformats.org/wordprocessingml/2006/main" xmlns:wp="http://schemas.openxmlformats.org/drawingml/2006/wordprocessingDrawing" xmlns:r="http://schemas.openxmlformats.org/officeDocument/2006/relationships" xmlns:w14="http://schemas.microsoft.com/office/word/2010/wordml">
+                    <w:rPr>
+                      <w:rFonts w:ascii="DejaVu Sans" w:hAnsi="DejaVu Sans" w:eastAsia="DejaVu Sans" w:cs="DejaVu Sans"/>
+                      <w:i w:val="false"/>
+                      <w:b w:val="false"/>
+                      <w:u w:val="none"/>
+                      <w:sz w:val="18"/>
+                      <w:szCs w:val="18"/>
+                      <w:color w:val="000000"/>
+                    </w:rPr>
+                    <w:t xml:space="preserve">252 (36.4%)</w:t>
+                  </w:r>
+                </w:p>
+              </w:tc>
+            </w:tr>
+            <w:tr>
+              <w:trPr>
+                <w:trHeight w:val="360" w:hRule="auto"/>
+              </w:trPr>
+              body3
+              <w:tc>
+                <w:tcPr>
+                  <w:tcBorders>
+                    <w:bottom w:val="single" w:sz="12" w:space="0" w:color="666666"/>
+                    <w:top w:val="none" w:sz="0" w:space="0" w:color="000000"/>
+                    <w:left w:val="none" w:sz="0" w:space="0" w:color="000000"/>
+                    <w:right w:val="none" w:sz="0" w:space="0" w:color="000000"/>
+                  </w:tcBorders>
+                  <w:shd w:val="clear" w:color="auto" w:fill="FFFFFF"/>
+                  <w:tcMar>
+                    <w:top w:w="0" w:type="dxa"/>
+                    <w:bottom w:w="0" w:type="dxa"/>
+                    <w:left w:w="0" w:type="dxa"/>
+                    <w:right w:w="0" w:type="dxa"/>
+                  </w:tcMar>
+                  <w:vAlign w:val="center"/>
+                </w:tcPr>
+                <w:p>
+                  <w:pPr>
+                    <w:jc w:val="left"/>
+                    <w:pBdr>
+                      <w:bottom w:val="none" w:sz="0" w:space="0" w:color="000000"/>
+                      <w:top w:val="none" w:sz="0" w:space="0" w:color="000000"/>
+                      <w:left w:val="none" w:sz="0" w:space="0" w:color="000000"/>
+                      <w:right w:val="none" w:sz="0" w:space="0" w:color="000000"/>
+                    </w:pBdr>
+                    <w:spacing w:after="100" w:before="100" w:line="240"/>
+                    <w:ind w:left="100" w:right="100" w:firstLine="0" w:firstLineChars="0"/>
+                    <w:rPr>
+                      <w:rFonts w:ascii="DejaVu Sans" w:hAnsi="DejaVu Sans" w:eastAsia="DejaVu Sans" w:cs="DejaVu Sans"/>
+                      <w:i w:val="false"/>
+                      <w:b w:val="false"/>
+                      <w:u w:val="none"/>
+                      <w:sz w:val="18"/>
+                      <w:szCs w:val="18"/>
+                      <w:color w:val="000000"/>
+                    </w:rPr>
+                  </w:pPr>
+                  <w:r xmlns:w="http://schemas.openxmlformats.org/wordprocessingml/2006/main" xmlns:wp="http://schemas.openxmlformats.org/drawingml/2006/wordprocessingDrawing" xmlns:r="http://schemas.openxmlformats.org/officeDocument/2006/relationships" xmlns:w14="http://schemas.microsoft.com/office/word/2010/wordml">
+                    <w:rPr>
+                      <w:rFonts w:ascii="DejaVu Sans" w:hAnsi="DejaVu Sans" w:eastAsia="DejaVu Sans" w:cs="DejaVu Sans"/>
+                      <w:i w:val="false"/>
+                      <w:b w:val="false"/>
+                      <w:u w:val="none"/>
+                      <w:sz w:val="18"/>
+                      <w:szCs w:val="18"/>
+                      <w:color w:val="000000"/>
+                    </w:rPr>
+                    <w:t xml:space="preserve">  No</w:t>
+                  </w:r>
+                </w:p>
+              </w:tc>
+              <w:tc>
+                <w:tcPr>
+                  <w:tcBorders>
+                    <w:bottom w:val="single" w:sz="12" w:space="0" w:color="666666"/>
+                    <w:top w:val="none" w:sz="0" w:space="0" w:color="000000"/>
+                    <w:left w:val="none" w:sz="0" w:space="0" w:color="000000"/>
+                    <w:right w:val="none" w:sz="0" w:space="0" w:color="000000"/>
+                  </w:tcBorders>
+                  <w:shd w:val="clear" w:color="auto" w:fill="FFFFFF"/>
+                  <w:tcMar>
+                    <w:top w:w="0" w:type="dxa"/>
+                    <w:bottom w:w="0" w:type="dxa"/>
+                    <w:left w:w="0" w:type="dxa"/>
+                    <w:right w:w="0" w:type="dxa"/>
+                  </w:tcMar>
+                  <w:vAlign w:val="center"/>
+                </w:tcPr>
+                <w:p>
+                  <w:pPr>
+                    <w:jc w:val="center"/>
+                    <w:pBdr>
+                      <w:bottom w:val="none" w:sz="0" w:space="0" w:color="000000"/>
+                      <w:top w:val="none" w:sz="0" w:space="0" w:color="000000"/>
+                      <w:left w:val="none" w:sz="0" w:space="0" w:color="000000"/>
+                      <w:right w:val="none" w:sz="0" w:space="0" w:color="000000"/>
+                    </w:pBdr>
+                    <w:spacing w:after="100" w:before="100" w:line="240"/>
+                    <w:ind w:left="100" w:right="100" w:firstLine="0" w:firstLineChars="0"/>
+                    <w:rPr>
+                      <w:rFonts w:ascii="DejaVu Sans" w:hAnsi="DejaVu Sans" w:eastAsia="DejaVu Sans" w:cs="DejaVu Sans"/>
+                      <w:i w:val="false"/>
+                      <w:b w:val="false"/>
+                      <w:u w:val="none"/>
+                      <w:sz w:val="18"/>
+                      <w:szCs w:val="18"/>
+                      <w:color w:val="000000"/>
+                    </w:rPr>
+                  </w:pPr>
+                  <w:r xmlns:w="http://schemas.openxmlformats.org/wordprocessingml/2006/main" xmlns:wp="http://schemas.openxmlformats.org/drawingml/2006/wordprocessingDrawing" xmlns:r="http://schemas.openxmlformats.org/officeDocument/2006/relationships" xmlns:w14="http://schemas.microsoft.com/office/word/2010/wordml">
+                    <w:rPr>
+                      <w:rFonts w:ascii="DejaVu Sans" w:hAnsi="DejaVu Sans" w:eastAsia="DejaVu Sans" w:cs="DejaVu Sans"/>
+                      <w:i w:val="false"/>
+                      <w:b w:val="false"/>
+                      <w:u w:val="none"/>
+                      <w:sz w:val="18"/>
+                      <w:szCs w:val="18"/>
+                      <w:color w:val="000000"/>
+                    </w:rPr>
+                    <w:t xml:space="preserve">1788 (70.3%)</w:t>
+                  </w:r>
+                </w:p>
+              </w:tc>
+              <w:tc>
+                <w:tcPr>
+                  <w:tcBorders>
+                    <w:bottom w:val="single" w:sz="12" w:space="0" w:color="666666"/>
+                    <w:top w:val="none" w:sz="0" w:space="0" w:color="000000"/>
+                    <w:left w:val="none" w:sz="0" w:space="0" w:color="000000"/>
+                    <w:right w:val="none" w:sz="0" w:space="0" w:color="000000"/>
+                  </w:tcBorders>
+                  <w:shd w:val="clear" w:color="auto" w:fill="FFFFFF"/>
+                  <w:tcMar>
+                    <w:top w:w="0" w:type="dxa"/>
+                    <w:bottom w:w="0" w:type="dxa"/>
+                    <w:left w:w="0" w:type="dxa"/>
+                    <w:right w:w="0" w:type="dxa"/>
+                  </w:tcMar>
+                  <w:vAlign w:val="center"/>
+                </w:tcPr>
+                <w:p>
+                  <w:pPr>
+                    <w:jc w:val="center"/>
+                    <w:pBdr>
+                      <w:bottom w:val="none" w:sz="0" w:space="0" w:color="000000"/>
+                      <w:top w:val="none" w:sz="0" w:space="0" w:color="000000"/>
+                      <w:left w:val="none" w:sz="0" w:space="0" w:color="000000"/>
+                      <w:right w:val="none" w:sz="0" w:space="0" w:color="000000"/>
+                    </w:pBdr>
+                    <w:spacing w:after="100" w:before="100" w:line="240"/>
+                    <w:ind w:left="100" w:right="100" w:firstLine="0" w:firstLineChars="0"/>
+                    <w:rPr>
+                      <w:rFonts w:ascii="DejaVu Sans" w:hAnsi="DejaVu Sans" w:eastAsia="DejaVu Sans" w:cs="DejaVu Sans"/>
+                      <w:i w:val="false"/>
+                      <w:b w:val="false"/>
+                      <w:u w:val="none"/>
+                      <w:sz w:val="18"/>
+                      <w:szCs w:val="18"/>
+                      <w:color w:val="000000"/>
+                    </w:rPr>
+                  </w:pPr>
+                  <w:r xmlns:w="http://schemas.openxmlformats.org/wordprocessingml/2006/main" xmlns:wp="http://schemas.openxmlformats.org/drawingml/2006/wordprocessingDrawing" xmlns:r="http://schemas.openxmlformats.org/officeDocument/2006/relationships" xmlns:w14="http://schemas.microsoft.com/office/word/2010/wordml">
+                    <w:rPr>
+                      <w:rFonts w:ascii="DejaVu Sans" w:hAnsi="DejaVu Sans" w:eastAsia="DejaVu Sans" w:cs="DejaVu Sans"/>
+                      <w:i w:val="false"/>
+                      <w:b w:val="false"/>
+                      <w:u w:val="none"/>
+                      <w:sz w:val="18"/>
+                      <w:szCs w:val="18"/>
+                      <w:color w:val="000000"/>
+                    </w:rPr>
+                    <w:t xml:space="preserve">401 (76.1%)</w:t>
+                  </w:r>
+                </w:p>
+              </w:tc>
+              <w:tc>
+                <w:tcPr>
+                  <w:tcBorders>
+                    <w:bottom w:val="single" w:sz="12" w:space="0" w:color="666666"/>
+                    <w:top w:val="none" w:sz="0" w:space="0" w:color="000000"/>
+                    <w:left w:val="none" w:sz="0" w:space="0" w:color="000000"/>
+                    <w:right w:val="none" w:sz="0" w:space="0" w:color="000000"/>
+                  </w:tcBorders>
+                  <w:shd w:val="clear" w:color="auto" w:fill="FFFFFF"/>
+                  <w:tcMar>
+                    <w:top w:w="0" w:type="dxa"/>
+                    <w:bottom w:w="0" w:type="dxa"/>
+                    <w:left w:w="0" w:type="dxa"/>
+                    <w:right w:w="0" w:type="dxa"/>
+                  </w:tcMar>
+                  <w:vAlign w:val="center"/>
+                </w:tcPr>
+                <w:p>
+                  <w:pPr>
+                    <w:jc w:val="center"/>
+                    <w:pBdr>
+                      <w:bottom w:val="none" w:sz="0" w:space="0" w:color="000000"/>
+                      <w:top w:val="none" w:sz="0" w:space="0" w:color="000000"/>
+                      <w:left w:val="none" w:sz="0" w:space="0" w:color="000000"/>
+                      <w:right w:val="none" w:sz="0" w:space="0" w:color="000000"/>
+                    </w:pBdr>
+                    <w:spacing w:after="100" w:before="100" w:line="240"/>
+                    <w:ind w:left="100" w:right="100" w:firstLine="0" w:firstLineChars="0"/>
+                    <w:rPr>
+                      <w:rFonts w:ascii="DejaVu Sans" w:hAnsi="DejaVu Sans" w:eastAsia="DejaVu Sans" w:cs="DejaVu Sans"/>
+                      <w:i w:val="false"/>
+                      <w:b w:val="false"/>
+                      <w:u w:val="none"/>
+                      <w:sz w:val="18"/>
+                      <w:szCs w:val="18"/>
+                      <w:color w:val="000000"/>
+                    </w:rPr>
+                  </w:pPr>
+                  <w:r xmlns:w="http://schemas.openxmlformats.org/wordprocessingml/2006/main" xmlns:wp="http://schemas.openxmlformats.org/drawingml/2006/wordprocessingDrawing" xmlns:r="http://schemas.openxmlformats.org/officeDocument/2006/relationships" xmlns:w14="http://schemas.microsoft.com/office/word/2010/wordml">
+                    <w:rPr>
+                      <w:rFonts w:ascii="DejaVu Sans" w:hAnsi="DejaVu Sans" w:eastAsia="DejaVu Sans" w:cs="DejaVu Sans"/>
+                      <w:i w:val="false"/>
+                      <w:b w:val="false"/>
+                      <w:u w:val="none"/>
+                      <w:sz w:val="18"/>
+                      <w:szCs w:val="18"/>
+                      <w:color w:val="000000"/>
+                    </w:rPr>
+                    <w:t xml:space="preserve">564 (79.3%)</w:t>
+                  </w:r>
+                </w:p>
+              </w:tc>
+              <w:tc>
+                <w:tcPr>
+                  <w:tcBorders>
+                    <w:bottom w:val="single" w:sz="12" w:space="0" w:color="666666"/>
+                    <w:top w:val="none" w:sz="0" w:space="0" w:color="000000"/>
+                    <w:left w:val="none" w:sz="0" w:space="0" w:color="000000"/>
+                    <w:right w:val="none" w:sz="0" w:space="0" w:color="000000"/>
+                  </w:tcBorders>
+                  <w:shd w:val="clear" w:color="auto" w:fill="FFFFFF"/>
+                  <w:tcMar>
+                    <w:top w:w="0" w:type="dxa"/>
+                    <w:bottom w:w="0" w:type="dxa"/>
+                    <w:left w:w="0" w:type="dxa"/>
+                    <w:right w:w="0" w:type="dxa"/>
+                  </w:tcMar>
+                  <w:vAlign w:val="center"/>
+                </w:tcPr>
+                <w:p>
+                  <w:pPr>
+                    <w:jc w:val="center"/>
+                    <w:pBdr>
+                      <w:bottom w:val="none" w:sz="0" w:space="0" w:color="000000"/>
+                      <w:top w:val="none" w:sz="0" w:space="0" w:color="000000"/>
+                      <w:left w:val="none" w:sz="0" w:space="0" w:color="000000"/>
+                      <w:right w:val="none" w:sz="0" w:space="0" w:color="000000"/>
+                    </w:pBdr>
+                    <w:spacing w:after="100" w:before="100" w:line="240"/>
+                    <w:ind w:left="100" w:right="100" w:firstLine="0" w:firstLineChars="0"/>
+                    <w:rPr>
+                      <w:rFonts w:ascii="DejaVu Sans" w:hAnsi="DejaVu Sans" w:eastAsia="DejaVu Sans" w:cs="DejaVu Sans"/>
+                      <w:i w:val="false"/>
+                      <w:b w:val="false"/>
+                      <w:u w:val="none"/>
+                      <w:sz w:val="18"/>
+                      <w:szCs w:val="18"/>
+                      <w:color w:val="000000"/>
+                    </w:rPr>
+                  </w:pPr>
+                  <w:r xmlns:w="http://schemas.openxmlformats.org/wordprocessingml/2006/main" xmlns:wp="http://schemas.openxmlformats.org/drawingml/2006/wordprocessingDrawing" xmlns:r="http://schemas.openxmlformats.org/officeDocument/2006/relationships" xmlns:w14="http://schemas.microsoft.com/office/word/2010/wordml">
+                    <w:rPr>
+                      <w:rFonts w:ascii="DejaVu Sans" w:hAnsi="DejaVu Sans" w:eastAsia="DejaVu Sans" w:cs="DejaVu Sans"/>
+                      <w:i w:val="false"/>
+                      <w:b w:val="false"/>
+                      <w:u w:val="none"/>
+                      <w:sz w:val="18"/>
+                      <w:szCs w:val="18"/>
+                      <w:color w:val="000000"/>
+                    </w:rPr>
+                    <w:t xml:space="preserve">286 (63.6%)</w:t>
+                  </w:r>
+                </w:p>
+              </w:tc>
+              <w:tc>
+                <w:tcPr>
+                  <w:tcBorders>
+                    <w:bottom w:val="single" w:sz="12" w:space="0" w:color="666666"/>
+                    <w:top w:val="none" w:sz="0" w:space="0" w:color="000000"/>
+                    <w:left w:val="none" w:sz="0" w:space="0" w:color="000000"/>
+                    <w:right w:val="none" w:sz="0" w:space="0" w:color="000000"/>
+                  </w:tcBorders>
+                  <w:shd w:val="clear" w:color="auto" w:fill="FFFFFF"/>
+                  <w:tcMar>
+                    <w:top w:w="0" w:type="dxa"/>
+                    <w:bottom w:w="0" w:type="dxa"/>
+                    <w:left w:w="0" w:type="dxa"/>
+                    <w:right w:w="0" w:type="dxa"/>
+                  </w:tcMar>
+                  <w:vAlign w:val="center"/>
+                </w:tcPr>
+                <w:p>
+                  <w:pPr>
+                    <w:jc w:val="center"/>
+                    <w:pBdr>
+                      <w:bottom w:val="none" w:sz="0" w:space="0" w:color="000000"/>
+                      <w:top w:val="none" w:sz="0" w:space="0" w:color="000000"/>
+                      <w:left w:val="none" w:sz="0" w:space="0" w:color="000000"/>
+                      <w:right w:val="none" w:sz="0" w:space="0" w:color="000000"/>
+                    </w:pBdr>
+                    <w:spacing w:after="100" w:before="100" w:line="240"/>
+                    <w:ind w:left="100" w:right="100" w:firstLine="0" w:firstLineChars="0"/>
+                    <w:rPr>
+                      <w:rFonts w:ascii="DejaVu Sans" w:hAnsi="DejaVu Sans" w:eastAsia="DejaVu Sans" w:cs="DejaVu Sans"/>
+                      <w:i w:val="false"/>
+                      <w:b w:val="false"/>
+                      <w:u w:val="none"/>
+                      <w:sz w:val="18"/>
+                      <w:szCs w:val="18"/>
+                      <w:color w:val="000000"/>
+                    </w:rPr>
+                  </w:pPr>
+                  <w:r xmlns:w="http://schemas.openxmlformats.org/wordprocessingml/2006/main" xmlns:wp="http://schemas.openxmlformats.org/drawingml/2006/wordprocessingDrawing" xmlns:r="http://schemas.openxmlformats.org/officeDocument/2006/relationships" xmlns:w14="http://schemas.microsoft.com/office/word/2010/wordml">
+                    <w:rPr>
+                      <w:rFonts w:ascii="DejaVu Sans" w:hAnsi="DejaVu Sans" w:eastAsia="DejaVu Sans" w:cs="DejaVu Sans"/>
+                      <w:i w:val="false"/>
+                      <w:b w:val="false"/>
+                      <w:u w:val="none"/>
+                      <w:sz w:val="18"/>
+                      <w:szCs w:val="18"/>
+                      <w:color w:val="000000"/>
+                    </w:rPr>
+                    <w:t xml:space="preserve">97 (59.1%)</w:t>
+                  </w:r>
+                </w:p>
+              </w:tc>
+              <w:tc>
+                <w:tcPr>
+                  <w:tcBorders>
+                    <w:bottom w:val="single" w:sz="12" w:space="0" w:color="666666"/>
+                    <w:top w:val="none" w:sz="0" w:space="0" w:color="000000"/>
+                    <w:left w:val="none" w:sz="0" w:space="0" w:color="000000"/>
+                    <w:right w:val="none" w:sz="0" w:space="0" w:color="000000"/>
+                  </w:tcBorders>
+                  <w:shd w:val="clear" w:color="auto" w:fill="FFFFFF"/>
+                  <w:tcMar>
+                    <w:top w:w="0" w:type="dxa"/>
+                    <w:bottom w:w="0" w:type="dxa"/>
+                    <w:left w:w="0" w:type="dxa"/>
+                    <w:right w:w="0" w:type="dxa"/>
+                  </w:tcMar>
+                  <w:vAlign w:val="center"/>
+                </w:tcPr>
+                <w:p>
+                  <w:pPr>
+                    <w:jc w:val="center"/>
+                    <w:pBdr>
+                      <w:bottom w:val="none" w:sz="0" w:space="0" w:color="000000"/>
+                      <w:top w:val="none" w:sz="0" w:space="0" w:color="000000"/>
+                      <w:left w:val="none" w:sz="0" w:space="0" w:color="000000"/>
+                      <w:right w:val="none" w:sz="0" w:space="0" w:color="000000"/>
+                    </w:pBdr>
+                    <w:spacing w:after="100" w:before="100" w:line="240"/>
+                    <w:ind w:left="100" w:right="100" w:firstLine="0" w:firstLineChars="0"/>
+                    <w:rPr>
+                      <w:rFonts w:ascii="DejaVu Sans" w:hAnsi="DejaVu Sans" w:eastAsia="DejaVu Sans" w:cs="DejaVu Sans"/>
+                      <w:i w:val="false"/>
+                      <w:b w:val="false"/>
+                      <w:u w:val="none"/>
+                      <w:sz w:val="18"/>
+                      <w:szCs w:val="18"/>
+                      <w:color w:val="000000"/>
+                    </w:rPr>
+                  </w:pPr>
+                  <w:r xmlns:w="http://schemas.openxmlformats.org/wordprocessingml/2006/main" xmlns:wp="http://schemas.openxmlformats.org/drawingml/2006/wordprocessingDrawing" xmlns:r="http://schemas.openxmlformats.org/officeDocument/2006/relationships" xmlns:w14="http://schemas.microsoft.com/office/word/2010/wordml">
+                    <w:rPr>
+                      <w:rFonts w:ascii="DejaVu Sans" w:hAnsi="DejaVu Sans" w:eastAsia="DejaVu Sans" w:cs="DejaVu Sans"/>
+                      <w:i w:val="false"/>
+                      <w:b w:val="false"/>
+                      <w:u w:val="none"/>
+                      <w:sz w:val="18"/>
+                      <w:szCs w:val="18"/>
+                      <w:color w:val="000000"/>
+                    </w:rPr>
+                    <w:t xml:space="preserve">440 (63.6%)</w:t>
+                  </w:r>
+                </w:p>
+              </w:tc>
+            </w:tr>
+            <w:tr>
+              <w:trPr>
+                <w:trHeight w:val="360" w:hRule="auto"/>
+              </w:trPr>
+              footer1
+              <w:tc>
+                <w:tcPr>
+                  <w:gridSpan w:val="7"/>
+                  <w:tcBorders>
+                    <w:bottom w:val="none" w:sz="0" w:space="0" w:color="FFFFFF"/>
+                    <w:top w:val="single" w:sz="12" w:space="0" w:color="666666"/>
+                    <w:left w:val="none" w:sz="0" w:space="0" w:color="FFFFFF"/>
+                    <w:right w:val="none" w:sz="0" w:space="0" w:color="FFFFFF"/>
+                  </w:tcBorders>
+                  <w:shd w:val="clear" w:color="auto" w:fill="FFFFFF"/>
+                  <w:tcMar>
+                    <w:top w:w="0" w:type="dxa"/>
+                    <w:bottom w:w="0" w:type="dxa"/>
+                    <w:left w:w="0" w:type="dxa"/>
+                    <w:right w:w="0" w:type="dxa"/>
+                  </w:tcMar>
+                  <w:vAlign w:val="center"/>
+                </w:tcPr>
+                <w:p>
+                  <w:pPr>
+                    <w:jc w:val="left"/>
+                    <w:pBdr>
+                      <w:bottom w:val="none" w:sz="0" w:space="0" w:color="000000"/>
+                      <w:top w:val="none" w:sz="0" w:space="0" w:color="000000"/>
+                      <w:left w:val="none" w:sz="0" w:space="0" w:color="000000"/>
+                      <w:right w:val="none" w:sz="0" w:space="0" w:color="000000"/>
+                    </w:pBdr>
+                    <w:spacing w:after="100" w:before="100" w:line="240"/>
+                    <w:ind w:left="100" w:right="100" w:firstLine="0" w:firstLineChars="0"/>
+                    <w:rPr>
+                      <w:rFonts w:ascii="DejaVu Sans" w:hAnsi="DejaVu Sans" w:eastAsia="DejaVu Sans" w:cs="DejaVu Sans"/>
+                      <w:i w:val="false"/>
+                      <w:b w:val="false"/>
+                      <w:u w:val="none"/>
+                      <w:sz w:val="22"/>
+                      <w:szCs w:val="22"/>
+                      <w:color w:val="000000"/>
+                    </w:rPr>
+                  </w:pPr>
+                  <w:r xmlns:w="http://schemas.openxmlformats.org/wordprocessingml/2006/main" xmlns:wp="http://schemas.openxmlformats.org/drawingml/2006/wordprocessingDrawing" xmlns:r="http://schemas.openxmlformats.org/officeDocument/2006/relationships" xmlns:w14="http://schemas.microsoft.com/office/word/2010/wordml">
+                    <w:rPr>
+                      <w:rFonts w:ascii="DejaVu Sans" w:hAnsi="DejaVu Sans" w:eastAsia="DejaVu Sans" w:cs="DejaVu Sans"/>
+                      <w:i w:val="false"/>
+                      <w:b w:val="false"/>
+                      <w:u w:val="none"/>
+                      <w:sz w:val="22"/>
+                      <w:szCs w:val="22"/>
+                      <w:color w:val="000000"/>
+                    </w:rPr>
+                    <w:t xml:space="preserve">coHealth clinics, May 2025, 'active' patients</w:t>
+                  </w:r>
+                </w:p>
+              </w:tc>
+            </w:tr>
+          </w:tbl>
           <w:p>
             <w:pPr>
               <w:jc w:val="center"/>
-              <w:pBdr>
-                <w:bottom w:val="none" w:sz="0" w:space="0" w:color="000000"/>
-                <w:top w:val="none" w:sz="0" w:space="0" w:color="000000"/>
-                <w:left w:val="none" w:sz="0" w:space="0" w:color="000000"/>
-                <w:right w:val="none" w:sz="0" w:space="0" w:color="000000"/>
-              </w:pBdr>
-              <w:spacing w:after="100" w:before="100" w:line="240"/>
-              <w:ind w:left="100" w:right="100" w:firstLine="0" w:firstLineChars="0"/>
-              <w:rPr>
-                <w:rFonts w:ascii="DejaVu Sans" w:hAnsi="DejaVu Sans" w:eastAsia="DejaVu Sans" w:cs="DejaVu Sans"/>
-                <w:i w:val="false"/>
-                <w:b w:val="false"/>
-                <w:u w:val="none"/>
-                <w:sz w:val="18"/>
-                <w:szCs w:val="18"/>
-                <w:color w:val="000000"/>
-              </w:rPr>
             </w:pPr>
-            <w:r xmlns:w="http://schemas.openxmlformats.org/wordprocessingml/2006/main" xmlns:wp="http://schemas.openxmlformats.org/drawingml/2006/wordprocessingDrawing" xmlns:r="http://schemas.openxmlformats.org/officeDocument/2006/relationships" xmlns:w14="http://schemas.microsoft.com/office/word/2010/wordml">
-              <w:rPr>
-                <w:rFonts w:ascii="DejaVu Sans" w:hAnsi="DejaVu Sans" w:eastAsia="DejaVu Sans" w:cs="DejaVu Sans"/>
-                <w:i w:val="false"/>
-                <w:b w:val="false"/>
-                <w:u w:val="none"/>
-                <w:sz w:val="18"/>
-                <w:szCs w:val="18"/>
-                <w:color w:val="000000"/>
-              </w:rPr>
-              <w:t xml:space="preserve">Collingwood</w:t>
-            </w:r>
-            <w:r xmlns:w="http://schemas.openxmlformats.org/wordprocessingml/2006/main" xmlns:wp="http://schemas.openxmlformats.org/drawingml/2006/wordprocessingDrawing" xmlns:r="http://schemas.openxmlformats.org/officeDocument/2006/relationships" xmlns:w14="http://schemas.microsoft.com/office/word/2010/wordml">
-              <w:rPr>
-                <w:rFonts w:ascii="DejaVu Sans" w:hAnsi="DejaVu Sans" w:eastAsia="DejaVu Sans" w:cs="DejaVu Sans"/>
-                <w:i w:val="false"/>
-                <w:b w:val="false"/>
-                <w:u w:val="none"/>
-                <w:sz w:val="18"/>
-                <w:szCs w:val="18"/>
-                <w:color w:val="000000"/>
-              </w:rPr>
-              <w:br/>
-            </w:r>
-            <w:r xmlns:w="http://schemas.openxmlformats.org/wordprocessingml/2006/main" xmlns:wp="http://schemas.openxmlformats.org/drawingml/2006/wordprocessingDrawing" xmlns:r="http://schemas.openxmlformats.org/officeDocument/2006/relationships" xmlns:w14="http://schemas.microsoft.com/office/word/2010/wordml">
-              <w:rPr>
-                <w:rFonts w:ascii="DejaVu Sans" w:hAnsi="DejaVu Sans" w:eastAsia="DejaVu Sans" w:cs="DejaVu Sans"/>
-                <w:i w:val="false"/>
-                <w:b w:val="false"/>
-                <w:u w:val="none"/>
-                <w:sz w:val="18"/>
-                <w:szCs w:val="18"/>
-                <w:color w:val="000000"/>
-              </w:rPr>
-              <w:t xml:space="preserve">(N=527)</w:t>
+            <w:pPr>
+              <w:jc w:val="start"/>
+              <w:spacing w:before="200"/>
+              <w:pStyle w:val="ImageCaption"/>
+            </w:pPr>
+            <w:r>
+              <w:t xml:space="preserve">Table 6: GP chronic disease management plans (MBS item 721) claimed in the previous twelve months, by clinic site.</w:t>
             </w:r>
           </w:p>
-        </w:tc>
-        <w:tc>
-          <w:tcPr>
-            <w:tcBorders>
-              <w:bottom w:val="single" w:sz="12" w:space="0" w:color="666666"/>
-              <w:top w:val="single" w:sz="12" w:space="0" w:color="666666"/>
-              <w:left w:val="none" w:sz="0" w:space="0" w:color="000000"/>
-              <w:right w:val="none" w:sz="0" w:space="0" w:color="000000"/>
-            </w:tcBorders>
-            <w:shd w:val="clear" w:color="auto" w:fill="FFFFFF"/>
-            <w:tcMar>
-              <w:top w:w="0" w:type="dxa"/>
-              <w:bottom w:w="0" w:type="dxa"/>
-              <w:left w:w="0" w:type="dxa"/>
-              <w:right w:w="0" w:type="dxa"/>
-            </w:tcMar>
-            <w:vAlign w:val="center"/>
-          </w:tcPr>
-          <w:p>
-            <w:pPr>
-              <w:jc w:val="center"/>
-              <w:pBdr>
-                <w:bottom w:val="none" w:sz="0" w:space="0" w:color="000000"/>
-                <w:top w:val="none" w:sz="0" w:space="0" w:color="000000"/>
-                <w:left w:val="none" w:sz="0" w:space="0" w:color="000000"/>
-                <w:right w:val="none" w:sz="0" w:space="0" w:color="000000"/>
-              </w:pBdr>
-              <w:spacing w:after="100" w:before="100" w:line="240"/>
-              <w:ind w:left="100" w:right="100" w:firstLine="0" w:firstLineChars="0"/>
-              <w:rPr>
-                <w:rFonts w:ascii="DejaVu Sans" w:hAnsi="DejaVu Sans" w:eastAsia="DejaVu Sans" w:cs="DejaVu Sans"/>
-                <w:i w:val="false"/>
-                <w:b w:val="false"/>
-                <w:u w:val="none"/>
-                <w:sz w:val="18"/>
-                <w:szCs w:val="18"/>
-                <w:color w:val="000000"/>
-              </w:rPr>
-            </w:pPr>
-            <w:r xmlns:w="http://schemas.openxmlformats.org/wordprocessingml/2006/main" xmlns:wp="http://schemas.openxmlformats.org/drawingml/2006/wordprocessingDrawing" xmlns:r="http://schemas.openxmlformats.org/officeDocument/2006/relationships" xmlns:w14="http://schemas.microsoft.com/office/word/2010/wordml">
-              <w:rPr>
-                <w:rFonts w:ascii="DejaVu Sans" w:hAnsi="DejaVu Sans" w:eastAsia="DejaVu Sans" w:cs="DejaVu Sans"/>
-                <w:i w:val="false"/>
-                <w:b w:val="false"/>
-                <w:u w:val="none"/>
-                <w:sz w:val="18"/>
-                <w:szCs w:val="18"/>
-                <w:color w:val="000000"/>
-              </w:rPr>
-              <w:t xml:space="preserve">Fitzroy</w:t>
-            </w:r>
-            <w:r xmlns:w="http://schemas.openxmlformats.org/wordprocessingml/2006/main" xmlns:wp="http://schemas.openxmlformats.org/drawingml/2006/wordprocessingDrawing" xmlns:r="http://schemas.openxmlformats.org/officeDocument/2006/relationships" xmlns:w14="http://schemas.microsoft.com/office/word/2010/wordml">
-              <w:rPr>
-                <w:rFonts w:ascii="DejaVu Sans" w:hAnsi="DejaVu Sans" w:eastAsia="DejaVu Sans" w:cs="DejaVu Sans"/>
-                <w:i w:val="false"/>
-                <w:b w:val="false"/>
-                <w:u w:val="none"/>
-                <w:sz w:val="18"/>
-                <w:szCs w:val="18"/>
-                <w:color w:val="000000"/>
-              </w:rPr>
-              <w:br/>
-            </w:r>
-            <w:r xmlns:w="http://schemas.openxmlformats.org/wordprocessingml/2006/main" xmlns:wp="http://schemas.openxmlformats.org/drawingml/2006/wordprocessingDrawing" xmlns:r="http://schemas.openxmlformats.org/officeDocument/2006/relationships" xmlns:w14="http://schemas.microsoft.com/office/word/2010/wordml">
-              <w:rPr>
-                <w:rFonts w:ascii="DejaVu Sans" w:hAnsi="DejaVu Sans" w:eastAsia="DejaVu Sans" w:cs="DejaVu Sans"/>
-                <w:i w:val="false"/>
-                <w:b w:val="false"/>
-                <w:u w:val="none"/>
-                <w:sz w:val="18"/>
-                <w:szCs w:val="18"/>
-                <w:color w:val="000000"/>
-              </w:rPr>
-              <w:t xml:space="preserve">(N=711)</w:t>
-            </w:r>
-          </w:p>
-        </w:tc>
-        <w:tc>
-          <w:tcPr>
-            <w:tcBorders>
-              <w:bottom w:val="single" w:sz="12" w:space="0" w:color="666666"/>
-              <w:top w:val="single" w:sz="12" w:space="0" w:color="666666"/>
-              <w:left w:val="none" w:sz="0" w:space="0" w:color="000000"/>
-              <w:right w:val="none" w:sz="0" w:space="0" w:color="000000"/>
-            </w:tcBorders>
-            <w:shd w:val="clear" w:color="auto" w:fill="FFFFFF"/>
-            <w:tcMar>
-              <w:top w:w="0" w:type="dxa"/>
-              <w:bottom w:w="0" w:type="dxa"/>
-              <w:left w:w="0" w:type="dxa"/>
-              <w:right w:w="0" w:type="dxa"/>
-            </w:tcMar>
-            <w:vAlign w:val="center"/>
-          </w:tcPr>
-          <w:p>
-            <w:pPr>
-              <w:jc w:val="center"/>
-              <w:pBdr>
-                <w:bottom w:val="none" w:sz="0" w:space="0" w:color="000000"/>
-                <w:top w:val="none" w:sz="0" w:space="0" w:color="000000"/>
-                <w:left w:val="none" w:sz="0" w:space="0" w:color="000000"/>
-                <w:right w:val="none" w:sz="0" w:space="0" w:color="000000"/>
-              </w:pBdr>
-              <w:spacing w:after="100" w:before="100" w:line="240"/>
-              <w:ind w:left="100" w:right="100" w:firstLine="0" w:firstLineChars="0"/>
-              <w:rPr>
-                <w:rFonts w:ascii="DejaVu Sans" w:hAnsi="DejaVu Sans" w:eastAsia="DejaVu Sans" w:cs="DejaVu Sans"/>
-                <w:i w:val="false"/>
-                <w:b w:val="false"/>
-                <w:u w:val="none"/>
-                <w:sz w:val="18"/>
-                <w:szCs w:val="18"/>
-                <w:color w:val="000000"/>
-              </w:rPr>
-            </w:pPr>
-            <w:r xmlns:w="http://schemas.openxmlformats.org/wordprocessingml/2006/main" xmlns:wp="http://schemas.openxmlformats.org/drawingml/2006/wordprocessingDrawing" xmlns:r="http://schemas.openxmlformats.org/officeDocument/2006/relationships" xmlns:w14="http://schemas.microsoft.com/office/word/2010/wordml">
-              <w:rPr>
-                <w:rFonts w:ascii="DejaVu Sans" w:hAnsi="DejaVu Sans" w:eastAsia="DejaVu Sans" w:cs="DejaVu Sans"/>
-                <w:i w:val="false"/>
-                <w:b w:val="false"/>
-                <w:u w:val="none"/>
-                <w:sz w:val="18"/>
-                <w:szCs w:val="18"/>
-                <w:color w:val="000000"/>
-              </w:rPr>
-              <w:t xml:space="preserve">Kensington</w:t>
-            </w:r>
-            <w:r xmlns:w="http://schemas.openxmlformats.org/wordprocessingml/2006/main" xmlns:wp="http://schemas.openxmlformats.org/drawingml/2006/wordprocessingDrawing" xmlns:r="http://schemas.openxmlformats.org/officeDocument/2006/relationships" xmlns:w14="http://schemas.microsoft.com/office/word/2010/wordml">
-              <w:rPr>
-                <w:rFonts w:ascii="DejaVu Sans" w:hAnsi="DejaVu Sans" w:eastAsia="DejaVu Sans" w:cs="DejaVu Sans"/>
-                <w:i w:val="false"/>
-                <w:b w:val="false"/>
-                <w:u w:val="none"/>
-                <w:sz w:val="18"/>
-                <w:szCs w:val="18"/>
-                <w:color w:val="000000"/>
-              </w:rPr>
-              <w:br/>
-            </w:r>
-            <w:r xmlns:w="http://schemas.openxmlformats.org/wordprocessingml/2006/main" xmlns:wp="http://schemas.openxmlformats.org/drawingml/2006/wordprocessingDrawing" xmlns:r="http://schemas.openxmlformats.org/officeDocument/2006/relationships" xmlns:w14="http://schemas.microsoft.com/office/word/2010/wordml">
-              <w:rPr>
-                <w:rFonts w:ascii="DejaVu Sans" w:hAnsi="DejaVu Sans" w:eastAsia="DejaVu Sans" w:cs="DejaVu Sans"/>
-                <w:i w:val="false"/>
-                <w:b w:val="false"/>
-                <w:u w:val="none"/>
-                <w:sz w:val="18"/>
-                <w:szCs w:val="18"/>
-                <w:color w:val="000000"/>
-              </w:rPr>
-              <w:t xml:space="preserve">(N=450)</w:t>
-            </w:r>
-          </w:p>
-        </w:tc>
-        <w:tc>
-          <w:tcPr>
-            <w:tcBorders>
-              <w:bottom w:val="single" w:sz="12" w:space="0" w:color="666666"/>
-              <w:top w:val="single" w:sz="12" w:space="0" w:color="666666"/>
-              <w:left w:val="none" w:sz="0" w:space="0" w:color="000000"/>
-              <w:right w:val="none" w:sz="0" w:space="0" w:color="000000"/>
-            </w:tcBorders>
-            <w:shd w:val="clear" w:color="auto" w:fill="FFFFFF"/>
-            <w:tcMar>
-              <w:top w:w="0" w:type="dxa"/>
-              <w:bottom w:w="0" w:type="dxa"/>
-              <w:left w:w="0" w:type="dxa"/>
-              <w:right w:w="0" w:type="dxa"/>
-            </w:tcMar>
-            <w:vAlign w:val="center"/>
-          </w:tcPr>
-          <w:p>
-            <w:pPr>
-              <w:jc w:val="center"/>
-              <w:pBdr>
-                <w:bottom w:val="none" w:sz="0" w:space="0" w:color="000000"/>
-                <w:top w:val="none" w:sz="0" w:space="0" w:color="000000"/>
-                <w:left w:val="none" w:sz="0" w:space="0" w:color="000000"/>
-                <w:right w:val="none" w:sz="0" w:space="0" w:color="000000"/>
-              </w:pBdr>
-              <w:spacing w:after="100" w:before="100" w:line="240"/>
-              <w:ind w:left="100" w:right="100" w:firstLine="0" w:firstLineChars="0"/>
-              <w:rPr>
-                <w:rFonts w:ascii="DejaVu Sans" w:hAnsi="DejaVu Sans" w:eastAsia="DejaVu Sans" w:cs="DejaVu Sans"/>
-                <w:i w:val="false"/>
-                <w:b w:val="false"/>
-                <w:u w:val="none"/>
-                <w:sz w:val="18"/>
-                <w:szCs w:val="18"/>
-                <w:color w:val="000000"/>
-              </w:rPr>
-            </w:pPr>
-            <w:r xmlns:w="http://schemas.openxmlformats.org/wordprocessingml/2006/main" xmlns:wp="http://schemas.openxmlformats.org/drawingml/2006/wordprocessingDrawing" xmlns:r="http://schemas.openxmlformats.org/officeDocument/2006/relationships" xmlns:w14="http://schemas.microsoft.com/office/word/2010/wordml">
-              <w:rPr>
-                <w:rFonts w:ascii="DejaVu Sans" w:hAnsi="DejaVu Sans" w:eastAsia="DejaVu Sans" w:cs="DejaVu Sans"/>
-                <w:i w:val="false"/>
-                <w:b w:val="false"/>
-                <w:u w:val="none"/>
-                <w:sz w:val="18"/>
-                <w:szCs w:val="18"/>
-                <w:color w:val="000000"/>
-              </w:rPr>
-              <w:t xml:space="preserve">Laverton</w:t>
-            </w:r>
-            <w:r xmlns:w="http://schemas.openxmlformats.org/wordprocessingml/2006/main" xmlns:wp="http://schemas.openxmlformats.org/drawingml/2006/wordprocessingDrawing" xmlns:r="http://schemas.openxmlformats.org/officeDocument/2006/relationships" xmlns:w14="http://schemas.microsoft.com/office/word/2010/wordml">
-              <w:rPr>
-                <w:rFonts w:ascii="DejaVu Sans" w:hAnsi="DejaVu Sans" w:eastAsia="DejaVu Sans" w:cs="DejaVu Sans"/>
-                <w:i w:val="false"/>
-                <w:b w:val="false"/>
-                <w:u w:val="none"/>
-                <w:sz w:val="18"/>
-                <w:szCs w:val="18"/>
-                <w:color w:val="000000"/>
-              </w:rPr>
-              <w:br/>
-            </w:r>
-            <w:r xmlns:w="http://schemas.openxmlformats.org/wordprocessingml/2006/main" xmlns:wp="http://schemas.openxmlformats.org/drawingml/2006/wordprocessingDrawing" xmlns:r="http://schemas.openxmlformats.org/officeDocument/2006/relationships" xmlns:w14="http://schemas.microsoft.com/office/word/2010/wordml">
-              <w:rPr>
-                <w:rFonts w:ascii="DejaVu Sans" w:hAnsi="DejaVu Sans" w:eastAsia="DejaVu Sans" w:cs="DejaVu Sans"/>
-                <w:i w:val="false"/>
-                <w:b w:val="false"/>
-                <w:u w:val="none"/>
-                <w:sz w:val="18"/>
-                <w:szCs w:val="18"/>
-                <w:color w:val="000000"/>
-              </w:rPr>
-              <w:t xml:space="preserve">(N=164)</w:t>
-            </w:r>
-          </w:p>
-        </w:tc>
-        <w:tc>
-          <w:tcPr>
-            <w:tcBorders>
-              <w:bottom w:val="single" w:sz="12" w:space="0" w:color="666666"/>
-              <w:top w:val="single" w:sz="12" w:space="0" w:color="666666"/>
-              <w:left w:val="none" w:sz="0" w:space="0" w:color="000000"/>
-              <w:right w:val="none" w:sz="0" w:space="0" w:color="000000"/>
-            </w:tcBorders>
-            <w:shd w:val="clear" w:color="auto" w:fill="FFFFFF"/>
-            <w:tcMar>
-              <w:top w:w="0" w:type="dxa"/>
-              <w:bottom w:w="0" w:type="dxa"/>
-              <w:left w:w="0" w:type="dxa"/>
-              <w:right w:w="0" w:type="dxa"/>
-            </w:tcMar>
-            <w:vAlign w:val="center"/>
-          </w:tcPr>
-          <w:p>
-            <w:pPr>
-              <w:jc w:val="center"/>
-              <w:pBdr>
-                <w:bottom w:val="none" w:sz="0" w:space="0" w:color="000000"/>
-                <w:top w:val="none" w:sz="0" w:space="0" w:color="000000"/>
-                <w:left w:val="none" w:sz="0" w:space="0" w:color="000000"/>
-                <w:right w:val="none" w:sz="0" w:space="0" w:color="000000"/>
-              </w:pBdr>
-              <w:spacing w:after="100" w:before="100" w:line="240"/>
-              <w:ind w:left="100" w:right="100" w:firstLine="0" w:firstLineChars="0"/>
-              <w:rPr>
-                <w:rFonts w:ascii="DejaVu Sans" w:hAnsi="DejaVu Sans" w:eastAsia="DejaVu Sans" w:cs="DejaVu Sans"/>
-                <w:i w:val="false"/>
-                <w:b w:val="false"/>
-                <w:u w:val="none"/>
-                <w:sz w:val="18"/>
-                <w:szCs w:val="18"/>
-                <w:color w:val="000000"/>
-              </w:rPr>
-            </w:pPr>
-            <w:r xmlns:w="http://schemas.openxmlformats.org/wordprocessingml/2006/main" xmlns:wp="http://schemas.openxmlformats.org/drawingml/2006/wordprocessingDrawing" xmlns:r="http://schemas.openxmlformats.org/officeDocument/2006/relationships" xmlns:w14="http://schemas.microsoft.com/office/word/2010/wordml">
-              <w:rPr>
-                <w:rFonts w:ascii="DejaVu Sans" w:hAnsi="DejaVu Sans" w:eastAsia="DejaVu Sans" w:cs="DejaVu Sans"/>
-                <w:i w:val="false"/>
-                <w:b w:val="false"/>
-                <w:u w:val="none"/>
-                <w:sz w:val="18"/>
-                <w:szCs w:val="18"/>
-                <w:color w:val="000000"/>
-              </w:rPr>
-              <w:t xml:space="preserve">Paisley</w:t>
-            </w:r>
-            <w:r xmlns:w="http://schemas.openxmlformats.org/wordprocessingml/2006/main" xmlns:wp="http://schemas.openxmlformats.org/drawingml/2006/wordprocessingDrawing" xmlns:r="http://schemas.openxmlformats.org/officeDocument/2006/relationships" xmlns:w14="http://schemas.microsoft.com/office/word/2010/wordml">
-              <w:rPr>
-                <w:rFonts w:ascii="DejaVu Sans" w:hAnsi="DejaVu Sans" w:eastAsia="DejaVu Sans" w:cs="DejaVu Sans"/>
-                <w:i w:val="false"/>
-                <w:b w:val="false"/>
-                <w:u w:val="none"/>
-                <w:sz w:val="18"/>
-                <w:szCs w:val="18"/>
-                <w:color w:val="000000"/>
-              </w:rPr>
-              <w:br/>
-            </w:r>
-            <w:r xmlns:w="http://schemas.openxmlformats.org/wordprocessingml/2006/main" xmlns:wp="http://schemas.openxmlformats.org/drawingml/2006/wordprocessingDrawing" xmlns:r="http://schemas.openxmlformats.org/officeDocument/2006/relationships" xmlns:w14="http://schemas.microsoft.com/office/word/2010/wordml">
-              <w:rPr>
-                <w:rFonts w:ascii="DejaVu Sans" w:hAnsi="DejaVu Sans" w:eastAsia="DejaVu Sans" w:cs="DejaVu Sans"/>
-                <w:i w:val="false"/>
-                <w:b w:val="false"/>
-                <w:u w:val="none"/>
-                <w:sz w:val="18"/>
-                <w:szCs w:val="18"/>
-                <w:color w:val="000000"/>
-              </w:rPr>
-              <w:t xml:space="preserve">(N=692)</w:t>
-            </w:r>
-          </w:p>
-        </w:tc>
-      </w:tr>
-      <w:tr>
-        <w:trPr>
-          <w:trHeight w:val="360" w:hRule="auto"/>
-        </w:trPr>
-        body1
-        <w:tc>
-          <w:tcPr>
-            <w:tcBorders>
-              <w:bottom w:val="none" w:sz="0" w:space="0" w:color="000000"/>
-              <w:top w:val="single" w:sz="12" w:space="0" w:color="666666"/>
-              <w:left w:val="none" w:sz="0" w:space="0" w:color="000000"/>
-              <w:right w:val="none" w:sz="0" w:space="0" w:color="000000"/>
-            </w:tcBorders>
-            <w:shd w:val="clear" w:color="auto" w:fill="FFFFFF"/>
-            <w:tcMar>
-              <w:top w:w="0" w:type="dxa"/>
-              <w:bottom w:w="0" w:type="dxa"/>
-              <w:left w:w="0" w:type="dxa"/>
-              <w:right w:w="0" w:type="dxa"/>
-            </w:tcMar>
-            <w:vAlign w:val="center"/>
-          </w:tcPr>
-          <w:p>
-            <w:pPr>
-              <w:jc w:val="left"/>
-              <w:pBdr>
-                <w:bottom w:val="none" w:sz="0" w:space="0" w:color="000000"/>
-                <w:top w:val="none" w:sz="0" w:space="0" w:color="000000"/>
-                <w:left w:val="none" w:sz="0" w:space="0" w:color="000000"/>
-                <w:right w:val="none" w:sz="0" w:space="0" w:color="000000"/>
-              </w:pBdr>
-              <w:spacing w:after="100" w:before="100" w:line="240"/>
-              <w:ind w:left="100" w:right="100" w:firstLine="0" w:firstLineChars="0"/>
-              <w:rPr>
-                <w:rFonts w:ascii="DejaVu Sans" w:hAnsi="DejaVu Sans" w:eastAsia="DejaVu Sans" w:cs="DejaVu Sans"/>
-                <w:i w:val="false"/>
-                <w:b w:val="true"/>
-                <w:u w:val="none"/>
-                <w:sz w:val="18"/>
-                <w:szCs w:val="18"/>
-                <w:color w:val="000000"/>
-              </w:rPr>
-            </w:pPr>
-            <w:r xmlns:w="http://schemas.openxmlformats.org/wordprocessingml/2006/main" xmlns:wp="http://schemas.openxmlformats.org/drawingml/2006/wordprocessingDrawing" xmlns:r="http://schemas.openxmlformats.org/officeDocument/2006/relationships" xmlns:w14="http://schemas.microsoft.com/office/word/2010/wordml">
-              <w:rPr>
-                <w:rFonts w:ascii="DejaVu Sans" w:hAnsi="DejaVu Sans" w:eastAsia="DejaVu Sans" w:cs="DejaVu Sans"/>
-                <w:i w:val="false"/>
-                <w:b w:val="true"/>
-                <w:u w:val="none"/>
-                <w:sz w:val="18"/>
-                <w:szCs w:val="18"/>
-                <w:color w:val="000000"/>
-              </w:rPr>
-              <w:t xml:space="preserve">Mental Health GP Consult</w:t>
-            </w:r>
-            <w:r xmlns:w="http://schemas.openxmlformats.org/wordprocessingml/2006/main" xmlns:wp="http://schemas.openxmlformats.org/drawingml/2006/wordprocessingDrawing" xmlns:r="http://schemas.openxmlformats.org/officeDocument/2006/relationships" xmlns:w14="http://schemas.microsoft.com/office/word/2010/wordml">
-              <w:rPr>
-                <w:rFonts w:ascii="DejaVu Sans" w:hAnsi="DejaVu Sans" w:eastAsia="DejaVu Sans" w:cs="DejaVu Sans"/>
-                <w:i w:val="false"/>
-                <w:b w:val="true"/>
-                <w:u w:val="none"/>
-                <w:vertAlign w:val="superscript"/>
-                <w:sz w:val="18"/>
-                <w:szCs w:val="18"/>
-                <w:color w:val="000000"/>
-              </w:rPr>
-              <w:t xml:space="preserve">a</w:t>
-            </w:r>
-          </w:p>
-        </w:tc>
-        <w:tc>
-          <w:tcPr>
-            <w:tcBorders>
-              <w:bottom w:val="none" w:sz="0" w:space="0" w:color="000000"/>
-              <w:top w:val="single" w:sz="12" w:space="0" w:color="666666"/>
-              <w:left w:val="none" w:sz="0" w:space="0" w:color="000000"/>
-              <w:right w:val="none" w:sz="0" w:space="0" w:color="000000"/>
-            </w:tcBorders>
-            <w:shd w:val="clear" w:color="auto" w:fill="FFFFFF"/>
-            <w:tcMar>
-              <w:top w:w="0" w:type="dxa"/>
-              <w:bottom w:w="0" w:type="dxa"/>
-              <w:left w:w="0" w:type="dxa"/>
-              <w:right w:w="0" w:type="dxa"/>
-            </w:tcMar>
-            <w:vAlign w:val="center"/>
-          </w:tcPr>
-          <w:p>
-            <w:pPr>
-              <w:jc w:val="center"/>
-              <w:pBdr>
-                <w:bottom w:val="none" w:sz="0" w:space="0" w:color="000000"/>
-                <w:top w:val="none" w:sz="0" w:space="0" w:color="000000"/>
-                <w:left w:val="none" w:sz="0" w:space="0" w:color="000000"/>
-                <w:right w:val="none" w:sz="0" w:space="0" w:color="000000"/>
-              </w:pBdr>
-              <w:spacing w:after="100" w:before="100" w:line="240"/>
-              <w:ind w:left="100" w:right="100" w:firstLine="0" w:firstLineChars="0"/>
-              <w:rPr>
-                <w:rFonts w:ascii="DejaVu Sans" w:hAnsi="DejaVu Sans" w:eastAsia="DejaVu Sans" w:cs="DejaVu Sans"/>
-                <w:i w:val="false"/>
-                <w:b w:val="false"/>
-                <w:u w:val="none"/>
-                <w:sz w:val="18"/>
-                <w:szCs w:val="18"/>
-                <w:color w:val="000000"/>
-              </w:rPr>
-            </w:pPr>
-            <w:r xmlns:w="http://schemas.openxmlformats.org/wordprocessingml/2006/main" xmlns:wp="http://schemas.openxmlformats.org/drawingml/2006/wordprocessingDrawing" xmlns:r="http://schemas.openxmlformats.org/officeDocument/2006/relationships" xmlns:w14="http://schemas.microsoft.com/office/word/2010/wordml">
-              <w:rPr>
-                <w:rFonts w:ascii="DejaVu Sans" w:hAnsi="DejaVu Sans" w:eastAsia="DejaVu Sans" w:cs="DejaVu Sans"/>
-                <w:i w:val="false"/>
-                <w:b w:val="false"/>
-                <w:u w:val="none"/>
-                <w:sz w:val="18"/>
-                <w:szCs w:val="18"/>
-                <w:color w:val="000000"/>
-              </w:rPr>
-              <w:t xml:space="preserve"/>
-            </w:r>
-          </w:p>
-        </w:tc>
-        <w:tc>
-          <w:tcPr>
-            <w:tcBorders>
-              <w:bottom w:val="none" w:sz="0" w:space="0" w:color="000000"/>
-              <w:top w:val="single" w:sz="12" w:space="0" w:color="666666"/>
-              <w:left w:val="none" w:sz="0" w:space="0" w:color="000000"/>
-              <w:right w:val="none" w:sz="0" w:space="0" w:color="000000"/>
-            </w:tcBorders>
-            <w:shd w:val="clear" w:color="auto" w:fill="FFFFFF"/>
-            <w:tcMar>
-              <w:top w:w="0" w:type="dxa"/>
-              <w:bottom w:w="0" w:type="dxa"/>
-              <w:left w:w="0" w:type="dxa"/>
-              <w:right w:w="0" w:type="dxa"/>
-            </w:tcMar>
-            <w:vAlign w:val="center"/>
-          </w:tcPr>
-          <w:p>
-            <w:pPr>
-              <w:jc w:val="center"/>
-              <w:pBdr>
-                <w:bottom w:val="none" w:sz="0" w:space="0" w:color="000000"/>
-                <w:top w:val="none" w:sz="0" w:space="0" w:color="000000"/>
-                <w:left w:val="none" w:sz="0" w:space="0" w:color="000000"/>
-                <w:right w:val="none" w:sz="0" w:space="0" w:color="000000"/>
-              </w:pBdr>
-              <w:spacing w:after="100" w:before="100" w:line="240"/>
-              <w:ind w:left="100" w:right="100" w:firstLine="0" w:firstLineChars="0"/>
-              <w:rPr>
-                <w:rFonts w:ascii="DejaVu Sans" w:hAnsi="DejaVu Sans" w:eastAsia="DejaVu Sans" w:cs="DejaVu Sans"/>
-                <w:i w:val="false"/>
-                <w:b w:val="false"/>
-                <w:u w:val="none"/>
-                <w:sz w:val="18"/>
-                <w:szCs w:val="18"/>
-                <w:color w:val="000000"/>
-              </w:rPr>
-            </w:pPr>
-            <w:r xmlns:w="http://schemas.openxmlformats.org/wordprocessingml/2006/main" xmlns:wp="http://schemas.openxmlformats.org/drawingml/2006/wordprocessingDrawing" xmlns:r="http://schemas.openxmlformats.org/officeDocument/2006/relationships" xmlns:w14="http://schemas.microsoft.com/office/word/2010/wordml">
-              <w:rPr>
-                <w:rFonts w:ascii="DejaVu Sans" w:hAnsi="DejaVu Sans" w:eastAsia="DejaVu Sans" w:cs="DejaVu Sans"/>
-                <w:i w:val="false"/>
-                <w:b w:val="false"/>
-                <w:u w:val="none"/>
-                <w:sz w:val="18"/>
-                <w:szCs w:val="18"/>
-                <w:color w:val="000000"/>
-              </w:rPr>
-              <w:t xml:space="preserve"/>
-            </w:r>
-          </w:p>
-        </w:tc>
-        <w:tc>
-          <w:tcPr>
-            <w:tcBorders>
-              <w:bottom w:val="none" w:sz="0" w:space="0" w:color="000000"/>
-              <w:top w:val="single" w:sz="12" w:space="0" w:color="666666"/>
-              <w:left w:val="none" w:sz="0" w:space="0" w:color="000000"/>
-              <w:right w:val="none" w:sz="0" w:space="0" w:color="000000"/>
-            </w:tcBorders>
-            <w:shd w:val="clear" w:color="auto" w:fill="FFFFFF"/>
-            <w:tcMar>
-              <w:top w:w="0" w:type="dxa"/>
-              <w:bottom w:w="0" w:type="dxa"/>
-              <w:left w:w="0" w:type="dxa"/>
-              <w:right w:w="0" w:type="dxa"/>
-            </w:tcMar>
-            <w:vAlign w:val="center"/>
-          </w:tcPr>
-          <w:p>
-            <w:pPr>
-              <w:jc w:val="center"/>
-              <w:pBdr>
-                <w:bottom w:val="none" w:sz="0" w:space="0" w:color="000000"/>
-                <w:top w:val="none" w:sz="0" w:space="0" w:color="000000"/>
-                <w:left w:val="none" w:sz="0" w:space="0" w:color="000000"/>
-                <w:right w:val="none" w:sz="0" w:space="0" w:color="000000"/>
-              </w:pBdr>
-              <w:spacing w:after="100" w:before="100" w:line="240"/>
-              <w:ind w:left="100" w:right="100" w:firstLine="0" w:firstLineChars="0"/>
-              <w:rPr>
-                <w:rFonts w:ascii="DejaVu Sans" w:hAnsi="DejaVu Sans" w:eastAsia="DejaVu Sans" w:cs="DejaVu Sans"/>
-                <w:i w:val="false"/>
-                <w:b w:val="false"/>
-                <w:u w:val="none"/>
-                <w:sz w:val="18"/>
-                <w:szCs w:val="18"/>
-                <w:color w:val="000000"/>
-              </w:rPr>
-            </w:pPr>
-            <w:r xmlns:w="http://schemas.openxmlformats.org/wordprocessingml/2006/main" xmlns:wp="http://schemas.openxmlformats.org/drawingml/2006/wordprocessingDrawing" xmlns:r="http://schemas.openxmlformats.org/officeDocument/2006/relationships" xmlns:w14="http://schemas.microsoft.com/office/word/2010/wordml">
-              <w:rPr>
-                <w:rFonts w:ascii="DejaVu Sans" w:hAnsi="DejaVu Sans" w:eastAsia="DejaVu Sans" w:cs="DejaVu Sans"/>
-                <w:i w:val="false"/>
-                <w:b w:val="false"/>
-                <w:u w:val="none"/>
-                <w:sz w:val="18"/>
-                <w:szCs w:val="18"/>
-                <w:color w:val="000000"/>
-              </w:rPr>
-              <w:t xml:space="preserve"/>
-            </w:r>
-          </w:p>
-        </w:tc>
-        <w:tc>
-          <w:tcPr>
-            <w:tcBorders>
-              <w:bottom w:val="none" w:sz="0" w:space="0" w:color="000000"/>
-              <w:top w:val="single" w:sz="12" w:space="0" w:color="666666"/>
-              <w:left w:val="none" w:sz="0" w:space="0" w:color="000000"/>
-              <w:right w:val="none" w:sz="0" w:space="0" w:color="000000"/>
-            </w:tcBorders>
-            <w:shd w:val="clear" w:color="auto" w:fill="FFFFFF"/>
-            <w:tcMar>
-              <w:top w:w="0" w:type="dxa"/>
-              <w:bottom w:w="0" w:type="dxa"/>
-              <w:left w:w="0" w:type="dxa"/>
-              <w:right w:w="0" w:type="dxa"/>
-            </w:tcMar>
-            <w:vAlign w:val="center"/>
-          </w:tcPr>
-          <w:p>
-            <w:pPr>
-              <w:jc w:val="center"/>
-              <w:pBdr>
-                <w:bottom w:val="none" w:sz="0" w:space="0" w:color="000000"/>
-                <w:top w:val="none" w:sz="0" w:space="0" w:color="000000"/>
-                <w:left w:val="none" w:sz="0" w:space="0" w:color="000000"/>
-                <w:right w:val="none" w:sz="0" w:space="0" w:color="000000"/>
-              </w:pBdr>
-              <w:spacing w:after="100" w:before="100" w:line="240"/>
-              <w:ind w:left="100" w:right="100" w:firstLine="0" w:firstLineChars="0"/>
-              <w:rPr>
-                <w:rFonts w:ascii="DejaVu Sans" w:hAnsi="DejaVu Sans" w:eastAsia="DejaVu Sans" w:cs="DejaVu Sans"/>
-                <w:i w:val="false"/>
-                <w:b w:val="false"/>
-                <w:u w:val="none"/>
-                <w:sz w:val="18"/>
-                <w:szCs w:val="18"/>
-                <w:color w:val="000000"/>
-              </w:rPr>
-            </w:pPr>
-            <w:r xmlns:w="http://schemas.openxmlformats.org/wordprocessingml/2006/main" xmlns:wp="http://schemas.openxmlformats.org/drawingml/2006/wordprocessingDrawing" xmlns:r="http://schemas.openxmlformats.org/officeDocument/2006/relationships" xmlns:w14="http://schemas.microsoft.com/office/word/2010/wordml">
-              <w:rPr>
-                <w:rFonts w:ascii="DejaVu Sans" w:hAnsi="DejaVu Sans" w:eastAsia="DejaVu Sans" w:cs="DejaVu Sans"/>
-                <w:i w:val="false"/>
-                <w:b w:val="false"/>
-                <w:u w:val="none"/>
-                <w:sz w:val="18"/>
-                <w:szCs w:val="18"/>
-                <w:color w:val="000000"/>
-              </w:rPr>
-              <w:t xml:space="preserve"/>
-            </w:r>
-          </w:p>
-        </w:tc>
-        <w:tc>
-          <w:tcPr>
-            <w:tcBorders>
-              <w:bottom w:val="none" w:sz="0" w:space="0" w:color="000000"/>
-              <w:top w:val="single" w:sz="12" w:space="0" w:color="666666"/>
-              <w:left w:val="none" w:sz="0" w:space="0" w:color="000000"/>
-              <w:right w:val="none" w:sz="0" w:space="0" w:color="000000"/>
-            </w:tcBorders>
-            <w:shd w:val="clear" w:color="auto" w:fill="FFFFFF"/>
-            <w:tcMar>
-              <w:top w:w="0" w:type="dxa"/>
-              <w:bottom w:w="0" w:type="dxa"/>
-              <w:left w:w="0" w:type="dxa"/>
-              <w:right w:w="0" w:type="dxa"/>
-            </w:tcMar>
-            <w:vAlign w:val="center"/>
-          </w:tcPr>
-          <w:p>
-            <w:pPr>
-              <w:jc w:val="center"/>
-              <w:pBdr>
-                <w:bottom w:val="none" w:sz="0" w:space="0" w:color="000000"/>
-                <w:top w:val="none" w:sz="0" w:space="0" w:color="000000"/>
-                <w:left w:val="none" w:sz="0" w:space="0" w:color="000000"/>
-                <w:right w:val="none" w:sz="0" w:space="0" w:color="000000"/>
-              </w:pBdr>
-              <w:spacing w:after="100" w:before="100" w:line="240"/>
-              <w:ind w:left="100" w:right="100" w:firstLine="0" w:firstLineChars="0"/>
-              <w:rPr>
-                <w:rFonts w:ascii="DejaVu Sans" w:hAnsi="DejaVu Sans" w:eastAsia="DejaVu Sans" w:cs="DejaVu Sans"/>
-                <w:i w:val="false"/>
-                <w:b w:val="false"/>
-                <w:u w:val="none"/>
-                <w:sz w:val="18"/>
-                <w:szCs w:val="18"/>
-                <w:color w:val="000000"/>
-              </w:rPr>
-            </w:pPr>
-            <w:r xmlns:w="http://schemas.openxmlformats.org/wordprocessingml/2006/main" xmlns:wp="http://schemas.openxmlformats.org/drawingml/2006/wordprocessingDrawing" xmlns:r="http://schemas.openxmlformats.org/officeDocument/2006/relationships" xmlns:w14="http://schemas.microsoft.com/office/word/2010/wordml">
-              <w:rPr>
-                <w:rFonts w:ascii="DejaVu Sans" w:hAnsi="DejaVu Sans" w:eastAsia="DejaVu Sans" w:cs="DejaVu Sans"/>
-                <w:i w:val="false"/>
-                <w:b w:val="false"/>
-                <w:u w:val="none"/>
-                <w:sz w:val="18"/>
-                <w:szCs w:val="18"/>
-                <w:color w:val="000000"/>
-              </w:rPr>
-              <w:t xml:space="preserve"/>
-            </w:r>
-          </w:p>
-        </w:tc>
-        <w:tc>
-          <w:tcPr>
-            <w:tcBorders>
-              <w:bottom w:val="none" w:sz="0" w:space="0" w:color="000000"/>
-              <w:top w:val="single" w:sz="12" w:space="0" w:color="666666"/>
-              <w:left w:val="none" w:sz="0" w:space="0" w:color="000000"/>
-              <w:right w:val="none" w:sz="0" w:space="0" w:color="000000"/>
-            </w:tcBorders>
-            <w:shd w:val="clear" w:color="auto" w:fill="FFFFFF"/>
-            <w:tcMar>
-              <w:top w:w="0" w:type="dxa"/>
-              <w:bottom w:w="0" w:type="dxa"/>
-              <w:left w:w="0" w:type="dxa"/>
-              <w:right w:w="0" w:type="dxa"/>
-            </w:tcMar>
-            <w:vAlign w:val="center"/>
-          </w:tcPr>
-          <w:p>
-            <w:pPr>
-              <w:jc w:val="center"/>
-              <w:pBdr>
-                <w:bottom w:val="none" w:sz="0" w:space="0" w:color="000000"/>
-                <w:top w:val="none" w:sz="0" w:space="0" w:color="000000"/>
-                <w:left w:val="none" w:sz="0" w:space="0" w:color="000000"/>
-                <w:right w:val="none" w:sz="0" w:space="0" w:color="000000"/>
-              </w:pBdr>
-              <w:spacing w:after="100" w:before="100" w:line="240"/>
-              <w:ind w:left="100" w:right="100" w:firstLine="0" w:firstLineChars="0"/>
-              <w:rPr>
-                <w:rFonts w:ascii="DejaVu Sans" w:hAnsi="DejaVu Sans" w:eastAsia="DejaVu Sans" w:cs="DejaVu Sans"/>
-                <w:i w:val="false"/>
-                <w:b w:val="false"/>
-                <w:u w:val="none"/>
-                <w:sz w:val="18"/>
-                <w:szCs w:val="18"/>
-                <w:color w:val="000000"/>
-              </w:rPr>
-            </w:pPr>
-            <w:r xmlns:w="http://schemas.openxmlformats.org/wordprocessingml/2006/main" xmlns:wp="http://schemas.openxmlformats.org/drawingml/2006/wordprocessingDrawing" xmlns:r="http://schemas.openxmlformats.org/officeDocument/2006/relationships" xmlns:w14="http://schemas.microsoft.com/office/word/2010/wordml">
-              <w:rPr>
-                <w:rFonts w:ascii="DejaVu Sans" w:hAnsi="DejaVu Sans" w:eastAsia="DejaVu Sans" w:cs="DejaVu Sans"/>
-                <w:i w:val="false"/>
-                <w:b w:val="false"/>
-                <w:u w:val="none"/>
-                <w:sz w:val="18"/>
-                <w:szCs w:val="18"/>
-                <w:color w:val="000000"/>
-              </w:rPr>
-              <w:t xml:space="preserve"/>
-            </w:r>
-          </w:p>
-        </w:tc>
-      </w:tr>
-      <w:tr>
-        <w:trPr>
-          <w:trHeight w:val="360" w:hRule="auto"/>
-        </w:trPr>
-        body2
-        <w:tc>
-          <w:tcPr>
-            <w:tcBorders>
-              <w:bottom w:val="none" w:sz="0" w:space="0" w:color="000000"/>
-              <w:top w:val="none" w:sz="0" w:space="0" w:color="000000"/>
-              <w:left w:val="none" w:sz="0" w:space="0" w:color="000000"/>
-              <w:right w:val="none" w:sz="0" w:space="0" w:color="000000"/>
-            </w:tcBorders>
-            <w:shd w:val="clear" w:color="auto" w:fill="FFFFFF"/>
-            <w:tcMar>
-              <w:top w:w="0" w:type="dxa"/>
-              <w:bottom w:w="0" w:type="dxa"/>
-              <w:left w:w="0" w:type="dxa"/>
-              <w:right w:w="0" w:type="dxa"/>
-            </w:tcMar>
-            <w:vAlign w:val="center"/>
-          </w:tcPr>
-          <w:p>
-            <w:pPr>
-              <w:jc w:val="left"/>
-              <w:pBdr>
-                <w:bottom w:val="none" w:sz="0" w:space="0" w:color="000000"/>
-                <w:top w:val="none" w:sz="0" w:space="0" w:color="000000"/>
-                <w:left w:val="none" w:sz="0" w:space="0" w:color="000000"/>
-                <w:right w:val="none" w:sz="0" w:space="0" w:color="000000"/>
-              </w:pBdr>
-              <w:spacing w:after="100" w:before="100" w:line="240"/>
-              <w:ind w:left="100" w:right="100" w:firstLine="0" w:firstLineChars="0"/>
-              <w:rPr>
-                <w:rFonts w:ascii="DejaVu Sans" w:hAnsi="DejaVu Sans" w:eastAsia="DejaVu Sans" w:cs="DejaVu Sans"/>
-                <w:i w:val="false"/>
-                <w:b w:val="false"/>
-                <w:u w:val="none"/>
-                <w:sz w:val="18"/>
-                <w:szCs w:val="18"/>
-                <w:color w:val="000000"/>
-              </w:rPr>
-            </w:pPr>
-            <w:r xmlns:w="http://schemas.openxmlformats.org/wordprocessingml/2006/main" xmlns:wp="http://schemas.openxmlformats.org/drawingml/2006/wordprocessingDrawing" xmlns:r="http://schemas.openxmlformats.org/officeDocument/2006/relationships" xmlns:w14="http://schemas.microsoft.com/office/word/2010/wordml">
-              <w:rPr>
-                <w:rFonts w:ascii="DejaVu Sans" w:hAnsi="DejaVu Sans" w:eastAsia="DejaVu Sans" w:cs="DejaVu Sans"/>
-                <w:i w:val="false"/>
-                <w:b w:val="false"/>
-                <w:u w:val="none"/>
-                <w:sz w:val="18"/>
-                <w:szCs w:val="18"/>
-                <w:color w:val="000000"/>
-              </w:rPr>
-              <w:t xml:space="preserve">  Yes</w:t>
-            </w:r>
-          </w:p>
-        </w:tc>
-        <w:tc>
-          <w:tcPr>
-            <w:tcBorders>
-              <w:bottom w:val="none" w:sz="0" w:space="0" w:color="000000"/>
-              <w:top w:val="none" w:sz="0" w:space="0" w:color="000000"/>
-              <w:left w:val="none" w:sz="0" w:space="0" w:color="000000"/>
-              <w:right w:val="none" w:sz="0" w:space="0" w:color="000000"/>
-            </w:tcBorders>
-            <w:shd w:val="clear" w:color="auto" w:fill="FFFFFF"/>
-            <w:tcMar>
-              <w:top w:w="0" w:type="dxa"/>
-              <w:bottom w:w="0" w:type="dxa"/>
-              <w:left w:w="0" w:type="dxa"/>
-              <w:right w:w="0" w:type="dxa"/>
-            </w:tcMar>
-            <w:vAlign w:val="center"/>
-          </w:tcPr>
-          <w:p>
-            <w:pPr>
-              <w:jc w:val="center"/>
-              <w:pBdr>
-                <w:bottom w:val="none" w:sz="0" w:space="0" w:color="000000"/>
-                <w:top w:val="none" w:sz="0" w:space="0" w:color="000000"/>
-                <w:left w:val="none" w:sz="0" w:space="0" w:color="000000"/>
-                <w:right w:val="none" w:sz="0" w:space="0" w:color="000000"/>
-              </w:pBdr>
-              <w:spacing w:after="100" w:before="100" w:line="240"/>
-              <w:ind w:left="100" w:right="100" w:firstLine="0" w:firstLineChars="0"/>
-              <w:rPr>
-                <w:rFonts w:ascii="DejaVu Sans" w:hAnsi="DejaVu Sans" w:eastAsia="DejaVu Sans" w:cs="DejaVu Sans"/>
-                <w:i w:val="false"/>
-                <w:b w:val="false"/>
-                <w:u w:val="none"/>
-                <w:sz w:val="18"/>
-                <w:szCs w:val="18"/>
-                <w:color w:val="000000"/>
-              </w:rPr>
-            </w:pPr>
-            <w:r xmlns:w="http://schemas.openxmlformats.org/wordprocessingml/2006/main" xmlns:wp="http://schemas.openxmlformats.org/drawingml/2006/wordprocessingDrawing" xmlns:r="http://schemas.openxmlformats.org/officeDocument/2006/relationships" xmlns:w14="http://schemas.microsoft.com/office/word/2010/wordml">
-              <w:rPr>
-                <w:rFonts w:ascii="DejaVu Sans" w:hAnsi="DejaVu Sans" w:eastAsia="DejaVu Sans" w:cs="DejaVu Sans"/>
-                <w:i w:val="false"/>
-                <w:b w:val="false"/>
-                <w:u w:val="none"/>
-                <w:sz w:val="18"/>
-                <w:szCs w:val="18"/>
-                <w:color w:val="000000"/>
-              </w:rPr>
-              <w:t xml:space="preserve">189 (7.4%)</w:t>
-            </w:r>
-          </w:p>
-        </w:tc>
-        <w:tc>
-          <w:tcPr>
-            <w:tcBorders>
-              <w:bottom w:val="none" w:sz="0" w:space="0" w:color="000000"/>
-              <w:top w:val="none" w:sz="0" w:space="0" w:color="000000"/>
-              <w:left w:val="none" w:sz="0" w:space="0" w:color="000000"/>
-              <w:right w:val="none" w:sz="0" w:space="0" w:color="000000"/>
-            </w:tcBorders>
-            <w:shd w:val="clear" w:color="auto" w:fill="FFFFFF"/>
-            <w:tcMar>
-              <w:top w:w="0" w:type="dxa"/>
-              <w:bottom w:w="0" w:type="dxa"/>
-              <w:left w:w="0" w:type="dxa"/>
-              <w:right w:w="0" w:type="dxa"/>
-            </w:tcMar>
-            <w:vAlign w:val="center"/>
-          </w:tcPr>
-          <w:p>
-            <w:pPr>
-              <w:jc w:val="center"/>
-              <w:pBdr>
-                <w:bottom w:val="none" w:sz="0" w:space="0" w:color="000000"/>
-                <w:top w:val="none" w:sz="0" w:space="0" w:color="000000"/>
-                <w:left w:val="none" w:sz="0" w:space="0" w:color="000000"/>
-                <w:right w:val="none" w:sz="0" w:space="0" w:color="000000"/>
-              </w:pBdr>
-              <w:spacing w:after="100" w:before="100" w:line="240"/>
-              <w:ind w:left="100" w:right="100" w:firstLine="0" w:firstLineChars="0"/>
-              <w:rPr>
-                <w:rFonts w:ascii="DejaVu Sans" w:hAnsi="DejaVu Sans" w:eastAsia="DejaVu Sans" w:cs="DejaVu Sans"/>
-                <w:i w:val="false"/>
-                <w:b w:val="false"/>
-                <w:u w:val="none"/>
-                <w:sz w:val="18"/>
-                <w:szCs w:val="18"/>
-                <w:color w:val="000000"/>
-              </w:rPr>
-            </w:pPr>
-            <w:r xmlns:w="http://schemas.openxmlformats.org/wordprocessingml/2006/main" xmlns:wp="http://schemas.openxmlformats.org/drawingml/2006/wordprocessingDrawing" xmlns:r="http://schemas.openxmlformats.org/officeDocument/2006/relationships" xmlns:w14="http://schemas.microsoft.com/office/word/2010/wordml">
-              <w:rPr>
-                <w:rFonts w:ascii="DejaVu Sans" w:hAnsi="DejaVu Sans" w:eastAsia="DejaVu Sans" w:cs="DejaVu Sans"/>
-                <w:i w:val="false"/>
-                <w:b w:val="false"/>
-                <w:u w:val="none"/>
-                <w:sz w:val="18"/>
-                <w:szCs w:val="18"/>
-                <w:color w:val="000000"/>
-              </w:rPr>
-              <w:t xml:space="preserve">31 (5.9%)</w:t>
-            </w:r>
-          </w:p>
-        </w:tc>
-        <w:tc>
-          <w:tcPr>
-            <w:tcBorders>
-              <w:bottom w:val="none" w:sz="0" w:space="0" w:color="000000"/>
-              <w:top w:val="none" w:sz="0" w:space="0" w:color="000000"/>
-              <w:left w:val="none" w:sz="0" w:space="0" w:color="000000"/>
-              <w:right w:val="none" w:sz="0" w:space="0" w:color="000000"/>
-            </w:tcBorders>
-            <w:shd w:val="clear" w:color="auto" w:fill="FFFFFF"/>
-            <w:tcMar>
-              <w:top w:w="0" w:type="dxa"/>
-              <w:bottom w:w="0" w:type="dxa"/>
-              <w:left w:w="0" w:type="dxa"/>
-              <w:right w:w="0" w:type="dxa"/>
-            </w:tcMar>
-            <w:vAlign w:val="center"/>
-          </w:tcPr>
-          <w:p>
-            <w:pPr>
-              <w:jc w:val="center"/>
-              <w:pBdr>
-                <w:bottom w:val="none" w:sz="0" w:space="0" w:color="000000"/>
-                <w:top w:val="none" w:sz="0" w:space="0" w:color="000000"/>
-                <w:left w:val="none" w:sz="0" w:space="0" w:color="000000"/>
-                <w:right w:val="none" w:sz="0" w:space="0" w:color="000000"/>
-              </w:pBdr>
-              <w:spacing w:after="100" w:before="100" w:line="240"/>
-              <w:ind w:left="100" w:right="100" w:firstLine="0" w:firstLineChars="0"/>
-              <w:rPr>
-                <w:rFonts w:ascii="DejaVu Sans" w:hAnsi="DejaVu Sans" w:eastAsia="DejaVu Sans" w:cs="DejaVu Sans"/>
-                <w:i w:val="false"/>
-                <w:b w:val="false"/>
-                <w:u w:val="none"/>
-                <w:sz w:val="18"/>
-                <w:szCs w:val="18"/>
-                <w:color w:val="000000"/>
-              </w:rPr>
-            </w:pPr>
-            <w:r xmlns:w="http://schemas.openxmlformats.org/wordprocessingml/2006/main" xmlns:wp="http://schemas.openxmlformats.org/drawingml/2006/wordprocessingDrawing" xmlns:r="http://schemas.openxmlformats.org/officeDocument/2006/relationships" xmlns:w14="http://schemas.microsoft.com/office/word/2010/wordml">
-              <w:rPr>
-                <w:rFonts w:ascii="DejaVu Sans" w:hAnsi="DejaVu Sans" w:eastAsia="DejaVu Sans" w:cs="DejaVu Sans"/>
-                <w:i w:val="false"/>
-                <w:b w:val="false"/>
-                <w:u w:val="none"/>
-                <w:sz w:val="18"/>
-                <w:szCs w:val="18"/>
-                <w:color w:val="000000"/>
-              </w:rPr>
-              <w:t xml:space="preserve">45 (6.3%)</w:t>
-            </w:r>
-          </w:p>
-        </w:tc>
-        <w:tc>
-          <w:tcPr>
-            <w:tcBorders>
-              <w:bottom w:val="none" w:sz="0" w:space="0" w:color="000000"/>
-              <w:top w:val="none" w:sz="0" w:space="0" w:color="000000"/>
-              <w:left w:val="none" w:sz="0" w:space="0" w:color="000000"/>
-              <w:right w:val="none" w:sz="0" w:space="0" w:color="000000"/>
-            </w:tcBorders>
-            <w:shd w:val="clear" w:color="auto" w:fill="FFFFFF"/>
-            <w:tcMar>
-              <w:top w:w="0" w:type="dxa"/>
-              <w:bottom w:w="0" w:type="dxa"/>
-              <w:left w:w="0" w:type="dxa"/>
-              <w:right w:w="0" w:type="dxa"/>
-            </w:tcMar>
-            <w:vAlign w:val="center"/>
-          </w:tcPr>
-          <w:p>
-            <w:pPr>
-              <w:jc w:val="center"/>
-              <w:pBdr>
-                <w:bottom w:val="none" w:sz="0" w:space="0" w:color="000000"/>
-                <w:top w:val="none" w:sz="0" w:space="0" w:color="000000"/>
-                <w:left w:val="none" w:sz="0" w:space="0" w:color="000000"/>
-                <w:right w:val="none" w:sz="0" w:space="0" w:color="000000"/>
-              </w:pBdr>
-              <w:spacing w:after="100" w:before="100" w:line="240"/>
-              <w:ind w:left="100" w:right="100" w:firstLine="0" w:firstLineChars="0"/>
-              <w:rPr>
-                <w:rFonts w:ascii="DejaVu Sans" w:hAnsi="DejaVu Sans" w:eastAsia="DejaVu Sans" w:cs="DejaVu Sans"/>
-                <w:i w:val="false"/>
-                <w:b w:val="false"/>
-                <w:u w:val="none"/>
-                <w:sz w:val="18"/>
-                <w:szCs w:val="18"/>
-                <w:color w:val="000000"/>
-              </w:rPr>
-            </w:pPr>
-            <w:r xmlns:w="http://schemas.openxmlformats.org/wordprocessingml/2006/main" xmlns:wp="http://schemas.openxmlformats.org/drawingml/2006/wordprocessingDrawing" xmlns:r="http://schemas.openxmlformats.org/officeDocument/2006/relationships" xmlns:w14="http://schemas.microsoft.com/office/word/2010/wordml">
-              <w:rPr>
-                <w:rFonts w:ascii="DejaVu Sans" w:hAnsi="DejaVu Sans" w:eastAsia="DejaVu Sans" w:cs="DejaVu Sans"/>
-                <w:i w:val="false"/>
-                <w:b w:val="false"/>
-                <w:u w:val="none"/>
-                <w:sz w:val="18"/>
-                <w:szCs w:val="18"/>
-                <w:color w:val="000000"/>
-              </w:rPr>
-              <w:t xml:space="preserve">24 (5.3%)</w:t>
-            </w:r>
-          </w:p>
-        </w:tc>
-        <w:tc>
-          <w:tcPr>
-            <w:tcBorders>
-              <w:bottom w:val="none" w:sz="0" w:space="0" w:color="000000"/>
-              <w:top w:val="none" w:sz="0" w:space="0" w:color="000000"/>
-              <w:left w:val="none" w:sz="0" w:space="0" w:color="000000"/>
-              <w:right w:val="none" w:sz="0" w:space="0" w:color="000000"/>
-            </w:tcBorders>
-            <w:shd w:val="clear" w:color="auto" w:fill="FFFFFF"/>
-            <w:tcMar>
-              <w:top w:w="0" w:type="dxa"/>
-              <w:bottom w:w="0" w:type="dxa"/>
-              <w:left w:w="0" w:type="dxa"/>
-              <w:right w:w="0" w:type="dxa"/>
-            </w:tcMar>
-            <w:vAlign w:val="center"/>
-          </w:tcPr>
-          <w:p>
-            <w:pPr>
-              <w:jc w:val="center"/>
-              <w:pBdr>
-                <w:bottom w:val="none" w:sz="0" w:space="0" w:color="000000"/>
-                <w:top w:val="none" w:sz="0" w:space="0" w:color="000000"/>
-                <w:left w:val="none" w:sz="0" w:space="0" w:color="000000"/>
-                <w:right w:val="none" w:sz="0" w:space="0" w:color="000000"/>
-              </w:pBdr>
-              <w:spacing w:after="100" w:before="100" w:line="240"/>
-              <w:ind w:left="100" w:right="100" w:firstLine="0" w:firstLineChars="0"/>
-              <w:rPr>
-                <w:rFonts w:ascii="DejaVu Sans" w:hAnsi="DejaVu Sans" w:eastAsia="DejaVu Sans" w:cs="DejaVu Sans"/>
-                <w:i w:val="false"/>
-                <w:b w:val="false"/>
-                <w:u w:val="none"/>
-                <w:sz w:val="18"/>
-                <w:szCs w:val="18"/>
-                <w:color w:val="000000"/>
-              </w:rPr>
-            </w:pPr>
-            <w:r xmlns:w="http://schemas.openxmlformats.org/wordprocessingml/2006/main" xmlns:wp="http://schemas.openxmlformats.org/drawingml/2006/wordprocessingDrawing" xmlns:r="http://schemas.openxmlformats.org/officeDocument/2006/relationships" xmlns:w14="http://schemas.microsoft.com/office/word/2010/wordml">
-              <w:rPr>
-                <w:rFonts w:ascii="DejaVu Sans" w:hAnsi="DejaVu Sans" w:eastAsia="DejaVu Sans" w:cs="DejaVu Sans"/>
-                <w:i w:val="false"/>
-                <w:b w:val="false"/>
-                <w:u w:val="none"/>
-                <w:sz w:val="18"/>
-                <w:szCs w:val="18"/>
-                <w:color w:val="000000"/>
-              </w:rPr>
-              <w:t xml:space="preserve">23 (14.0%)</w:t>
-            </w:r>
-          </w:p>
-        </w:tc>
-        <w:tc>
-          <w:tcPr>
-            <w:tcBorders>
-              <w:bottom w:val="none" w:sz="0" w:space="0" w:color="000000"/>
-              <w:top w:val="none" w:sz="0" w:space="0" w:color="000000"/>
-              <w:left w:val="none" w:sz="0" w:space="0" w:color="000000"/>
-              <w:right w:val="none" w:sz="0" w:space="0" w:color="000000"/>
-            </w:tcBorders>
-            <w:shd w:val="clear" w:color="auto" w:fill="FFFFFF"/>
-            <w:tcMar>
-              <w:top w:w="0" w:type="dxa"/>
-              <w:bottom w:w="0" w:type="dxa"/>
-              <w:left w:w="0" w:type="dxa"/>
-              <w:right w:w="0" w:type="dxa"/>
-            </w:tcMar>
-            <w:vAlign w:val="center"/>
-          </w:tcPr>
-          <w:p>
-            <w:pPr>
-              <w:jc w:val="center"/>
-              <w:pBdr>
-                <w:bottom w:val="none" w:sz="0" w:space="0" w:color="000000"/>
-                <w:top w:val="none" w:sz="0" w:space="0" w:color="000000"/>
-                <w:left w:val="none" w:sz="0" w:space="0" w:color="000000"/>
-                <w:right w:val="none" w:sz="0" w:space="0" w:color="000000"/>
-              </w:pBdr>
-              <w:spacing w:after="100" w:before="100" w:line="240"/>
-              <w:ind w:left="100" w:right="100" w:firstLine="0" w:firstLineChars="0"/>
-              <w:rPr>
-                <w:rFonts w:ascii="DejaVu Sans" w:hAnsi="DejaVu Sans" w:eastAsia="DejaVu Sans" w:cs="DejaVu Sans"/>
-                <w:i w:val="false"/>
-                <w:b w:val="false"/>
-                <w:u w:val="none"/>
-                <w:sz w:val="18"/>
-                <w:szCs w:val="18"/>
-                <w:color w:val="000000"/>
-              </w:rPr>
-            </w:pPr>
-            <w:r xmlns:w="http://schemas.openxmlformats.org/wordprocessingml/2006/main" xmlns:wp="http://schemas.openxmlformats.org/drawingml/2006/wordprocessingDrawing" xmlns:r="http://schemas.openxmlformats.org/officeDocument/2006/relationships" xmlns:w14="http://schemas.microsoft.com/office/word/2010/wordml">
-              <w:rPr>
-                <w:rFonts w:ascii="DejaVu Sans" w:hAnsi="DejaVu Sans" w:eastAsia="DejaVu Sans" w:cs="DejaVu Sans"/>
-                <w:i w:val="false"/>
-                <w:b w:val="false"/>
-                <w:u w:val="none"/>
-                <w:sz w:val="18"/>
-                <w:szCs w:val="18"/>
-                <w:color w:val="000000"/>
-              </w:rPr>
-              <w:t xml:space="preserve">66 (9.5%)</w:t>
-            </w:r>
-          </w:p>
-        </w:tc>
-      </w:tr>
-      <w:tr>
-        <w:trPr>
-          <w:trHeight w:val="360" w:hRule="auto"/>
-        </w:trPr>
-        body3
-        <w:tc>
-          <w:tcPr>
-            <w:tcBorders>
-              <w:bottom w:val="single" w:sz="12" w:space="0" w:color="666666"/>
-              <w:top w:val="none" w:sz="0" w:space="0" w:color="000000"/>
-              <w:left w:val="none" w:sz="0" w:space="0" w:color="000000"/>
-              <w:right w:val="none" w:sz="0" w:space="0" w:color="000000"/>
-            </w:tcBorders>
-            <w:shd w:val="clear" w:color="auto" w:fill="FFFFFF"/>
-            <w:tcMar>
-              <w:top w:w="0" w:type="dxa"/>
-              <w:bottom w:w="0" w:type="dxa"/>
-              <w:left w:w="0" w:type="dxa"/>
-              <w:right w:w="0" w:type="dxa"/>
-            </w:tcMar>
-            <w:vAlign w:val="center"/>
-          </w:tcPr>
-          <w:p>
-            <w:pPr>
-              <w:jc w:val="left"/>
-              <w:pBdr>
-                <w:bottom w:val="none" w:sz="0" w:space="0" w:color="000000"/>
-                <w:top w:val="none" w:sz="0" w:space="0" w:color="000000"/>
-                <w:left w:val="none" w:sz="0" w:space="0" w:color="000000"/>
-                <w:right w:val="none" w:sz="0" w:space="0" w:color="000000"/>
-              </w:pBdr>
-              <w:spacing w:after="100" w:before="100" w:line="240"/>
-              <w:ind w:left="100" w:right="100" w:firstLine="0" w:firstLineChars="0"/>
-              <w:rPr>
-                <w:rFonts w:ascii="DejaVu Sans" w:hAnsi="DejaVu Sans" w:eastAsia="DejaVu Sans" w:cs="DejaVu Sans"/>
-                <w:i w:val="false"/>
-                <w:b w:val="false"/>
-                <w:u w:val="none"/>
-                <w:sz w:val="18"/>
-                <w:szCs w:val="18"/>
-                <w:color w:val="000000"/>
-              </w:rPr>
-            </w:pPr>
-            <w:r xmlns:w="http://schemas.openxmlformats.org/wordprocessingml/2006/main" xmlns:wp="http://schemas.openxmlformats.org/drawingml/2006/wordprocessingDrawing" xmlns:r="http://schemas.openxmlformats.org/officeDocument/2006/relationships" xmlns:w14="http://schemas.microsoft.com/office/word/2010/wordml">
-              <w:rPr>
-                <w:rFonts w:ascii="DejaVu Sans" w:hAnsi="DejaVu Sans" w:eastAsia="DejaVu Sans" w:cs="DejaVu Sans"/>
-                <w:i w:val="false"/>
-                <w:b w:val="false"/>
-                <w:u w:val="none"/>
-                <w:sz w:val="18"/>
-                <w:szCs w:val="18"/>
-                <w:color w:val="000000"/>
-              </w:rPr>
-              <w:t xml:space="preserve">  No</w:t>
-            </w:r>
-          </w:p>
-        </w:tc>
-        <w:tc>
-          <w:tcPr>
-            <w:tcBorders>
-              <w:bottom w:val="single" w:sz="12" w:space="0" w:color="666666"/>
-              <w:top w:val="none" w:sz="0" w:space="0" w:color="000000"/>
-              <w:left w:val="none" w:sz="0" w:space="0" w:color="000000"/>
-              <w:right w:val="none" w:sz="0" w:space="0" w:color="000000"/>
-            </w:tcBorders>
-            <w:shd w:val="clear" w:color="auto" w:fill="FFFFFF"/>
-            <w:tcMar>
-              <w:top w:w="0" w:type="dxa"/>
-              <w:bottom w:w="0" w:type="dxa"/>
-              <w:left w:w="0" w:type="dxa"/>
-              <w:right w:w="0" w:type="dxa"/>
-            </w:tcMar>
-            <w:vAlign w:val="center"/>
-          </w:tcPr>
-          <w:p>
-            <w:pPr>
-              <w:jc w:val="center"/>
-              <w:pBdr>
-                <w:bottom w:val="none" w:sz="0" w:space="0" w:color="000000"/>
-                <w:top w:val="none" w:sz="0" w:space="0" w:color="000000"/>
-                <w:left w:val="none" w:sz="0" w:space="0" w:color="000000"/>
-                <w:right w:val="none" w:sz="0" w:space="0" w:color="000000"/>
-              </w:pBdr>
-              <w:spacing w:after="100" w:before="100" w:line="240"/>
-              <w:ind w:left="100" w:right="100" w:firstLine="0" w:firstLineChars="0"/>
-              <w:rPr>
-                <w:rFonts w:ascii="DejaVu Sans" w:hAnsi="DejaVu Sans" w:eastAsia="DejaVu Sans" w:cs="DejaVu Sans"/>
-                <w:i w:val="false"/>
-                <w:b w:val="false"/>
-                <w:u w:val="none"/>
-                <w:sz w:val="18"/>
-                <w:szCs w:val="18"/>
-                <w:color w:val="000000"/>
-              </w:rPr>
-            </w:pPr>
-            <w:r xmlns:w="http://schemas.openxmlformats.org/wordprocessingml/2006/main" xmlns:wp="http://schemas.openxmlformats.org/drawingml/2006/wordprocessingDrawing" xmlns:r="http://schemas.openxmlformats.org/officeDocument/2006/relationships" xmlns:w14="http://schemas.microsoft.com/office/word/2010/wordml">
-              <w:rPr>
-                <w:rFonts w:ascii="DejaVu Sans" w:hAnsi="DejaVu Sans" w:eastAsia="DejaVu Sans" w:cs="DejaVu Sans"/>
-                <w:i w:val="false"/>
-                <w:b w:val="false"/>
-                <w:u w:val="none"/>
-                <w:sz w:val="18"/>
-                <w:szCs w:val="18"/>
-                <w:color w:val="000000"/>
-              </w:rPr>
-              <w:t xml:space="preserve">2355 (92.6%)</w:t>
-            </w:r>
-          </w:p>
-        </w:tc>
-        <w:tc>
-          <w:tcPr>
-            <w:tcBorders>
-              <w:bottom w:val="single" w:sz="12" w:space="0" w:color="666666"/>
-              <w:top w:val="none" w:sz="0" w:space="0" w:color="000000"/>
-              <w:left w:val="none" w:sz="0" w:space="0" w:color="000000"/>
-              <w:right w:val="none" w:sz="0" w:space="0" w:color="000000"/>
-            </w:tcBorders>
-            <w:shd w:val="clear" w:color="auto" w:fill="FFFFFF"/>
-            <w:tcMar>
-              <w:top w:w="0" w:type="dxa"/>
-              <w:bottom w:w="0" w:type="dxa"/>
-              <w:left w:w="0" w:type="dxa"/>
-              <w:right w:w="0" w:type="dxa"/>
-            </w:tcMar>
-            <w:vAlign w:val="center"/>
-          </w:tcPr>
-          <w:p>
-            <w:pPr>
-              <w:jc w:val="center"/>
-              <w:pBdr>
-                <w:bottom w:val="none" w:sz="0" w:space="0" w:color="000000"/>
-                <w:top w:val="none" w:sz="0" w:space="0" w:color="000000"/>
-                <w:left w:val="none" w:sz="0" w:space="0" w:color="000000"/>
-                <w:right w:val="none" w:sz="0" w:space="0" w:color="000000"/>
-              </w:pBdr>
-              <w:spacing w:after="100" w:before="100" w:line="240"/>
-              <w:ind w:left="100" w:right="100" w:firstLine="0" w:firstLineChars="0"/>
-              <w:rPr>
-                <w:rFonts w:ascii="DejaVu Sans" w:hAnsi="DejaVu Sans" w:eastAsia="DejaVu Sans" w:cs="DejaVu Sans"/>
-                <w:i w:val="false"/>
-                <w:b w:val="false"/>
-                <w:u w:val="none"/>
-                <w:sz w:val="18"/>
-                <w:szCs w:val="18"/>
-                <w:color w:val="000000"/>
-              </w:rPr>
-            </w:pPr>
-            <w:r xmlns:w="http://schemas.openxmlformats.org/wordprocessingml/2006/main" xmlns:wp="http://schemas.openxmlformats.org/drawingml/2006/wordprocessingDrawing" xmlns:r="http://schemas.openxmlformats.org/officeDocument/2006/relationships" xmlns:w14="http://schemas.microsoft.com/office/word/2010/wordml">
-              <w:rPr>
-                <w:rFonts w:ascii="DejaVu Sans" w:hAnsi="DejaVu Sans" w:eastAsia="DejaVu Sans" w:cs="DejaVu Sans"/>
-                <w:i w:val="false"/>
-                <w:b w:val="false"/>
-                <w:u w:val="none"/>
-                <w:sz w:val="18"/>
-                <w:szCs w:val="18"/>
-                <w:color w:val="000000"/>
-              </w:rPr>
-              <w:t xml:space="preserve">496 (94.1%)</w:t>
-            </w:r>
-          </w:p>
-        </w:tc>
-        <w:tc>
-          <w:tcPr>
-            <w:tcBorders>
-              <w:bottom w:val="single" w:sz="12" w:space="0" w:color="666666"/>
-              <w:top w:val="none" w:sz="0" w:space="0" w:color="000000"/>
-              <w:left w:val="none" w:sz="0" w:space="0" w:color="000000"/>
-              <w:right w:val="none" w:sz="0" w:space="0" w:color="000000"/>
-            </w:tcBorders>
-            <w:shd w:val="clear" w:color="auto" w:fill="FFFFFF"/>
-            <w:tcMar>
-              <w:top w:w="0" w:type="dxa"/>
-              <w:bottom w:w="0" w:type="dxa"/>
-              <w:left w:w="0" w:type="dxa"/>
-              <w:right w:w="0" w:type="dxa"/>
-            </w:tcMar>
-            <w:vAlign w:val="center"/>
-          </w:tcPr>
-          <w:p>
-            <w:pPr>
-              <w:jc w:val="center"/>
-              <w:pBdr>
-                <w:bottom w:val="none" w:sz="0" w:space="0" w:color="000000"/>
-                <w:top w:val="none" w:sz="0" w:space="0" w:color="000000"/>
-                <w:left w:val="none" w:sz="0" w:space="0" w:color="000000"/>
-                <w:right w:val="none" w:sz="0" w:space="0" w:color="000000"/>
-              </w:pBdr>
-              <w:spacing w:after="100" w:before="100" w:line="240"/>
-              <w:ind w:left="100" w:right="100" w:firstLine="0" w:firstLineChars="0"/>
-              <w:rPr>
-                <w:rFonts w:ascii="DejaVu Sans" w:hAnsi="DejaVu Sans" w:eastAsia="DejaVu Sans" w:cs="DejaVu Sans"/>
-                <w:i w:val="false"/>
-                <w:b w:val="false"/>
-                <w:u w:val="none"/>
-                <w:sz w:val="18"/>
-                <w:szCs w:val="18"/>
-                <w:color w:val="000000"/>
-              </w:rPr>
-            </w:pPr>
-            <w:r xmlns:w="http://schemas.openxmlformats.org/wordprocessingml/2006/main" xmlns:wp="http://schemas.openxmlformats.org/drawingml/2006/wordprocessingDrawing" xmlns:r="http://schemas.openxmlformats.org/officeDocument/2006/relationships" xmlns:w14="http://schemas.microsoft.com/office/word/2010/wordml">
-              <w:rPr>
-                <w:rFonts w:ascii="DejaVu Sans" w:hAnsi="DejaVu Sans" w:eastAsia="DejaVu Sans" w:cs="DejaVu Sans"/>
-                <w:i w:val="false"/>
-                <w:b w:val="false"/>
-                <w:u w:val="none"/>
-                <w:sz w:val="18"/>
-                <w:szCs w:val="18"/>
-                <w:color w:val="000000"/>
-              </w:rPr>
-              <w:t xml:space="preserve">666 (93.7%)</w:t>
-            </w:r>
-          </w:p>
-        </w:tc>
-        <w:tc>
-          <w:tcPr>
-            <w:tcBorders>
-              <w:bottom w:val="single" w:sz="12" w:space="0" w:color="666666"/>
-              <w:top w:val="none" w:sz="0" w:space="0" w:color="000000"/>
-              <w:left w:val="none" w:sz="0" w:space="0" w:color="000000"/>
-              <w:right w:val="none" w:sz="0" w:space="0" w:color="000000"/>
-            </w:tcBorders>
-            <w:shd w:val="clear" w:color="auto" w:fill="FFFFFF"/>
-            <w:tcMar>
-              <w:top w:w="0" w:type="dxa"/>
-              <w:bottom w:w="0" w:type="dxa"/>
-              <w:left w:w="0" w:type="dxa"/>
-              <w:right w:w="0" w:type="dxa"/>
-            </w:tcMar>
-            <w:vAlign w:val="center"/>
-          </w:tcPr>
-          <w:p>
-            <w:pPr>
-              <w:jc w:val="center"/>
-              <w:pBdr>
-                <w:bottom w:val="none" w:sz="0" w:space="0" w:color="000000"/>
-                <w:top w:val="none" w:sz="0" w:space="0" w:color="000000"/>
-                <w:left w:val="none" w:sz="0" w:space="0" w:color="000000"/>
-                <w:right w:val="none" w:sz="0" w:space="0" w:color="000000"/>
-              </w:pBdr>
-              <w:spacing w:after="100" w:before="100" w:line="240"/>
-              <w:ind w:left="100" w:right="100" w:firstLine="0" w:firstLineChars="0"/>
-              <w:rPr>
-                <w:rFonts w:ascii="DejaVu Sans" w:hAnsi="DejaVu Sans" w:eastAsia="DejaVu Sans" w:cs="DejaVu Sans"/>
-                <w:i w:val="false"/>
-                <w:b w:val="false"/>
-                <w:u w:val="none"/>
-                <w:sz w:val="18"/>
-                <w:szCs w:val="18"/>
-                <w:color w:val="000000"/>
-              </w:rPr>
-            </w:pPr>
-            <w:r xmlns:w="http://schemas.openxmlformats.org/wordprocessingml/2006/main" xmlns:wp="http://schemas.openxmlformats.org/drawingml/2006/wordprocessingDrawing" xmlns:r="http://schemas.openxmlformats.org/officeDocument/2006/relationships" xmlns:w14="http://schemas.microsoft.com/office/word/2010/wordml">
-              <w:rPr>
-                <w:rFonts w:ascii="DejaVu Sans" w:hAnsi="DejaVu Sans" w:eastAsia="DejaVu Sans" w:cs="DejaVu Sans"/>
-                <w:i w:val="false"/>
-                <w:b w:val="false"/>
-                <w:u w:val="none"/>
-                <w:sz w:val="18"/>
-                <w:szCs w:val="18"/>
-                <w:color w:val="000000"/>
-              </w:rPr>
-              <w:t xml:space="preserve">426 (94.7%)</w:t>
-            </w:r>
-          </w:p>
-        </w:tc>
-        <w:tc>
-          <w:tcPr>
-            <w:tcBorders>
-              <w:bottom w:val="single" w:sz="12" w:space="0" w:color="666666"/>
-              <w:top w:val="none" w:sz="0" w:space="0" w:color="000000"/>
-              <w:left w:val="none" w:sz="0" w:space="0" w:color="000000"/>
-              <w:right w:val="none" w:sz="0" w:space="0" w:color="000000"/>
-            </w:tcBorders>
-            <w:shd w:val="clear" w:color="auto" w:fill="FFFFFF"/>
-            <w:tcMar>
-              <w:top w:w="0" w:type="dxa"/>
-              <w:bottom w:w="0" w:type="dxa"/>
-              <w:left w:w="0" w:type="dxa"/>
-              <w:right w:w="0" w:type="dxa"/>
-            </w:tcMar>
-            <w:vAlign w:val="center"/>
-          </w:tcPr>
-          <w:p>
-            <w:pPr>
-              <w:jc w:val="center"/>
-              <w:pBdr>
-                <w:bottom w:val="none" w:sz="0" w:space="0" w:color="000000"/>
-                <w:top w:val="none" w:sz="0" w:space="0" w:color="000000"/>
-                <w:left w:val="none" w:sz="0" w:space="0" w:color="000000"/>
-                <w:right w:val="none" w:sz="0" w:space="0" w:color="000000"/>
-              </w:pBdr>
-              <w:spacing w:after="100" w:before="100" w:line="240"/>
-              <w:ind w:left="100" w:right="100" w:firstLine="0" w:firstLineChars="0"/>
-              <w:rPr>
-                <w:rFonts w:ascii="DejaVu Sans" w:hAnsi="DejaVu Sans" w:eastAsia="DejaVu Sans" w:cs="DejaVu Sans"/>
-                <w:i w:val="false"/>
-                <w:b w:val="false"/>
-                <w:u w:val="none"/>
-                <w:sz w:val="18"/>
-                <w:szCs w:val="18"/>
-                <w:color w:val="000000"/>
-              </w:rPr>
-            </w:pPr>
-            <w:r xmlns:w="http://schemas.openxmlformats.org/wordprocessingml/2006/main" xmlns:wp="http://schemas.openxmlformats.org/drawingml/2006/wordprocessingDrawing" xmlns:r="http://schemas.openxmlformats.org/officeDocument/2006/relationships" xmlns:w14="http://schemas.microsoft.com/office/word/2010/wordml">
-              <w:rPr>
-                <w:rFonts w:ascii="DejaVu Sans" w:hAnsi="DejaVu Sans" w:eastAsia="DejaVu Sans" w:cs="DejaVu Sans"/>
-                <w:i w:val="false"/>
-                <w:b w:val="false"/>
-                <w:u w:val="none"/>
-                <w:sz w:val="18"/>
-                <w:szCs w:val="18"/>
-                <w:color w:val="000000"/>
-              </w:rPr>
-              <w:t xml:space="preserve">141 (86.0%)</w:t>
-            </w:r>
-          </w:p>
-        </w:tc>
-        <w:tc>
-          <w:tcPr>
-            <w:tcBorders>
-              <w:bottom w:val="single" w:sz="12" w:space="0" w:color="666666"/>
-              <w:top w:val="none" w:sz="0" w:space="0" w:color="000000"/>
-              <w:left w:val="none" w:sz="0" w:space="0" w:color="000000"/>
-              <w:right w:val="none" w:sz="0" w:space="0" w:color="000000"/>
-            </w:tcBorders>
-            <w:shd w:val="clear" w:color="auto" w:fill="FFFFFF"/>
-            <w:tcMar>
-              <w:top w:w="0" w:type="dxa"/>
-              <w:bottom w:w="0" w:type="dxa"/>
-              <w:left w:w="0" w:type="dxa"/>
-              <w:right w:w="0" w:type="dxa"/>
-            </w:tcMar>
-            <w:vAlign w:val="center"/>
-          </w:tcPr>
-          <w:p>
-            <w:pPr>
-              <w:jc w:val="center"/>
-              <w:pBdr>
-                <w:bottom w:val="none" w:sz="0" w:space="0" w:color="000000"/>
-                <w:top w:val="none" w:sz="0" w:space="0" w:color="000000"/>
-                <w:left w:val="none" w:sz="0" w:space="0" w:color="000000"/>
-                <w:right w:val="none" w:sz="0" w:space="0" w:color="000000"/>
-              </w:pBdr>
-              <w:spacing w:after="100" w:before="100" w:line="240"/>
-              <w:ind w:left="100" w:right="100" w:firstLine="0" w:firstLineChars="0"/>
-              <w:rPr>
-                <w:rFonts w:ascii="DejaVu Sans" w:hAnsi="DejaVu Sans" w:eastAsia="DejaVu Sans" w:cs="DejaVu Sans"/>
-                <w:i w:val="false"/>
-                <w:b w:val="false"/>
-                <w:u w:val="none"/>
-                <w:sz w:val="18"/>
-                <w:szCs w:val="18"/>
-                <w:color w:val="000000"/>
-              </w:rPr>
-            </w:pPr>
-            <w:r xmlns:w="http://schemas.openxmlformats.org/wordprocessingml/2006/main" xmlns:wp="http://schemas.openxmlformats.org/drawingml/2006/wordprocessingDrawing" xmlns:r="http://schemas.openxmlformats.org/officeDocument/2006/relationships" xmlns:w14="http://schemas.microsoft.com/office/word/2010/wordml">
-              <w:rPr>
-                <w:rFonts w:ascii="DejaVu Sans" w:hAnsi="DejaVu Sans" w:eastAsia="DejaVu Sans" w:cs="DejaVu Sans"/>
-                <w:i w:val="false"/>
-                <w:b w:val="false"/>
-                <w:u w:val="none"/>
-                <w:sz w:val="18"/>
-                <w:szCs w:val="18"/>
-                <w:color w:val="000000"/>
-              </w:rPr>
-              <w:t xml:space="preserve">626 (90.5%)</w:t>
-            </w:r>
-          </w:p>
-        </w:tc>
-      </w:tr>
-      <w:tr>
-        <w:trPr>
-          <w:trHeight w:val="360" w:hRule="auto"/>
-        </w:trPr>
-        footer1
-        <w:tc>
-          <w:tcPr>
-            <w:gridSpan w:val="7"/>
-            <w:tcBorders>
-              <w:bottom w:val="none" w:sz="0" w:space="0" w:color="FFFFFF"/>
-              <w:top w:val="single" w:sz="12" w:space="0" w:color="666666"/>
-              <w:left w:val="none" w:sz="0" w:space="0" w:color="FFFFFF"/>
-              <w:right w:val="none" w:sz="0" w:space="0" w:color="FFFFFF"/>
-            </w:tcBorders>
-            <w:shd w:val="clear" w:color="auto" w:fill="FFFFFF"/>
-            <w:tcMar>
-              <w:top w:w="0" w:type="dxa"/>
-              <w:bottom w:w="0" w:type="dxa"/>
-              <w:left w:w="0" w:type="dxa"/>
-              <w:right w:w="0" w:type="dxa"/>
-            </w:tcMar>
-            <w:vAlign w:val="center"/>
-          </w:tcPr>
-          <w:p>
-            <w:pPr>
-              <w:jc w:val="left"/>
-              <w:pBdr>
-                <w:bottom w:val="none" w:sz="0" w:space="0" w:color="000000"/>
-                <w:top w:val="none" w:sz="0" w:space="0" w:color="000000"/>
-                <w:left w:val="none" w:sz="0" w:space="0" w:color="000000"/>
-                <w:right w:val="none" w:sz="0" w:space="0" w:color="000000"/>
-              </w:pBdr>
-              <w:spacing w:after="100" w:before="100" w:line="240"/>
-              <w:ind w:left="100" w:right="100" w:firstLine="0" w:firstLineChars="0"/>
-              <w:rPr>
-                <w:rFonts w:ascii="DejaVu Sans" w:hAnsi="DejaVu Sans" w:eastAsia="DejaVu Sans" w:cs="DejaVu Sans"/>
-                <w:i w:val="false"/>
-                <w:b w:val="false"/>
-                <w:u w:val="none"/>
-                <w:sz w:val="22"/>
-                <w:szCs w:val="22"/>
-                <w:color w:val="000000"/>
-              </w:rPr>
-            </w:pPr>
-            <w:r xmlns:w="http://schemas.openxmlformats.org/wordprocessingml/2006/main" xmlns:wp="http://schemas.openxmlformats.org/drawingml/2006/wordprocessingDrawing" xmlns:r="http://schemas.openxmlformats.org/officeDocument/2006/relationships" xmlns:w14="http://schemas.microsoft.com/office/word/2010/wordml">
-              <w:rPr>
-                <w:rFonts w:ascii="DejaVu Sans" w:hAnsi="DejaVu Sans" w:eastAsia="DejaVu Sans" w:cs="DejaVu Sans"/>
-                <w:i w:val="false"/>
-                <w:b w:val="false"/>
-                <w:u w:val="none"/>
-                <w:vertAlign w:val="superscript"/>
-                <w:sz w:val="22"/>
-                <w:szCs w:val="22"/>
-                <w:color w:val="000000"/>
-              </w:rPr>
-              <w:t xml:space="preserve">a</w:t>
-            </w:r>
-            <w:r xmlns:w="http://schemas.openxmlformats.org/wordprocessingml/2006/main" xmlns:wp="http://schemas.openxmlformats.org/drawingml/2006/wordprocessingDrawing" xmlns:r="http://schemas.openxmlformats.org/officeDocument/2006/relationships" xmlns:w14="http://schemas.microsoft.com/office/word/2010/wordml">
-              <w:rPr>
-                <w:rFonts w:ascii="DejaVu Sans" w:hAnsi="DejaVu Sans" w:eastAsia="DejaVu Sans" w:cs="DejaVu Sans"/>
-                <w:i w:val="false"/>
-                <w:b w:val="false"/>
-                <w:u w:val="none"/>
-                <w:sz w:val="22"/>
-                <w:szCs w:val="22"/>
-                <w:color w:val="000000"/>
-              </w:rPr>
-              <w:t xml:space="preserve">Mental health GP consultations, claimed in the previous twelve months</w:t>
-            </w:r>
-          </w:p>
-        </w:tc>
-      </w:tr>
-      <w:tr>
-        <w:trPr>
-          <w:trHeight w:val="360" w:hRule="auto"/>
-        </w:trPr>
-        footer2
-        <w:tc>
-          <w:tcPr>
-            <w:gridSpan w:val="7"/>
-            <w:tcBorders>
-              <w:bottom w:val="none" w:sz="0" w:space="0" w:color="FFFFFF"/>
-              <w:top w:val="none" w:sz="0" w:space="0" w:color="FFFFFF"/>
-              <w:left w:val="none" w:sz="0" w:space="0" w:color="FFFFFF"/>
-              <w:right w:val="none" w:sz="0" w:space="0" w:color="FFFFFF"/>
-            </w:tcBorders>
-            <w:shd w:val="clear" w:color="auto" w:fill="FFFFFF"/>
-            <w:tcMar>
-              <w:top w:w="0" w:type="dxa"/>
-              <w:bottom w:w="0" w:type="dxa"/>
-              <w:left w:w="0" w:type="dxa"/>
-              <w:right w:w="0" w:type="dxa"/>
-            </w:tcMar>
-            <w:vAlign w:val="center"/>
-          </w:tcPr>
-          <w:p>
-            <w:pPr>
-              <w:jc w:val="left"/>
-              <w:pBdr>
-                <w:bottom w:val="none" w:sz="0" w:space="0" w:color="000000"/>
-                <w:top w:val="none" w:sz="0" w:space="0" w:color="000000"/>
-                <w:left w:val="none" w:sz="0" w:space="0" w:color="000000"/>
-                <w:right w:val="none" w:sz="0" w:space="0" w:color="000000"/>
-              </w:pBdr>
-              <w:spacing w:after="100" w:before="100" w:line="240"/>
-              <w:ind w:left="100" w:right="100" w:firstLine="0" w:firstLineChars="0"/>
-              <w:rPr>
-                <w:rFonts w:ascii="DejaVu Sans" w:hAnsi="DejaVu Sans" w:eastAsia="DejaVu Sans" w:cs="DejaVu Sans"/>
-                <w:i w:val="false"/>
-                <w:b w:val="false"/>
-                <w:u w:val="none"/>
-                <w:sz w:val="22"/>
-                <w:szCs w:val="22"/>
-                <w:color w:val="000000"/>
-              </w:rPr>
-            </w:pPr>
-            <w:r xmlns:w="http://schemas.openxmlformats.org/wordprocessingml/2006/main" xmlns:wp="http://schemas.openxmlformats.org/drawingml/2006/wordprocessingDrawing" xmlns:r="http://schemas.openxmlformats.org/officeDocument/2006/relationships" xmlns:w14="http://schemas.microsoft.com/office/word/2010/wordml">
-              <w:rPr>
-                <w:rFonts w:ascii="DejaVu Sans" w:hAnsi="DejaVu Sans" w:eastAsia="DejaVu Sans" w:cs="DejaVu Sans"/>
-                <w:i w:val="false"/>
-                <w:b w:val="false"/>
-                <w:u w:val="none"/>
-                <w:vertAlign w:val="superscript"/>
-                <w:sz w:val="22"/>
-                <w:szCs w:val="22"/>
-                <w:color w:val="000000"/>
-              </w:rPr>
-              <w:t xml:space="preserve">1</w:t>
-            </w:r>
-            <w:r xmlns:w="http://schemas.openxmlformats.org/wordprocessingml/2006/main" xmlns:wp="http://schemas.openxmlformats.org/drawingml/2006/wordprocessingDrawing" xmlns:r="http://schemas.openxmlformats.org/officeDocument/2006/relationships" xmlns:w14="http://schemas.microsoft.com/office/word/2010/wordml">
-              <w:rPr>
-                <w:rFonts w:ascii="DejaVu Sans" w:hAnsi="DejaVu Sans" w:eastAsia="DejaVu Sans" w:cs="DejaVu Sans"/>
-                <w:i w:val="false"/>
-                <w:b w:val="false"/>
-                <w:u w:val="none"/>
-                <w:sz w:val="22"/>
-                <w:szCs w:val="22"/>
-                <w:color w:val="000000"/>
-              </w:rPr>
-              <w:t xml:space="preserve">coHealth clinics, May 2025, 'active' patients</w:t>
-            </w:r>
-          </w:p>
+          <w:bookmarkEnd w:id="134"/>
         </w:tc>
       </w:tr>
     </w:tbl>
-    <w:tbl xmlns:w="http://schemas.openxmlformats.org/wordprocessingml/2006/main" xmlns:r="http://schemas.openxmlformats.org/officeDocument/2006/relationships" xmlns:w14="http://schemas.microsoft.com/office/word/2010/wordml" xmlns:wp="http://schemas.openxmlformats.org/drawingml/2006/wordprocessingDrawing" xmlns:a="http://schemas.openxmlformats.org/drawingml/2006/main" xmlns:pic="http://schemas.openxmlformats.org/drawingml/2006/picture">
-      <w:tblPr>
-        <w:tblLayout w:type="fixed"/>
-        <w:jc w:val="center"/>
-        <w:tblLook w:firstRow="1" w:lastRow="0" w:firstColumn="0" w:lastColumn="0" w:noHBand="0" w:noVBand="1"/>
-      </w:tblPr>
-      <w:tblGrid>
-        <w:gridCol w:w="1224"/>
-        <w:gridCol w:w="1224"/>
-        <w:gridCol w:w="1224"/>
-        <w:gridCol w:w="1224"/>
-        <w:gridCol w:w="1224"/>
-        <w:gridCol w:w="1224"/>
-        <w:gridCol w:w="1224"/>
-      </w:tblGrid>
-      <w:tr>
-        <w:trPr>
-          <w:trHeight w:val="360" w:hRule="auto"/>
-          <w:tblHeader/>
-        </w:trPr>
-        header1
-        <w:tc>
-          <w:tcPr>
-            <w:tcBorders>
-              <w:bottom w:val="single" w:sz="12" w:space="0" w:color="666666"/>
-              <w:top w:val="single" w:sz="12" w:space="0" w:color="666666"/>
-              <w:left w:val="none" w:sz="0" w:space="0" w:color="000000"/>
-              <w:right w:val="none" w:sz="0" w:space="0" w:color="000000"/>
-            </w:tcBorders>
-            <w:shd w:val="clear" w:color="auto" w:fill="FFFFFF"/>
-            <w:tcMar>
-              <w:top w:w="0" w:type="dxa"/>
-              <w:bottom w:w="0" w:type="dxa"/>
-              <w:left w:w="0" w:type="dxa"/>
-              <w:right w:w="0" w:type="dxa"/>
-            </w:tcMar>
-            <w:vAlign w:val="center"/>
-          </w:tcPr>
-          <w:p>
-            <w:pPr>
-              <w:jc w:val="left"/>
-              <w:pBdr>
-                <w:bottom w:val="none" w:sz="0" w:space="0" w:color="000000"/>
-                <w:top w:val="none" w:sz="0" w:space="0" w:color="000000"/>
-                <w:left w:val="none" w:sz="0" w:space="0" w:color="000000"/>
-                <w:right w:val="none" w:sz="0" w:space="0" w:color="000000"/>
-              </w:pBdr>
-              <w:spacing w:after="100" w:before="100" w:line="240"/>
-              <w:ind w:left="100" w:right="100" w:firstLine="0" w:firstLineChars="0"/>
-              <w:rPr>
-                <w:rFonts w:ascii="DejaVu Sans" w:hAnsi="DejaVu Sans" w:eastAsia="DejaVu Sans" w:cs="DejaVu Sans"/>
-                <w:i w:val="false"/>
-                <w:b w:val="false"/>
-                <w:u w:val="none"/>
-                <w:sz w:val="18"/>
-                <w:szCs w:val="18"/>
-                <w:color w:val="000000"/>
-              </w:rPr>
-            </w:pPr>
-            <w:r xmlns:w="http://schemas.openxmlformats.org/wordprocessingml/2006/main" xmlns:wp="http://schemas.openxmlformats.org/drawingml/2006/wordprocessingDrawing" xmlns:r="http://schemas.openxmlformats.org/officeDocument/2006/relationships" xmlns:w14="http://schemas.microsoft.com/office/word/2010/wordml">
-              <w:rPr>
-                <w:rFonts w:ascii="DejaVu Sans" w:hAnsi="DejaVu Sans" w:eastAsia="DejaVu Sans" w:cs="DejaVu Sans"/>
-                <w:i w:val="false"/>
-                <w:b w:val="false"/>
-                <w:u w:val="none"/>
-                <w:sz w:val="18"/>
-                <w:szCs w:val="18"/>
-                <w:color w:val="000000"/>
-              </w:rPr>
-              <w:t xml:space="preserve"> </w:t>
-            </w:r>
-          </w:p>
-        </w:tc>
-        <w:tc>
-          <w:tcPr>
-            <w:tcBorders>
-              <w:bottom w:val="single" w:sz="12" w:space="0" w:color="666666"/>
-              <w:top w:val="single" w:sz="12" w:space="0" w:color="666666"/>
-              <w:left w:val="none" w:sz="0" w:space="0" w:color="000000"/>
-              <w:right w:val="none" w:sz="0" w:space="0" w:color="000000"/>
-            </w:tcBorders>
-            <w:shd w:val="clear" w:color="auto" w:fill="FFFFFF"/>
-            <w:tcMar>
-              <w:top w:w="0" w:type="dxa"/>
-              <w:bottom w:w="0" w:type="dxa"/>
-              <w:left w:w="0" w:type="dxa"/>
-              <w:right w:w="0" w:type="dxa"/>
-            </w:tcMar>
-            <w:vAlign w:val="center"/>
-          </w:tcPr>
-          <w:p>
-            <w:pPr>
-              <w:jc w:val="center"/>
-              <w:pBdr>
-                <w:bottom w:val="none" w:sz="0" w:space="0" w:color="000000"/>
-                <w:top w:val="none" w:sz="0" w:space="0" w:color="000000"/>
-                <w:left w:val="none" w:sz="0" w:space="0" w:color="000000"/>
-                <w:right w:val="none" w:sz="0" w:space="0" w:color="000000"/>
-              </w:pBdr>
-              <w:spacing w:after="100" w:before="100" w:line="240"/>
-              <w:ind w:left="100" w:right="100" w:firstLine="0" w:firstLineChars="0"/>
-              <w:rPr>
-                <w:rFonts w:ascii="DejaVu Sans" w:hAnsi="DejaVu Sans" w:eastAsia="DejaVu Sans" w:cs="DejaVu Sans"/>
-                <w:i w:val="false"/>
-                <w:b w:val="false"/>
-                <w:u w:val="none"/>
-                <w:sz w:val="18"/>
-                <w:szCs w:val="18"/>
-                <w:color w:val="000000"/>
-              </w:rPr>
-            </w:pPr>
-            <w:r xmlns:w="http://schemas.openxmlformats.org/wordprocessingml/2006/main" xmlns:wp="http://schemas.openxmlformats.org/drawingml/2006/wordprocessingDrawing" xmlns:r="http://schemas.openxmlformats.org/officeDocument/2006/relationships" xmlns:w14="http://schemas.microsoft.com/office/word/2010/wordml">
-              <w:rPr>
-                <w:rFonts w:ascii="DejaVu Sans" w:hAnsi="DejaVu Sans" w:eastAsia="DejaVu Sans" w:cs="DejaVu Sans"/>
-                <w:i w:val="false"/>
-                <w:b w:val="false"/>
-                <w:u w:val="none"/>
-                <w:sz w:val="18"/>
-                <w:szCs w:val="18"/>
-                <w:color w:val="000000"/>
-              </w:rPr>
-              <w:t xml:space="preserve">Total</w:t>
-            </w:r>
-            <w:r xmlns:w="http://schemas.openxmlformats.org/wordprocessingml/2006/main" xmlns:wp="http://schemas.openxmlformats.org/drawingml/2006/wordprocessingDrawing" xmlns:r="http://schemas.openxmlformats.org/officeDocument/2006/relationships" xmlns:w14="http://schemas.microsoft.com/office/word/2010/wordml">
-              <w:rPr>
-                <w:rFonts w:ascii="DejaVu Sans" w:hAnsi="DejaVu Sans" w:eastAsia="DejaVu Sans" w:cs="DejaVu Sans"/>
-                <w:i w:val="false"/>
-                <w:b w:val="false"/>
-                <w:u w:val="none"/>
-                <w:sz w:val="18"/>
-                <w:szCs w:val="18"/>
-                <w:color w:val="000000"/>
-              </w:rPr>
-              <w:br/>
-            </w:r>
-            <w:r xmlns:w="http://schemas.openxmlformats.org/wordprocessingml/2006/main" xmlns:wp="http://schemas.openxmlformats.org/drawingml/2006/wordprocessingDrawing" xmlns:r="http://schemas.openxmlformats.org/officeDocument/2006/relationships" xmlns:w14="http://schemas.microsoft.com/office/word/2010/wordml">
-              <w:rPr>
-                <w:rFonts w:ascii="DejaVu Sans" w:hAnsi="DejaVu Sans" w:eastAsia="DejaVu Sans" w:cs="DejaVu Sans"/>
-                <w:i w:val="false"/>
-                <w:b w:val="false"/>
-                <w:u w:val="none"/>
-                <w:sz w:val="18"/>
-                <w:szCs w:val="18"/>
-                <w:color w:val="000000"/>
-              </w:rPr>
-              <w:t xml:space="preserve">(N=2544)</w:t>
-            </w:r>
-            <w:r xmlns:w="http://schemas.openxmlformats.org/wordprocessingml/2006/main" xmlns:wp="http://schemas.openxmlformats.org/drawingml/2006/wordprocessingDrawing" xmlns:r="http://schemas.openxmlformats.org/officeDocument/2006/relationships" xmlns:w14="http://schemas.microsoft.com/office/word/2010/wordml">
-              <w:rPr>
-                <w:rFonts w:ascii="DejaVu Sans" w:hAnsi="DejaVu Sans" w:eastAsia="DejaVu Sans" w:cs="DejaVu Sans"/>
-                <w:i w:val="false"/>
-                <w:b w:val="false"/>
-                <w:u w:val="none"/>
-                <w:vertAlign w:val="superscript"/>
-                <w:sz w:val="18"/>
-                <w:szCs w:val="18"/>
-                <w:color w:val="000000"/>
-              </w:rPr>
-              <w:t xml:space="preserve">1</w:t>
-            </w:r>
-          </w:p>
-        </w:tc>
-        <w:tc>
-          <w:tcPr>
-            <w:tcBorders>
-              <w:bottom w:val="single" w:sz="12" w:space="0" w:color="666666"/>
-              <w:top w:val="single" w:sz="12" w:space="0" w:color="666666"/>
-              <w:left w:val="none" w:sz="0" w:space="0" w:color="000000"/>
-              <w:right w:val="none" w:sz="0" w:space="0" w:color="000000"/>
-            </w:tcBorders>
-            <w:shd w:val="clear" w:color="auto" w:fill="FFFFFF"/>
-            <w:tcMar>
-              <w:top w:w="0" w:type="dxa"/>
-              <w:bottom w:w="0" w:type="dxa"/>
-              <w:left w:w="0" w:type="dxa"/>
-              <w:right w:w="0" w:type="dxa"/>
-            </w:tcMar>
-            <w:vAlign w:val="center"/>
-          </w:tcPr>
-          <w:p>
-            <w:pPr>
-              <w:jc w:val="center"/>
-              <w:pBdr>
-                <w:bottom w:val="none" w:sz="0" w:space="0" w:color="000000"/>
-                <w:top w:val="none" w:sz="0" w:space="0" w:color="000000"/>
-                <w:left w:val="none" w:sz="0" w:space="0" w:color="000000"/>
-                <w:right w:val="none" w:sz="0" w:space="0" w:color="000000"/>
-              </w:pBdr>
-              <w:spacing w:after="100" w:before="100" w:line="240"/>
-              <w:ind w:left="100" w:right="100" w:firstLine="0" w:firstLineChars="0"/>
-              <w:rPr>
-                <w:rFonts w:ascii="DejaVu Sans" w:hAnsi="DejaVu Sans" w:eastAsia="DejaVu Sans" w:cs="DejaVu Sans"/>
-                <w:i w:val="false"/>
-                <w:b w:val="false"/>
-                <w:u w:val="none"/>
-                <w:sz w:val="18"/>
-                <w:szCs w:val="18"/>
-                <w:color w:val="000000"/>
-              </w:rPr>
-            </w:pPr>
-            <w:r xmlns:w="http://schemas.openxmlformats.org/wordprocessingml/2006/main" xmlns:wp="http://schemas.openxmlformats.org/drawingml/2006/wordprocessingDrawing" xmlns:r="http://schemas.openxmlformats.org/officeDocument/2006/relationships" xmlns:w14="http://schemas.microsoft.com/office/word/2010/wordml">
-              <w:rPr>
-                <w:rFonts w:ascii="DejaVu Sans" w:hAnsi="DejaVu Sans" w:eastAsia="DejaVu Sans" w:cs="DejaVu Sans"/>
-                <w:i w:val="false"/>
-                <w:b w:val="false"/>
-                <w:u w:val="none"/>
-                <w:sz w:val="18"/>
-                <w:szCs w:val="18"/>
-                <w:color w:val="000000"/>
-              </w:rPr>
-              <w:t xml:space="preserve">Collingwood</w:t>
-            </w:r>
-            <w:r xmlns:w="http://schemas.openxmlformats.org/wordprocessingml/2006/main" xmlns:wp="http://schemas.openxmlformats.org/drawingml/2006/wordprocessingDrawing" xmlns:r="http://schemas.openxmlformats.org/officeDocument/2006/relationships" xmlns:w14="http://schemas.microsoft.com/office/word/2010/wordml">
-              <w:rPr>
-                <w:rFonts w:ascii="DejaVu Sans" w:hAnsi="DejaVu Sans" w:eastAsia="DejaVu Sans" w:cs="DejaVu Sans"/>
-                <w:i w:val="false"/>
-                <w:b w:val="false"/>
-                <w:u w:val="none"/>
-                <w:sz w:val="18"/>
-                <w:szCs w:val="18"/>
-                <w:color w:val="000000"/>
-              </w:rPr>
-              <w:br/>
-            </w:r>
-            <w:r xmlns:w="http://schemas.openxmlformats.org/wordprocessingml/2006/main" xmlns:wp="http://schemas.openxmlformats.org/drawingml/2006/wordprocessingDrawing" xmlns:r="http://schemas.openxmlformats.org/officeDocument/2006/relationships" xmlns:w14="http://schemas.microsoft.com/office/word/2010/wordml">
-              <w:rPr>
-                <w:rFonts w:ascii="DejaVu Sans" w:hAnsi="DejaVu Sans" w:eastAsia="DejaVu Sans" w:cs="DejaVu Sans"/>
-                <w:i w:val="false"/>
-                <w:b w:val="false"/>
-                <w:u w:val="none"/>
-                <w:sz w:val="18"/>
-                <w:szCs w:val="18"/>
-                <w:color w:val="000000"/>
-              </w:rPr>
-              <w:t xml:space="preserve">(N=527)</w:t>
-            </w:r>
-          </w:p>
-        </w:tc>
-        <w:tc>
-          <w:tcPr>
-            <w:tcBorders>
-              <w:bottom w:val="single" w:sz="12" w:space="0" w:color="666666"/>
-              <w:top w:val="single" w:sz="12" w:space="0" w:color="666666"/>
-              <w:left w:val="none" w:sz="0" w:space="0" w:color="000000"/>
-              <w:right w:val="none" w:sz="0" w:space="0" w:color="000000"/>
-            </w:tcBorders>
-            <w:shd w:val="clear" w:color="auto" w:fill="FFFFFF"/>
-            <w:tcMar>
-              <w:top w:w="0" w:type="dxa"/>
-              <w:bottom w:w="0" w:type="dxa"/>
-              <w:left w:w="0" w:type="dxa"/>
-              <w:right w:w="0" w:type="dxa"/>
-            </w:tcMar>
-            <w:vAlign w:val="center"/>
-          </w:tcPr>
-          <w:p>
-            <w:pPr>
-              <w:jc w:val="center"/>
-              <w:pBdr>
-                <w:bottom w:val="none" w:sz="0" w:space="0" w:color="000000"/>
-                <w:top w:val="none" w:sz="0" w:space="0" w:color="000000"/>
-                <w:left w:val="none" w:sz="0" w:space="0" w:color="000000"/>
-                <w:right w:val="none" w:sz="0" w:space="0" w:color="000000"/>
-              </w:pBdr>
-              <w:spacing w:after="100" w:before="100" w:line="240"/>
-              <w:ind w:left="100" w:right="100" w:firstLine="0" w:firstLineChars="0"/>
-              <w:rPr>
-                <w:rFonts w:ascii="DejaVu Sans" w:hAnsi="DejaVu Sans" w:eastAsia="DejaVu Sans" w:cs="DejaVu Sans"/>
-                <w:i w:val="false"/>
-                <w:b w:val="false"/>
-                <w:u w:val="none"/>
-                <w:sz w:val="18"/>
-                <w:szCs w:val="18"/>
-                <w:color w:val="000000"/>
-              </w:rPr>
-            </w:pPr>
-            <w:r xmlns:w="http://schemas.openxmlformats.org/wordprocessingml/2006/main" xmlns:wp="http://schemas.openxmlformats.org/drawingml/2006/wordprocessingDrawing" xmlns:r="http://schemas.openxmlformats.org/officeDocument/2006/relationships" xmlns:w14="http://schemas.microsoft.com/office/word/2010/wordml">
-              <w:rPr>
-                <w:rFonts w:ascii="DejaVu Sans" w:hAnsi="DejaVu Sans" w:eastAsia="DejaVu Sans" w:cs="DejaVu Sans"/>
-                <w:i w:val="false"/>
-                <w:b w:val="false"/>
-                <w:u w:val="none"/>
-                <w:sz w:val="18"/>
-                <w:szCs w:val="18"/>
-                <w:color w:val="000000"/>
-              </w:rPr>
-              <w:t xml:space="preserve">Fitzroy</w:t>
-            </w:r>
-            <w:r xmlns:w="http://schemas.openxmlformats.org/wordprocessingml/2006/main" xmlns:wp="http://schemas.openxmlformats.org/drawingml/2006/wordprocessingDrawing" xmlns:r="http://schemas.openxmlformats.org/officeDocument/2006/relationships" xmlns:w14="http://schemas.microsoft.com/office/word/2010/wordml">
-              <w:rPr>
-                <w:rFonts w:ascii="DejaVu Sans" w:hAnsi="DejaVu Sans" w:eastAsia="DejaVu Sans" w:cs="DejaVu Sans"/>
-                <w:i w:val="false"/>
-                <w:b w:val="false"/>
-                <w:u w:val="none"/>
-                <w:sz w:val="18"/>
-                <w:szCs w:val="18"/>
-                <w:color w:val="000000"/>
-              </w:rPr>
-              <w:br/>
-            </w:r>
-            <w:r xmlns:w="http://schemas.openxmlformats.org/wordprocessingml/2006/main" xmlns:wp="http://schemas.openxmlformats.org/drawingml/2006/wordprocessingDrawing" xmlns:r="http://schemas.openxmlformats.org/officeDocument/2006/relationships" xmlns:w14="http://schemas.microsoft.com/office/word/2010/wordml">
-              <w:rPr>
-                <w:rFonts w:ascii="DejaVu Sans" w:hAnsi="DejaVu Sans" w:eastAsia="DejaVu Sans" w:cs="DejaVu Sans"/>
-                <w:i w:val="false"/>
-                <w:b w:val="false"/>
-                <w:u w:val="none"/>
-                <w:sz w:val="18"/>
-                <w:szCs w:val="18"/>
-                <w:color w:val="000000"/>
-              </w:rPr>
-              <w:t xml:space="preserve">(N=711)</w:t>
-            </w:r>
-          </w:p>
-        </w:tc>
-        <w:tc>
-          <w:tcPr>
-            <w:tcBorders>
-              <w:bottom w:val="single" w:sz="12" w:space="0" w:color="666666"/>
-              <w:top w:val="single" w:sz="12" w:space="0" w:color="666666"/>
-              <w:left w:val="none" w:sz="0" w:space="0" w:color="000000"/>
-              <w:right w:val="none" w:sz="0" w:space="0" w:color="000000"/>
-            </w:tcBorders>
-            <w:shd w:val="clear" w:color="auto" w:fill="FFFFFF"/>
-            <w:tcMar>
-              <w:top w:w="0" w:type="dxa"/>
-              <w:bottom w:w="0" w:type="dxa"/>
-              <w:left w:w="0" w:type="dxa"/>
-              <w:right w:w="0" w:type="dxa"/>
-            </w:tcMar>
-            <w:vAlign w:val="center"/>
-          </w:tcPr>
-          <w:p>
-            <w:pPr>
-              <w:jc w:val="center"/>
-              <w:pBdr>
-                <w:bottom w:val="none" w:sz="0" w:space="0" w:color="000000"/>
-                <w:top w:val="none" w:sz="0" w:space="0" w:color="000000"/>
-                <w:left w:val="none" w:sz="0" w:space="0" w:color="000000"/>
-                <w:right w:val="none" w:sz="0" w:space="0" w:color="000000"/>
-              </w:pBdr>
-              <w:spacing w:after="100" w:before="100" w:line="240"/>
-              <w:ind w:left="100" w:right="100" w:firstLine="0" w:firstLineChars="0"/>
-              <w:rPr>
-                <w:rFonts w:ascii="DejaVu Sans" w:hAnsi="DejaVu Sans" w:eastAsia="DejaVu Sans" w:cs="DejaVu Sans"/>
-                <w:i w:val="false"/>
-                <w:b w:val="false"/>
-                <w:u w:val="none"/>
-                <w:sz w:val="18"/>
-                <w:szCs w:val="18"/>
-                <w:color w:val="000000"/>
-              </w:rPr>
-            </w:pPr>
-            <w:r xmlns:w="http://schemas.openxmlformats.org/wordprocessingml/2006/main" xmlns:wp="http://schemas.openxmlformats.org/drawingml/2006/wordprocessingDrawing" xmlns:r="http://schemas.openxmlformats.org/officeDocument/2006/relationships" xmlns:w14="http://schemas.microsoft.com/office/word/2010/wordml">
-              <w:rPr>
-                <w:rFonts w:ascii="DejaVu Sans" w:hAnsi="DejaVu Sans" w:eastAsia="DejaVu Sans" w:cs="DejaVu Sans"/>
-                <w:i w:val="false"/>
-                <w:b w:val="false"/>
-                <w:u w:val="none"/>
-                <w:sz w:val="18"/>
-                <w:szCs w:val="18"/>
-                <w:color w:val="000000"/>
-              </w:rPr>
-              <w:t xml:space="preserve">Kensington</w:t>
-            </w:r>
-            <w:r xmlns:w="http://schemas.openxmlformats.org/wordprocessingml/2006/main" xmlns:wp="http://schemas.openxmlformats.org/drawingml/2006/wordprocessingDrawing" xmlns:r="http://schemas.openxmlformats.org/officeDocument/2006/relationships" xmlns:w14="http://schemas.microsoft.com/office/word/2010/wordml">
-              <w:rPr>
-                <w:rFonts w:ascii="DejaVu Sans" w:hAnsi="DejaVu Sans" w:eastAsia="DejaVu Sans" w:cs="DejaVu Sans"/>
-                <w:i w:val="false"/>
-                <w:b w:val="false"/>
-                <w:u w:val="none"/>
-                <w:sz w:val="18"/>
-                <w:szCs w:val="18"/>
-                <w:color w:val="000000"/>
-              </w:rPr>
-              <w:br/>
-            </w:r>
-            <w:r xmlns:w="http://schemas.openxmlformats.org/wordprocessingml/2006/main" xmlns:wp="http://schemas.openxmlformats.org/drawingml/2006/wordprocessingDrawing" xmlns:r="http://schemas.openxmlformats.org/officeDocument/2006/relationships" xmlns:w14="http://schemas.microsoft.com/office/word/2010/wordml">
-              <w:rPr>
-                <w:rFonts w:ascii="DejaVu Sans" w:hAnsi="DejaVu Sans" w:eastAsia="DejaVu Sans" w:cs="DejaVu Sans"/>
-                <w:i w:val="false"/>
-                <w:b w:val="false"/>
-                <w:u w:val="none"/>
-                <w:sz w:val="18"/>
-                <w:szCs w:val="18"/>
-                <w:color w:val="000000"/>
-              </w:rPr>
-              <w:t xml:space="preserve">(N=450)</w:t>
-            </w:r>
-          </w:p>
-        </w:tc>
-        <w:tc>
-          <w:tcPr>
-            <w:tcBorders>
-              <w:bottom w:val="single" w:sz="12" w:space="0" w:color="666666"/>
-              <w:top w:val="single" w:sz="12" w:space="0" w:color="666666"/>
-              <w:left w:val="none" w:sz="0" w:space="0" w:color="000000"/>
-              <w:right w:val="none" w:sz="0" w:space="0" w:color="000000"/>
-            </w:tcBorders>
-            <w:shd w:val="clear" w:color="auto" w:fill="FFFFFF"/>
-            <w:tcMar>
-              <w:top w:w="0" w:type="dxa"/>
-              <w:bottom w:w="0" w:type="dxa"/>
-              <w:left w:w="0" w:type="dxa"/>
-              <w:right w:w="0" w:type="dxa"/>
-            </w:tcMar>
-            <w:vAlign w:val="center"/>
-          </w:tcPr>
-          <w:p>
-            <w:pPr>
-              <w:jc w:val="center"/>
-              <w:pBdr>
-                <w:bottom w:val="none" w:sz="0" w:space="0" w:color="000000"/>
-                <w:top w:val="none" w:sz="0" w:space="0" w:color="000000"/>
-                <w:left w:val="none" w:sz="0" w:space="0" w:color="000000"/>
-                <w:right w:val="none" w:sz="0" w:space="0" w:color="000000"/>
-              </w:pBdr>
-              <w:spacing w:after="100" w:before="100" w:line="240"/>
-              <w:ind w:left="100" w:right="100" w:firstLine="0" w:firstLineChars="0"/>
-              <w:rPr>
-                <w:rFonts w:ascii="DejaVu Sans" w:hAnsi="DejaVu Sans" w:eastAsia="DejaVu Sans" w:cs="DejaVu Sans"/>
-                <w:i w:val="false"/>
-                <w:b w:val="false"/>
-                <w:u w:val="none"/>
-                <w:sz w:val="18"/>
-                <w:szCs w:val="18"/>
-                <w:color w:val="000000"/>
-              </w:rPr>
-            </w:pPr>
-            <w:r xmlns:w="http://schemas.openxmlformats.org/wordprocessingml/2006/main" xmlns:wp="http://schemas.openxmlformats.org/drawingml/2006/wordprocessingDrawing" xmlns:r="http://schemas.openxmlformats.org/officeDocument/2006/relationships" xmlns:w14="http://schemas.microsoft.com/office/word/2010/wordml">
-              <w:rPr>
-                <w:rFonts w:ascii="DejaVu Sans" w:hAnsi="DejaVu Sans" w:eastAsia="DejaVu Sans" w:cs="DejaVu Sans"/>
-                <w:i w:val="false"/>
-                <w:b w:val="false"/>
-                <w:u w:val="none"/>
-                <w:sz w:val="18"/>
-                <w:szCs w:val="18"/>
-                <w:color w:val="000000"/>
-              </w:rPr>
-              <w:t xml:space="preserve">Laverton</w:t>
-            </w:r>
-            <w:r xmlns:w="http://schemas.openxmlformats.org/wordprocessingml/2006/main" xmlns:wp="http://schemas.openxmlformats.org/drawingml/2006/wordprocessingDrawing" xmlns:r="http://schemas.openxmlformats.org/officeDocument/2006/relationships" xmlns:w14="http://schemas.microsoft.com/office/word/2010/wordml">
-              <w:rPr>
-                <w:rFonts w:ascii="DejaVu Sans" w:hAnsi="DejaVu Sans" w:eastAsia="DejaVu Sans" w:cs="DejaVu Sans"/>
-                <w:i w:val="false"/>
-                <w:b w:val="false"/>
-                <w:u w:val="none"/>
-                <w:sz w:val="18"/>
-                <w:szCs w:val="18"/>
-                <w:color w:val="000000"/>
-              </w:rPr>
-              <w:br/>
-            </w:r>
-            <w:r xmlns:w="http://schemas.openxmlformats.org/wordprocessingml/2006/main" xmlns:wp="http://schemas.openxmlformats.org/drawingml/2006/wordprocessingDrawing" xmlns:r="http://schemas.openxmlformats.org/officeDocument/2006/relationships" xmlns:w14="http://schemas.microsoft.com/office/word/2010/wordml">
-              <w:rPr>
-                <w:rFonts w:ascii="DejaVu Sans" w:hAnsi="DejaVu Sans" w:eastAsia="DejaVu Sans" w:cs="DejaVu Sans"/>
-                <w:i w:val="false"/>
-                <w:b w:val="false"/>
-                <w:u w:val="none"/>
-                <w:sz w:val="18"/>
-                <w:szCs w:val="18"/>
-                <w:color w:val="000000"/>
-              </w:rPr>
-              <w:t xml:space="preserve">(N=164)</w:t>
-            </w:r>
-          </w:p>
-        </w:tc>
-        <w:tc>
-          <w:tcPr>
-            <w:tcBorders>
-              <w:bottom w:val="single" w:sz="12" w:space="0" w:color="666666"/>
-              <w:top w:val="single" w:sz="12" w:space="0" w:color="666666"/>
-              <w:left w:val="none" w:sz="0" w:space="0" w:color="000000"/>
-              <w:right w:val="none" w:sz="0" w:space="0" w:color="000000"/>
-            </w:tcBorders>
-            <w:shd w:val="clear" w:color="auto" w:fill="FFFFFF"/>
-            <w:tcMar>
-              <w:top w:w="0" w:type="dxa"/>
-              <w:bottom w:w="0" w:type="dxa"/>
-              <w:left w:w="0" w:type="dxa"/>
-              <w:right w:w="0" w:type="dxa"/>
-            </w:tcMar>
-            <w:vAlign w:val="center"/>
-          </w:tcPr>
-          <w:p>
-            <w:pPr>
-              <w:jc w:val="center"/>
-              <w:pBdr>
-                <w:bottom w:val="none" w:sz="0" w:space="0" w:color="000000"/>
-                <w:top w:val="none" w:sz="0" w:space="0" w:color="000000"/>
-                <w:left w:val="none" w:sz="0" w:space="0" w:color="000000"/>
-                <w:right w:val="none" w:sz="0" w:space="0" w:color="000000"/>
-              </w:pBdr>
-              <w:spacing w:after="100" w:before="100" w:line="240"/>
-              <w:ind w:left="100" w:right="100" w:firstLine="0" w:firstLineChars="0"/>
-              <w:rPr>
-                <w:rFonts w:ascii="DejaVu Sans" w:hAnsi="DejaVu Sans" w:eastAsia="DejaVu Sans" w:cs="DejaVu Sans"/>
-                <w:i w:val="false"/>
-                <w:b w:val="false"/>
-                <w:u w:val="none"/>
-                <w:sz w:val="18"/>
-                <w:szCs w:val="18"/>
-                <w:color w:val="000000"/>
-              </w:rPr>
-            </w:pPr>
-            <w:r xmlns:w="http://schemas.openxmlformats.org/wordprocessingml/2006/main" xmlns:wp="http://schemas.openxmlformats.org/drawingml/2006/wordprocessingDrawing" xmlns:r="http://schemas.openxmlformats.org/officeDocument/2006/relationships" xmlns:w14="http://schemas.microsoft.com/office/word/2010/wordml">
-              <w:rPr>
-                <w:rFonts w:ascii="DejaVu Sans" w:hAnsi="DejaVu Sans" w:eastAsia="DejaVu Sans" w:cs="DejaVu Sans"/>
-                <w:i w:val="false"/>
-                <w:b w:val="false"/>
-                <w:u w:val="none"/>
-                <w:sz w:val="18"/>
-                <w:szCs w:val="18"/>
-                <w:color w:val="000000"/>
-              </w:rPr>
-              <w:t xml:space="preserve">Paisley</w:t>
-            </w:r>
-            <w:r xmlns:w="http://schemas.openxmlformats.org/wordprocessingml/2006/main" xmlns:wp="http://schemas.openxmlformats.org/drawingml/2006/wordprocessingDrawing" xmlns:r="http://schemas.openxmlformats.org/officeDocument/2006/relationships" xmlns:w14="http://schemas.microsoft.com/office/word/2010/wordml">
-              <w:rPr>
-                <w:rFonts w:ascii="DejaVu Sans" w:hAnsi="DejaVu Sans" w:eastAsia="DejaVu Sans" w:cs="DejaVu Sans"/>
-                <w:i w:val="false"/>
-                <w:b w:val="false"/>
-                <w:u w:val="none"/>
-                <w:sz w:val="18"/>
-                <w:szCs w:val="18"/>
-                <w:color w:val="000000"/>
-              </w:rPr>
-              <w:br/>
-            </w:r>
-            <w:r xmlns:w="http://schemas.openxmlformats.org/wordprocessingml/2006/main" xmlns:wp="http://schemas.openxmlformats.org/drawingml/2006/wordprocessingDrawing" xmlns:r="http://schemas.openxmlformats.org/officeDocument/2006/relationships" xmlns:w14="http://schemas.microsoft.com/office/word/2010/wordml">
-              <w:rPr>
-                <w:rFonts w:ascii="DejaVu Sans" w:hAnsi="DejaVu Sans" w:eastAsia="DejaVu Sans" w:cs="DejaVu Sans"/>
-                <w:i w:val="false"/>
-                <w:b w:val="false"/>
-                <w:u w:val="none"/>
-                <w:sz w:val="18"/>
-                <w:szCs w:val="18"/>
-                <w:color w:val="000000"/>
-              </w:rPr>
-              <w:t xml:space="preserve">(N=692)</w:t>
-            </w:r>
-          </w:p>
-        </w:tc>
-      </w:tr>
-      <w:tr>
-        <w:trPr>
-          <w:trHeight w:val="360" w:hRule="auto"/>
-        </w:trPr>
-        body1
-        <w:tc>
-          <w:tcPr>
-            <w:tcBorders>
-              <w:bottom w:val="none" w:sz="0" w:space="0" w:color="000000"/>
-              <w:top w:val="single" w:sz="12" w:space="0" w:color="666666"/>
-              <w:left w:val="none" w:sz="0" w:space="0" w:color="000000"/>
-              <w:right w:val="none" w:sz="0" w:space="0" w:color="000000"/>
-            </w:tcBorders>
-            <w:shd w:val="clear" w:color="auto" w:fill="FFFFFF"/>
-            <w:tcMar>
-              <w:top w:w="0" w:type="dxa"/>
-              <w:bottom w:w="0" w:type="dxa"/>
-              <w:left w:w="0" w:type="dxa"/>
-              <w:right w:w="0" w:type="dxa"/>
-            </w:tcMar>
-            <w:vAlign w:val="center"/>
-          </w:tcPr>
-          <w:p>
-            <w:pPr>
-              <w:jc w:val="left"/>
-              <w:pBdr>
-                <w:bottom w:val="none" w:sz="0" w:space="0" w:color="000000"/>
-                <w:top w:val="none" w:sz="0" w:space="0" w:color="000000"/>
-                <w:left w:val="none" w:sz="0" w:space="0" w:color="000000"/>
-                <w:right w:val="none" w:sz="0" w:space="0" w:color="000000"/>
-              </w:pBdr>
-              <w:spacing w:after="100" w:before="100" w:line="240"/>
-              <w:ind w:left="100" w:right="100" w:firstLine="0" w:firstLineChars="0"/>
-              <w:rPr>
-                <w:rFonts w:ascii="DejaVu Sans" w:hAnsi="DejaVu Sans" w:eastAsia="DejaVu Sans" w:cs="DejaVu Sans"/>
-                <w:i w:val="false"/>
-                <w:b w:val="true"/>
-                <w:u w:val="none"/>
-                <w:sz w:val="18"/>
-                <w:szCs w:val="18"/>
-                <w:color w:val="000000"/>
-              </w:rPr>
-            </w:pPr>
-            <w:r xmlns:w="http://schemas.openxmlformats.org/wordprocessingml/2006/main" xmlns:wp="http://schemas.openxmlformats.org/drawingml/2006/wordprocessingDrawing" xmlns:r="http://schemas.openxmlformats.org/officeDocument/2006/relationships" xmlns:w14="http://schemas.microsoft.com/office/word/2010/wordml">
-              <w:rPr>
-                <w:rFonts w:ascii="DejaVu Sans" w:hAnsi="DejaVu Sans" w:eastAsia="DejaVu Sans" w:cs="DejaVu Sans"/>
-                <w:i w:val="false"/>
-                <w:b w:val="true"/>
-                <w:u w:val="none"/>
-                <w:sz w:val="18"/>
-                <w:szCs w:val="18"/>
-                <w:color w:val="000000"/>
-              </w:rPr>
-              <w:t xml:space="preserve">Chronic Disease Management Plan</w:t>
-            </w:r>
-            <w:r xmlns:w="http://schemas.openxmlformats.org/wordprocessingml/2006/main" xmlns:wp="http://schemas.openxmlformats.org/drawingml/2006/wordprocessingDrawing" xmlns:r="http://schemas.openxmlformats.org/officeDocument/2006/relationships" xmlns:w14="http://schemas.microsoft.com/office/word/2010/wordml">
-              <w:rPr>
-                <w:rFonts w:ascii="DejaVu Sans" w:hAnsi="DejaVu Sans" w:eastAsia="DejaVu Sans" w:cs="DejaVu Sans"/>
-                <w:i w:val="false"/>
-                <w:b w:val="true"/>
-                <w:u w:val="none"/>
-                <w:vertAlign w:val="superscript"/>
-                <w:sz w:val="18"/>
-                <w:szCs w:val="18"/>
-                <w:color w:val="000000"/>
-              </w:rPr>
-              <w:t xml:space="preserve">a</w:t>
-            </w:r>
-          </w:p>
-        </w:tc>
-        <w:tc>
-          <w:tcPr>
-            <w:tcBorders>
-              <w:bottom w:val="none" w:sz="0" w:space="0" w:color="000000"/>
-              <w:top w:val="single" w:sz="12" w:space="0" w:color="666666"/>
-              <w:left w:val="none" w:sz="0" w:space="0" w:color="000000"/>
-              <w:right w:val="none" w:sz="0" w:space="0" w:color="000000"/>
-            </w:tcBorders>
-            <w:shd w:val="clear" w:color="auto" w:fill="FFFFFF"/>
-            <w:tcMar>
-              <w:top w:w="0" w:type="dxa"/>
-              <w:bottom w:w="0" w:type="dxa"/>
-              <w:left w:w="0" w:type="dxa"/>
-              <w:right w:w="0" w:type="dxa"/>
-            </w:tcMar>
-            <w:vAlign w:val="center"/>
-          </w:tcPr>
-          <w:p>
-            <w:pPr>
-              <w:jc w:val="center"/>
-              <w:pBdr>
-                <w:bottom w:val="none" w:sz="0" w:space="0" w:color="000000"/>
-                <w:top w:val="none" w:sz="0" w:space="0" w:color="000000"/>
-                <w:left w:val="none" w:sz="0" w:space="0" w:color="000000"/>
-                <w:right w:val="none" w:sz="0" w:space="0" w:color="000000"/>
-              </w:pBdr>
-              <w:spacing w:after="100" w:before="100" w:line="240"/>
-              <w:ind w:left="100" w:right="100" w:firstLine="0" w:firstLineChars="0"/>
-              <w:rPr>
-                <w:rFonts w:ascii="DejaVu Sans" w:hAnsi="DejaVu Sans" w:eastAsia="DejaVu Sans" w:cs="DejaVu Sans"/>
-                <w:i w:val="false"/>
-                <w:b w:val="false"/>
-                <w:u w:val="none"/>
-                <w:sz w:val="18"/>
-                <w:szCs w:val="18"/>
-                <w:color w:val="000000"/>
-              </w:rPr>
-            </w:pPr>
-            <w:r xmlns:w="http://schemas.openxmlformats.org/wordprocessingml/2006/main" xmlns:wp="http://schemas.openxmlformats.org/drawingml/2006/wordprocessingDrawing" xmlns:r="http://schemas.openxmlformats.org/officeDocument/2006/relationships" xmlns:w14="http://schemas.microsoft.com/office/word/2010/wordml">
-              <w:rPr>
-                <w:rFonts w:ascii="DejaVu Sans" w:hAnsi="DejaVu Sans" w:eastAsia="DejaVu Sans" w:cs="DejaVu Sans"/>
-                <w:i w:val="false"/>
-                <w:b w:val="false"/>
-                <w:u w:val="none"/>
-                <w:sz w:val="18"/>
-                <w:szCs w:val="18"/>
-                <w:color w:val="000000"/>
-              </w:rPr>
-              <w:t xml:space="preserve"/>
-            </w:r>
-          </w:p>
-        </w:tc>
-        <w:tc>
-          <w:tcPr>
-            <w:tcBorders>
-              <w:bottom w:val="none" w:sz="0" w:space="0" w:color="000000"/>
-              <w:top w:val="single" w:sz="12" w:space="0" w:color="666666"/>
-              <w:left w:val="none" w:sz="0" w:space="0" w:color="000000"/>
-              <w:right w:val="none" w:sz="0" w:space="0" w:color="000000"/>
-            </w:tcBorders>
-            <w:shd w:val="clear" w:color="auto" w:fill="FFFFFF"/>
-            <w:tcMar>
-              <w:top w:w="0" w:type="dxa"/>
-              <w:bottom w:w="0" w:type="dxa"/>
-              <w:left w:w="0" w:type="dxa"/>
-              <w:right w:w="0" w:type="dxa"/>
-            </w:tcMar>
-            <w:vAlign w:val="center"/>
-          </w:tcPr>
-          <w:p>
-            <w:pPr>
-              <w:jc w:val="center"/>
-              <w:pBdr>
-                <w:bottom w:val="none" w:sz="0" w:space="0" w:color="000000"/>
-                <w:top w:val="none" w:sz="0" w:space="0" w:color="000000"/>
-                <w:left w:val="none" w:sz="0" w:space="0" w:color="000000"/>
-                <w:right w:val="none" w:sz="0" w:space="0" w:color="000000"/>
-              </w:pBdr>
-              <w:spacing w:after="100" w:before="100" w:line="240"/>
-              <w:ind w:left="100" w:right="100" w:firstLine="0" w:firstLineChars="0"/>
-              <w:rPr>
-                <w:rFonts w:ascii="DejaVu Sans" w:hAnsi="DejaVu Sans" w:eastAsia="DejaVu Sans" w:cs="DejaVu Sans"/>
-                <w:i w:val="false"/>
-                <w:b w:val="false"/>
-                <w:u w:val="none"/>
-                <w:sz w:val="18"/>
-                <w:szCs w:val="18"/>
-                <w:color w:val="000000"/>
-              </w:rPr>
-            </w:pPr>
-            <w:r xmlns:w="http://schemas.openxmlformats.org/wordprocessingml/2006/main" xmlns:wp="http://schemas.openxmlformats.org/drawingml/2006/wordprocessingDrawing" xmlns:r="http://schemas.openxmlformats.org/officeDocument/2006/relationships" xmlns:w14="http://schemas.microsoft.com/office/word/2010/wordml">
-              <w:rPr>
-                <w:rFonts w:ascii="DejaVu Sans" w:hAnsi="DejaVu Sans" w:eastAsia="DejaVu Sans" w:cs="DejaVu Sans"/>
-                <w:i w:val="false"/>
-                <w:b w:val="false"/>
-                <w:u w:val="none"/>
-                <w:sz w:val="18"/>
-                <w:szCs w:val="18"/>
-                <w:color w:val="000000"/>
-              </w:rPr>
-              <w:t xml:space="preserve"/>
-            </w:r>
-          </w:p>
-        </w:tc>
-        <w:tc>
-          <w:tcPr>
-            <w:tcBorders>
-              <w:bottom w:val="none" w:sz="0" w:space="0" w:color="000000"/>
-              <w:top w:val="single" w:sz="12" w:space="0" w:color="666666"/>
-              <w:left w:val="none" w:sz="0" w:space="0" w:color="000000"/>
-              <w:right w:val="none" w:sz="0" w:space="0" w:color="000000"/>
-            </w:tcBorders>
-            <w:shd w:val="clear" w:color="auto" w:fill="FFFFFF"/>
-            <w:tcMar>
-              <w:top w:w="0" w:type="dxa"/>
-              <w:bottom w:w="0" w:type="dxa"/>
-              <w:left w:w="0" w:type="dxa"/>
-              <w:right w:w="0" w:type="dxa"/>
-            </w:tcMar>
-            <w:vAlign w:val="center"/>
-          </w:tcPr>
-          <w:p>
-            <w:pPr>
-              <w:jc w:val="center"/>
-              <w:pBdr>
-                <w:bottom w:val="none" w:sz="0" w:space="0" w:color="000000"/>
-                <w:top w:val="none" w:sz="0" w:space="0" w:color="000000"/>
-                <w:left w:val="none" w:sz="0" w:space="0" w:color="000000"/>
-                <w:right w:val="none" w:sz="0" w:space="0" w:color="000000"/>
-              </w:pBdr>
-              <w:spacing w:after="100" w:before="100" w:line="240"/>
-              <w:ind w:left="100" w:right="100" w:firstLine="0" w:firstLineChars="0"/>
-              <w:rPr>
-                <w:rFonts w:ascii="DejaVu Sans" w:hAnsi="DejaVu Sans" w:eastAsia="DejaVu Sans" w:cs="DejaVu Sans"/>
-                <w:i w:val="false"/>
-                <w:b w:val="false"/>
-                <w:u w:val="none"/>
-                <w:sz w:val="18"/>
-                <w:szCs w:val="18"/>
-                <w:color w:val="000000"/>
-              </w:rPr>
-            </w:pPr>
-            <w:r xmlns:w="http://schemas.openxmlformats.org/wordprocessingml/2006/main" xmlns:wp="http://schemas.openxmlformats.org/drawingml/2006/wordprocessingDrawing" xmlns:r="http://schemas.openxmlformats.org/officeDocument/2006/relationships" xmlns:w14="http://schemas.microsoft.com/office/word/2010/wordml">
-              <w:rPr>
-                <w:rFonts w:ascii="DejaVu Sans" w:hAnsi="DejaVu Sans" w:eastAsia="DejaVu Sans" w:cs="DejaVu Sans"/>
-                <w:i w:val="false"/>
-                <w:b w:val="false"/>
-                <w:u w:val="none"/>
-                <w:sz w:val="18"/>
-                <w:szCs w:val="18"/>
-                <w:color w:val="000000"/>
-              </w:rPr>
-              <w:t xml:space="preserve"/>
-            </w:r>
-          </w:p>
-        </w:tc>
-        <w:tc>
-          <w:tcPr>
-            <w:tcBorders>
-              <w:bottom w:val="none" w:sz="0" w:space="0" w:color="000000"/>
-              <w:top w:val="single" w:sz="12" w:space="0" w:color="666666"/>
-              <w:left w:val="none" w:sz="0" w:space="0" w:color="000000"/>
-              <w:right w:val="none" w:sz="0" w:space="0" w:color="000000"/>
-            </w:tcBorders>
-            <w:shd w:val="clear" w:color="auto" w:fill="FFFFFF"/>
-            <w:tcMar>
-              <w:top w:w="0" w:type="dxa"/>
-              <w:bottom w:w="0" w:type="dxa"/>
-              <w:left w:w="0" w:type="dxa"/>
-              <w:right w:w="0" w:type="dxa"/>
-            </w:tcMar>
-            <w:vAlign w:val="center"/>
-          </w:tcPr>
-          <w:p>
-            <w:pPr>
-              <w:jc w:val="center"/>
-              <w:pBdr>
-                <w:bottom w:val="none" w:sz="0" w:space="0" w:color="000000"/>
-                <w:top w:val="none" w:sz="0" w:space="0" w:color="000000"/>
-                <w:left w:val="none" w:sz="0" w:space="0" w:color="000000"/>
-                <w:right w:val="none" w:sz="0" w:space="0" w:color="000000"/>
-              </w:pBdr>
-              <w:spacing w:after="100" w:before="100" w:line="240"/>
-              <w:ind w:left="100" w:right="100" w:firstLine="0" w:firstLineChars="0"/>
-              <w:rPr>
-                <w:rFonts w:ascii="DejaVu Sans" w:hAnsi="DejaVu Sans" w:eastAsia="DejaVu Sans" w:cs="DejaVu Sans"/>
-                <w:i w:val="false"/>
-                <w:b w:val="false"/>
-                <w:u w:val="none"/>
-                <w:sz w:val="18"/>
-                <w:szCs w:val="18"/>
-                <w:color w:val="000000"/>
-              </w:rPr>
-            </w:pPr>
-            <w:r xmlns:w="http://schemas.openxmlformats.org/wordprocessingml/2006/main" xmlns:wp="http://schemas.openxmlformats.org/drawingml/2006/wordprocessingDrawing" xmlns:r="http://schemas.openxmlformats.org/officeDocument/2006/relationships" xmlns:w14="http://schemas.microsoft.com/office/word/2010/wordml">
-              <w:rPr>
-                <w:rFonts w:ascii="DejaVu Sans" w:hAnsi="DejaVu Sans" w:eastAsia="DejaVu Sans" w:cs="DejaVu Sans"/>
-                <w:i w:val="false"/>
-                <w:b w:val="false"/>
-                <w:u w:val="none"/>
-                <w:sz w:val="18"/>
-                <w:szCs w:val="18"/>
-                <w:color w:val="000000"/>
-              </w:rPr>
-              <w:t xml:space="preserve"/>
-            </w:r>
-          </w:p>
-        </w:tc>
-        <w:tc>
-          <w:tcPr>
-            <w:tcBorders>
-              <w:bottom w:val="none" w:sz="0" w:space="0" w:color="000000"/>
-              <w:top w:val="single" w:sz="12" w:space="0" w:color="666666"/>
-              <w:left w:val="none" w:sz="0" w:space="0" w:color="000000"/>
-              <w:right w:val="none" w:sz="0" w:space="0" w:color="000000"/>
-            </w:tcBorders>
-            <w:shd w:val="clear" w:color="auto" w:fill="FFFFFF"/>
-            <w:tcMar>
-              <w:top w:w="0" w:type="dxa"/>
-              <w:bottom w:w="0" w:type="dxa"/>
-              <w:left w:w="0" w:type="dxa"/>
-              <w:right w:w="0" w:type="dxa"/>
-            </w:tcMar>
-            <w:vAlign w:val="center"/>
-          </w:tcPr>
-          <w:p>
-            <w:pPr>
-              <w:jc w:val="center"/>
-              <w:pBdr>
-                <w:bottom w:val="none" w:sz="0" w:space="0" w:color="000000"/>
-                <w:top w:val="none" w:sz="0" w:space="0" w:color="000000"/>
-                <w:left w:val="none" w:sz="0" w:space="0" w:color="000000"/>
-                <w:right w:val="none" w:sz="0" w:space="0" w:color="000000"/>
-              </w:pBdr>
-              <w:spacing w:after="100" w:before="100" w:line="240"/>
-              <w:ind w:left="100" w:right="100" w:firstLine="0" w:firstLineChars="0"/>
-              <w:rPr>
-                <w:rFonts w:ascii="DejaVu Sans" w:hAnsi="DejaVu Sans" w:eastAsia="DejaVu Sans" w:cs="DejaVu Sans"/>
-                <w:i w:val="false"/>
-                <w:b w:val="false"/>
-                <w:u w:val="none"/>
-                <w:sz w:val="18"/>
-                <w:szCs w:val="18"/>
-                <w:color w:val="000000"/>
-              </w:rPr>
-            </w:pPr>
-            <w:r xmlns:w="http://schemas.openxmlformats.org/wordprocessingml/2006/main" xmlns:wp="http://schemas.openxmlformats.org/drawingml/2006/wordprocessingDrawing" xmlns:r="http://schemas.openxmlformats.org/officeDocument/2006/relationships" xmlns:w14="http://schemas.microsoft.com/office/word/2010/wordml">
-              <w:rPr>
-                <w:rFonts w:ascii="DejaVu Sans" w:hAnsi="DejaVu Sans" w:eastAsia="DejaVu Sans" w:cs="DejaVu Sans"/>
-                <w:i w:val="false"/>
-                <w:b w:val="false"/>
-                <w:u w:val="none"/>
-                <w:sz w:val="18"/>
-                <w:szCs w:val="18"/>
-                <w:color w:val="000000"/>
-              </w:rPr>
-              <w:t xml:space="preserve"/>
-            </w:r>
-          </w:p>
-        </w:tc>
-        <w:tc>
-          <w:tcPr>
-            <w:tcBorders>
-              <w:bottom w:val="none" w:sz="0" w:space="0" w:color="000000"/>
-              <w:top w:val="single" w:sz="12" w:space="0" w:color="666666"/>
-              <w:left w:val="none" w:sz="0" w:space="0" w:color="000000"/>
-              <w:right w:val="none" w:sz="0" w:space="0" w:color="000000"/>
-            </w:tcBorders>
-            <w:shd w:val="clear" w:color="auto" w:fill="FFFFFF"/>
-            <w:tcMar>
-              <w:top w:w="0" w:type="dxa"/>
-              <w:bottom w:w="0" w:type="dxa"/>
-              <w:left w:w="0" w:type="dxa"/>
-              <w:right w:w="0" w:type="dxa"/>
-            </w:tcMar>
-            <w:vAlign w:val="center"/>
-          </w:tcPr>
-          <w:p>
-            <w:pPr>
-              <w:jc w:val="center"/>
-              <w:pBdr>
-                <w:bottom w:val="none" w:sz="0" w:space="0" w:color="000000"/>
-                <w:top w:val="none" w:sz="0" w:space="0" w:color="000000"/>
-                <w:left w:val="none" w:sz="0" w:space="0" w:color="000000"/>
-                <w:right w:val="none" w:sz="0" w:space="0" w:color="000000"/>
-              </w:pBdr>
-              <w:spacing w:after="100" w:before="100" w:line="240"/>
-              <w:ind w:left="100" w:right="100" w:firstLine="0" w:firstLineChars="0"/>
-              <w:rPr>
-                <w:rFonts w:ascii="DejaVu Sans" w:hAnsi="DejaVu Sans" w:eastAsia="DejaVu Sans" w:cs="DejaVu Sans"/>
-                <w:i w:val="false"/>
-                <w:b w:val="false"/>
-                <w:u w:val="none"/>
-                <w:sz w:val="18"/>
-                <w:szCs w:val="18"/>
-                <w:color w:val="000000"/>
-              </w:rPr>
-            </w:pPr>
-            <w:r xmlns:w="http://schemas.openxmlformats.org/wordprocessingml/2006/main" xmlns:wp="http://schemas.openxmlformats.org/drawingml/2006/wordprocessingDrawing" xmlns:r="http://schemas.openxmlformats.org/officeDocument/2006/relationships" xmlns:w14="http://schemas.microsoft.com/office/word/2010/wordml">
-              <w:rPr>
-                <w:rFonts w:ascii="DejaVu Sans" w:hAnsi="DejaVu Sans" w:eastAsia="DejaVu Sans" w:cs="DejaVu Sans"/>
-                <w:i w:val="false"/>
-                <w:b w:val="false"/>
-                <w:u w:val="none"/>
-                <w:sz w:val="18"/>
-                <w:szCs w:val="18"/>
-                <w:color w:val="000000"/>
-              </w:rPr>
-              <w:t xml:space="preserve"/>
-            </w:r>
-          </w:p>
-        </w:tc>
-      </w:tr>
-      <w:tr>
-        <w:trPr>
-          <w:trHeight w:val="360" w:hRule="auto"/>
-        </w:trPr>
-        body2
-        <w:tc>
-          <w:tcPr>
-            <w:tcBorders>
-              <w:bottom w:val="none" w:sz="0" w:space="0" w:color="000000"/>
-              <w:top w:val="none" w:sz="0" w:space="0" w:color="000000"/>
-              <w:left w:val="none" w:sz="0" w:space="0" w:color="000000"/>
-              <w:right w:val="none" w:sz="0" w:space="0" w:color="000000"/>
-            </w:tcBorders>
-            <w:shd w:val="clear" w:color="auto" w:fill="FFFFFF"/>
-            <w:tcMar>
-              <w:top w:w="0" w:type="dxa"/>
-              <w:bottom w:w="0" w:type="dxa"/>
-              <w:left w:w="0" w:type="dxa"/>
-              <w:right w:w="0" w:type="dxa"/>
-            </w:tcMar>
-            <w:vAlign w:val="center"/>
-          </w:tcPr>
-          <w:p>
-            <w:pPr>
-              <w:jc w:val="left"/>
-              <w:pBdr>
-                <w:bottom w:val="none" w:sz="0" w:space="0" w:color="000000"/>
-                <w:top w:val="none" w:sz="0" w:space="0" w:color="000000"/>
-                <w:left w:val="none" w:sz="0" w:space="0" w:color="000000"/>
-                <w:right w:val="none" w:sz="0" w:space="0" w:color="000000"/>
-              </w:pBdr>
-              <w:spacing w:after="100" w:before="100" w:line="240"/>
-              <w:ind w:left="100" w:right="100" w:firstLine="0" w:firstLineChars="0"/>
-              <w:rPr>
-                <w:rFonts w:ascii="DejaVu Sans" w:hAnsi="DejaVu Sans" w:eastAsia="DejaVu Sans" w:cs="DejaVu Sans"/>
-                <w:i w:val="false"/>
-                <w:b w:val="false"/>
-                <w:u w:val="none"/>
-                <w:sz w:val="18"/>
-                <w:szCs w:val="18"/>
-                <w:color w:val="000000"/>
-              </w:rPr>
-            </w:pPr>
-            <w:r xmlns:w="http://schemas.openxmlformats.org/wordprocessingml/2006/main" xmlns:wp="http://schemas.openxmlformats.org/drawingml/2006/wordprocessingDrawing" xmlns:r="http://schemas.openxmlformats.org/officeDocument/2006/relationships" xmlns:w14="http://schemas.microsoft.com/office/word/2010/wordml">
-              <w:rPr>
-                <w:rFonts w:ascii="DejaVu Sans" w:hAnsi="DejaVu Sans" w:eastAsia="DejaVu Sans" w:cs="DejaVu Sans"/>
-                <w:i w:val="false"/>
-                <w:b w:val="false"/>
-                <w:u w:val="none"/>
-                <w:sz w:val="18"/>
-                <w:szCs w:val="18"/>
-                <w:color w:val="000000"/>
-              </w:rPr>
-              <w:t xml:space="preserve">  Yes</w:t>
-            </w:r>
-          </w:p>
-        </w:tc>
-        <w:tc>
-          <w:tcPr>
-            <w:tcBorders>
-              <w:bottom w:val="none" w:sz="0" w:space="0" w:color="000000"/>
-              <w:top w:val="none" w:sz="0" w:space="0" w:color="000000"/>
-              <w:left w:val="none" w:sz="0" w:space="0" w:color="000000"/>
-              <w:right w:val="none" w:sz="0" w:space="0" w:color="000000"/>
-            </w:tcBorders>
-            <w:shd w:val="clear" w:color="auto" w:fill="FFFFFF"/>
-            <w:tcMar>
-              <w:top w:w="0" w:type="dxa"/>
-              <w:bottom w:w="0" w:type="dxa"/>
-              <w:left w:w="0" w:type="dxa"/>
-              <w:right w:w="0" w:type="dxa"/>
-            </w:tcMar>
-            <w:vAlign w:val="center"/>
-          </w:tcPr>
-          <w:p>
-            <w:pPr>
-              <w:jc w:val="center"/>
-              <w:pBdr>
-                <w:bottom w:val="none" w:sz="0" w:space="0" w:color="000000"/>
-                <w:top w:val="none" w:sz="0" w:space="0" w:color="000000"/>
-                <w:left w:val="none" w:sz="0" w:space="0" w:color="000000"/>
-                <w:right w:val="none" w:sz="0" w:space="0" w:color="000000"/>
-              </w:pBdr>
-              <w:spacing w:after="100" w:before="100" w:line="240"/>
-              <w:ind w:left="100" w:right="100" w:firstLine="0" w:firstLineChars="0"/>
-              <w:rPr>
-                <w:rFonts w:ascii="DejaVu Sans" w:hAnsi="DejaVu Sans" w:eastAsia="DejaVu Sans" w:cs="DejaVu Sans"/>
-                <w:i w:val="false"/>
-                <w:b w:val="false"/>
-                <w:u w:val="none"/>
-                <w:sz w:val="18"/>
-                <w:szCs w:val="18"/>
-                <w:color w:val="000000"/>
-              </w:rPr>
-            </w:pPr>
-            <w:r xmlns:w="http://schemas.openxmlformats.org/wordprocessingml/2006/main" xmlns:wp="http://schemas.openxmlformats.org/drawingml/2006/wordprocessingDrawing" xmlns:r="http://schemas.openxmlformats.org/officeDocument/2006/relationships" xmlns:w14="http://schemas.microsoft.com/office/word/2010/wordml">
-              <w:rPr>
-                <w:rFonts w:ascii="DejaVu Sans" w:hAnsi="DejaVu Sans" w:eastAsia="DejaVu Sans" w:cs="DejaVu Sans"/>
-                <w:i w:val="false"/>
-                <w:b w:val="false"/>
-                <w:u w:val="none"/>
-                <w:sz w:val="18"/>
-                <w:szCs w:val="18"/>
-                <w:color w:val="000000"/>
-              </w:rPr>
-              <w:t xml:space="preserve">756 (29.7%)</w:t>
-            </w:r>
-          </w:p>
-        </w:tc>
-        <w:tc>
-          <w:tcPr>
-            <w:tcBorders>
-              <w:bottom w:val="none" w:sz="0" w:space="0" w:color="000000"/>
-              <w:top w:val="none" w:sz="0" w:space="0" w:color="000000"/>
-              <w:left w:val="none" w:sz="0" w:space="0" w:color="000000"/>
-              <w:right w:val="none" w:sz="0" w:space="0" w:color="000000"/>
-            </w:tcBorders>
-            <w:shd w:val="clear" w:color="auto" w:fill="FFFFFF"/>
-            <w:tcMar>
-              <w:top w:w="0" w:type="dxa"/>
-              <w:bottom w:w="0" w:type="dxa"/>
-              <w:left w:w="0" w:type="dxa"/>
-              <w:right w:w="0" w:type="dxa"/>
-            </w:tcMar>
-            <w:vAlign w:val="center"/>
-          </w:tcPr>
-          <w:p>
-            <w:pPr>
-              <w:jc w:val="center"/>
-              <w:pBdr>
-                <w:bottom w:val="none" w:sz="0" w:space="0" w:color="000000"/>
-                <w:top w:val="none" w:sz="0" w:space="0" w:color="000000"/>
-                <w:left w:val="none" w:sz="0" w:space="0" w:color="000000"/>
-                <w:right w:val="none" w:sz="0" w:space="0" w:color="000000"/>
-              </w:pBdr>
-              <w:spacing w:after="100" w:before="100" w:line="240"/>
-              <w:ind w:left="100" w:right="100" w:firstLine="0" w:firstLineChars="0"/>
-              <w:rPr>
-                <w:rFonts w:ascii="DejaVu Sans" w:hAnsi="DejaVu Sans" w:eastAsia="DejaVu Sans" w:cs="DejaVu Sans"/>
-                <w:i w:val="false"/>
-                <w:b w:val="false"/>
-                <w:u w:val="none"/>
-                <w:sz w:val="18"/>
-                <w:szCs w:val="18"/>
-                <w:color w:val="000000"/>
-              </w:rPr>
-            </w:pPr>
-            <w:r xmlns:w="http://schemas.openxmlformats.org/wordprocessingml/2006/main" xmlns:wp="http://schemas.openxmlformats.org/drawingml/2006/wordprocessingDrawing" xmlns:r="http://schemas.openxmlformats.org/officeDocument/2006/relationships" xmlns:w14="http://schemas.microsoft.com/office/word/2010/wordml">
-              <w:rPr>
-                <w:rFonts w:ascii="DejaVu Sans" w:hAnsi="DejaVu Sans" w:eastAsia="DejaVu Sans" w:cs="DejaVu Sans"/>
-                <w:i w:val="false"/>
-                <w:b w:val="false"/>
-                <w:u w:val="none"/>
-                <w:sz w:val="18"/>
-                <w:szCs w:val="18"/>
-                <w:color w:val="000000"/>
-              </w:rPr>
-              <w:t xml:space="preserve">126 (23.9%)</w:t>
-            </w:r>
-          </w:p>
-        </w:tc>
-        <w:tc>
-          <w:tcPr>
-            <w:tcBorders>
-              <w:bottom w:val="none" w:sz="0" w:space="0" w:color="000000"/>
-              <w:top w:val="none" w:sz="0" w:space="0" w:color="000000"/>
-              <w:left w:val="none" w:sz="0" w:space="0" w:color="000000"/>
-              <w:right w:val="none" w:sz="0" w:space="0" w:color="000000"/>
-            </w:tcBorders>
-            <w:shd w:val="clear" w:color="auto" w:fill="FFFFFF"/>
-            <w:tcMar>
-              <w:top w:w="0" w:type="dxa"/>
-              <w:bottom w:w="0" w:type="dxa"/>
-              <w:left w:w="0" w:type="dxa"/>
-              <w:right w:w="0" w:type="dxa"/>
-            </w:tcMar>
-            <w:vAlign w:val="center"/>
-          </w:tcPr>
-          <w:p>
-            <w:pPr>
-              <w:jc w:val="center"/>
-              <w:pBdr>
-                <w:bottom w:val="none" w:sz="0" w:space="0" w:color="000000"/>
-                <w:top w:val="none" w:sz="0" w:space="0" w:color="000000"/>
-                <w:left w:val="none" w:sz="0" w:space="0" w:color="000000"/>
-                <w:right w:val="none" w:sz="0" w:space="0" w:color="000000"/>
-              </w:pBdr>
-              <w:spacing w:after="100" w:before="100" w:line="240"/>
-              <w:ind w:left="100" w:right="100" w:firstLine="0" w:firstLineChars="0"/>
-              <w:rPr>
-                <w:rFonts w:ascii="DejaVu Sans" w:hAnsi="DejaVu Sans" w:eastAsia="DejaVu Sans" w:cs="DejaVu Sans"/>
-                <w:i w:val="false"/>
-                <w:b w:val="false"/>
-                <w:u w:val="none"/>
-                <w:sz w:val="18"/>
-                <w:szCs w:val="18"/>
-                <w:color w:val="000000"/>
-              </w:rPr>
-            </w:pPr>
-            <w:r xmlns:w="http://schemas.openxmlformats.org/wordprocessingml/2006/main" xmlns:wp="http://schemas.openxmlformats.org/drawingml/2006/wordprocessingDrawing" xmlns:r="http://schemas.openxmlformats.org/officeDocument/2006/relationships" xmlns:w14="http://schemas.microsoft.com/office/word/2010/wordml">
-              <w:rPr>
-                <w:rFonts w:ascii="DejaVu Sans" w:hAnsi="DejaVu Sans" w:eastAsia="DejaVu Sans" w:cs="DejaVu Sans"/>
-                <w:i w:val="false"/>
-                <w:b w:val="false"/>
-                <w:u w:val="none"/>
-                <w:sz w:val="18"/>
-                <w:szCs w:val="18"/>
-                <w:color w:val="000000"/>
-              </w:rPr>
-              <w:t xml:space="preserve">147 (20.7%)</w:t>
-            </w:r>
-          </w:p>
-        </w:tc>
-        <w:tc>
-          <w:tcPr>
-            <w:tcBorders>
-              <w:bottom w:val="none" w:sz="0" w:space="0" w:color="000000"/>
-              <w:top w:val="none" w:sz="0" w:space="0" w:color="000000"/>
-              <w:left w:val="none" w:sz="0" w:space="0" w:color="000000"/>
-              <w:right w:val="none" w:sz="0" w:space="0" w:color="000000"/>
-            </w:tcBorders>
-            <w:shd w:val="clear" w:color="auto" w:fill="FFFFFF"/>
-            <w:tcMar>
-              <w:top w:w="0" w:type="dxa"/>
-              <w:bottom w:w="0" w:type="dxa"/>
-              <w:left w:w="0" w:type="dxa"/>
-              <w:right w:w="0" w:type="dxa"/>
-            </w:tcMar>
-            <w:vAlign w:val="center"/>
-          </w:tcPr>
-          <w:p>
-            <w:pPr>
-              <w:jc w:val="center"/>
-              <w:pBdr>
-                <w:bottom w:val="none" w:sz="0" w:space="0" w:color="000000"/>
-                <w:top w:val="none" w:sz="0" w:space="0" w:color="000000"/>
-                <w:left w:val="none" w:sz="0" w:space="0" w:color="000000"/>
-                <w:right w:val="none" w:sz="0" w:space="0" w:color="000000"/>
-              </w:pBdr>
-              <w:spacing w:after="100" w:before="100" w:line="240"/>
-              <w:ind w:left="100" w:right="100" w:firstLine="0" w:firstLineChars="0"/>
-              <w:rPr>
-                <w:rFonts w:ascii="DejaVu Sans" w:hAnsi="DejaVu Sans" w:eastAsia="DejaVu Sans" w:cs="DejaVu Sans"/>
-                <w:i w:val="false"/>
-                <w:b w:val="false"/>
-                <w:u w:val="none"/>
-                <w:sz w:val="18"/>
-                <w:szCs w:val="18"/>
-                <w:color w:val="000000"/>
-              </w:rPr>
-            </w:pPr>
-            <w:r xmlns:w="http://schemas.openxmlformats.org/wordprocessingml/2006/main" xmlns:wp="http://schemas.openxmlformats.org/drawingml/2006/wordprocessingDrawing" xmlns:r="http://schemas.openxmlformats.org/officeDocument/2006/relationships" xmlns:w14="http://schemas.microsoft.com/office/word/2010/wordml">
-              <w:rPr>
-                <w:rFonts w:ascii="DejaVu Sans" w:hAnsi="DejaVu Sans" w:eastAsia="DejaVu Sans" w:cs="DejaVu Sans"/>
-                <w:i w:val="false"/>
-                <w:b w:val="false"/>
-                <w:u w:val="none"/>
-                <w:sz w:val="18"/>
-                <w:szCs w:val="18"/>
-                <w:color w:val="000000"/>
-              </w:rPr>
-              <w:t xml:space="preserve">164 (36.4%)</w:t>
-            </w:r>
-          </w:p>
-        </w:tc>
-        <w:tc>
-          <w:tcPr>
-            <w:tcBorders>
-              <w:bottom w:val="none" w:sz="0" w:space="0" w:color="000000"/>
-              <w:top w:val="none" w:sz="0" w:space="0" w:color="000000"/>
-              <w:left w:val="none" w:sz="0" w:space="0" w:color="000000"/>
-              <w:right w:val="none" w:sz="0" w:space="0" w:color="000000"/>
-            </w:tcBorders>
-            <w:shd w:val="clear" w:color="auto" w:fill="FFFFFF"/>
-            <w:tcMar>
-              <w:top w:w="0" w:type="dxa"/>
-              <w:bottom w:w="0" w:type="dxa"/>
-              <w:left w:w="0" w:type="dxa"/>
-              <w:right w:w="0" w:type="dxa"/>
-            </w:tcMar>
-            <w:vAlign w:val="center"/>
-          </w:tcPr>
-          <w:p>
-            <w:pPr>
-              <w:jc w:val="center"/>
-              <w:pBdr>
-                <w:bottom w:val="none" w:sz="0" w:space="0" w:color="000000"/>
-                <w:top w:val="none" w:sz="0" w:space="0" w:color="000000"/>
-                <w:left w:val="none" w:sz="0" w:space="0" w:color="000000"/>
-                <w:right w:val="none" w:sz="0" w:space="0" w:color="000000"/>
-              </w:pBdr>
-              <w:spacing w:after="100" w:before="100" w:line="240"/>
-              <w:ind w:left="100" w:right="100" w:firstLine="0" w:firstLineChars="0"/>
-              <w:rPr>
-                <w:rFonts w:ascii="DejaVu Sans" w:hAnsi="DejaVu Sans" w:eastAsia="DejaVu Sans" w:cs="DejaVu Sans"/>
-                <w:i w:val="false"/>
-                <w:b w:val="false"/>
-                <w:u w:val="none"/>
-                <w:sz w:val="18"/>
-                <w:szCs w:val="18"/>
-                <w:color w:val="000000"/>
-              </w:rPr>
-            </w:pPr>
-            <w:r xmlns:w="http://schemas.openxmlformats.org/wordprocessingml/2006/main" xmlns:wp="http://schemas.openxmlformats.org/drawingml/2006/wordprocessingDrawing" xmlns:r="http://schemas.openxmlformats.org/officeDocument/2006/relationships" xmlns:w14="http://schemas.microsoft.com/office/word/2010/wordml">
-              <w:rPr>
-                <w:rFonts w:ascii="DejaVu Sans" w:hAnsi="DejaVu Sans" w:eastAsia="DejaVu Sans" w:cs="DejaVu Sans"/>
-                <w:i w:val="false"/>
-                <w:b w:val="false"/>
-                <w:u w:val="none"/>
-                <w:sz w:val="18"/>
-                <w:szCs w:val="18"/>
-                <w:color w:val="000000"/>
-              </w:rPr>
-              <w:t xml:space="preserve">67 (40.9%)</w:t>
-            </w:r>
-          </w:p>
-        </w:tc>
-        <w:tc>
-          <w:tcPr>
-            <w:tcBorders>
-              <w:bottom w:val="none" w:sz="0" w:space="0" w:color="000000"/>
-              <w:top w:val="none" w:sz="0" w:space="0" w:color="000000"/>
-              <w:left w:val="none" w:sz="0" w:space="0" w:color="000000"/>
-              <w:right w:val="none" w:sz="0" w:space="0" w:color="000000"/>
-            </w:tcBorders>
-            <w:shd w:val="clear" w:color="auto" w:fill="FFFFFF"/>
-            <w:tcMar>
-              <w:top w:w="0" w:type="dxa"/>
-              <w:bottom w:w="0" w:type="dxa"/>
-              <w:left w:w="0" w:type="dxa"/>
-              <w:right w:w="0" w:type="dxa"/>
-            </w:tcMar>
-            <w:vAlign w:val="center"/>
-          </w:tcPr>
-          <w:p>
-            <w:pPr>
-              <w:jc w:val="center"/>
-              <w:pBdr>
-                <w:bottom w:val="none" w:sz="0" w:space="0" w:color="000000"/>
-                <w:top w:val="none" w:sz="0" w:space="0" w:color="000000"/>
-                <w:left w:val="none" w:sz="0" w:space="0" w:color="000000"/>
-                <w:right w:val="none" w:sz="0" w:space="0" w:color="000000"/>
-              </w:pBdr>
-              <w:spacing w:after="100" w:before="100" w:line="240"/>
-              <w:ind w:left="100" w:right="100" w:firstLine="0" w:firstLineChars="0"/>
-              <w:rPr>
-                <w:rFonts w:ascii="DejaVu Sans" w:hAnsi="DejaVu Sans" w:eastAsia="DejaVu Sans" w:cs="DejaVu Sans"/>
-                <w:i w:val="false"/>
-                <w:b w:val="false"/>
-                <w:u w:val="none"/>
-                <w:sz w:val="18"/>
-                <w:szCs w:val="18"/>
-                <w:color w:val="000000"/>
-              </w:rPr>
-            </w:pPr>
-            <w:r xmlns:w="http://schemas.openxmlformats.org/wordprocessingml/2006/main" xmlns:wp="http://schemas.openxmlformats.org/drawingml/2006/wordprocessingDrawing" xmlns:r="http://schemas.openxmlformats.org/officeDocument/2006/relationships" xmlns:w14="http://schemas.microsoft.com/office/word/2010/wordml">
-              <w:rPr>
-                <w:rFonts w:ascii="DejaVu Sans" w:hAnsi="DejaVu Sans" w:eastAsia="DejaVu Sans" w:cs="DejaVu Sans"/>
-                <w:i w:val="false"/>
-                <w:b w:val="false"/>
-                <w:u w:val="none"/>
-                <w:sz w:val="18"/>
-                <w:szCs w:val="18"/>
-                <w:color w:val="000000"/>
-              </w:rPr>
-              <w:t xml:space="preserve">252 (36.4%)</w:t>
-            </w:r>
-          </w:p>
-        </w:tc>
-      </w:tr>
-      <w:tr>
-        <w:trPr>
-          <w:trHeight w:val="360" w:hRule="auto"/>
-        </w:trPr>
-        body3
-        <w:tc>
-          <w:tcPr>
-            <w:tcBorders>
-              <w:bottom w:val="single" w:sz="12" w:space="0" w:color="666666"/>
-              <w:top w:val="none" w:sz="0" w:space="0" w:color="000000"/>
-              <w:left w:val="none" w:sz="0" w:space="0" w:color="000000"/>
-              <w:right w:val="none" w:sz="0" w:space="0" w:color="000000"/>
-            </w:tcBorders>
-            <w:shd w:val="clear" w:color="auto" w:fill="FFFFFF"/>
-            <w:tcMar>
-              <w:top w:w="0" w:type="dxa"/>
-              <w:bottom w:w="0" w:type="dxa"/>
-              <w:left w:w="0" w:type="dxa"/>
-              <w:right w:w="0" w:type="dxa"/>
-            </w:tcMar>
-            <w:vAlign w:val="center"/>
-          </w:tcPr>
-          <w:p>
-            <w:pPr>
-              <w:jc w:val="left"/>
-              <w:pBdr>
-                <w:bottom w:val="none" w:sz="0" w:space="0" w:color="000000"/>
-                <w:top w:val="none" w:sz="0" w:space="0" w:color="000000"/>
-                <w:left w:val="none" w:sz="0" w:space="0" w:color="000000"/>
-                <w:right w:val="none" w:sz="0" w:space="0" w:color="000000"/>
-              </w:pBdr>
-              <w:spacing w:after="100" w:before="100" w:line="240"/>
-              <w:ind w:left="100" w:right="100" w:firstLine="0" w:firstLineChars="0"/>
-              <w:rPr>
-                <w:rFonts w:ascii="DejaVu Sans" w:hAnsi="DejaVu Sans" w:eastAsia="DejaVu Sans" w:cs="DejaVu Sans"/>
-                <w:i w:val="false"/>
-                <w:b w:val="false"/>
-                <w:u w:val="none"/>
-                <w:sz w:val="18"/>
-                <w:szCs w:val="18"/>
-                <w:color w:val="000000"/>
-              </w:rPr>
-            </w:pPr>
-            <w:r xmlns:w="http://schemas.openxmlformats.org/wordprocessingml/2006/main" xmlns:wp="http://schemas.openxmlformats.org/drawingml/2006/wordprocessingDrawing" xmlns:r="http://schemas.openxmlformats.org/officeDocument/2006/relationships" xmlns:w14="http://schemas.microsoft.com/office/word/2010/wordml">
-              <w:rPr>
-                <w:rFonts w:ascii="DejaVu Sans" w:hAnsi="DejaVu Sans" w:eastAsia="DejaVu Sans" w:cs="DejaVu Sans"/>
-                <w:i w:val="false"/>
-                <w:b w:val="false"/>
-                <w:u w:val="none"/>
-                <w:sz w:val="18"/>
-                <w:szCs w:val="18"/>
-                <w:color w:val="000000"/>
-              </w:rPr>
-              <w:t xml:space="preserve">  No</w:t>
-            </w:r>
-          </w:p>
-        </w:tc>
-        <w:tc>
-          <w:tcPr>
-            <w:tcBorders>
-              <w:bottom w:val="single" w:sz="12" w:space="0" w:color="666666"/>
-              <w:top w:val="none" w:sz="0" w:space="0" w:color="000000"/>
-              <w:left w:val="none" w:sz="0" w:space="0" w:color="000000"/>
-              <w:right w:val="none" w:sz="0" w:space="0" w:color="000000"/>
-            </w:tcBorders>
-            <w:shd w:val="clear" w:color="auto" w:fill="FFFFFF"/>
-            <w:tcMar>
-              <w:top w:w="0" w:type="dxa"/>
-              <w:bottom w:w="0" w:type="dxa"/>
-              <w:left w:w="0" w:type="dxa"/>
-              <w:right w:w="0" w:type="dxa"/>
-            </w:tcMar>
-            <w:vAlign w:val="center"/>
-          </w:tcPr>
-          <w:p>
-            <w:pPr>
-              <w:jc w:val="center"/>
-              <w:pBdr>
-                <w:bottom w:val="none" w:sz="0" w:space="0" w:color="000000"/>
-                <w:top w:val="none" w:sz="0" w:space="0" w:color="000000"/>
-                <w:left w:val="none" w:sz="0" w:space="0" w:color="000000"/>
-                <w:right w:val="none" w:sz="0" w:space="0" w:color="000000"/>
-              </w:pBdr>
-              <w:spacing w:after="100" w:before="100" w:line="240"/>
-              <w:ind w:left="100" w:right="100" w:firstLine="0" w:firstLineChars="0"/>
-              <w:rPr>
-                <w:rFonts w:ascii="DejaVu Sans" w:hAnsi="DejaVu Sans" w:eastAsia="DejaVu Sans" w:cs="DejaVu Sans"/>
-                <w:i w:val="false"/>
-                <w:b w:val="false"/>
-                <w:u w:val="none"/>
-                <w:sz w:val="18"/>
-                <w:szCs w:val="18"/>
-                <w:color w:val="000000"/>
-              </w:rPr>
-            </w:pPr>
-            <w:r xmlns:w="http://schemas.openxmlformats.org/wordprocessingml/2006/main" xmlns:wp="http://schemas.openxmlformats.org/drawingml/2006/wordprocessingDrawing" xmlns:r="http://schemas.openxmlformats.org/officeDocument/2006/relationships" xmlns:w14="http://schemas.microsoft.com/office/word/2010/wordml">
-              <w:rPr>
-                <w:rFonts w:ascii="DejaVu Sans" w:hAnsi="DejaVu Sans" w:eastAsia="DejaVu Sans" w:cs="DejaVu Sans"/>
-                <w:i w:val="false"/>
-                <w:b w:val="false"/>
-                <w:u w:val="none"/>
-                <w:sz w:val="18"/>
-                <w:szCs w:val="18"/>
-                <w:color w:val="000000"/>
-              </w:rPr>
-              <w:t xml:space="preserve">1788 (70.3%)</w:t>
-            </w:r>
-          </w:p>
-        </w:tc>
-        <w:tc>
-          <w:tcPr>
-            <w:tcBorders>
-              <w:bottom w:val="single" w:sz="12" w:space="0" w:color="666666"/>
-              <w:top w:val="none" w:sz="0" w:space="0" w:color="000000"/>
-              <w:left w:val="none" w:sz="0" w:space="0" w:color="000000"/>
-              <w:right w:val="none" w:sz="0" w:space="0" w:color="000000"/>
-            </w:tcBorders>
-            <w:shd w:val="clear" w:color="auto" w:fill="FFFFFF"/>
-            <w:tcMar>
-              <w:top w:w="0" w:type="dxa"/>
-              <w:bottom w:w="0" w:type="dxa"/>
-              <w:left w:w="0" w:type="dxa"/>
-              <w:right w:w="0" w:type="dxa"/>
-            </w:tcMar>
-            <w:vAlign w:val="center"/>
-          </w:tcPr>
-          <w:p>
-            <w:pPr>
-              <w:jc w:val="center"/>
-              <w:pBdr>
-                <w:bottom w:val="none" w:sz="0" w:space="0" w:color="000000"/>
-                <w:top w:val="none" w:sz="0" w:space="0" w:color="000000"/>
-                <w:left w:val="none" w:sz="0" w:space="0" w:color="000000"/>
-                <w:right w:val="none" w:sz="0" w:space="0" w:color="000000"/>
-              </w:pBdr>
-              <w:spacing w:after="100" w:before="100" w:line="240"/>
-              <w:ind w:left="100" w:right="100" w:firstLine="0" w:firstLineChars="0"/>
-              <w:rPr>
-                <w:rFonts w:ascii="DejaVu Sans" w:hAnsi="DejaVu Sans" w:eastAsia="DejaVu Sans" w:cs="DejaVu Sans"/>
-                <w:i w:val="false"/>
-                <w:b w:val="false"/>
-                <w:u w:val="none"/>
-                <w:sz w:val="18"/>
-                <w:szCs w:val="18"/>
-                <w:color w:val="000000"/>
-              </w:rPr>
-            </w:pPr>
-            <w:r xmlns:w="http://schemas.openxmlformats.org/wordprocessingml/2006/main" xmlns:wp="http://schemas.openxmlformats.org/drawingml/2006/wordprocessingDrawing" xmlns:r="http://schemas.openxmlformats.org/officeDocument/2006/relationships" xmlns:w14="http://schemas.microsoft.com/office/word/2010/wordml">
-              <w:rPr>
-                <w:rFonts w:ascii="DejaVu Sans" w:hAnsi="DejaVu Sans" w:eastAsia="DejaVu Sans" w:cs="DejaVu Sans"/>
-                <w:i w:val="false"/>
-                <w:b w:val="false"/>
-                <w:u w:val="none"/>
-                <w:sz w:val="18"/>
-                <w:szCs w:val="18"/>
-                <w:color w:val="000000"/>
-              </w:rPr>
-              <w:t xml:space="preserve">401 (76.1%)</w:t>
-            </w:r>
-          </w:p>
-        </w:tc>
-        <w:tc>
-          <w:tcPr>
-            <w:tcBorders>
-              <w:bottom w:val="single" w:sz="12" w:space="0" w:color="666666"/>
-              <w:top w:val="none" w:sz="0" w:space="0" w:color="000000"/>
-              <w:left w:val="none" w:sz="0" w:space="0" w:color="000000"/>
-              <w:right w:val="none" w:sz="0" w:space="0" w:color="000000"/>
-            </w:tcBorders>
-            <w:shd w:val="clear" w:color="auto" w:fill="FFFFFF"/>
-            <w:tcMar>
-              <w:top w:w="0" w:type="dxa"/>
-              <w:bottom w:w="0" w:type="dxa"/>
-              <w:left w:w="0" w:type="dxa"/>
-              <w:right w:w="0" w:type="dxa"/>
-            </w:tcMar>
-            <w:vAlign w:val="center"/>
-          </w:tcPr>
-          <w:p>
-            <w:pPr>
-              <w:jc w:val="center"/>
-              <w:pBdr>
-                <w:bottom w:val="none" w:sz="0" w:space="0" w:color="000000"/>
-                <w:top w:val="none" w:sz="0" w:space="0" w:color="000000"/>
-                <w:left w:val="none" w:sz="0" w:space="0" w:color="000000"/>
-                <w:right w:val="none" w:sz="0" w:space="0" w:color="000000"/>
-              </w:pBdr>
-              <w:spacing w:after="100" w:before="100" w:line="240"/>
-              <w:ind w:left="100" w:right="100" w:firstLine="0" w:firstLineChars="0"/>
-              <w:rPr>
-                <w:rFonts w:ascii="DejaVu Sans" w:hAnsi="DejaVu Sans" w:eastAsia="DejaVu Sans" w:cs="DejaVu Sans"/>
-                <w:i w:val="false"/>
-                <w:b w:val="false"/>
-                <w:u w:val="none"/>
-                <w:sz w:val="18"/>
-                <w:szCs w:val="18"/>
-                <w:color w:val="000000"/>
-              </w:rPr>
-            </w:pPr>
-            <w:r xmlns:w="http://schemas.openxmlformats.org/wordprocessingml/2006/main" xmlns:wp="http://schemas.openxmlformats.org/drawingml/2006/wordprocessingDrawing" xmlns:r="http://schemas.openxmlformats.org/officeDocument/2006/relationships" xmlns:w14="http://schemas.microsoft.com/office/word/2010/wordml">
-              <w:rPr>
-                <w:rFonts w:ascii="DejaVu Sans" w:hAnsi="DejaVu Sans" w:eastAsia="DejaVu Sans" w:cs="DejaVu Sans"/>
-                <w:i w:val="false"/>
-                <w:b w:val="false"/>
-                <w:u w:val="none"/>
-                <w:sz w:val="18"/>
-                <w:szCs w:val="18"/>
-                <w:color w:val="000000"/>
-              </w:rPr>
-              <w:t xml:space="preserve">564 (79.3%)</w:t>
-            </w:r>
-          </w:p>
-        </w:tc>
-        <w:tc>
-          <w:tcPr>
-            <w:tcBorders>
-              <w:bottom w:val="single" w:sz="12" w:space="0" w:color="666666"/>
-              <w:top w:val="none" w:sz="0" w:space="0" w:color="000000"/>
-              <w:left w:val="none" w:sz="0" w:space="0" w:color="000000"/>
-              <w:right w:val="none" w:sz="0" w:space="0" w:color="000000"/>
-            </w:tcBorders>
-            <w:shd w:val="clear" w:color="auto" w:fill="FFFFFF"/>
-            <w:tcMar>
-              <w:top w:w="0" w:type="dxa"/>
-              <w:bottom w:w="0" w:type="dxa"/>
-              <w:left w:w="0" w:type="dxa"/>
-              <w:right w:w="0" w:type="dxa"/>
-            </w:tcMar>
-            <w:vAlign w:val="center"/>
-          </w:tcPr>
-          <w:p>
-            <w:pPr>
-              <w:jc w:val="center"/>
-              <w:pBdr>
-                <w:bottom w:val="none" w:sz="0" w:space="0" w:color="000000"/>
-                <w:top w:val="none" w:sz="0" w:space="0" w:color="000000"/>
-                <w:left w:val="none" w:sz="0" w:space="0" w:color="000000"/>
-                <w:right w:val="none" w:sz="0" w:space="0" w:color="000000"/>
-              </w:pBdr>
-              <w:spacing w:after="100" w:before="100" w:line="240"/>
-              <w:ind w:left="100" w:right="100" w:firstLine="0" w:firstLineChars="0"/>
-              <w:rPr>
-                <w:rFonts w:ascii="DejaVu Sans" w:hAnsi="DejaVu Sans" w:eastAsia="DejaVu Sans" w:cs="DejaVu Sans"/>
-                <w:i w:val="false"/>
-                <w:b w:val="false"/>
-                <w:u w:val="none"/>
-                <w:sz w:val="18"/>
-                <w:szCs w:val="18"/>
-                <w:color w:val="000000"/>
-              </w:rPr>
-            </w:pPr>
-            <w:r xmlns:w="http://schemas.openxmlformats.org/wordprocessingml/2006/main" xmlns:wp="http://schemas.openxmlformats.org/drawingml/2006/wordprocessingDrawing" xmlns:r="http://schemas.openxmlformats.org/officeDocument/2006/relationships" xmlns:w14="http://schemas.microsoft.com/office/word/2010/wordml">
-              <w:rPr>
-                <w:rFonts w:ascii="DejaVu Sans" w:hAnsi="DejaVu Sans" w:eastAsia="DejaVu Sans" w:cs="DejaVu Sans"/>
-                <w:i w:val="false"/>
-                <w:b w:val="false"/>
-                <w:u w:val="none"/>
-                <w:sz w:val="18"/>
-                <w:szCs w:val="18"/>
-                <w:color w:val="000000"/>
-              </w:rPr>
-              <w:t xml:space="preserve">286 (63.6%)</w:t>
-            </w:r>
-          </w:p>
-        </w:tc>
-        <w:tc>
-          <w:tcPr>
-            <w:tcBorders>
-              <w:bottom w:val="single" w:sz="12" w:space="0" w:color="666666"/>
-              <w:top w:val="none" w:sz="0" w:space="0" w:color="000000"/>
-              <w:left w:val="none" w:sz="0" w:space="0" w:color="000000"/>
-              <w:right w:val="none" w:sz="0" w:space="0" w:color="000000"/>
-            </w:tcBorders>
-            <w:shd w:val="clear" w:color="auto" w:fill="FFFFFF"/>
-            <w:tcMar>
-              <w:top w:w="0" w:type="dxa"/>
-              <w:bottom w:w="0" w:type="dxa"/>
-              <w:left w:w="0" w:type="dxa"/>
-              <w:right w:w="0" w:type="dxa"/>
-            </w:tcMar>
-            <w:vAlign w:val="center"/>
-          </w:tcPr>
-          <w:p>
-            <w:pPr>
-              <w:jc w:val="center"/>
-              <w:pBdr>
-                <w:bottom w:val="none" w:sz="0" w:space="0" w:color="000000"/>
-                <w:top w:val="none" w:sz="0" w:space="0" w:color="000000"/>
-                <w:left w:val="none" w:sz="0" w:space="0" w:color="000000"/>
-                <w:right w:val="none" w:sz="0" w:space="0" w:color="000000"/>
-              </w:pBdr>
-              <w:spacing w:after="100" w:before="100" w:line="240"/>
-              <w:ind w:left="100" w:right="100" w:firstLine="0" w:firstLineChars="0"/>
-              <w:rPr>
-                <w:rFonts w:ascii="DejaVu Sans" w:hAnsi="DejaVu Sans" w:eastAsia="DejaVu Sans" w:cs="DejaVu Sans"/>
-                <w:i w:val="false"/>
-                <w:b w:val="false"/>
-                <w:u w:val="none"/>
-                <w:sz w:val="18"/>
-                <w:szCs w:val="18"/>
-                <w:color w:val="000000"/>
-              </w:rPr>
-            </w:pPr>
-            <w:r xmlns:w="http://schemas.openxmlformats.org/wordprocessingml/2006/main" xmlns:wp="http://schemas.openxmlformats.org/drawingml/2006/wordprocessingDrawing" xmlns:r="http://schemas.openxmlformats.org/officeDocument/2006/relationships" xmlns:w14="http://schemas.microsoft.com/office/word/2010/wordml">
-              <w:rPr>
-                <w:rFonts w:ascii="DejaVu Sans" w:hAnsi="DejaVu Sans" w:eastAsia="DejaVu Sans" w:cs="DejaVu Sans"/>
-                <w:i w:val="false"/>
-                <w:b w:val="false"/>
-                <w:u w:val="none"/>
-                <w:sz w:val="18"/>
-                <w:szCs w:val="18"/>
-                <w:color w:val="000000"/>
-              </w:rPr>
-              <w:t xml:space="preserve">97 (59.1%)</w:t>
-            </w:r>
-          </w:p>
-        </w:tc>
-        <w:tc>
-          <w:tcPr>
-            <w:tcBorders>
-              <w:bottom w:val="single" w:sz="12" w:space="0" w:color="666666"/>
-              <w:top w:val="none" w:sz="0" w:space="0" w:color="000000"/>
-              <w:left w:val="none" w:sz="0" w:space="0" w:color="000000"/>
-              <w:right w:val="none" w:sz="0" w:space="0" w:color="000000"/>
-            </w:tcBorders>
-            <w:shd w:val="clear" w:color="auto" w:fill="FFFFFF"/>
-            <w:tcMar>
-              <w:top w:w="0" w:type="dxa"/>
-              <w:bottom w:w="0" w:type="dxa"/>
-              <w:left w:w="0" w:type="dxa"/>
-              <w:right w:w="0" w:type="dxa"/>
-            </w:tcMar>
-            <w:vAlign w:val="center"/>
-          </w:tcPr>
-          <w:p>
-            <w:pPr>
-              <w:jc w:val="center"/>
-              <w:pBdr>
-                <w:bottom w:val="none" w:sz="0" w:space="0" w:color="000000"/>
-                <w:top w:val="none" w:sz="0" w:space="0" w:color="000000"/>
-                <w:left w:val="none" w:sz="0" w:space="0" w:color="000000"/>
-                <w:right w:val="none" w:sz="0" w:space="0" w:color="000000"/>
-              </w:pBdr>
-              <w:spacing w:after="100" w:before="100" w:line="240"/>
-              <w:ind w:left="100" w:right="100" w:firstLine="0" w:firstLineChars="0"/>
-              <w:rPr>
-                <w:rFonts w:ascii="DejaVu Sans" w:hAnsi="DejaVu Sans" w:eastAsia="DejaVu Sans" w:cs="DejaVu Sans"/>
-                <w:i w:val="false"/>
-                <w:b w:val="false"/>
-                <w:u w:val="none"/>
-                <w:sz w:val="18"/>
-                <w:szCs w:val="18"/>
-                <w:color w:val="000000"/>
-              </w:rPr>
-            </w:pPr>
-            <w:r xmlns:w="http://schemas.openxmlformats.org/wordprocessingml/2006/main" xmlns:wp="http://schemas.openxmlformats.org/drawingml/2006/wordprocessingDrawing" xmlns:r="http://schemas.openxmlformats.org/officeDocument/2006/relationships" xmlns:w14="http://schemas.microsoft.com/office/word/2010/wordml">
-              <w:rPr>
-                <w:rFonts w:ascii="DejaVu Sans" w:hAnsi="DejaVu Sans" w:eastAsia="DejaVu Sans" w:cs="DejaVu Sans"/>
-                <w:i w:val="false"/>
-                <w:b w:val="false"/>
-                <w:u w:val="none"/>
-                <w:sz w:val="18"/>
-                <w:szCs w:val="18"/>
-                <w:color w:val="000000"/>
-              </w:rPr>
-              <w:t xml:space="preserve">440 (63.6%)</w:t>
-            </w:r>
-          </w:p>
-        </w:tc>
-      </w:tr>
-      <w:tr>
-        <w:trPr>
-          <w:trHeight w:val="360" w:hRule="auto"/>
-        </w:trPr>
-        footer1
-        <w:tc>
-          <w:tcPr>
-            <w:gridSpan w:val="7"/>
-            <w:tcBorders>
-              <w:bottom w:val="none" w:sz="0" w:space="0" w:color="FFFFFF"/>
-              <w:top w:val="single" w:sz="12" w:space="0" w:color="666666"/>
-              <w:left w:val="none" w:sz="0" w:space="0" w:color="FFFFFF"/>
-              <w:right w:val="none" w:sz="0" w:space="0" w:color="FFFFFF"/>
-            </w:tcBorders>
-            <w:shd w:val="clear" w:color="auto" w:fill="FFFFFF"/>
-            <w:tcMar>
-              <w:top w:w="0" w:type="dxa"/>
-              <w:bottom w:w="0" w:type="dxa"/>
-              <w:left w:w="0" w:type="dxa"/>
-              <w:right w:w="0" w:type="dxa"/>
-            </w:tcMar>
-            <w:vAlign w:val="center"/>
-          </w:tcPr>
-          <w:p>
-            <w:pPr>
-              <w:jc w:val="left"/>
-              <w:pBdr>
-                <w:bottom w:val="none" w:sz="0" w:space="0" w:color="000000"/>
-                <w:top w:val="none" w:sz="0" w:space="0" w:color="000000"/>
-                <w:left w:val="none" w:sz="0" w:space="0" w:color="000000"/>
-                <w:right w:val="none" w:sz="0" w:space="0" w:color="000000"/>
-              </w:pBdr>
-              <w:spacing w:after="100" w:before="100" w:line="240"/>
-              <w:ind w:left="100" w:right="100" w:firstLine="0" w:firstLineChars="0"/>
-              <w:rPr>
-                <w:rFonts w:ascii="DejaVu Sans" w:hAnsi="DejaVu Sans" w:eastAsia="DejaVu Sans" w:cs="DejaVu Sans"/>
-                <w:i w:val="false"/>
-                <w:b w:val="false"/>
-                <w:u w:val="none"/>
-                <w:sz w:val="22"/>
-                <w:szCs w:val="22"/>
-                <w:color w:val="000000"/>
-              </w:rPr>
-            </w:pPr>
-            <w:r xmlns:w="http://schemas.openxmlformats.org/wordprocessingml/2006/main" xmlns:wp="http://schemas.openxmlformats.org/drawingml/2006/wordprocessingDrawing" xmlns:r="http://schemas.openxmlformats.org/officeDocument/2006/relationships" xmlns:w14="http://schemas.microsoft.com/office/word/2010/wordml">
-              <w:rPr>
-                <w:rFonts w:ascii="DejaVu Sans" w:hAnsi="DejaVu Sans" w:eastAsia="DejaVu Sans" w:cs="DejaVu Sans"/>
-                <w:i w:val="false"/>
-                <w:b w:val="false"/>
-                <w:u w:val="none"/>
-                <w:vertAlign w:val="superscript"/>
-                <w:sz w:val="22"/>
-                <w:szCs w:val="22"/>
-                <w:color w:val="000000"/>
-              </w:rPr>
-              <w:t xml:space="preserve">a</w:t>
-            </w:r>
-            <w:r xmlns:w="http://schemas.openxmlformats.org/wordprocessingml/2006/main" xmlns:wp="http://schemas.openxmlformats.org/drawingml/2006/wordprocessingDrawing" xmlns:r="http://schemas.openxmlformats.org/officeDocument/2006/relationships" xmlns:w14="http://schemas.microsoft.com/office/word/2010/wordml">
-              <w:rPr>
-                <w:rFonts w:ascii="DejaVu Sans" w:hAnsi="DejaVu Sans" w:eastAsia="DejaVu Sans" w:cs="DejaVu Sans"/>
-                <w:i w:val="false"/>
-                <w:b w:val="false"/>
-                <w:u w:val="none"/>
-                <w:sz w:val="22"/>
-                <w:szCs w:val="22"/>
-                <w:color w:val="000000"/>
-              </w:rPr>
-              <w:t xml:space="preserve">GP chronic disease management plans claimed in the previous twelve months</w:t>
-            </w:r>
-          </w:p>
-        </w:tc>
-      </w:tr>
-      <w:tr>
-        <w:trPr>
-          <w:trHeight w:val="360" w:hRule="auto"/>
-        </w:trPr>
-        footer2
-        <w:tc>
-          <w:tcPr>
-            <w:gridSpan w:val="7"/>
-            <w:tcBorders>
-              <w:bottom w:val="none" w:sz="0" w:space="0" w:color="FFFFFF"/>
-              <w:top w:val="none" w:sz="0" w:space="0" w:color="FFFFFF"/>
-              <w:left w:val="none" w:sz="0" w:space="0" w:color="FFFFFF"/>
-              <w:right w:val="none" w:sz="0" w:space="0" w:color="FFFFFF"/>
-            </w:tcBorders>
-            <w:shd w:val="clear" w:color="auto" w:fill="FFFFFF"/>
-            <w:tcMar>
-              <w:top w:w="0" w:type="dxa"/>
-              <w:bottom w:w="0" w:type="dxa"/>
-              <w:left w:w="0" w:type="dxa"/>
-              <w:right w:w="0" w:type="dxa"/>
-            </w:tcMar>
-            <w:vAlign w:val="center"/>
-          </w:tcPr>
-          <w:p>
-            <w:pPr>
-              <w:jc w:val="left"/>
-              <w:pBdr>
-                <w:bottom w:val="none" w:sz="0" w:space="0" w:color="000000"/>
-                <w:top w:val="none" w:sz="0" w:space="0" w:color="000000"/>
-                <w:left w:val="none" w:sz="0" w:space="0" w:color="000000"/>
-                <w:right w:val="none" w:sz="0" w:space="0" w:color="000000"/>
-              </w:pBdr>
-              <w:spacing w:after="100" w:before="100" w:line="240"/>
-              <w:ind w:left="100" w:right="100" w:firstLine="0" w:firstLineChars="0"/>
-              <w:rPr>
-                <w:rFonts w:ascii="DejaVu Sans" w:hAnsi="DejaVu Sans" w:eastAsia="DejaVu Sans" w:cs="DejaVu Sans"/>
-                <w:i w:val="false"/>
-                <w:b w:val="false"/>
-                <w:u w:val="none"/>
-                <w:sz w:val="22"/>
-                <w:szCs w:val="22"/>
-                <w:color w:val="000000"/>
-              </w:rPr>
-            </w:pPr>
-            <w:r xmlns:w="http://schemas.openxmlformats.org/wordprocessingml/2006/main" xmlns:wp="http://schemas.openxmlformats.org/drawingml/2006/wordprocessingDrawing" xmlns:r="http://schemas.openxmlformats.org/officeDocument/2006/relationships" xmlns:w14="http://schemas.microsoft.com/office/word/2010/wordml">
-              <w:rPr>
-                <w:rFonts w:ascii="DejaVu Sans" w:hAnsi="DejaVu Sans" w:eastAsia="DejaVu Sans" w:cs="DejaVu Sans"/>
-                <w:i w:val="false"/>
-                <w:b w:val="false"/>
-                <w:u w:val="none"/>
-                <w:vertAlign w:val="superscript"/>
-                <w:sz w:val="22"/>
-                <w:szCs w:val="22"/>
-                <w:color w:val="000000"/>
-              </w:rPr>
-              <w:t xml:space="preserve">1</w:t>
-            </w:r>
-            <w:r xmlns:w="http://schemas.openxmlformats.org/wordprocessingml/2006/main" xmlns:wp="http://schemas.openxmlformats.org/drawingml/2006/wordprocessingDrawing" xmlns:r="http://schemas.openxmlformats.org/officeDocument/2006/relationships" xmlns:w14="http://schemas.microsoft.com/office/word/2010/wordml">
-              <w:rPr>
-                <w:rFonts w:ascii="DejaVu Sans" w:hAnsi="DejaVu Sans" w:eastAsia="DejaVu Sans" w:cs="DejaVu Sans"/>
-                <w:i w:val="false"/>
-                <w:b w:val="false"/>
-                <w:u w:val="none"/>
-                <w:sz w:val="22"/>
-                <w:szCs w:val="22"/>
-                <w:color w:val="000000"/>
-              </w:rPr>
-              <w:t xml:space="preserve">coHealth clinics, May 2025, 'active' patients</w:t>
-            </w:r>
-          </w:p>
-        </w:tc>
-      </w:tr>
-    </w:tbl>
-    <w:bookmarkEnd w:id="124"/>
-    <w:bookmarkEnd w:id="125"/>
+    <w:bookmarkEnd w:id="135"/>
+    <w:bookmarkEnd w:id="136"/>
     <w:sectPr/>
   </w:body>
 </w:document>
@@ -21333,7 +21424,7 @@
         <w:t xml:space="preserve">”</w:t>
       </w:r>
       <w:r>
-        <w:t xml:space="preserve">. Louise Stone et al, MJA Insight+, 8 August 2022.</w:t>
+        <w:t xml:space="preserve">. Louise Stone, Karen Spielman, Michael Tam, Johanna Lynch, May Su, Tim Senior, Karen Price, Sarah Chalmers, Gwendoline Burton. MJA Insight+, 8 August 2022.</w:t>
       </w:r>
     </w:p>
   </w:footnote>
@@ -21435,7 +21526,7 @@
         <w:t xml:space="preserve">”</w:t>
       </w:r>
       <w:r>
-        <w:t xml:space="preserve">. RKatteri, Research Roundup, Primary Health Care Research and Information Services (PHCRIS), Issue 22, December 2011.</w:t>
+        <w:t xml:space="preserve">. R Katteri, Research Roundup, Primary Health Care Research and Information Services (PHCRIS), Issue 22, December 2011.</w:t>
       </w:r>
     </w:p>
   </w:footnote>
@@ -21627,7 +21718,40 @@
       </w:r>
     </w:p>
   </w:footnote>
-  <w:footnote w:id="70">
+  <w:footnote w:id="69">
+    <w:p>
+      <w:pPr>
+        <w:pStyle w:val="FootnoteText"/>
+      </w:pPr>
+      <w:r>
+        <w:rPr>
+          <w:rStyle w:val="FootnoteReference"/>
+        </w:rPr>
+        <w:footnoteRef/>
+      </w:r>
+      <w:r>
+        <w:t xml:space="preserve"> </w:t>
+      </w:r>
+      <w:r>
+        <w:t xml:space="preserve">“</w:t>
+      </w:r>
+      <w:hyperlink r:id="rId70">
+        <w:r>
+          <w:rPr>
+            <w:rStyle w:val="Hyperlink"/>
+          </w:rPr>
+          <w:t xml:space="preserve">Australia’s health 2018</w:t>
+        </w:r>
+      </w:hyperlink>
+      <w:r>
+        <w:t xml:space="preserve">”</w:t>
+      </w:r>
+      <w:r>
+        <w:t xml:space="preserve">, Chapter 3.12, Mental Health. Australian Institute of Health and Welfare (AIHW), 2018.</w:t>
+      </w:r>
+    </w:p>
+  </w:footnote>
+  <w:footnote w:id="72">
     <w:p>
       <w:pPr>
         <w:pStyle w:val="FootnoteText"/>
@@ -21678,7 +21802,7 @@
       <w:r>
         <w:t xml:space="preserve"> </w:t>
       </w:r>
-      <w:hyperlink r:id="rId71">
+      <w:hyperlink r:id="rId73">
         <w:r>
           <w:rPr>
             <w:rStyle w:val="Hyperlink"/>
@@ -21711,7 +21835,7 @@
       </w:r>
     </w:p>
   </w:footnote>
-  <w:footnote w:id="75">
+  <w:footnote w:id="74">
     <w:p>
       <w:pPr>
         <w:pStyle w:val="FootnoteText"/>
@@ -21726,11 +21850,32 @@
         <w:t xml:space="preserve"> </w:t>
       </w:r>
       <w:r>
-        <w:t xml:space="preserve">It is to be noted that using clinic location as a random effect added little information to the model.</w:t>
+        <w:t xml:space="preserve">One possible reason a 2713 is billed, despite the relatively low financial return compared to an</w:t>
+      </w:r>
+      <w:r>
+        <w:t xml:space="preserve"> </w:t>
+      </w:r>
+      <w:r>
+        <w:t xml:space="preserve">‘item C’</w:t>
+      </w:r>
+      <w:r>
+        <w:t xml:space="preserve">, is because item 2713 - depending on the duration and content of the consult - can sometimes be</w:t>
+      </w:r>
+      <w:r>
+        <w:t xml:space="preserve"> </w:t>
+      </w:r>
+      <w:r>
+        <w:t xml:space="preserve">‘co-billed’</w:t>
+      </w:r>
+      <w:r>
+        <w:t xml:space="preserve"> </w:t>
+      </w:r>
+      <w:r>
+        <w:t xml:space="preserve">together with a standard consult item (such as level B or C consult).</w:t>
       </w:r>
     </w:p>
   </w:footnote>
-  <w:footnote w:id="76">
+  <w:footnote w:id="78">
     <w:p>
       <w:pPr>
         <w:pStyle w:val="FootnoteText"/>
@@ -21744,7 +21889,26 @@
       <w:r>
         <w:t xml:space="preserve"> </w:t>
       </w:r>
-      <w:hyperlink r:id="rId77">
+      <w:r>
+        <w:t xml:space="preserve">It is to be noted that using clinic location as a random effect added little information to the model.</w:t>
+      </w:r>
+    </w:p>
+  </w:footnote>
+  <w:footnote w:id="79">
+    <w:p>
+      <w:pPr>
+        <w:pStyle w:val="FootnoteText"/>
+      </w:pPr>
+      <w:r>
+        <w:rPr>
+          <w:rStyle w:val="FootnoteReference"/>
+        </w:rPr>
+        <w:footnoteRef/>
+      </w:r>
+      <w:r>
+        <w:t xml:space="preserve"> </w:t>
+      </w:r>
+      <w:hyperlink r:id="rId80">
         <w:r>
           <w:rPr>
             <w:rStyle w:val="Hyperlink"/>
@@ -21754,7 +21918,7 @@
       </w:hyperlink>
     </w:p>
   </w:footnote>
-  <w:footnote w:id="78">
+  <w:footnote w:id="81">
     <w:p>
       <w:pPr>
         <w:pStyle w:val="FootnoteText"/>
@@ -21768,7 +21932,7 @@
       <w:r>
         <w:t xml:space="preserve"> </w:t>
       </w:r>
-      <w:hyperlink r:id="rId79">
+      <w:hyperlink r:id="rId82">
         <w:r>
           <w:rPr>
             <w:rStyle w:val="Hyperlink"/>
@@ -21802,7 +21966,7 @@
       </w:hyperlink>
     </w:p>
   </w:footnote>
-  <w:footnote w:id="103">
+  <w:footnote w:id="106">
     <w:p>
       <w:pPr>
         <w:pStyle w:val="FootnoteText"/>
@@ -21819,7 +21983,7 @@
       <w:r>
         <w:t xml:space="preserve">“</w:t>
       </w:r>
-      <w:hyperlink r:id="rId104">
+      <w:hyperlink r:id="rId107">
         <w:r>
           <w:rPr>
             <w:rStyle w:val="Hyperlink"/>
@@ -21835,7 +21999,7 @@
       </w:r>
     </w:p>
   </w:footnote>
-  <w:footnote w:id="105">
+  <w:footnote w:id="108">
     <w:p>
       <w:pPr>
         <w:pStyle w:val="FootnoteText"/>
@@ -21852,7 +22016,43 @@
       <w:r>
         <w:t xml:space="preserve">“</w:t>
       </w:r>
-      <w:hyperlink r:id="rId106">
+      <w:hyperlink r:id="rId109">
+        <w:r>
+          <w:rPr>
+            <w:rStyle w:val="Hyperlink"/>
+          </w:rPr>
+          <w:t xml:space="preserve">A new Medicare: Strengthening general practice</w:t>
+        </w:r>
+      </w:hyperlink>
+      <w:r>
+        <w:t xml:space="preserve">”</w:t>
+      </w:r>
+      <w:r>
+        <w:t xml:space="preserve"> </w:t>
+      </w:r>
+      <w:r>
+        <w:t xml:space="preserve">Breadon, P., Romanes, D., Fox, L., Bolton, J., and Richardson, L. Grattan Institute, 2022</w:t>
+      </w:r>
+    </w:p>
+  </w:footnote>
+  <w:footnote w:id="113">
+    <w:p>
+      <w:pPr>
+        <w:pStyle w:val="FootnoteText"/>
+      </w:pPr>
+      <w:r>
+        <w:rPr>
+          <w:rStyle w:val="FootnoteReference"/>
+        </w:rPr>
+        <w:footnoteRef/>
+      </w:r>
+      <w:r>
+        <w:t xml:space="preserve"> </w:t>
+      </w:r>
+      <w:r>
+        <w:t xml:space="preserve">“</w:t>
+      </w:r>
+      <w:hyperlink r:id="rId109">
         <w:r>
           <w:rPr>
             <w:rStyle w:val="Hyperlink"/>

--- a/static/post/mhtpdisadvantage/MHTP.docx
+++ b/static/post/mhtpdisadvantage/MHTP.docx
@@ -255,33 +255,32 @@
           <w:tbl>
             <w:tblPr>
               <w:tblStyle w:val="Table"/>
-              <w:tblW w:type="pct" w:w="5000"/>
+              <w:tblW w:type="pct" w:w="2500"/>
               <w:tblLayout w:type="fixed"/>
               <w:tblLook w:firstRow="0" w:lastRow="0" w:firstColumn="0" w:lastColumn="0" w:noHBand="0" w:noVBand="0" w:val="0000"/>
             </w:tblPr>
             <w:tblGrid>
               <w:gridCol w:w="3960"/>
-              <w:gridCol w:w="3960"/>
             </w:tblGrid>
             <w:tr>
               <w:tc>
                 <w:tcPr/>
                 <w:p>
                   <w:pPr>
-                    <w:jc w:val="center"/>
+                    <w:jc w:val="left"/>
                     <w:jc w:val="center"/>
                   </w:pPr>
                   <w:r>
                     <w:drawing>
                       <wp:inline>
-                        <wp:extent cx="2971800" cy="2377440"/>
+                        <wp:extent cx="2400300" cy="1856232"/>
                         <wp:effectExtent b="0" l="0" r="0" t="0"/>
                         <wp:docPr descr="" title="" id="26" name="Picture"/>
                         <a:graphic>
                           <a:graphicData uri="http://schemas.openxmlformats.org/drawingml/2006/picture">
                             <pic:pic>
                               <pic:nvPicPr>
-                                <pic:cNvPr descr="MHTP_files/figure-docx/unnamed-chunk-4-1.png" id="27" name="Picture"/>
+                                <pic:cNvPr descr="./images/patients-with-recorded-mentalhealth.png" id="27" name="Picture"/>
                                 <pic:cNvPicPr>
                                   <a:picLocks noChangeArrowheads="1" noChangeAspect="1"/>
                                 </pic:cNvPicPr>
@@ -295,7 +294,7 @@
                               <pic:spPr bwMode="auto">
                                 <a:xfrm>
                                   <a:off x="0" y="0"/>
-                                  <a:ext cx="2971800" cy="2377440"/>
+                                  <a:ext cx="2400300" cy="1856232"/>
                                 </a:xfrm>
                                 <a:prstGeom prst="rect">
                                   <a:avLst/>
@@ -313,26 +312,20 @@
                       </wp:inline>
                     </w:drawing>
                   </w:r>
-                </w:p>
-              </w:tc>
-              <w:tc>
-                <w:tcPr/>
-                <w:p>
-                  <w:pPr>
-                    <w:jc w:val="center"/>
-                    <w:jc w:val="center"/>
-                  </w:pPr>
+                  <w:r>
+                    <w:t xml:space="preserve"> </w:t>
+                  </w:r>
                   <w:r>
                     <w:drawing>
                       <wp:inline>
-                        <wp:extent cx="2971800" cy="2377440"/>
+                        <wp:extent cx="2400300" cy="1856232"/>
                         <wp:effectExtent b="0" l="0" r="0" t="0"/>
                         <wp:docPr descr="" title="" id="29" name="Picture"/>
                         <a:graphic>
                           <a:graphicData uri="http://schemas.openxmlformats.org/drawingml/2006/picture">
                             <pic:pic>
                               <pic:nvPicPr>
-                                <pic:cNvPr descr="MHTP_files/figure-docx/unnamed-chunk-4-2.png" id="30" name="Picture"/>
+                                <pic:cNvPr descr="./images/proportion-of-consultation-lowprevalence.png" id="30" name="Picture"/>
                                 <pic:cNvPicPr>
                                   <a:picLocks noChangeArrowheads="1" noChangeAspect="1"/>
                                 </pic:cNvPicPr>
@@ -346,7 +339,7 @@
                               <pic:spPr bwMode="auto">
                                 <a:xfrm>
                                   <a:off x="0" y="0"/>
-                                  <a:ext cx="2971800" cy="2377440"/>
+                                  <a:ext cx="2400300" cy="1856232"/>
                                 </a:xfrm>
                                 <a:prstGeom prst="rect">
                                   <a:avLst/>
@@ -527,33 +520,32 @@
           <w:tbl>
             <w:tblPr>
               <w:tblStyle w:val="Table"/>
-              <w:tblW w:type="pct" w:w="5000"/>
+              <w:tblW w:type="pct" w:w="2500"/>
               <w:tblLayout w:type="fixed"/>
               <w:tblLook w:firstRow="0" w:lastRow="0" w:firstColumn="0" w:lastColumn="0" w:noHBand="0" w:noVBand="0" w:val="0000"/>
             </w:tblPr>
             <w:tblGrid>
               <w:gridCol w:w="3960"/>
-              <w:gridCol w:w="3960"/>
             </w:tblGrid>
             <w:tr>
               <w:tc>
                 <w:tcPr/>
                 <w:p>
                   <w:pPr>
-                    <w:jc w:val="center"/>
+                    <w:jc w:val="left"/>
                     <w:jc w:val="center"/>
                   </w:pPr>
                   <w:r>
                     <w:drawing>
                       <wp:inline>
-                        <wp:extent cx="2971800" cy="2377440"/>
+                        <wp:extent cx="2400300" cy="1856232"/>
                         <wp:effectExtent b="0" l="0" r="0" t="0"/>
                         <wp:docPr descr="" title="" id="42" name="Picture"/>
                         <a:graphic>
                           <a:graphicData uri="http://schemas.openxmlformats.org/drawingml/2006/picture">
                             <pic:pic>
                               <pic:nvPicPr>
-                                <pic:cNvPr descr="MHTP_files/figure-docx/unnamed-chunk-6-1.png" id="43" name="Picture"/>
+                                <pic:cNvPr descr="./images/eligible-patients-with-mhtp.png" id="43" name="Picture"/>
                                 <pic:cNvPicPr>
                                   <a:picLocks noChangeArrowheads="1" noChangeAspect="1"/>
                                 </pic:cNvPicPr>
@@ -567,7 +559,7 @@
                               <pic:spPr bwMode="auto">
                                 <a:xfrm>
                                   <a:off x="0" y="0"/>
-                                  <a:ext cx="2971800" cy="2377440"/>
+                                  <a:ext cx="2400300" cy="1856232"/>
                                 </a:xfrm>
                                 <a:prstGeom prst="rect">
                                   <a:avLst/>
@@ -585,26 +577,20 @@
                       </wp:inline>
                     </w:drawing>
                   </w:r>
-                </w:p>
-              </w:tc>
-              <w:tc>
-                <w:tcPr/>
-                <w:p>
-                  <w:pPr>
-                    <w:jc w:val="center"/>
-                    <w:jc w:val="center"/>
-                  </w:pPr>
+                  <w:r>
+                    <w:t xml:space="preserve"> </w:t>
+                  </w:r>
                   <w:r>
                     <w:drawing>
                       <wp:inline>
-                        <wp:extent cx="2971800" cy="2377440"/>
+                        <wp:extent cx="2400300" cy="1856232"/>
                         <wp:effectExtent b="0" l="0" r="0" t="0"/>
                         <wp:docPr descr="" title="" id="45" name="Picture"/>
                         <a:graphic>
                           <a:graphicData uri="http://schemas.openxmlformats.org/drawingml/2006/picture">
                             <pic:pic>
                               <pic:nvPicPr>
-                                <pic:cNvPr descr="MHTP_files/figure-docx/unnamed-chunk-6-2.png" id="46" name="Picture"/>
+                                <pic:cNvPr descr="./images/active-patients-with-mhtp.png" id="46" name="Picture"/>
                                 <pic:cNvPicPr>
                                   <a:picLocks noChangeArrowheads="1" noChangeAspect="1"/>
                                 </pic:cNvPicPr>
@@ -618,7 +604,7 @@
                               <pic:spPr bwMode="auto">
                                 <a:xfrm>
                                   <a:off x="0" y="0"/>
-                                  <a:ext cx="2971800" cy="2377440"/>
+                                  <a:ext cx="2400300" cy="1856232"/>
                                 </a:xfrm>
                                 <a:prstGeom prst="rect">
                                   <a:avLst/>

--- a/static/post/mhtpdisadvantage/MHTP.docx
+++ b/static/post/mhtpdisadvantage/MHTP.docx
@@ -251,7 +251,7 @@
       <w:tr>
         <w:tc>
           <w:tcPr/>
-          <w:bookmarkStart w:id="31" w:name="figure-mhtpdcp"/>
+          <w:bookmarkStart w:id="31" w:name="fig-mhtpdcp"/>
           <w:tbl>
             <w:tblPr>
               <w:tblStyle w:val="Table"/>
@@ -523,7 +523,7 @@
       <w:tr>
         <w:tc>
           <w:tcPr/>
-          <w:bookmarkStart w:id="47" w:name="figure-mhtp_dcp"/>
+          <w:bookmarkStart w:id="47" w:name="fig-mhtp_dcp"/>
           <w:tbl>
             <w:tblPr>
               <w:tblStyle w:val="Table"/>
@@ -1806,20 +1806,20 @@
         <w:t xml:space="preserve">4 Results</w:t>
       </w:r>
     </w:p>
+    <w:bookmarkStart w:id="85" w:name="tbl-tableone"/>
     <w:tbl>
       <w:tblPr>
         <w:tblStyle w:val="Table"/>
-        <w:tblW w:type="pct" w:w="5000"/>
+        <w:tblW w:type="pct" w:w="4900"/>
         <w:tblLayout w:type="fixed"/>
         <w:tblLook w:firstRow="0" w:lastRow="0" w:firstColumn="0" w:lastColumn="0" w:noHBand="0" w:noVBand="0" w:val="0000"/>
       </w:tblPr>
       <w:tblGrid>
-        <w:gridCol w:w="7920"/>
+        <w:gridCol w:w="7761"/>
       </w:tblGrid>
       <w:tr>
         <w:tc>
           <w:tcPr/>
-          <w:bookmarkStart w:id="85" w:name="table-tableone"/>
           <w:tbl xmlns:w="http://schemas.openxmlformats.org/wordprocessingml/2006/main" xmlns:r="http://schemas.openxmlformats.org/officeDocument/2006/relationships" xmlns:w14="http://schemas.microsoft.com/office/word/2010/wordml" xmlns:wp="http://schemas.openxmlformats.org/drawingml/2006/wordprocessingDrawing" xmlns:a="http://schemas.openxmlformats.org/drawingml/2006/main" xmlns:pic="http://schemas.openxmlformats.org/drawingml/2006/picture">
             <w:tblPr>
               <w:tblLayout w:type="fixed"/>
@@ -5740,25 +5740,25 @@
               </w:tc>
             </w:tr>
           </w:tbl>
-          <w:p>
-            <w:pPr>
-              <w:jc w:val="center"/>
-            </w:pPr>
-            <w:pPr>
-              <w:jc w:val="start"/>
-              <w:spacing w:before="200"/>
-              <w:pStyle w:val="ImageCaption"/>
-            </w:pPr>
-            <w:r>
-              <w:t xml:space="preserve">Table 1: Mental health treatment plans (claimed in the previous twelve months), concession card status and High- vs Low- prevalence mental health conditions.</w:t>
-            </w:r>
-          </w:p>
-          <w:bookmarkEnd w:id="85"/>
+          <w:p/>
         </w:tc>
       </w:tr>
     </w:tbl>
     <w:p>
       <w:pPr>
+        <w:pStyle w:val="FirstParagraph"/>
+      </w:pPr>
+      <w:pPr>
+        <w:spacing w:before="200"/>
+        <w:pStyle w:val="ImageCaption"/>
+      </w:pPr>
+      <w:r>
+        <w:t xml:space="preserve">Table 1: Mental health treatment plans (claimed in the previous twelve months), concession card status and High- vs Low- prevalence mental health conditions.</w:t>
+      </w:r>
+    </w:p>
+    <w:bookmarkEnd w:id="85"/>
+    <w:p>
+      <w:pPr>
         <w:pStyle w:val="BodyText"/>
       </w:pPr>
       <w:r>
@@ -5781,20 +5781,20 @@
         <w:t xml:space="preserve">A higher proportion of concession card holders were billed with a chronic disease management plan (item 721) in the previous year than those without a concession card (31.6% vs 21.6%, Odds ratio 1.779, p&lt;0.001). A higher proportion of patients with patients with low-prevalence mental health conditions were billed a chronic disease management plan in the previous year than those with a high-prevalence mental health condition (33.9% vs 28.6%, Odds ratio = 1.227, p=0.059), though the result is not statistically significant at the 5% level.</w:t>
       </w:r>
     </w:p>
+    <w:bookmarkStart w:id="86" w:name="tbl-mbs_concession"/>
     <w:tbl>
       <w:tblPr>
         <w:tblStyle w:val="Table"/>
-        <w:tblW w:type="pct" w:w="5000"/>
+        <w:tblW w:type="pct" w:w="4900"/>
         <w:tblLayout w:type="fixed"/>
         <w:tblLook w:firstRow="0" w:lastRow="0" w:firstColumn="0" w:lastColumn="0" w:noHBand="0" w:noVBand="0" w:val="0000"/>
       </w:tblPr>
       <w:tblGrid>
-        <w:gridCol w:w="7920"/>
+        <w:gridCol w:w="7761"/>
       </w:tblGrid>
       <w:tr>
         <w:tc>
           <w:tcPr/>
-          <w:bookmarkStart w:id="86" w:name="table-mbs_concession"/>
           <w:tbl xmlns:w="http://schemas.openxmlformats.org/wordprocessingml/2006/main" xmlns:r="http://schemas.openxmlformats.org/officeDocument/2006/relationships" xmlns:w14="http://schemas.microsoft.com/office/word/2010/wordml" xmlns:wp="http://schemas.openxmlformats.org/drawingml/2006/wordprocessingDrawing" xmlns:a="http://schemas.openxmlformats.org/drawingml/2006/main" xmlns:pic="http://schemas.openxmlformats.org/drawingml/2006/picture">
             <w:tblPr>
               <w:tblLayout w:type="fixed"/>
@@ -7535,45 +7535,45 @@
               </w:tc>
             </w:tr>
           </w:tbl>
-          <w:p>
-            <w:pPr>
-              <w:jc w:val="center"/>
-            </w:pPr>
-            <w:pPr>
-              <w:jc w:val="start"/>
-              <w:spacing w:before="200"/>
-              <w:pStyle w:val="ImageCaption"/>
-            </w:pPr>
-            <w:r>
-              <w:t xml:space="preserve">Table 2: MBS items by concession card status</w:t>
-            </w:r>
-          </w:p>
-          <w:bookmarkEnd w:id="86"/>
+          <w:p/>
         </w:tc>
       </w:tr>
     </w:tbl>
     <w:p>
       <w:pPr>
+        <w:pStyle w:val="FirstParagraph"/>
+      </w:pPr>
+      <w:pPr>
+        <w:spacing w:before="200"/>
+        <w:pStyle w:val="ImageCaption"/>
+      </w:pPr>
+      <w:r>
+        <w:t xml:space="preserve">Table 2: MBS items by concession card status</w:t>
+      </w:r>
+    </w:p>
+    <w:bookmarkEnd w:id="86"/>
+    <w:p>
+      <w:pPr>
         <w:pStyle w:val="BodyText"/>
       </w:pPr>
       <w:r>
         <w:t xml:space="preserve"> </w:t>
       </w:r>
     </w:p>
+    <w:bookmarkStart w:id="87" w:name="tbl-mbs_condition"/>
     <w:tbl>
       <w:tblPr>
         <w:tblStyle w:val="Table"/>
-        <w:tblW w:type="pct" w:w="5000"/>
+        <w:tblW w:type="pct" w:w="4900"/>
         <w:tblLayout w:type="fixed"/>
         <w:tblLook w:firstRow="0" w:lastRow="0" w:firstColumn="0" w:lastColumn="0" w:noHBand="0" w:noVBand="0" w:val="0000"/>
       </w:tblPr>
       <w:tblGrid>
-        <w:gridCol w:w="7920"/>
+        <w:gridCol w:w="7761"/>
       </w:tblGrid>
       <w:tr>
         <w:tc>
           <w:tcPr/>
-          <w:bookmarkStart w:id="87" w:name="table-mbs_condition"/>
           <w:tbl xmlns:w="http://schemas.openxmlformats.org/wordprocessingml/2006/main" xmlns:r="http://schemas.openxmlformats.org/officeDocument/2006/relationships" xmlns:w14="http://schemas.microsoft.com/office/word/2010/wordml" xmlns:wp="http://schemas.openxmlformats.org/drawingml/2006/wordprocessingDrawing" xmlns:a="http://schemas.openxmlformats.org/drawingml/2006/main" xmlns:pic="http://schemas.openxmlformats.org/drawingml/2006/picture">
             <w:tblPr>
               <w:tblLayout w:type="fixed"/>
@@ -9314,38 +9314,37 @@
               </w:tc>
             </w:tr>
           </w:tbl>
-          <w:p>
-            <w:pPr>
-              <w:jc w:val="center"/>
-            </w:pPr>
-            <w:pPr>
-              <w:jc w:val="start"/>
-              <w:spacing w:before="200"/>
-              <w:pStyle w:val="ImageCaption"/>
-            </w:pPr>
-            <w:r>
-              <w:t xml:space="preserve">Table 3: MBS items by high- and low- prevalence mental health conditions</w:t>
-            </w:r>
-          </w:p>
-          <w:bookmarkEnd w:id="87"/>
+          <w:p/>
         </w:tc>
       </w:tr>
     </w:tbl>
-    <w:p/>
+    <w:p>
+      <w:pPr>
+        <w:pStyle w:val="FirstParagraph"/>
+      </w:pPr>
+      <w:pPr>
+        <w:spacing w:before="200"/>
+        <w:pStyle w:val="ImageCaption"/>
+      </w:pPr>
+      <w:r>
+        <w:t xml:space="preserve">Table 3: MBS items by high- and low- prevalence mental health conditions</w:t>
+      </w:r>
+    </w:p>
+    <w:bookmarkEnd w:id="87"/>
+    <w:bookmarkStart w:id="88" w:name="tbl-logistic"/>
     <w:tbl>
       <w:tblPr>
         <w:tblStyle w:val="Table"/>
-        <w:tblW w:type="pct" w:w="5000"/>
+        <w:tblW w:type="pct" w:w="4900"/>
         <w:tblLayout w:type="fixed"/>
         <w:tblLook w:firstRow="0" w:lastRow="0" w:firstColumn="0" w:lastColumn="0" w:noHBand="0" w:noVBand="0" w:val="0000"/>
       </w:tblPr>
       <w:tblGrid>
-        <w:gridCol w:w="7920"/>
+        <w:gridCol w:w="7761"/>
       </w:tblGrid>
       <w:tr>
         <w:tc>
           <w:tcPr/>
-          <w:bookmarkStart w:id="88" w:name="table-logistic"/>
           <w:tbl xmlns:w="http://schemas.openxmlformats.org/wordprocessingml/2006/main" xmlns:r="http://schemas.openxmlformats.org/officeDocument/2006/relationships" xmlns:w14="http://schemas.microsoft.com/office/word/2010/wordml" xmlns:wp="http://schemas.openxmlformats.org/drawingml/2006/wordprocessingDrawing" xmlns:a="http://schemas.openxmlformats.org/drawingml/2006/main" xmlns:pic="http://schemas.openxmlformats.org/drawingml/2006/picture">
             <w:tblPr>
               <w:tblLayout w:type="fixed"/>
@@ -15955,23 +15954,23 @@
               </w:tc>
             </w:tr>
           </w:tbl>
-          <w:p>
-            <w:pPr>
-              <w:jc w:val="center"/>
-            </w:pPr>
-            <w:pPr>
-              <w:jc w:val="start"/>
-              <w:spacing w:before="200"/>
-              <w:pStyle w:val="ImageCaption"/>
-            </w:pPr>
-            <w:r>
-              <w:t xml:space="preserve">Table 4: Logistic model, MBS items by concession status and mental health condition</w:t>
-            </w:r>
-          </w:p>
-          <w:bookmarkEnd w:id="88"/>
+          <w:p/>
         </w:tc>
       </w:tr>
     </w:tbl>
+    <w:p>
+      <w:pPr>
+        <w:pStyle w:val="FirstParagraph"/>
+      </w:pPr>
+      <w:pPr>
+        <w:spacing w:before="200"/>
+        <w:pStyle w:val="ImageCaption"/>
+      </w:pPr>
+      <w:r>
+        <w:t xml:space="preserve">Table 4: Logistic model, MBS items by concession status and mental health condition</w:t>
+      </w:r>
+    </w:p>
+    <w:bookmarkEnd w:id="88"/>
     <w:p>
       <w:pPr>
         <w:pStyle w:val="BodyText"/>
@@ -15993,7 +15992,7 @@
       <w:tr>
         <w:tc>
           <w:tcPr/>
-          <w:bookmarkStart w:id="92" w:name="figure-oddsratio"/>
+          <w:bookmarkStart w:id="92" w:name="fig-oddsratio"/>
           <w:p>
             <w:pPr>
               <w:jc w:val="center"/>
@@ -16134,7 +16133,7 @@
       <w:tr>
         <w:tc>
           <w:tcPr/>
-          <w:bookmarkStart w:id="101" w:name="figure-medicare_alliedhealth"/>
+          <w:bookmarkStart w:id="101" w:name="fig-medicare_alliedhealth"/>
           <w:p>
             <w:pPr>
               <w:pStyle w:val="Compact"/>
@@ -16469,7 +16468,7 @@
       <w:tr>
         <w:tc>
           <w:tcPr/>
-          <w:bookmarkStart w:id="106" w:name="figure-dcp_mhtpeligible"/>
+          <w:bookmarkStart w:id="106" w:name="fig-dcp_mhtpeligible"/>
           <w:p>
             <w:pPr>
               <w:pStyle w:val="Compact"/>
@@ -16556,7 +16555,7 @@
       <w:tr>
         <w:tc>
           <w:tcPr/>
-          <w:bookmarkStart w:id="110" w:name="figure-dcp_national"/>
+          <w:bookmarkStart w:id="110" w:name="fig-dcp_national"/>
           <w:p>
             <w:pPr>
               <w:pStyle w:val="Compact"/>
@@ -17046,7 +17045,7 @@
       <w:tr>
         <w:tc>
           <w:tcPr/>
-          <w:bookmarkStart w:id="118" w:name="figure-pencs"/>
+          <w:bookmarkStart w:id="118" w:name="fig-pencs"/>
           <w:p>
             <w:pPr>
               <w:pStyle w:val="Compact"/>
@@ -17525,20 +17524,20 @@
         <w:t xml:space="preserve">6.3 Supplementary tables</w:t>
       </w:r>
     </w:p>
+    <w:bookmarkStart w:id="120" w:name="tbl-mh2713_by_clinic"/>
     <w:tbl>
       <w:tblPr>
         <w:tblStyle w:val="Table"/>
-        <w:tblW w:type="pct" w:w="5000"/>
+        <w:tblW w:type="pct" w:w="4900"/>
         <w:tblLayout w:type="fixed"/>
         <w:tblLook w:firstRow="0" w:lastRow="0" w:firstColumn="0" w:lastColumn="0" w:noHBand="0" w:noVBand="0" w:val="0000"/>
       </w:tblPr>
       <w:tblGrid>
-        <w:gridCol w:w="7920"/>
+        <w:gridCol w:w="7761"/>
       </w:tblGrid>
       <w:tr>
         <w:tc>
           <w:tcPr/>
-          <w:bookmarkStart w:id="120" w:name="table-mh2713_by_clinic"/>
           <w:tbl xmlns:w="http://schemas.openxmlformats.org/wordprocessingml/2006/main" xmlns:r="http://schemas.openxmlformats.org/officeDocument/2006/relationships" xmlns:w14="http://schemas.microsoft.com/office/word/2010/wordml" xmlns:wp="http://schemas.openxmlformats.org/drawingml/2006/wordprocessingDrawing" xmlns:a="http://schemas.openxmlformats.org/drawingml/2006/main" xmlns:pic="http://schemas.openxmlformats.org/drawingml/2006/picture">
             <w:tblPr>
               <w:tblLayout w:type="fixed"/>
@@ -19239,45 +19238,45 @@
               </w:tc>
             </w:tr>
           </w:tbl>
-          <w:p>
-            <w:pPr>
-              <w:jc w:val="center"/>
-            </w:pPr>
-            <w:pPr>
-              <w:jc w:val="start"/>
-              <w:spacing w:before="200"/>
-              <w:pStyle w:val="ImageCaption"/>
-            </w:pPr>
-            <w:r>
-              <w:t xml:space="preserve">Table 5: Mental health GP consultations (MBS 2713) claimed in the previous twelve months, by clinic site.</w:t>
-            </w:r>
-          </w:p>
-          <w:bookmarkEnd w:id="120"/>
+          <w:p/>
         </w:tc>
       </w:tr>
     </w:tbl>
     <w:p>
       <w:pPr>
+        <w:pStyle w:val="FirstParagraph"/>
+      </w:pPr>
+      <w:pPr>
+        <w:spacing w:before="200"/>
+        <w:pStyle w:val="ImageCaption"/>
+      </w:pPr>
+      <w:r>
+        <w:t xml:space="preserve">Table 5: Mental health GP consultations (MBS 2713) claimed in the previous twelve months, by clinic site.</w:t>
+      </w:r>
+    </w:p>
+    <w:bookmarkEnd w:id="120"/>
+    <w:p>
+      <w:pPr>
         <w:pStyle w:val="BodyText"/>
       </w:pPr>
       <w:r>
         <w:t xml:space="preserve"> </w:t>
       </w:r>
     </w:p>
+    <w:bookmarkStart w:id="121" w:name="tbl-gpmp_by_clinic"/>
     <w:tbl>
       <w:tblPr>
         <w:tblStyle w:val="Table"/>
-        <w:tblW w:type="pct" w:w="5000"/>
+        <w:tblW w:type="pct" w:w="4900"/>
         <w:tblLayout w:type="fixed"/>
         <w:tblLook w:firstRow="0" w:lastRow="0" w:firstColumn="0" w:lastColumn="0" w:noHBand="0" w:noVBand="0" w:val="0000"/>
       </w:tblPr>
       <w:tblGrid>
-        <w:gridCol w:w="7920"/>
+        <w:gridCol w:w="7761"/>
       </w:tblGrid>
       <w:tr>
         <w:tc>
           <w:tcPr/>
-          <w:bookmarkStart w:id="121" w:name="table-gpmp_by_clinic"/>
           <w:tbl xmlns:w="http://schemas.openxmlformats.org/wordprocessingml/2006/main" xmlns:r="http://schemas.openxmlformats.org/officeDocument/2006/relationships" xmlns:w14="http://schemas.microsoft.com/office/word/2010/wordml" xmlns:wp="http://schemas.openxmlformats.org/drawingml/2006/wordprocessingDrawing" xmlns:a="http://schemas.openxmlformats.org/drawingml/2006/main" xmlns:pic="http://schemas.openxmlformats.org/drawingml/2006/picture">
             <w:tblPr>
               <w:tblLayout w:type="fixed"/>
@@ -20978,23 +20977,23 @@
               </w:tc>
             </w:tr>
           </w:tbl>
-          <w:p>
-            <w:pPr>
-              <w:jc w:val="center"/>
-            </w:pPr>
-            <w:pPr>
-              <w:jc w:val="start"/>
-              <w:spacing w:before="200"/>
-              <w:pStyle w:val="ImageCaption"/>
-            </w:pPr>
-            <w:r>
-              <w:t xml:space="preserve">Table 6: GP chronic disease management plans (MBS item 721) claimed in the previous twelve months, by clinic site.</w:t>
-            </w:r>
-          </w:p>
-          <w:bookmarkEnd w:id="121"/>
+          <w:p/>
         </w:tc>
       </w:tr>
     </w:tbl>
+    <w:p>
+      <w:pPr>
+        <w:pStyle w:val="FirstParagraph"/>
+      </w:pPr>
+      <w:pPr>
+        <w:spacing w:before="200"/>
+        <w:pStyle w:val="ImageCaption"/>
+      </w:pPr>
+      <w:r>
+        <w:t xml:space="preserve">Table 6: GP chronic disease management plans (MBS item 721) claimed in the previous twelve months, by clinic site.</w:t>
+      </w:r>
+    </w:p>
+    <w:bookmarkEnd w:id="121"/>
     <w:bookmarkEnd w:id="122"/>
     <w:bookmarkStart w:id="135" w:name="supplementary-plots"/>
     <w:p>
@@ -21018,7 +21017,7 @@
       <w:tr>
         <w:tc>
           <w:tcPr/>
-          <w:bookmarkStart w:id="126" w:name="figure-mhtp_effects"/>
+          <w:bookmarkStart w:id="126" w:name="fig-mhtp_effects"/>
           <w:p>
             <w:pPr>
               <w:jc w:val="center"/>
@@ -21104,7 +21103,7 @@
       <w:tr>
         <w:tc>
           <w:tcPr/>
-          <w:bookmarkStart w:id="130" w:name="figure-mh2713_effects"/>
+          <w:bookmarkStart w:id="130" w:name="fig-mh2713_effects"/>
           <w:p>
             <w:pPr>
               <w:jc w:val="center"/>
@@ -21190,7 +21189,7 @@
       <w:tr>
         <w:tc>
           <w:tcPr/>
-          <w:bookmarkStart w:id="134" w:name="figure-gpmp-effects"/>
+          <w:bookmarkStart w:id="134" w:name="fig-gpmp-effects"/>
           <w:p>
             <w:pPr>
               <w:jc w:val="center"/>

--- a/static/post/mhtpdisadvantage/MHTP.docx
+++ b/static/post/mhtpdisadvantage/MHTP.docx
@@ -11843,7 +11843,7 @@
                       <w:szCs w:val="16"/>
                       <w:color w:val="000000"/>
                     </w:rPr>
-                    <w:t xml:space="preserve"/>
+                    <w:t xml:space="preserve">[1.138, 1.874]</w:t>
                   </w:r>
                 </w:p>
               </w:tc>
@@ -11999,7 +11999,7 @@
                       <w:szCs w:val="16"/>
                       <w:color w:val="000000"/>
                     </w:rPr>
-                    <w:t xml:space="preserve"/>
+                    <w:t xml:space="preserve">[1.141, 2.175]</w:t>
                   </w:r>
                 </w:p>
               </w:tc>
@@ -12155,7 +12155,7 @@
                       <w:szCs w:val="16"/>
                       <w:color w:val="000000"/>
                     </w:rPr>
-                    <w:t xml:space="preserve"/>
+                    <w:t xml:space="preserve">[1.221, 2.149]</w:t>
                   </w:r>
                 </w:p>
               </w:tc>
@@ -12317,7 +12317,7 @@
                       <w:szCs w:val="16"/>
                       <w:color w:val="000000"/>
                     </w:rPr>
-                    <w:t xml:space="preserve">2544</w:t>
+                    <w:t xml:space="preserve">20</w:t>
                   </w:r>
                 </w:p>
               </w:tc>
@@ -12473,7 +12473,7 @@
                       <w:szCs w:val="16"/>
                       <w:color w:val="000000"/>
                     </w:rPr>
-                    <w:t xml:space="preserve">2544</w:t>
+                    <w:t xml:space="preserve">20</w:t>
                   </w:r>
                 </w:p>
               </w:tc>
@@ -12629,7 +12629,7 @@
                       <w:szCs w:val="16"/>
                       <w:color w:val="000000"/>
                     </w:rPr>
-                    <w:t xml:space="preserve">2544</w:t>
+                    <w:t xml:space="preserve">20</w:t>
                   </w:r>
                 </w:p>
               </w:tc>
@@ -12843,7 +12843,7 @@
                       <w:szCs w:val="16"/>
                       <w:color w:val="000000"/>
                     </w:rPr>
-                    <w:t xml:space="preserve">0.008</w:t>
+                    <w:t xml:space="preserve">0.303</w:t>
                   </w:r>
                 </w:p>
               </w:tc>
@@ -12999,7 +12999,7 @@
                       <w:szCs w:val="16"/>
                       <w:color w:val="000000"/>
                     </w:rPr>
-                    <w:t xml:space="preserve">0.018</w:t>
+                    <w:t xml:space="preserve">0.420</w:t>
                   </w:r>
                 </w:p>
               </w:tc>
@@ -13155,7 +13155,7 @@
                       <w:szCs w:val="16"/>
                       <w:color w:val="000000"/>
                     </w:rPr>
-                    <w:t xml:space="preserve">0.018</w:t>
+                    <w:t xml:space="preserve">0.355</w:t>
                   </w:r>
                 </w:p>
               </w:tc>
@@ -13369,7 +13369,7 @@
                       <w:szCs w:val="16"/>
                       <w:color w:val="000000"/>
                     </w:rPr>
-                    <w:t xml:space="preserve">0.032</w:t>
+                    <w:t xml:space="preserve">0.832</w:t>
                   </w:r>
                 </w:p>
               </w:tc>
@@ -13525,7 +13525,7 @@
                       <w:szCs w:val="16"/>
                       <w:color w:val="000000"/>
                     </w:rPr>
-                    <w:t xml:space="preserve">0.048</w:t>
+                    <w:t xml:space="preserve">0.883</w:t>
                   </w:r>
                 </w:p>
               </w:tc>
@@ -13681,7 +13681,7 @@
                       <w:szCs w:val="16"/>
                       <w:color w:val="000000"/>
                     </w:rPr>
-                    <w:t xml:space="preserve">0.061</w:t>
+                    <w:t xml:space="preserve">0.907</w:t>
                   </w:r>
                 </w:p>
               </w:tc>
@@ -13895,7 +13895,7 @@
                       <w:szCs w:val="16"/>
                       <w:color w:val="000000"/>
                     </w:rPr>
-                    <w:t xml:space="preserve">1922.6</w:t>
+                    <w:t xml:space="preserve">118.7</w:t>
                   </w:r>
                 </w:p>
               </w:tc>
@@ -14051,7 +14051,7 @@
                       <w:szCs w:val="16"/>
                       <w:color w:val="000000"/>
                     </w:rPr>
-                    <w:t xml:space="preserve">1335.8</w:t>
+                    <w:t xml:space="preserve">111.8</w:t>
                   </w:r>
                 </w:p>
               </w:tc>
@@ -14207,7 +14207,7 @@
                       <w:szCs w:val="16"/>
                       <w:color w:val="000000"/>
                     </w:rPr>
-                    <w:t xml:space="preserve">3020.7</w:t>
+                    <w:t xml:space="preserve">123.3</w:t>
                   </w:r>
                 </w:p>
               </w:tc>
@@ -14421,7 +14421,7 @@
                       <w:szCs w:val="16"/>
                       <w:color w:val="000000"/>
                     </w:rPr>
-                    <w:t xml:space="preserve">1946.0</w:t>
+                    <w:t xml:space="preserve">122.7</w:t>
                   </w:r>
                 </w:p>
               </w:tc>
@@ -14577,7 +14577,7 @@
                       <w:szCs w:val="16"/>
                       <w:color w:val="000000"/>
                     </w:rPr>
-                    <w:t xml:space="preserve">1359.1</w:t>
+                    <w:t xml:space="preserve">115.8</w:t>
                   </w:r>
                 </w:p>
               </w:tc>
@@ -14733,7 +14733,7 @@
                       <w:szCs w:val="16"/>
                       <w:color w:val="000000"/>
                     </w:rPr>
-                    <w:t xml:space="preserve">3044.0</w:t>
+                    <w:t xml:space="preserve">127.3</w:t>
                   </w:r>
                 </w:p>
               </w:tc>
@@ -14947,7 +14947,7 @@
                       <w:szCs w:val="16"/>
                       <w:color w:val="000000"/>
                     </w:rPr>
-                    <w:t xml:space="preserve">0.0</w:t>
+                    <w:t xml:space="preserve">0.8</w:t>
                   </w:r>
                 </w:p>
               </w:tc>
@@ -15103,7 +15103,7 @@
                       <w:szCs w:val="16"/>
                       <w:color w:val="000000"/>
                     </w:rPr>
-                    <w:t xml:space="preserve">0.0</w:t>
+                    <w:t xml:space="preserve">0.8</w:t>
                   </w:r>
                 </w:p>
               </w:tc>
@@ -15259,7 +15259,7 @@
                       <w:szCs w:val="16"/>
                       <w:color w:val="000000"/>
                     </w:rPr>
-                    <w:t xml:space="preserve">0.0</w:t>
+                    <w:t xml:space="preserve">0.9</w:t>
                   </w:r>
                 </w:p>
               </w:tc>
@@ -15473,7 +15473,7 @@
                       <w:szCs w:val="16"/>
                       <w:color w:val="000000"/>
                     </w:rPr>
-                    <w:t xml:space="preserve">0.33</w:t>
+                    <w:t xml:space="preserve">0.05</w:t>
                   </w:r>
                 </w:p>
               </w:tc>
@@ -15629,7 +15629,7 @@
                       <w:szCs w:val="16"/>
                       <w:color w:val="000000"/>
                     </w:rPr>
-                    <w:t xml:space="preserve">0.26</w:t>
+                    <w:t xml:space="preserve">0.07</w:t>
                   </w:r>
                 </w:p>
               </w:tc>
@@ -15785,7 +15785,7 @@
                       <w:szCs w:val="16"/>
                       <w:color w:val="000000"/>
                     </w:rPr>
-                    <w:t xml:space="preserve">0.45</w:t>
+                    <w:t xml:space="preserve">0.06</w:t>
                   </w:r>
                 </w:p>
               </w:tc>
